--- a/Печать/Печать-04 (1 сент - ХХ 2026)/61-ХХ Лев Толстой. Анна Каренина.docx
+++ b/Печать/Печать-04 (1 сент - ХХ 2026)/61-ХХ Лев Толстой. Анна Каренина.docx
@@ -1950,6 +1950,91 @@
     </w:p>
     <w:p>
       <w:pPr>
+        <w:pStyle w:val="11"/>
+        <w:bidi w:val="0"/>
+        <w:rPr>
+          <w:rFonts w:hint="default"/>
+          <w:lang w:val="ru-RU" w:eastAsia="zh-CN"/>
+        </w:rPr>
+      </w:pPr>
+      <w:r>
+        <w:rPr>
+          <w:rFonts w:hint="default"/>
+          <w:lang w:val="ru-RU" w:eastAsia="zh-CN"/>
+        </w:rPr>
+        <w:t>Люди, которые делать ничего не могут, должны делать людей, а остальные — содействовать их просвещению и счастью.</w:t>
+      </w:r>
+    </w:p>
+    <w:p>
+      <w:pPr>
+        <w:pStyle w:val="11"/>
+        <w:bidi w:val="0"/>
+        <w:rPr>
+          <w:rFonts w:hint="default"/>
+          <w:lang w:val="ru-RU" w:eastAsia="zh-CN"/>
+        </w:rPr>
+      </w:pPr>
+      <w:r>
+        <w:rPr>
+          <w:rFonts w:hint="default"/>
+          <w:lang w:val="ru-RU" w:eastAsia="zh-CN"/>
+        </w:rPr>
+        <w:t>Он без малейшего усилия избегал всех разговоров, которые могли бы повести к неловкости.</w:t>
+      </w:r>
+    </w:p>
+    <w:p>
+      <w:pPr>
+        <w:pStyle w:val="11"/>
+        <w:bidi w:val="0"/>
+        <w:rPr>
+          <w:rFonts w:hint="default"/>
+          <w:lang w:val="ru-RU" w:eastAsia="zh-CN"/>
+        </w:rPr>
+      </w:pPr>
+      <w:r>
+        <w:rPr>
+          <w:rFonts w:hint="default"/>
+          <w:lang w:val="ru-RU" w:eastAsia="zh-CN"/>
+        </w:rPr>
+        <w:t>Вронского удивляло и огорчало то раздраженное волнение, с которым Голенищев говорил о занимавшем его предмете. Чем дальше он говорил, тем больше у него разгорались глаза, тем поспешнее он возражал мнимым противникам и тем тревожнее и оскорбленнее становилось выражение его лица. Несчастье, почти умопомешательство, видно было в этом подвижном, довольно красивом лице в то время, как он, не замечая даже выхода Анны, продолжал торопливо и горячо высказывать свои мысли.</w:t>
+      </w:r>
+    </w:p>
+    <w:p>
+      <w:pPr>
+        <w:pStyle w:val="11"/>
+        <w:bidi w:val="0"/>
+        <w:rPr>
+          <w:rFonts w:hint="default"/>
+          <w:lang w:val="ru-RU" w:eastAsia="zh-CN"/>
+        </w:rPr>
+      </w:pPr>
+      <w:r>
+        <w:rPr>
+          <w:rFonts w:hint="default"/>
+          <w:lang w:val="ru-RU" w:eastAsia="zh-CN"/>
+        </w:rPr>
+        <w:t>Картина ваша так хороша, что мое замечание не может повредить ей.</w:t>
+      </w:r>
+    </w:p>
+    <w:p>
+      <w:pPr>
+        <w:pStyle w:val="11"/>
+        <w:bidi w:val="0"/>
+        <w:rPr>
+          <w:rFonts w:hint="default"/>
+          <w:lang w:val="ru-RU" w:eastAsia="zh-CN"/>
+        </w:rPr>
+      </w:pPr>
+      <w:r>
+        <w:rPr>
+          <w:rFonts w:hint="default"/>
+          <w:lang w:val="ru-RU" w:eastAsia="zh-CN"/>
+        </w:rPr>
+        <w:t>Убеждение Голенищева в таланте Вронского поддерживалось еще и тем, что ему нужно было сочувствие и похвалы Вронского его статьям и мыслям, и он чувствовал, что похвалы и поддержка должны быть взаимны.</w:t>
+      </w:r>
+    </w:p>
+    <w:p>
+      <w:pPr>
         <w:pStyle w:val="10"/>
         <w:bidi w:val="0"/>
         <w:rPr>
@@ -4604,7 +4689,681 @@
           <w:rFonts w:hint="default"/>
           <w:lang w:val="ru-RU" w:eastAsia="zh-CN"/>
         </w:rPr>
-        <w:t>Соперник для виду поддержал Каренина и добавил еще заведомо абсурдных и плохих идей. А когда стало очевидно, что делается фигня, то сказал, что Каренин это все придумывал, чтобы подсидеть его</w:t>
+        <w:t>Соперник для виду поддержал Каренина и добавил еще заведомо абсурдных и плохих идей. А когда стало очевидно, что делается фигня, то сказал, что Каренин это все придумывал, чтобы подсидеть его.</w:t>
+      </w:r>
+    </w:p>
+    <w:p>
+      <w:pPr>
+        <w:pStyle w:val="13"/>
+        <w:bidi w:val="0"/>
+        <w:rPr>
+          <w:rFonts w:hint="default"/>
+          <w:lang w:val="ru-RU" w:eastAsia="zh-CN"/>
+        </w:rPr>
+      </w:pPr>
+      <w:r>
+        <w:rPr>
+          <w:rFonts w:hint="default"/>
+          <w:lang w:val="ru-RU" w:eastAsia="zh-CN"/>
+        </w:rPr>
+        <w:t>Стремов вдруг перешел на сторону Алексея Александровича и с жаром не только защищал приведение в действие мер, предлагаемых Карениным, но и предлагал другие крайние в том же духе. Меры эти, усиленные еще против того, что было основной мыслью Алексея Александровича, были приняты, и тогда обнажилась тактика Стремова. Меры эти, доведенные до крайности, вдруг оказались так глупы, что все обрушилось на эти меры, выражая свое негодование и против самих мер, и против их признанного отца, Алексея Александровича. Стремов же отстранился, делая вид, что он только слепо следовал плану Каренина и теперь сам удивлен и возмущен тем, что сделано. Это подрезало Алексея Александровича.</w:t>
+      </w:r>
+    </w:p>
+    <w:p>
+      <w:pPr>
+        <w:pStyle w:val="12"/>
+        <w:bidi w:val="0"/>
+        <w:rPr>
+          <w:rFonts w:hint="default"/>
+          <w:lang w:val="ru-RU" w:eastAsia="zh-CN"/>
+        </w:rPr>
+      </w:pPr>
+      <w:r>
+        <w:rPr>
+          <w:rFonts w:hint="default"/>
+          <w:lang w:val="ru-RU" w:eastAsia="zh-CN"/>
+        </w:rPr>
+        <w:t>Коротко про идею Левина насчет хозяйства.</w:t>
+      </w:r>
+    </w:p>
+    <w:p>
+      <w:pPr>
+        <w:pStyle w:val="13"/>
+        <w:bidi w:val="0"/>
+        <w:rPr>
+          <w:rFonts w:hint="default"/>
+          <w:lang w:val="ru-RU" w:eastAsia="zh-CN"/>
+        </w:rPr>
+      </w:pPr>
+      <w:r>
+        <w:rPr>
+          <w:rFonts w:hint="default"/>
+          <w:lang w:val="ru-RU" w:eastAsia="zh-CN"/>
+        </w:rPr>
+        <w:t>В России не может быть вопроса рабочего. В России вопрос отношения рабочего народа к земле.</w:t>
+      </w:r>
+    </w:p>
+    <w:p>
+      <w:pPr>
+        <w:pStyle w:val="12"/>
+        <w:bidi w:val="0"/>
+        <w:rPr>
+          <w:rFonts w:hint="default"/>
+          <w:lang w:val="ru-RU" w:eastAsia="zh-CN"/>
+        </w:rPr>
+      </w:pPr>
+      <w:r>
+        <w:rPr>
+          <w:rFonts w:hint="default"/>
+          <w:lang w:val="ru-RU" w:eastAsia="zh-CN"/>
+        </w:rPr>
+        <w:t>Левин считает, что мысли о смерти успокаивают, хотя и отнимают счастье. Но он так думает, пока расстроен от одиночества. Потом он помирится с Кити и будет счастлив.</w:t>
+      </w:r>
+    </w:p>
+    <w:p>
+      <w:pPr>
+        <w:pStyle w:val="13"/>
+        <w:bidi w:val="0"/>
+        <w:rPr>
+          <w:rFonts w:hint="default"/>
+          <w:lang w:val="ru-RU" w:eastAsia="zh-CN"/>
+        </w:rPr>
+      </w:pPr>
+      <w:r>
+        <w:rPr>
+          <w:rFonts w:hint="default"/>
+          <w:lang w:val="ru-RU" w:eastAsia="zh-CN"/>
+        </w:rPr>
+        <w:t>Когда поймешь, что нынче-завтра умрешь и ничего не останется, то так все ничтожно! Прелести в жизни меньше, когда думаешь о смерти, — но спокойнее.</w:t>
+      </w:r>
+    </w:p>
+    <w:p>
+      <w:pPr>
+        <w:pStyle w:val="12"/>
+        <w:bidi w:val="0"/>
+        <w:rPr>
+          <w:rFonts w:hint="default"/>
+          <w:lang w:val="ru-RU" w:eastAsia="zh-CN"/>
+        </w:rPr>
+      </w:pPr>
+      <w:r>
+        <w:rPr>
+          <w:rFonts w:hint="default"/>
+          <w:lang w:val="ru-RU" w:eastAsia="zh-CN"/>
+        </w:rPr>
+        <w:t>Чтобы гости общались, их нужно грамотно перемешать и подкинуть темы, сделать комплименты.</w:t>
+      </w:r>
+    </w:p>
+    <w:p>
+      <w:pPr>
+        <w:pStyle w:val="13"/>
+        <w:bidi w:val="0"/>
+        <w:rPr>
+          <w:rFonts w:hint="default"/>
+          <w:lang w:val="ru-RU" w:eastAsia="zh-CN"/>
+        </w:rPr>
+      </w:pPr>
+      <w:r>
+        <w:rPr>
+          <w:rFonts w:hint="default"/>
+          <w:lang w:val="ru-RU" w:eastAsia="zh-CN"/>
+        </w:rPr>
+        <w:t>Степан Аркадьевич увидал, что в гостиной без него дело идет плохо. Дарья Александровна не сумела без него хорошенько перемешать все это общество. Все сидели как поповны в гостях, очевидно в недоумении, зачем они сюда попали, выжимая слова, чтобы не молчать. Степан Аркадьевич в одну минуту всех перезнакомил и, сведя Алексея Александровича с Сергеем Кознышевым, подпустил им тему об обрусении Польши, за которую они тотчас уцепились вместе с Песцовым. Потрепав по плечу Туровцына, он шепнул ему что-то смешное и подсадил его к жене и к князю. Потом сказал Кити о том, что она очень хороша сегодня и познакомил Щербацкого с Карениным. В одну минуту он так перемесил все это общественное тесто, что стала гостиная хоть куда, и голоса оживленно зазвучали.</w:t>
+      </w:r>
+    </w:p>
+    <w:p>
+      <w:pPr>
+        <w:pStyle w:val="12"/>
+        <w:bidi w:val="0"/>
+        <w:rPr>
+          <w:rFonts w:hint="default"/>
+          <w:lang w:val="ru-RU" w:eastAsia="zh-CN"/>
+        </w:rPr>
+      </w:pPr>
+      <w:r>
+        <w:rPr>
+          <w:rFonts w:hint="default"/>
+          <w:lang w:val="ru-RU" w:eastAsia="zh-CN"/>
+        </w:rPr>
+        <w:t>Надо уметь заканчивать тему разговора и подхватывать новую, а не зацикливаться и доставать всех, как я.</w:t>
+      </w:r>
+    </w:p>
+    <w:p>
+      <w:pPr>
+        <w:pStyle w:val="13"/>
+        <w:bidi w:val="0"/>
+        <w:rPr>
+          <w:rFonts w:hint="default"/>
+          <w:lang w:val="ru-RU" w:eastAsia="zh-CN"/>
+        </w:rPr>
+      </w:pPr>
+      <w:r>
+        <w:rPr>
+          <w:rFonts w:hint="default"/>
+          <w:lang w:val="ru-RU" w:eastAsia="zh-CN"/>
+        </w:rPr>
+        <w:t>Только что Сергей Иванович заключил разговор своей шуткой. Песцов тотчас поднял новый. И разговор сейчас же перескочил на новую тему женского образования.</w:t>
+      </w:r>
+    </w:p>
+    <w:p>
+      <w:pPr>
+        <w:pStyle w:val="12"/>
+        <w:bidi w:val="0"/>
+        <w:rPr>
+          <w:rFonts w:hint="default"/>
+          <w:lang w:val="ru-RU" w:eastAsia="zh-CN"/>
+        </w:rPr>
+      </w:pPr>
+      <w:r>
+        <w:rPr>
+          <w:rFonts w:hint="default"/>
+          <w:lang w:val="ru-RU" w:eastAsia="zh-CN"/>
+        </w:rPr>
+        <w:t>Ни за что не поверю, что Левин и Кити писали друг другу первые буквы слов в предложении и угадывали дословно.</w:t>
+      </w:r>
+    </w:p>
+    <w:p>
+      <w:pPr>
+        <w:pStyle w:val="13"/>
+        <w:bidi w:val="0"/>
+        <w:rPr>
+          <w:rFonts w:hint="default"/>
+          <w:lang w:val="ru-RU" w:eastAsia="zh-CN"/>
+        </w:rPr>
+      </w:pPr>
+      <w:r>
+        <w:rPr>
+          <w:rFonts w:hint="default"/>
+          <w:lang w:val="ru-RU" w:eastAsia="zh-CN"/>
+        </w:rPr>
+        <w:t>Вот, — спросил он и написал начальные буквы: К, В, М, О, Э, Н, М, Б, З, Л, Э, Н, И, Т? Буквы эти значили: «когда вы мне ответили: этого не может быть, значило ли это, что никогда, или тогда?» Не было никакой вероятности, чтоб она могла понять эту сложную фразу.</w:t>
+      </w:r>
+    </w:p>
+    <w:p>
+      <w:pPr>
+        <w:pStyle w:val="13"/>
+        <w:bidi w:val="0"/>
+        <w:rPr>
+          <w:rFonts w:hint="default"/>
+          <w:lang w:val="ru-RU" w:eastAsia="zh-CN"/>
+        </w:rPr>
+      </w:pPr>
+      <w:r>
+        <w:rPr>
+          <w:rFonts w:hint="default"/>
+          <w:lang w:val="ru-RU" w:eastAsia="zh-CN"/>
+        </w:rPr>
+        <w:t>— Я поняла, — сказала она, покраснев. Она написала: Т, Я, Н, М, И, О.</w:t>
+      </w:r>
+    </w:p>
+    <w:p>
+      <w:pPr>
+        <w:pStyle w:val="13"/>
+        <w:bidi w:val="0"/>
+        <w:rPr>
+          <w:rFonts w:hint="default"/>
+          <w:lang w:val="ru-RU" w:eastAsia="zh-CN"/>
+        </w:rPr>
+      </w:pPr>
+      <w:r>
+        <w:rPr>
+          <w:rFonts w:hint="default"/>
+          <w:lang w:val="ru-RU" w:eastAsia="zh-CN"/>
+        </w:rPr>
+        <w:t>Он вдруг просиял: он понял. Это значило: «тогда я не могла иначе ответить».</w:t>
+      </w:r>
+    </w:p>
+    <w:p>
+      <w:pPr>
+        <w:pStyle w:val="12"/>
+        <w:bidi w:val="0"/>
+        <w:rPr>
+          <w:rFonts w:hint="default"/>
+          <w:lang w:val="ru-RU" w:eastAsia="zh-CN"/>
+        </w:rPr>
+      </w:pPr>
+      <w:r>
+        <w:rPr>
+          <w:rFonts w:hint="default"/>
+          <w:lang w:val="ru-RU" w:eastAsia="zh-CN"/>
+        </w:rPr>
+        <w:t>Когда Левин добился взаимности Кити, то перестал думать о смерти ради спокойствия, а снова стал счастлив. То есть та мера все-таки была депресивная и безысходная.</w:t>
+      </w:r>
+    </w:p>
+    <w:p>
+      <w:pPr>
+        <w:pStyle w:val="13"/>
+        <w:bidi w:val="0"/>
+        <w:rPr>
+          <w:rFonts w:hint="default"/>
+          <w:lang w:val="ru-RU" w:eastAsia="zh-CN"/>
+        </w:rPr>
+      </w:pPr>
+      <w:r>
+        <w:rPr>
+          <w:rFonts w:hint="default"/>
+          <w:lang w:val="ru-RU" w:eastAsia="zh-CN"/>
+        </w:rPr>
+        <w:t>Левин только успел сказать ему, что он счастлив.</w:t>
+      </w:r>
+    </w:p>
+    <w:p>
+      <w:pPr>
+        <w:pStyle w:val="13"/>
+        <w:bidi w:val="0"/>
+        <w:rPr>
+          <w:rFonts w:hint="default"/>
+          <w:lang w:val="ru-RU" w:eastAsia="zh-CN"/>
+        </w:rPr>
+      </w:pPr>
+      <w:r>
+        <w:rPr>
+          <w:rFonts w:hint="default"/>
+          <w:lang w:val="ru-RU" w:eastAsia="zh-CN"/>
+        </w:rPr>
+        <w:t>— Что ж, не пора умирать? — сказал Степан Аркадьевич.</w:t>
+      </w:r>
+    </w:p>
+    <w:p>
+      <w:pPr>
+        <w:pStyle w:val="13"/>
+        <w:bidi w:val="0"/>
+        <w:rPr>
+          <w:rFonts w:hint="default"/>
+          <w:lang w:val="ru-RU" w:eastAsia="zh-CN"/>
+        </w:rPr>
+      </w:pPr>
+      <w:r>
+        <w:rPr>
+          <w:rFonts w:hint="default"/>
+          <w:lang w:val="ru-RU" w:eastAsia="zh-CN"/>
+        </w:rPr>
+        <w:t>— «Нннеет!» — сказал Левин.</w:t>
+      </w:r>
+    </w:p>
+    <w:p>
+      <w:pPr>
+        <w:pStyle w:val="12"/>
+        <w:bidi w:val="0"/>
+        <w:rPr>
+          <w:rFonts w:hint="default"/>
+          <w:lang w:val="ru-RU" w:eastAsia="zh-CN"/>
+        </w:rPr>
+      </w:pPr>
+      <w:r>
+        <w:rPr>
+          <w:rFonts w:hint="default"/>
+          <w:lang w:val="ru-RU" w:eastAsia="zh-CN"/>
+        </w:rPr>
+        <w:t>Я не поняла, о какой невинности речь — что у него женщина была или что-то другое?</w:t>
+      </w:r>
+    </w:p>
+    <w:p>
+      <w:pPr>
+        <w:pStyle w:val="13"/>
+        <w:bidi w:val="0"/>
+        <w:rPr>
+          <w:rFonts w:hint="default"/>
+          <w:lang w:val="ru-RU" w:eastAsia="zh-CN"/>
+        </w:rPr>
+      </w:pPr>
+      <w:r>
+        <w:rPr>
+          <w:rFonts w:hint="default"/>
+          <w:lang w:val="ru-RU" w:eastAsia="zh-CN"/>
+        </w:rPr>
+        <w:t>Левин решился сказать Кити с первых же дней две вещи — то, что он не так чист, как она, и другое — что он неверующий. Его мучили эти две вещи: его неневинность и неверие. Признание в неверии прошло незамеченным. Другое же признание заставило ее горько плакать.</w:t>
+      </w:r>
+    </w:p>
+    <w:p>
+      <w:pPr>
+        <w:pStyle w:val="12"/>
+        <w:bidi w:val="0"/>
+        <w:rPr>
+          <w:rFonts w:hint="default"/>
+          <w:lang w:val="ru-RU" w:eastAsia="zh-CN"/>
+        </w:rPr>
+      </w:pPr>
+      <w:r>
+        <w:rPr>
+          <w:rFonts w:hint="default"/>
+          <w:lang w:val="ru-RU" w:eastAsia="zh-CN"/>
+        </w:rPr>
+        <w:t>Иногда мы и рады бы простить, да не можем, и еще больше мучаемся. Надо искать аргументы, которые помогут простить, потому что чувствами мы не можем управлять напрямую, а простить — себе же легче будет.</w:t>
+      </w:r>
+    </w:p>
+    <w:p>
+      <w:pPr>
+        <w:pStyle w:val="13"/>
+        <w:bidi w:val="0"/>
+        <w:rPr>
+          <w:rFonts w:hint="default"/>
+          <w:lang w:val="ru-RU" w:eastAsia="zh-CN"/>
+        </w:rPr>
+      </w:pPr>
+      <w:r>
+        <w:rPr>
+          <w:rFonts w:hint="default"/>
+          <w:lang w:val="ru-RU" w:eastAsia="zh-CN"/>
+        </w:rPr>
+        <w:t>Я желал ее смерти, но я увидел ее и простил. И счастье прощения открыло мне мою обязанность.Я простил совершенно. Я молю Бога только о том, чтоб он не отнял у меня счастья прощения!</w:t>
+      </w:r>
+    </w:p>
+    <w:p>
+      <w:pPr>
+        <w:pStyle w:val="12"/>
+        <w:bidi w:val="0"/>
+        <w:rPr>
+          <w:rFonts w:hint="default"/>
+          <w:lang w:val="ru-RU" w:eastAsia="zh-CN"/>
+        </w:rPr>
+      </w:pPr>
+      <w:r>
+        <w:rPr>
+          <w:rFonts w:hint="default"/>
+          <w:lang w:val="ru-RU" w:eastAsia="zh-CN"/>
+        </w:rPr>
+        <w:t>Каренин всегда злился от вида слез и стыдился сострадать, но когда смог, то ему стало спокойно и радостно. А я боюсь чужих страданий, интересно, стало ли бы мне легче, если бы я смогла это почувствовать?</w:t>
+      </w:r>
+    </w:p>
+    <w:p>
+      <w:pPr>
+        <w:pStyle w:val="13"/>
+        <w:bidi w:val="0"/>
+        <w:rPr>
+          <w:rFonts w:hint="default"/>
+          <w:lang w:val="ru-RU" w:eastAsia="zh-CN"/>
+        </w:rPr>
+      </w:pPr>
+      <w:r>
+        <w:rPr>
+          <w:rFonts w:hint="default"/>
+          <w:lang w:val="ru-RU" w:eastAsia="zh-CN"/>
+        </w:rPr>
+        <w:t>До этого дня свидания с умирающей женой он не знал своего сердца. Он у постели больной жены в первый раз в жизни отдался тому чувству умиленного сострадания, которое в нем вызывали страдания других людей, и которого он прежде стыдился, как вредной слабости. И жалость к ней, и раскаяние в том, что он желал ее смерти, и, главное, самая радость прощения сделали то, что он вдруг почувствовал не только утоление своих страданий, но и душевное спокойствие, которого он никогда прежде не испытывал. Он вдруг почувствовал, что то самое, что было источником его страданий, стало источником его духовной радости. То, что казалось неразрешимым, когда он осуждал, упрекал и ненавидел, стало просто и ясно, когда он прощал и любил.</w:t>
+      </w:r>
+    </w:p>
+    <w:p>
+      <w:pPr>
+        <w:pStyle w:val="12"/>
+        <w:bidi w:val="0"/>
+        <w:rPr>
+          <w:rFonts w:hint="default"/>
+          <w:lang w:val="ru-RU" w:eastAsia="zh-CN"/>
+        </w:rPr>
+      </w:pPr>
+      <w:r>
+        <w:rPr>
+          <w:rFonts w:hint="default"/>
+          <w:lang w:val="ru-RU" w:eastAsia="zh-CN"/>
+        </w:rPr>
+        <w:t>Чтобы тогда развестись, надо было одного супруга уличить в неверности или разойтись без развода, но тогда нельзя было вступить в другой брак. Муж благородно решается назвать изменником себя, страдает, но гордится своей жертвой.</w:t>
+      </w:r>
+    </w:p>
+    <w:p>
+      <w:pPr>
+        <w:pStyle w:val="13"/>
+        <w:bidi w:val="0"/>
+        <w:rPr>
+          <w:rFonts w:hint="default"/>
+          <w:lang w:val="ru-RU" w:eastAsia="zh-CN"/>
+        </w:rPr>
+      </w:pPr>
+      <w:r>
+        <w:rPr>
+          <w:rFonts w:hint="default"/>
+          <w:lang w:val="ru-RU" w:eastAsia="zh-CN"/>
+        </w:rPr>
+        <w:t>Развод, подробности которого он уже знал, теперь казался ему невозможным, потому что чувство собственного достоинства и уважения к религии не позволяли ему принять на себя обвинение в фиктивном прелюбодеянии и еще менее допустить, чтобы жена, прощенная и любимая им, была уличена и опозорена.</w:t>
+      </w:r>
+    </w:p>
+    <w:p>
+      <w:pPr>
+        <w:pStyle w:val="13"/>
+        <w:bidi w:val="0"/>
+        <w:rPr>
+          <w:rFonts w:hint="default"/>
+          <w:lang w:val="ru-RU" w:eastAsia="zh-CN"/>
+        </w:rPr>
+      </w:pPr>
+      <w:r>
+        <w:rPr>
+          <w:rFonts w:hint="default"/>
+          <w:lang w:val="ru-RU" w:eastAsia="zh-CN"/>
+        </w:rPr>
+        <w:t>Если она будет разведенною женой, он знал, что она соединится с Вронским, и связь эта будет незаконная и преступная, потому что жене, по смыслу закона церкви, не может быть брака, пока муж жив. И он, согласившись на незаконный развод, будет виновником ее погибели.</w:t>
+      </w:r>
+    </w:p>
+    <w:p>
+      <w:pPr>
+        <w:pStyle w:val="13"/>
+        <w:bidi w:val="0"/>
+        <w:rPr>
+          <w:rFonts w:hint="default"/>
+          <w:lang w:val="ru-RU" w:eastAsia="zh-CN"/>
+        </w:rPr>
+      </w:pPr>
+      <w:r>
+        <w:rPr>
+          <w:rFonts w:hint="default"/>
+          <w:lang w:val="ru-RU" w:eastAsia="zh-CN"/>
+        </w:rPr>
+        <w:t>Ему было горько, ему было стыдно; но вместе с этим горем и стыдом он испытывал радость и умиление пред своей высотой смирения.</w:t>
+      </w:r>
+    </w:p>
+    <w:p>
+      <w:pPr>
+        <w:pStyle w:val="12"/>
+        <w:bidi w:val="0"/>
+        <w:rPr>
+          <w:rFonts w:hint="default"/>
+          <w:lang w:val="ru-RU" w:eastAsia="zh-CN"/>
+        </w:rPr>
+      </w:pPr>
+      <w:r>
+        <w:rPr>
+          <w:rFonts w:hint="default"/>
+          <w:lang w:val="ru-RU" w:eastAsia="zh-CN"/>
+        </w:rPr>
+        <w:t>Как бы мне научиться отдаваться радости и не думать в этот момент о проблемах, словно я радоваться боюсь?</w:t>
+      </w:r>
+    </w:p>
+    <w:p>
+      <w:pPr>
+        <w:pStyle w:val="13"/>
+        <w:bidi w:val="0"/>
+        <w:rPr>
+          <w:rFonts w:hint="default"/>
+          <w:lang w:val="ru-RU" w:eastAsia="zh-CN"/>
+        </w:rPr>
+      </w:pPr>
+      <w:r>
+        <w:rPr>
+          <w:rFonts w:hint="default"/>
+          <w:lang w:val="ru-RU" w:eastAsia="zh-CN"/>
+        </w:rPr>
+        <w:t>Он не мог никак понять, как могла она в эту минуту свидания думать и помнить о сыне, о разводе. Разве не все равно было?</w:t>
+      </w:r>
+    </w:p>
+    <w:p>
+      <w:pPr>
+        <w:pStyle w:val="13"/>
+        <w:bidi w:val="0"/>
+        <w:rPr>
+          <w:rFonts w:hint="default"/>
+          <w:lang w:val="ru-RU" w:eastAsia="zh-CN"/>
+        </w:rPr>
+      </w:pPr>
+      <w:r>
+        <w:rPr>
+          <w:rFonts w:hint="default"/>
+          <w:lang w:val="ru-RU" w:eastAsia="zh-CN"/>
+        </w:rPr>
+        <w:t>«Не говори про это, не думай», — сказал он.</w:t>
+      </w:r>
+    </w:p>
+    <w:p>
+      <w:pPr>
+        <w:pStyle w:val="12"/>
+        <w:bidi w:val="0"/>
+        <w:rPr>
+          <w:rFonts w:hint="default"/>
+          <w:lang w:val="ru-RU" w:eastAsia="zh-CN"/>
+        </w:rPr>
+      </w:pPr>
+      <w:r>
+        <w:rPr>
+          <w:rFonts w:hint="default"/>
+          <w:lang w:val="ru-RU" w:eastAsia="zh-CN"/>
+        </w:rPr>
+        <w:t>Еще раз про то, что так чувствуешь себя счастливее, и пофиг, что это может быть созависимостью. Тем более, когда есть взаимность.</w:t>
+      </w:r>
+    </w:p>
+    <w:p>
+      <w:pPr>
+        <w:pStyle w:val="13"/>
+        <w:bidi w:val="0"/>
+        <w:rPr>
+          <w:rFonts w:hint="default"/>
+          <w:lang w:val="ru-RU" w:eastAsia="zh-CN"/>
+        </w:rPr>
+      </w:pPr>
+      <w:r>
+        <w:rPr>
+          <w:rFonts w:hint="default"/>
+          <w:lang w:val="ru-RU" w:eastAsia="zh-CN"/>
+        </w:rPr>
+        <w:t>Счастье только в том, чтобы любить и желать, думать ее желаниями, ее мыслями, то есть никакой свободы, — вот это счастье!</w:t>
+      </w:r>
+    </w:p>
+    <w:p>
+      <w:pPr>
+        <w:pStyle w:val="12"/>
+        <w:bidi w:val="0"/>
+        <w:rPr>
+          <w:rFonts w:hint="default"/>
+          <w:lang w:val="ru-RU" w:eastAsia="zh-CN"/>
+        </w:rPr>
+      </w:pPr>
+      <w:r>
+        <w:rPr>
+          <w:rFonts w:hint="default"/>
+          <w:lang w:val="ru-RU" w:eastAsia="zh-CN"/>
+        </w:rPr>
+        <w:t>В Библии, как и в психологии, супруги важнее родителей.</w:t>
+      </w:r>
+    </w:p>
+    <w:p>
+      <w:pPr>
+        <w:pStyle w:val="13"/>
+        <w:bidi w:val="0"/>
+        <w:rPr>
+          <w:rFonts w:hint="default"/>
+          <w:lang w:val="ru-RU" w:eastAsia="zh-CN"/>
+        </w:rPr>
+      </w:pPr>
+      <w:r>
+        <w:rPr>
+          <w:rFonts w:hint="default"/>
+          <w:lang w:val="ru-RU" w:eastAsia="zh-CN"/>
+        </w:rPr>
+        <w:t>И сего ради оставит человек отца и матерь и прилепится к жене, будет два в плоть едину и тайна сия велика есть.</w:t>
+      </w:r>
+    </w:p>
+    <w:p>
+      <w:pPr>
+        <w:pStyle w:val="12"/>
+        <w:bidi w:val="0"/>
+        <w:rPr>
+          <w:rFonts w:hint="default"/>
+          <w:lang w:val="ru-RU" w:eastAsia="zh-CN"/>
+        </w:rPr>
+      </w:pPr>
+      <w:r>
+        <w:rPr>
+          <w:rFonts w:hint="default"/>
+          <w:lang w:val="ru-RU" w:eastAsia="zh-CN"/>
+        </w:rPr>
+        <w:t xml:space="preserve">Анна счастлива с любовником и не может раскаиваться, что опозорила мужа, а думать об этом ей отвратительно. </w:t>
+      </w:r>
+    </w:p>
+    <w:p>
+      <w:pPr>
+        <w:pStyle w:val="13"/>
+        <w:bidi w:val="0"/>
+        <w:rPr>
+          <w:rFonts w:hint="default"/>
+          <w:lang w:val="ru-RU" w:eastAsia="zh-CN"/>
+        </w:rPr>
+      </w:pPr>
+      <w:r>
+        <w:rPr>
+          <w:rFonts w:hint="default"/>
+          <w:lang w:val="ru-RU" w:eastAsia="zh-CN"/>
+        </w:rPr>
+        <w:t xml:space="preserve">Воспоминание несчастия мужа не отравляло ее счастия. Воспоминание это, с одной стороны, было слишком ужасно, чтобы думать о нем. С другой стороны, несчастие ее мужа дало ей слишком большое счастие, чтобы раскаиваться. </w:t>
+      </w:r>
+      <w:r>
+        <w:rPr>
+          <w:rFonts w:hint="default"/>
+          <w:lang w:val="ru-RU" w:eastAsia="zh-CN"/>
+        </w:rPr>
+        <w:br w:type="textWrapping"/>
+      </w:r>
+      <w:r>
+        <w:rPr>
+          <w:rFonts w:hint="default"/>
+          <w:lang w:val="ru-RU" w:eastAsia="zh-CN"/>
+        </w:rPr>
+        <w:t>Воспоминание о зле, причиненном мужу, возбуждало в ней чувство, похожее на отвращение и подобное тому, какое испытывал бы тонувший человек, оторвавший от себя вцепившегося в него человека. Человек этот утонул. Разумеется, это было дурно, но это было единственное спасение, и лучше не вспоминать об этих страшных подробностях.</w:t>
+      </w:r>
+    </w:p>
+    <w:p>
+      <w:pPr>
+        <w:pStyle w:val="12"/>
+        <w:bidi w:val="0"/>
+        <w:rPr>
+          <w:rFonts w:hint="default"/>
+          <w:lang w:val="ru-RU" w:eastAsia="zh-CN"/>
+        </w:rPr>
+      </w:pPr>
+      <w:r>
+        <w:rPr>
+          <w:rFonts w:hint="default"/>
+          <w:lang w:val="ru-RU" w:eastAsia="zh-CN"/>
+        </w:rPr>
+        <w:t>Художнику интересно любое мнение о его картине и он надеется, что люди увидят больше, чем он сам. Надо учиться так же, а то я всем навязываю свое мнение. Но правда после этого художник опять возвращается к своему мнению, т.е. на его самооценку это не влияет.</w:t>
+      </w:r>
+      <w:r>
+        <w:rPr>
+          <w:rFonts w:hint="default"/>
+          <w:lang w:val="ru-RU" w:eastAsia="zh-CN"/>
+        </w:rPr>
+        <w:br w:type="textWrapping"/>
+      </w:r>
+      <w:r>
+        <w:rPr>
+          <w:rFonts w:hint="default"/>
+          <w:lang w:val="ru-RU" w:eastAsia="zh-CN"/>
+        </w:rPr>
+        <w:t>Напомнило, как в «Соборе ...» Гюго иронизирует, как поэт мог бы инкогнито нахваливать свою пьесу из зала, в отличие от какого-то ученого, который нарочно из толпы спрашивал про свою работу - чья это ахинея? :)</w:t>
+      </w:r>
+    </w:p>
+    <w:p>
+      <w:pPr>
+        <w:pStyle w:val="13"/>
+        <w:bidi w:val="0"/>
+        <w:rPr>
+          <w:rFonts w:hint="default"/>
+          <w:lang w:val="ru-RU" w:eastAsia="zh-CN"/>
+        </w:rPr>
+      </w:pPr>
+      <w:r>
+        <w:rPr>
+          <w:rFonts w:hint="default"/>
+          <w:lang w:val="ru-RU" w:eastAsia="zh-CN"/>
+        </w:rPr>
+        <w:t>Суждения людей, какие бы они ни были, имели для него все-таки огромну</w:t>
       </w:r>
       <w:bookmarkStart w:id="0" w:name="_GoBack"/>
       <w:bookmarkEnd w:id="0"/>
@@ -4613,517 +5372,75 @@
           <w:rFonts w:hint="default"/>
           <w:lang w:val="ru-RU" w:eastAsia="zh-CN"/>
         </w:rPr>
-        <w:t>.</w:t>
-      </w:r>
-    </w:p>
-    <w:p>
-      <w:pPr>
-        <w:pStyle w:val="13"/>
-        <w:bidi w:val="0"/>
-        <w:rPr>
-          <w:rFonts w:hint="default"/>
-          <w:lang w:val="ru-RU" w:eastAsia="zh-CN"/>
-        </w:rPr>
-      </w:pPr>
-      <w:r>
-        <w:rPr>
-          <w:rFonts w:hint="default"/>
-          <w:lang w:val="ru-RU" w:eastAsia="zh-CN"/>
-        </w:rPr>
-        <w:t>Стремов вдруг перешел на сторону Алексея Александровича и с жаром не только защищал приведение в действие мер, предлагаемых Карениным, но и предлагал другие крайние в том же духе. Меры эти, усиленные еще против того, что было основной мыслью Алексея Александровича, были приняты, и тогда обнажилась тактика Стремова. Меры эти, доведенные до крайности, вдруг оказались так глупы, что все обрушилось на эти меры, выражая свое негодование и против самих мер, и против их признанного отца, Алексея Александровича. Стремов же отстранился, делая вид, что он только слепо следовал плану Каренина и теперь сам удивлен и возмущен тем, что сделано. Это подрезало Алексея Александровича.</w:t>
-      </w:r>
-    </w:p>
-    <w:p>
-      <w:pPr>
-        <w:pStyle w:val="12"/>
-        <w:bidi w:val="0"/>
-        <w:rPr>
-          <w:rFonts w:hint="default"/>
-          <w:lang w:val="ru-RU" w:eastAsia="zh-CN"/>
-        </w:rPr>
-      </w:pPr>
-      <w:r>
-        <w:rPr>
-          <w:rFonts w:hint="default"/>
-          <w:lang w:val="ru-RU" w:eastAsia="zh-CN"/>
-        </w:rPr>
-        <w:t>Коротко про идею Левина насчет хозяйства.</w:t>
-      </w:r>
-    </w:p>
-    <w:p>
-      <w:pPr>
-        <w:pStyle w:val="13"/>
-        <w:bidi w:val="0"/>
-        <w:rPr>
-          <w:rFonts w:hint="default"/>
-          <w:lang w:val="ru-RU" w:eastAsia="zh-CN"/>
-        </w:rPr>
-      </w:pPr>
-      <w:r>
-        <w:rPr>
-          <w:rFonts w:hint="default"/>
-          <w:lang w:val="ru-RU" w:eastAsia="zh-CN"/>
-        </w:rPr>
-        <w:t>В России не может быть вопроса рабочего. В России вопрос отношения рабочего народа к земле.</w:t>
-      </w:r>
-    </w:p>
-    <w:p>
-      <w:pPr>
-        <w:pStyle w:val="12"/>
-        <w:bidi w:val="0"/>
-        <w:rPr>
-          <w:rFonts w:hint="default"/>
-          <w:lang w:val="ru-RU" w:eastAsia="zh-CN"/>
-        </w:rPr>
-      </w:pPr>
-      <w:r>
-        <w:rPr>
-          <w:rFonts w:hint="default"/>
-          <w:lang w:val="ru-RU" w:eastAsia="zh-CN"/>
-        </w:rPr>
-        <w:t>Левин считает, что мысли о смерти успокаивают, хотя и отнимают счастье. Но он так думает, пока расстроен от одиночества. Потом он помирится с Кити и будет счастлив.</w:t>
-      </w:r>
-    </w:p>
-    <w:p>
-      <w:pPr>
-        <w:pStyle w:val="13"/>
-        <w:bidi w:val="0"/>
-        <w:rPr>
-          <w:rFonts w:hint="default"/>
-          <w:lang w:val="ru-RU" w:eastAsia="zh-CN"/>
-        </w:rPr>
-      </w:pPr>
-      <w:r>
-        <w:rPr>
-          <w:rFonts w:hint="default"/>
-          <w:lang w:val="ru-RU" w:eastAsia="zh-CN"/>
-        </w:rPr>
-        <w:t>Когда поймешь, что нынче-завтра умрешь и ничего не останется, то так все ничтожно! Прелести в жизни меньше, когда думаешь о смерти, — но спокойнее.</w:t>
-      </w:r>
-    </w:p>
-    <w:p>
-      <w:pPr>
-        <w:pStyle w:val="12"/>
-        <w:bidi w:val="0"/>
-        <w:rPr>
-          <w:rFonts w:hint="default"/>
-          <w:lang w:val="ru-RU" w:eastAsia="zh-CN"/>
-        </w:rPr>
-      </w:pPr>
-      <w:r>
-        <w:rPr>
-          <w:rFonts w:hint="default"/>
-          <w:lang w:val="ru-RU" w:eastAsia="zh-CN"/>
-        </w:rPr>
-        <w:t>Чтобы гости общались, их нужно грамотно перемешать и подкинуть темы, сделать комплименты.</w:t>
-      </w:r>
-    </w:p>
-    <w:p>
-      <w:pPr>
-        <w:pStyle w:val="13"/>
-        <w:bidi w:val="0"/>
-        <w:rPr>
-          <w:rFonts w:hint="default"/>
-          <w:lang w:val="ru-RU" w:eastAsia="zh-CN"/>
-        </w:rPr>
-      </w:pPr>
-      <w:r>
-        <w:rPr>
-          <w:rFonts w:hint="default"/>
-          <w:lang w:val="ru-RU" w:eastAsia="zh-CN"/>
-        </w:rPr>
-        <w:t>Степан Аркадьевич увидал, что в гостиной без него дело идет плохо. Дарья Александровна не сумела без него хорошенько перемешать все это общество. Все сидели как поповны в гостях, очевидно в недоумении, зачем они сюда попали, выжимая слова, чтобы не молчать. Степан Аркадьевич в одну минуту всех перезнакомил и, сведя Алексея Александровича с Сергеем Кознышевым, подпустил им тему об обрусении Польши, за которую они тотчас уцепились вместе с Песцовым. Потрепав по плечу Туровцына, он шепнул ему что-то смешное и подсадил его к жене и к князю. Потом сказал Кити о том, что она очень хороша сегодня и познакомил Щербацкого с Карениным. В одну минуту он так перемесил все это общественное тесто, что стала гостиная хоть куда, и голоса оживленно зазвучали.</w:t>
-      </w:r>
-    </w:p>
-    <w:p>
-      <w:pPr>
-        <w:pStyle w:val="12"/>
-        <w:bidi w:val="0"/>
-        <w:rPr>
-          <w:rFonts w:hint="default"/>
-          <w:lang w:val="ru-RU" w:eastAsia="zh-CN"/>
-        </w:rPr>
-      </w:pPr>
-      <w:r>
-        <w:rPr>
-          <w:rFonts w:hint="default"/>
-          <w:lang w:val="ru-RU" w:eastAsia="zh-CN"/>
-        </w:rPr>
-        <w:t>Надо уметь заканчивать тему разговора и подхватывать новую, а не зацикливаться и доставать всех, как я.</w:t>
-      </w:r>
-    </w:p>
-    <w:p>
-      <w:pPr>
-        <w:pStyle w:val="13"/>
-        <w:bidi w:val="0"/>
-        <w:rPr>
-          <w:rFonts w:hint="default"/>
-          <w:lang w:val="ru-RU" w:eastAsia="zh-CN"/>
-        </w:rPr>
-      </w:pPr>
-      <w:r>
-        <w:rPr>
-          <w:rFonts w:hint="default"/>
-          <w:lang w:val="ru-RU" w:eastAsia="zh-CN"/>
-        </w:rPr>
-        <w:t>Только что Сергей Иванович заключил разговор своей шуткой. Песцов тотчас поднял новый. И разговор сейчас же перескочил на новую тему женского образования.</w:t>
-      </w:r>
-    </w:p>
-    <w:p>
-      <w:pPr>
-        <w:pStyle w:val="12"/>
-        <w:bidi w:val="0"/>
-        <w:rPr>
-          <w:rFonts w:hint="default"/>
-          <w:lang w:val="ru-RU" w:eastAsia="zh-CN"/>
-        </w:rPr>
-      </w:pPr>
-      <w:r>
-        <w:rPr>
-          <w:rFonts w:hint="default"/>
-          <w:lang w:val="ru-RU" w:eastAsia="zh-CN"/>
-        </w:rPr>
-        <w:t>Ни за что не поверю, что Левин и Кити писали друг другу первые буквы слов в предложении и угадывали дословно.</w:t>
-      </w:r>
-    </w:p>
-    <w:p>
-      <w:pPr>
-        <w:pStyle w:val="13"/>
-        <w:bidi w:val="0"/>
-        <w:rPr>
-          <w:rFonts w:hint="default"/>
-          <w:lang w:val="ru-RU" w:eastAsia="zh-CN"/>
-        </w:rPr>
-      </w:pPr>
-      <w:r>
-        <w:rPr>
-          <w:rFonts w:hint="default"/>
-          <w:lang w:val="ru-RU" w:eastAsia="zh-CN"/>
-        </w:rPr>
-        <w:t>Вот, — спросил он и написал начальные буквы: К, В, М, О, Э, Н, М, Б, З, Л, Э, Н, И, Т? Буквы эти значили: «когда вы мне ответили: этого не может быть, значило ли это, что никогда, или тогда?» Не было никакой вероятности, чтоб она могла понять эту сложную фразу.</w:t>
-      </w:r>
-    </w:p>
-    <w:p>
-      <w:pPr>
-        <w:pStyle w:val="13"/>
-        <w:bidi w:val="0"/>
-        <w:rPr>
-          <w:rFonts w:hint="default"/>
-          <w:lang w:val="ru-RU" w:eastAsia="zh-CN"/>
-        </w:rPr>
-      </w:pPr>
-      <w:r>
-        <w:rPr>
-          <w:rFonts w:hint="default"/>
-          <w:lang w:val="ru-RU" w:eastAsia="zh-CN"/>
-        </w:rPr>
-        <w:t>— Я поняла, — сказала она, покраснев. Она написала: Т, Я, Н, М, И, О.</w:t>
-      </w:r>
-    </w:p>
-    <w:p>
-      <w:pPr>
-        <w:pStyle w:val="13"/>
-        <w:bidi w:val="0"/>
-        <w:rPr>
-          <w:rFonts w:hint="default"/>
-          <w:lang w:val="ru-RU" w:eastAsia="zh-CN"/>
-        </w:rPr>
-      </w:pPr>
-      <w:r>
-        <w:rPr>
-          <w:rFonts w:hint="default"/>
-          <w:lang w:val="ru-RU" w:eastAsia="zh-CN"/>
-        </w:rPr>
-        <w:t>Он вдруг просиял: он понял. Это значило: «тогда я не могла иначе ответить».</w:t>
-      </w:r>
-    </w:p>
-    <w:p>
-      <w:pPr>
-        <w:pStyle w:val="12"/>
-        <w:bidi w:val="0"/>
-        <w:rPr>
-          <w:rFonts w:hint="default"/>
-          <w:lang w:val="ru-RU" w:eastAsia="zh-CN"/>
-        </w:rPr>
-      </w:pPr>
-      <w:r>
-        <w:rPr>
-          <w:rFonts w:hint="default"/>
-          <w:lang w:val="ru-RU" w:eastAsia="zh-CN"/>
-        </w:rPr>
-        <w:t>Когда Левин добился взаимности Кити, то перестал думать о смерти ради спокойствия, а снова стал счастлив. То есть та мера все-таки была депресивная и безысходная.</w:t>
-      </w:r>
-    </w:p>
-    <w:p>
-      <w:pPr>
-        <w:pStyle w:val="13"/>
-        <w:bidi w:val="0"/>
-        <w:rPr>
-          <w:rFonts w:hint="default"/>
-          <w:lang w:val="ru-RU" w:eastAsia="zh-CN"/>
-        </w:rPr>
-      </w:pPr>
-      <w:r>
-        <w:rPr>
-          <w:rFonts w:hint="default"/>
-          <w:lang w:val="ru-RU" w:eastAsia="zh-CN"/>
-        </w:rPr>
-        <w:t>Левин только успел сказать ему, что он счастлив.</w:t>
-      </w:r>
-    </w:p>
-    <w:p>
-      <w:pPr>
-        <w:pStyle w:val="13"/>
-        <w:bidi w:val="0"/>
-        <w:rPr>
-          <w:rFonts w:hint="default"/>
-          <w:lang w:val="ru-RU" w:eastAsia="zh-CN"/>
-        </w:rPr>
-      </w:pPr>
-      <w:r>
-        <w:rPr>
-          <w:rFonts w:hint="default"/>
-          <w:lang w:val="ru-RU" w:eastAsia="zh-CN"/>
-        </w:rPr>
-        <w:t>— Что ж, не пора умирать? — сказал Степан Аркадьевич.</w:t>
-      </w:r>
-    </w:p>
-    <w:p>
-      <w:pPr>
-        <w:pStyle w:val="13"/>
-        <w:bidi w:val="0"/>
-        <w:rPr>
-          <w:rFonts w:hint="default"/>
-          <w:lang w:val="ru-RU" w:eastAsia="zh-CN"/>
-        </w:rPr>
-      </w:pPr>
-      <w:r>
-        <w:rPr>
-          <w:rFonts w:hint="default"/>
-          <w:lang w:val="ru-RU" w:eastAsia="zh-CN"/>
-        </w:rPr>
-        <w:t>— «Нннеет!» — сказал Левин.</w:t>
-      </w:r>
-    </w:p>
-    <w:p>
-      <w:pPr>
-        <w:pStyle w:val="12"/>
-        <w:bidi w:val="0"/>
-        <w:rPr>
-          <w:rFonts w:hint="default"/>
-          <w:lang w:val="ru-RU" w:eastAsia="zh-CN"/>
-        </w:rPr>
-      </w:pPr>
-      <w:r>
-        <w:rPr>
-          <w:rFonts w:hint="default"/>
-          <w:lang w:val="ru-RU" w:eastAsia="zh-CN"/>
-        </w:rPr>
-        <w:t>Я не поняла, о какой невинности речь — что у него женщина была или что-то другое?</w:t>
-      </w:r>
-    </w:p>
-    <w:p>
-      <w:pPr>
-        <w:pStyle w:val="13"/>
-        <w:bidi w:val="0"/>
-        <w:rPr>
-          <w:rFonts w:hint="default"/>
-          <w:lang w:val="ru-RU" w:eastAsia="zh-CN"/>
-        </w:rPr>
-      </w:pPr>
-      <w:r>
-        <w:rPr>
-          <w:rFonts w:hint="default"/>
-          <w:lang w:val="ru-RU" w:eastAsia="zh-CN"/>
-        </w:rPr>
-        <w:t>Левин решился сказать Кити с первых же дней две вещи — то, что он не так чист, как она, и другое — что он неверующий. Его мучили эти две вещи: его неневинность и неверие. Признание в неверии прошло незамеченным. Другое же признание заставило ее горько плакать.</w:t>
-      </w:r>
-    </w:p>
-    <w:p>
-      <w:pPr>
-        <w:pStyle w:val="12"/>
-        <w:bidi w:val="0"/>
-        <w:rPr>
-          <w:rFonts w:hint="default"/>
-          <w:lang w:val="ru-RU" w:eastAsia="zh-CN"/>
-        </w:rPr>
-      </w:pPr>
-      <w:r>
-        <w:rPr>
-          <w:rFonts w:hint="default"/>
-          <w:lang w:val="ru-RU" w:eastAsia="zh-CN"/>
-        </w:rPr>
-        <w:t>Иногда мы и рады бы простить, да не можем, и еще больше мучаемся. Надо искать аргументы, которые помогут простить, потому что чувствами мы не можем управлять напрямую, а простить — себе же легче будет.</w:t>
-      </w:r>
-    </w:p>
-    <w:p>
-      <w:pPr>
-        <w:pStyle w:val="13"/>
-        <w:bidi w:val="0"/>
-        <w:rPr>
-          <w:rFonts w:hint="default"/>
-          <w:lang w:val="ru-RU" w:eastAsia="zh-CN"/>
-        </w:rPr>
-      </w:pPr>
-      <w:r>
-        <w:rPr>
-          <w:rFonts w:hint="default"/>
-          <w:lang w:val="ru-RU" w:eastAsia="zh-CN"/>
-        </w:rPr>
-        <w:t>Я желал ее смерти, но я увидел ее и простил. И счастье прощения открыло мне мою обязанность.Я простил совершенно. Я молю Бога только о том, чтоб он не отнял у меня счастья прощения!</w:t>
-      </w:r>
-    </w:p>
-    <w:p>
-      <w:pPr>
-        <w:pStyle w:val="12"/>
-        <w:bidi w:val="0"/>
-        <w:rPr>
-          <w:rFonts w:hint="default"/>
-          <w:lang w:val="ru-RU" w:eastAsia="zh-CN"/>
-        </w:rPr>
-      </w:pPr>
-      <w:r>
-        <w:rPr>
-          <w:rFonts w:hint="default"/>
-          <w:lang w:val="ru-RU" w:eastAsia="zh-CN"/>
-        </w:rPr>
-        <w:t>Каренин всегда злился от вида слез и стыдился сострадать, но когда смог, то ему стало спокойно и радостно. А я боюсь чужих страданий, интересно, стало ли бы мне легче, если бы я смогла это почувствовать?</w:t>
-      </w:r>
-    </w:p>
-    <w:p>
-      <w:pPr>
-        <w:pStyle w:val="13"/>
-        <w:bidi w:val="0"/>
-        <w:rPr>
-          <w:rFonts w:hint="default"/>
-          <w:lang w:val="ru-RU" w:eastAsia="zh-CN"/>
-        </w:rPr>
-      </w:pPr>
-      <w:r>
-        <w:rPr>
-          <w:rFonts w:hint="default"/>
-          <w:lang w:val="ru-RU" w:eastAsia="zh-CN"/>
-        </w:rPr>
-        <w:t>До этого дня свидания с умирающей женой он не знал своего сердца. Он у постели больной жены в первый раз в жизни отдался тому чувству умиленного сострадания, которое в нем вызывали страдания других людей, и которого он прежде стыдился, как вредной слабости. И жалость к ней, и раскаяние в том, что он желал ее смерти, и, главное, самая радость прощения сделали то, что он вдруг почувствовал не только утоление своих страданий, но и душевное спокойствие, которого он никогда прежде не испытывал. Он вдруг почувствовал, что то самое, что было источником его страданий, стало источником его духовной радости. То, что казалось неразрешимым, когда он осуждал, упрекал и ненавидел, стало просто и ясно, когда он прощал и любил.</w:t>
-      </w:r>
-    </w:p>
-    <w:p>
-      <w:pPr>
-        <w:pStyle w:val="12"/>
-        <w:bidi w:val="0"/>
-        <w:rPr>
-          <w:rFonts w:hint="default"/>
-          <w:lang w:val="ru-RU" w:eastAsia="zh-CN"/>
-        </w:rPr>
-      </w:pPr>
-      <w:r>
-        <w:rPr>
-          <w:rFonts w:hint="default"/>
-          <w:lang w:val="ru-RU" w:eastAsia="zh-CN"/>
-        </w:rPr>
-        <w:t>Чтобы тогда развестись, надо было одного супруга уличить в неверности или разойтись без развода, но тогда нельзя было вступить в другой брак. Муж благородно решается назвать изменником себя, страдает, но гордится своей жертвой.</w:t>
-      </w:r>
-    </w:p>
-    <w:p>
-      <w:pPr>
-        <w:pStyle w:val="13"/>
-        <w:bidi w:val="0"/>
-        <w:rPr>
-          <w:rFonts w:hint="default"/>
-          <w:lang w:val="ru-RU" w:eastAsia="zh-CN"/>
-        </w:rPr>
-      </w:pPr>
-      <w:r>
-        <w:rPr>
-          <w:rFonts w:hint="default"/>
-          <w:lang w:val="ru-RU" w:eastAsia="zh-CN"/>
-        </w:rPr>
-        <w:t>Развод, подробности которого он уже знал, теперь казался ему невозможным, потому что чувство собственного достоинства и уважения к религии не позволяли ему принять на себя обвинение в фиктивном прелюбодеянии и еще менее допустить, чтобы жена, прощенная и любимая им, была уличена и опозорена.</w:t>
-      </w:r>
-    </w:p>
-    <w:p>
-      <w:pPr>
-        <w:pStyle w:val="13"/>
-        <w:bidi w:val="0"/>
-        <w:rPr>
-          <w:rFonts w:hint="default"/>
-          <w:lang w:val="ru-RU" w:eastAsia="zh-CN"/>
-        </w:rPr>
-      </w:pPr>
-      <w:r>
-        <w:rPr>
-          <w:rFonts w:hint="default"/>
-          <w:lang w:val="ru-RU" w:eastAsia="zh-CN"/>
-        </w:rPr>
-        <w:t>Если она будет разведенною женой, он знал, что она соединится с Вронским, и связь эта будет незаконная и преступная, потому что жене, по смыслу закона церкви, не может быть брака, пока муж жив. И он, согласившись на незаконный развод, будет виновником ее погибели.</w:t>
-      </w:r>
-    </w:p>
-    <w:p>
-      <w:pPr>
-        <w:pStyle w:val="13"/>
-        <w:bidi w:val="0"/>
-        <w:rPr>
-          <w:rFonts w:hint="default"/>
-          <w:lang w:val="ru-RU" w:eastAsia="zh-CN"/>
-        </w:rPr>
-      </w:pPr>
-      <w:r>
-        <w:rPr>
-          <w:rFonts w:hint="default"/>
-          <w:lang w:val="ru-RU" w:eastAsia="zh-CN"/>
-        </w:rPr>
-        <w:t>Ему было горько, ему было стыдно; но вместе с этим горем и стыдом он испытывал радость и умиление пред своей высотой смирения.</w:t>
-      </w:r>
-    </w:p>
-    <w:p>
-      <w:pPr>
-        <w:pStyle w:val="12"/>
-        <w:bidi w:val="0"/>
-        <w:rPr>
-          <w:rFonts w:hint="default"/>
-          <w:lang w:val="ru-RU" w:eastAsia="zh-CN"/>
-        </w:rPr>
-      </w:pPr>
-      <w:r>
-        <w:rPr>
-          <w:rFonts w:hint="default"/>
-          <w:lang w:val="ru-RU" w:eastAsia="zh-CN"/>
-        </w:rPr>
-        <w:t>Как бы мне научиться отдаваться радости и не думать в этот момент о проблемах, словно я радоваться боюсь?</w:t>
-      </w:r>
-    </w:p>
-    <w:p>
-      <w:pPr>
-        <w:pStyle w:val="13"/>
-        <w:bidi w:val="0"/>
-        <w:rPr>
-          <w:rFonts w:hint="default"/>
-          <w:lang w:val="ru-RU" w:eastAsia="zh-CN"/>
-        </w:rPr>
-      </w:pPr>
-      <w:r>
-        <w:rPr>
-          <w:rFonts w:hint="default"/>
-          <w:lang w:val="ru-RU" w:eastAsia="zh-CN"/>
-        </w:rPr>
-        <w:t>Он не мог никак понять, как могла она в эту минуту свидания думать и помнить о сыне, о разводе. Разве не все равно было?</w:t>
-      </w:r>
-    </w:p>
-    <w:p>
-      <w:pPr>
-        <w:pStyle w:val="13"/>
-        <w:bidi w:val="0"/>
-        <w:rPr>
-          <w:rFonts w:hint="default"/>
-          <w:lang w:val="ru-RU" w:eastAsia="zh-CN"/>
-        </w:rPr>
-      </w:pPr>
-      <w:r>
-        <w:rPr>
-          <w:rFonts w:hint="default"/>
-          <w:lang w:val="ru-RU" w:eastAsia="zh-CN"/>
-        </w:rPr>
-        <w:t>«Не говори про это, не думай», — сказал он.</w:t>
+        <w:t xml:space="preserve">ю важность. Судьям своим он приписывал всегда глубину понимания больше той, какую он сам имел, и всегда ждал от них чего-нибудь такого, чего он сам не видал в своей картине. </w:t>
+      </w:r>
+    </w:p>
+    <w:p>
+      <w:pPr>
+        <w:pStyle w:val="13"/>
+        <w:bidi w:val="0"/>
+        <w:rPr>
+          <w:rFonts w:hint="default"/>
+          <w:lang w:val="ru-RU" w:eastAsia="zh-CN"/>
+        </w:rPr>
+      </w:pPr>
+      <w:r>
+        <w:rPr>
+          <w:rFonts w:hint="default"/>
+          <w:lang w:val="ru-RU" w:eastAsia="zh-CN"/>
+        </w:rPr>
+        <w:t>В те несколько секунд, во время которых посетители молча смотрели на картину, Михайлов тоже смотрел на нее и смотрел равнодушным, посторонним глазом. Он забыл все то, что он думал о своей картине прежде, в те три года, когда он писал ее. Он забыл все те ее достоинства, которые были для него несомненны. Он видел картину их равнодушным, посторонним, новым взглядом и не видел в ней ничего хорошего.</w:t>
+      </w:r>
+    </w:p>
+    <w:p>
+      <w:pPr>
+        <w:pStyle w:val="13"/>
+        <w:bidi w:val="0"/>
+        <w:rPr>
+          <w:rFonts w:hint="default"/>
+          <w:lang w:val="ru-RU" w:eastAsia="zh-CN"/>
+        </w:rPr>
+      </w:pPr>
+      <w:r>
+        <w:rPr>
+          <w:rFonts w:hint="default"/>
+          <w:lang w:val="ru-RU" w:eastAsia="zh-CN"/>
+        </w:rPr>
+        <w:t>И странно, что когда посетители уехали, то, что имело такой вес для него, когда они были тут и когда он мысленно переносился на их точку зрения, вдруг потеряло для него всякое значение. Он стал смотреть на свою картину всем своим полным художественным взглядом и пришел в то состояние уверенности в совершенстве и потому в значительности своей картины, которая нужна была ему для исключающего все другие интересы напряжения, при котором одном он мог работать.</w:t>
+      </w:r>
+    </w:p>
+    <w:p>
+      <w:pPr>
+        <w:pStyle w:val="12"/>
+        <w:bidi w:val="0"/>
+        <w:rPr>
+          <w:rFonts w:hint="default"/>
+          <w:lang w:val="ru-RU" w:eastAsia="zh-CN"/>
+        </w:rPr>
+      </w:pPr>
+      <w:r>
+        <w:rPr>
+          <w:rFonts w:hint="default"/>
+          <w:lang w:val="ru-RU" w:eastAsia="zh-CN"/>
+        </w:rPr>
+        <w:t>Художник написал портрет Анны лучше, чем Вронский, но разговаривал с ними неохотно, так как ему не нравилась мазня Вронского и рассуждения их об искусстве. Они же решили, что он им завидует и не считали его портрет лучше своего.</w:t>
+      </w:r>
+    </w:p>
+    <w:p>
+      <w:pPr>
+        <w:pStyle w:val="13"/>
+        <w:bidi w:val="0"/>
+        <w:rPr>
+          <w:rFonts w:hint="default"/>
+          <w:lang w:val="ru-RU" w:eastAsia="zh-CN"/>
+        </w:rPr>
+      </w:pPr>
+      <w:r>
+        <w:rPr>
+          <w:rFonts w:hint="default"/>
+          <w:lang w:val="ru-RU" w:eastAsia="zh-CN"/>
+        </w:rPr>
+        <w:t>Портрет Анны, — одно и то же и писанное с натуры им и Михайловым, должно было показать Вронскому разницу, которая была между ним и Михайловым, но он не видал ее.</w:t>
       </w:r>
     </w:p>
     <w:sectPr>

--- a/Печать/Печать-04 (1 сент - ХХ 2026)/61-ХХ Лев Толстой. Анна Каренина.docx
+++ b/Печать/Печать-04 (1 сент - ХХ 2026)/61-ХХ Лев Толстой. Анна Каренина.docx
@@ -67,2675 +67,7 @@
           <w:rFonts w:hint="default"/>
           <w:lang w:val="ru-RU" w:eastAsia="zh-CN"/>
         </w:rPr>
-        <w:t>11 — 99 сент 2026</w:t>
-      </w:r>
-    </w:p>
-    <w:p>
-      <w:pPr>
-        <w:pStyle w:val="14"/>
-        <w:bidi w:val="0"/>
-        <w:rPr>
-          <w:rFonts w:hint="default"/>
-          <w:lang w:val="ru-RU" w:eastAsia="zh-CN"/>
-        </w:rPr>
-      </w:pPr>
-      <w:r>
-        <w:rPr>
-          <w:rFonts w:hint="default"/>
-          <w:lang w:val="ru-RU" w:eastAsia="zh-CN"/>
-        </w:rPr>
-        <w:t>Я читала, что Толстой пишет как сценарий, но я вижу только некоторые сцены подробно описаны, а вообще описаний немного. Но где есть, там действительно будто поприсутствовал. Например, напряженные скачки или наоборот — сенокос.</w:t>
-      </w:r>
-    </w:p>
-    <w:p>
-      <w:pPr>
-        <w:pStyle w:val="14"/>
-        <w:bidi w:val="0"/>
-        <w:rPr>
-          <w:rFonts w:hint="default"/>
-          <w:lang w:val="ru-RU" w:eastAsia="zh-CN"/>
-        </w:rPr>
-      </w:pPr>
-      <w:r>
-        <w:rPr>
-          <w:rFonts w:hint="default"/>
-          <w:lang w:val="ru-RU" w:eastAsia="zh-CN"/>
-        </w:rPr>
-        <w:t>А эмоции, да, хорошо подмечены. Говорят, он первый описал механизм возникновения эмоций.</w:t>
-      </w:r>
-    </w:p>
-    <w:p>
-      <w:pPr>
-        <w:pStyle w:val="14"/>
-        <w:bidi w:val="0"/>
-        <w:rPr>
-          <w:rFonts w:hint="default"/>
-          <w:lang w:val="ru-RU" w:eastAsia="zh-CN"/>
-        </w:rPr>
-      </w:pPr>
-      <w:r>
-        <w:rPr>
-          <w:rFonts w:hint="default"/>
-          <w:lang w:val="ru-RU" w:eastAsia="zh-CN"/>
-        </w:rPr>
-        <w:t>Написано легким языком, особенно так кажется после Достоевского. Кстати, иногда в соседних предложениях повторяются слова или имена, хотя это вроде считается не очень литературно. И использует он это, как мне показалось, не в качестве акцента.</w:t>
-      </w:r>
-    </w:p>
-    <w:p>
-      <w:pPr>
-        <w:pStyle w:val="14"/>
-        <w:bidi w:val="0"/>
-        <w:rPr>
-          <w:rFonts w:hint="default"/>
-          <w:lang w:val="ru-RU" w:eastAsia="zh-CN"/>
-        </w:rPr>
-      </w:pPr>
-      <w:r>
-        <w:rPr>
-          <w:rFonts w:hint="default"/>
-          <w:lang w:val="ru-RU" w:eastAsia="zh-CN"/>
-        </w:rPr>
-        <w:t>Главы маленькие, удобно читать. События постоянно развиваются через большие промежутки времени, редко задерживаются. То есть описан подробно какой-то значимый эпизод, а потом проходит какое-то время.</w:t>
-      </w:r>
-    </w:p>
-    <w:p>
-      <w:pPr>
-        <w:pStyle w:val="10"/>
-        <w:bidi w:val="0"/>
-        <w:rPr>
-          <w:rFonts w:hint="default"/>
-          <w:lang w:val="ru-RU" w:eastAsia="zh-CN"/>
-        </w:rPr>
-      </w:pPr>
-      <w:r>
-        <w:rPr>
-          <w:rFonts w:hint="default"/>
-          <w:lang w:val="ru-RU" w:eastAsia="zh-CN"/>
-        </w:rPr>
-        <w:t>Сюжет</w:t>
-      </w:r>
-    </w:p>
-    <w:p>
-      <w:pPr>
-        <w:pStyle w:val="14"/>
-        <w:bidi w:val="0"/>
-        <w:rPr>
-          <w:rFonts w:hint="default"/>
-          <w:lang w:val="ru-RU" w:eastAsia="zh-CN"/>
-        </w:rPr>
-      </w:pPr>
-      <w:r>
-        <w:rPr>
-          <w:rFonts w:hint="default"/>
-          <w:lang w:val="ru-RU" w:eastAsia="zh-CN"/>
-        </w:rPr>
-        <w:t>Анна Каренина приезжает из Петербурга в Москву в гости к брату Стиве Облонскому. Там в нее влюбляется молодой повеса Алексей Вронский, который до этого волочился за сестрой жены Стивы — Кити.</w:t>
-      </w:r>
-    </w:p>
-    <w:p>
-      <w:pPr>
-        <w:pStyle w:val="14"/>
-        <w:bidi w:val="0"/>
-        <w:rPr>
-          <w:rFonts w:hint="default"/>
-          <w:lang w:val="ru-RU" w:eastAsia="zh-CN"/>
-        </w:rPr>
-      </w:pPr>
-      <w:r>
-        <w:rPr>
-          <w:rFonts w:hint="default"/>
-          <w:lang w:val="ru-RU" w:eastAsia="zh-CN"/>
-        </w:rPr>
-        <w:t>Кити влюблена в него и отказала Константину Левину, богатому, но деревенскому жениху, с которым дружила с детства. Вронский на ней никогда жениться не собирался, как и на остальных, но все были уверены, что он сделает ей предложение.</w:t>
-      </w:r>
-    </w:p>
-    <w:p>
-      <w:pPr>
-        <w:pStyle w:val="14"/>
-        <w:bidi w:val="0"/>
-        <w:rPr>
-          <w:rFonts w:hint="default"/>
-          <w:lang w:val="ru-RU" w:eastAsia="zh-CN"/>
-        </w:rPr>
-      </w:pPr>
-      <w:r>
-        <w:rPr>
-          <w:rFonts w:hint="default"/>
-          <w:lang w:val="ru-RU" w:eastAsia="zh-CN"/>
-        </w:rPr>
-        <w:t>Вместо этого он увязался за Анной в Петербург и преследует ее на балах и всех тусовках. Анна тоже в него влюблена, но у нее сын и влиятельный муж, поэтому она ему не показывает своих чувств. В людях они много общаются и кокетничают, о чем стали ходить слухи. Весь город догадывается, что они влюблены друг в друга.</w:t>
-      </w:r>
-    </w:p>
-    <w:p>
-      <w:pPr>
-        <w:pStyle w:val="14"/>
-        <w:bidi w:val="0"/>
-        <w:rPr>
-          <w:rFonts w:hint="default"/>
-          <w:lang w:val="ru-RU" w:eastAsia="zh-CN"/>
-        </w:rPr>
-      </w:pPr>
-      <w:r>
-        <w:rPr>
-          <w:rFonts w:hint="default"/>
-          <w:lang w:val="ru-RU" w:eastAsia="zh-CN"/>
-        </w:rPr>
-        <w:t>Муж из приличия просит ее быть осторожнее, но она довольно нахально делает непонимающий вид. С мужем они друг друга не любят, но оба обеспокоены. Он — внешним приличием и напуган ее отчуждением, а она — что влюблена и не знает, как поступить. Анну обижает душевное безразличие мужа.</w:t>
-      </w:r>
-    </w:p>
-    <w:p>
-      <w:pPr>
-        <w:pStyle w:val="14"/>
-        <w:bidi w:val="0"/>
-        <w:rPr>
-          <w:rFonts w:hint="default"/>
-          <w:lang w:val="ru-RU" w:eastAsia="zh-CN"/>
-        </w:rPr>
-      </w:pPr>
-      <w:r>
-        <w:rPr>
-          <w:rFonts w:hint="default"/>
-          <w:lang w:val="ru-RU" w:eastAsia="zh-CN"/>
-        </w:rPr>
-        <w:t>Также она переживает, что Кити заболела, когда ее бросил предполагаемый жених, да еще из-за нее, хотя она к этому не стремилась. Ее стало все раздражать, что раньше нравилось в ее окружении. Все замечают, что она изменилась.</w:t>
-      </w:r>
-    </w:p>
-    <w:p>
-      <w:pPr>
-        <w:pStyle w:val="14"/>
-        <w:bidi w:val="0"/>
-        <w:rPr>
-          <w:rFonts w:hint="default"/>
-          <w:lang w:val="ru-RU" w:eastAsia="zh-CN"/>
-        </w:rPr>
-      </w:pPr>
-      <w:r>
-        <w:rPr>
-          <w:rFonts w:hint="default"/>
-          <w:lang w:val="ru-RU" w:eastAsia="zh-CN"/>
-        </w:rPr>
-        <w:t>Когда они с Вронским все-таки становятся любовниками, то она беременеет. Любовник предлагает ей бросить мужа, но теперь она и его просит это не обсуждать и ничего не делает. Она боится за судьбу сына и от страха старается не думать об этом.</w:t>
-      </w:r>
-    </w:p>
-    <w:p>
-      <w:pPr>
-        <w:pStyle w:val="14"/>
-        <w:bidi w:val="0"/>
-        <w:rPr>
-          <w:rFonts w:hint="default"/>
-          <w:lang w:val="ru-RU" w:eastAsia="zh-CN"/>
-        </w:rPr>
-      </w:pPr>
-      <w:r>
-        <w:rPr>
-          <w:rFonts w:hint="default"/>
-          <w:lang w:val="ru-RU" w:eastAsia="zh-CN"/>
-        </w:rPr>
-        <w:t>Левин узнал, что Кити не замужем и оттого больна, но не хочет повторить ей свое предложение, как ему советует Облонский. Он живет в своей деревне с тех пор и с тех пор не видел ее.</w:t>
-      </w:r>
-    </w:p>
-    <w:p>
-      <w:pPr>
-        <w:pStyle w:val="14"/>
-        <w:bidi w:val="0"/>
-        <w:rPr>
-          <w:rFonts w:hint="default"/>
-          <w:lang w:val="ru-RU" w:eastAsia="zh-CN"/>
-        </w:rPr>
-      </w:pPr>
-      <w:r>
-        <w:rPr>
-          <w:rFonts w:hint="default"/>
-          <w:lang w:val="ru-RU" w:eastAsia="zh-CN"/>
-        </w:rPr>
-        <w:t>Вронский на скачках шел уже первым, и лошадь отлично перепрыгивала канавы и заборы, но он неудачно повернулся в седле и сломал ей спину, уронив обоих. Сначала он ее пинал и не понимал, почему она не встает, но потом с горя убежал домой. Лошадь пристрелили.</w:t>
-      </w:r>
-    </w:p>
-    <w:p>
-      <w:pPr>
-        <w:pStyle w:val="14"/>
-        <w:bidi w:val="0"/>
-        <w:rPr>
-          <w:rFonts w:hint="default"/>
-          <w:lang w:val="ru-RU" w:eastAsia="zh-CN"/>
-        </w:rPr>
-      </w:pPr>
-      <w:r>
-        <w:rPr>
-          <w:rFonts w:hint="default"/>
-          <w:lang w:val="ru-RU" w:eastAsia="zh-CN"/>
-        </w:rPr>
-        <w:t>Вот скачки действительно описаны как кино, а эпизод про искалеченную лошадь довел почти до слез, хотя написано без лишних сентиментальностей.</w:t>
-      </w:r>
-    </w:p>
-    <w:p>
-      <w:pPr>
-        <w:pStyle w:val="14"/>
-        <w:bidi w:val="0"/>
-        <w:rPr>
-          <w:rFonts w:hint="default"/>
-          <w:lang w:val="ru-RU" w:eastAsia="zh-CN"/>
-        </w:rPr>
-      </w:pPr>
-      <w:r>
-        <w:rPr>
-          <w:rFonts w:hint="default"/>
-          <w:lang w:val="ru-RU" w:eastAsia="zh-CN"/>
-        </w:rPr>
-        <w:t>Каренин боится прояснять отношения с женой, поэтому они редко видятся, и он одергивает ее, только когда на людях заметен ее интерес к Вронскому. Прямо говорит ей, что уже не просит хороших отношений, а только их видимости. Ее бесит это его терпение и безразличие и она уважала бы его больше, если бы он их обоих убил.</w:t>
-      </w:r>
-    </w:p>
-    <w:p>
-      <w:pPr>
-        <w:pStyle w:val="14"/>
-        <w:bidi w:val="0"/>
-        <w:rPr>
-          <w:rFonts w:hint="default"/>
-          <w:lang w:val="ru-RU" w:eastAsia="zh-CN"/>
-        </w:rPr>
-      </w:pPr>
-      <w:r>
-        <w:rPr>
-          <w:rFonts w:hint="default"/>
-          <w:lang w:val="ru-RU" w:eastAsia="zh-CN"/>
-        </w:rPr>
-        <w:t>После скачек она говорит мужу, что ненавидит его и боится, а любит другого. Муж оторопел и требует уважения, пока он не придумает, как разрешить ситуацию.</w:t>
-      </w:r>
-    </w:p>
-    <w:p>
-      <w:pPr>
-        <w:pStyle w:val="14"/>
-        <w:bidi w:val="0"/>
-        <w:rPr>
-          <w:rFonts w:hint="default"/>
-          <w:lang w:val="ru-RU" w:eastAsia="zh-CN"/>
-        </w:rPr>
-      </w:pPr>
-      <w:r>
-        <w:rPr>
-          <w:rFonts w:hint="default"/>
-          <w:lang w:val="ru-RU" w:eastAsia="zh-CN"/>
-        </w:rPr>
-        <w:t>Кити уехала на воды и там познакомилась с Варенькой, которая ухаживала за больными и была счастлива. Кити тоже решила попробовать, но жена одного больного приревновала к ней мужа, а отец рассказал, что мать Вареньки, за которой та больше всех ухаживала, просто прикидывается и мучает дочь. На самом деле она все время лежит просто потому, что у нее короткие ноги и она стесняется. Тогда Кити разочаровалась и передумала быть неестественно благородной и жертвенной. Но все равно эта поездка ей помогла выздороветь и успокоиться по Вронскому.</w:t>
-      </w:r>
-    </w:p>
-    <w:p>
-      <w:pPr>
-        <w:pStyle w:val="14"/>
-        <w:bidi w:val="0"/>
-        <w:rPr>
-          <w:rFonts w:hint="default"/>
-          <w:lang w:val="ru-RU" w:eastAsia="zh-CN"/>
-        </w:rPr>
-      </w:pPr>
-      <w:r>
-        <w:rPr>
-          <w:rFonts w:hint="default"/>
-          <w:lang w:val="ru-RU" w:eastAsia="zh-CN"/>
-        </w:rPr>
-        <w:t>К Левину в деревню приезжает городской брат. Он отдыхает, а Левину нравится трудиться, косить. Неподалеку приезжает на дачу Дарья Облонская с детьми и намекает ему, что не надо обижаться на отказ ее сестры Кити выйти за него замуж. Мол, она запуталась, а ты не будь гордым.</w:t>
-      </w:r>
-    </w:p>
-    <w:p>
-      <w:pPr>
-        <w:pStyle w:val="14"/>
-        <w:bidi w:val="0"/>
-        <w:rPr>
-          <w:rFonts w:hint="default"/>
-          <w:lang w:val="ru-RU" w:eastAsia="zh-CN"/>
-        </w:rPr>
-      </w:pPr>
-      <w:r>
-        <w:rPr>
-          <w:rFonts w:hint="default"/>
-          <w:lang w:val="ru-RU" w:eastAsia="zh-CN"/>
-        </w:rPr>
-        <w:t>Левин болезненно реагирует, не желает говорить об этом и даже думает, что хочет жениться на крестьянке и посвятить себя только деревенской работе. Но однажды он видит на дороге Кити, которая едет в гости к сестре, и резко понимает, что все еще ее любит.</w:t>
-      </w:r>
-    </w:p>
-    <w:p>
-      <w:pPr>
-        <w:pStyle w:val="14"/>
-        <w:bidi w:val="0"/>
-        <w:rPr>
-          <w:rFonts w:hint="default"/>
-          <w:lang w:val="ru-RU" w:eastAsia="zh-CN"/>
-        </w:rPr>
-      </w:pPr>
-      <w:r>
-        <w:rPr>
-          <w:rFonts w:hint="default"/>
-          <w:lang w:val="ru-RU" w:eastAsia="zh-CN"/>
-        </w:rPr>
-        <w:t>Каренин решил не вызывать Вронского на дуэль, так как боялся и не видел смысла, даже если бы сам выиграл, так как злость больше была направлена на жену. Он решил остаться с Анной при условии, что она бросит Вронского и они внешне останутся благополучной семьей. Так как он охладел к ней и даже к их сыну и возмущен ее неверностью, то решил таким образом ей отомстить — чтобы не позволить любовникам быть счастливыми вместе. Также он увидел в этом свою благородную роль в глазах окружающих — дать ей шанс исправиться. Если она откажется, то он намекнул, что ее с сыном ждут последствия.</w:t>
-      </w:r>
-    </w:p>
-    <w:p>
-      <w:pPr>
-        <w:pStyle w:val="14"/>
-        <w:bidi w:val="0"/>
-        <w:rPr>
-          <w:rFonts w:hint="default"/>
-          <w:lang w:val="ru-RU" w:eastAsia="zh-CN"/>
-        </w:rPr>
-      </w:pPr>
-      <w:r>
-        <w:rPr>
-          <w:rFonts w:hint="default"/>
-          <w:lang w:val="ru-RU" w:eastAsia="zh-CN"/>
-        </w:rPr>
-        <w:t xml:space="preserve">Анна сказала Вронскому, что призналась мужу и тот предложил ей остаться с ним и бросить любовника. Вронский предложил немного подождать и подумать, что делать, так как у него нет денег на содержание ее и сына. Анна осталась с мужем. </w:t>
-      </w:r>
-    </w:p>
-    <w:p>
-      <w:pPr>
-        <w:pStyle w:val="14"/>
-        <w:bidi w:val="0"/>
-        <w:rPr>
-          <w:rFonts w:hint="default"/>
-          <w:lang w:val="ru-RU" w:eastAsia="zh-CN"/>
-        </w:rPr>
-      </w:pPr>
-      <w:r>
-        <w:rPr>
-          <w:rFonts w:hint="default"/>
-          <w:lang w:val="ru-RU" w:eastAsia="zh-CN"/>
-        </w:rPr>
-        <w:t>Левин не смог заставить себя повидаться с Кити и стал усердно развивать хозяйство по новому плану – давать мужикам земли. Также он расстроен, что умирает от чахотки его второй брат Николай.</w:t>
-      </w:r>
-    </w:p>
-    <w:p>
-      <w:pPr>
-        <w:pStyle w:val="14"/>
-        <w:bidi w:val="0"/>
-        <w:rPr>
-          <w:rFonts w:hint="default"/>
-          <w:lang w:val="ru-RU" w:eastAsia="zh-CN"/>
-        </w:rPr>
-      </w:pPr>
-      <w:r>
-        <w:rPr>
-          <w:rFonts w:hint="default"/>
-          <w:lang w:val="ru-RU" w:eastAsia="zh-CN"/>
-        </w:rPr>
-        <w:t>Однажды Анна пригласила Вронского домой, но муж узнал и от злости подал на развод и уехал в командировку. По пути она вернула его телеграммой, что умирает и хочет покаяться. Он вернулся, надеясь, что она умрет и вопрос решится сам собой.</w:t>
-      </w:r>
-    </w:p>
-    <w:p>
-      <w:pPr>
-        <w:pStyle w:val="14"/>
-        <w:bidi w:val="0"/>
-        <w:rPr>
-          <w:rFonts w:hint="default"/>
-          <w:lang w:val="ru-RU" w:eastAsia="zh-CN"/>
-        </w:rPr>
-      </w:pPr>
-      <w:r>
-        <w:rPr>
-          <w:rFonts w:hint="default"/>
-          <w:lang w:val="ru-RU" w:eastAsia="zh-CN"/>
-        </w:rPr>
-        <w:t xml:space="preserve">Но оказалось, что Анна родила девочку и впала в психоз (родильную горячку). Она бредила, каялась, заставляла мужа и любовника перед своей постелью пожимать друг другу руки и мириться. </w:t>
-      </w:r>
-    </w:p>
-    <w:p>
-      <w:pPr>
-        <w:pStyle w:val="14"/>
-        <w:bidi w:val="0"/>
-        <w:rPr>
-          <w:rFonts w:hint="default"/>
-          <w:lang w:val="ru-RU" w:eastAsia="zh-CN"/>
-        </w:rPr>
-      </w:pPr>
-      <w:r>
-        <w:rPr>
-          <w:rFonts w:hint="default"/>
-          <w:lang w:val="ru-RU" w:eastAsia="zh-CN"/>
-        </w:rPr>
-        <w:t>Муж расчувствовался и простил обоих. Пообещал себе остаться с ней, если она выживет. Он счастлив, что искренне просил и надеется, что это чувство не исчезнет со временем. Оба мужчины рыдают.</w:t>
-      </w:r>
-    </w:p>
-    <w:p>
-      <w:pPr>
-        <w:pStyle w:val="14"/>
-        <w:bidi w:val="0"/>
-        <w:rPr>
-          <w:rFonts w:hint="default"/>
-          <w:lang w:val="ru-RU" w:eastAsia="zh-CN"/>
-        </w:rPr>
-      </w:pPr>
-      <w:r>
-        <w:rPr>
-          <w:rFonts w:hint="default"/>
-          <w:lang w:val="ru-RU" w:eastAsia="zh-CN"/>
-        </w:rPr>
-        <w:t>Левин ездил за границу изучать отношения крестьян к земле. Он думает о смерти и тщетности бытия, что вместо счастья дает ему хотя бы спокойствие. Но однажды в гостях он видится с Кити и они сразу понимают, что любят друг друга, и сразу объявляют о помолвке. Работа тепеь кажется ему неважной и он в эйфории счастья готовится к свадьбе.</w:t>
-      </w:r>
-    </w:p>
-    <w:p>
-      <w:pPr>
-        <w:pStyle w:val="14"/>
-        <w:bidi w:val="0"/>
-        <w:rPr>
-          <w:rFonts w:hint="default"/>
-          <w:lang w:val="ru-RU" w:eastAsia="zh-CN"/>
-        </w:rPr>
-      </w:pPr>
-      <w:r>
-        <w:rPr>
-          <w:rFonts w:hint="default"/>
-          <w:lang w:val="ru-RU" w:eastAsia="zh-CN"/>
-        </w:rPr>
-        <w:t>Вронский считает, что потерял Анну и ему стыдно перед ее благородным мужем, поэтому он пытается застрелиться, но выживает.</w:t>
-      </w:r>
-    </w:p>
-    <w:p>
-      <w:pPr>
-        <w:pStyle w:val="14"/>
-        <w:bidi w:val="0"/>
-        <w:rPr>
-          <w:rFonts w:hint="default"/>
-          <w:lang w:val="ru-RU" w:eastAsia="zh-CN"/>
-        </w:rPr>
-      </w:pPr>
-      <w:r>
-        <w:rPr>
-          <w:rFonts w:hint="default"/>
-          <w:lang w:val="ru-RU" w:eastAsia="zh-CN"/>
-        </w:rPr>
-        <w:t>Анна тоже выздоравливает, но медленно, потому что находится в апатии и отчаянии. Раскаяние перед мужем уже прошло, а его доброта и великодушие угнетают ее, ей тяжело и стыдно, но все равно она не может быть с ним.</w:t>
-      </w:r>
-    </w:p>
-    <w:p>
-      <w:pPr>
-        <w:pStyle w:val="14"/>
-        <w:bidi w:val="0"/>
-        <w:rPr>
-          <w:rFonts w:hint="default"/>
-          <w:lang w:val="ru-RU" w:eastAsia="zh-CN"/>
-        </w:rPr>
-      </w:pPr>
-      <w:r>
-        <w:rPr>
-          <w:rFonts w:hint="default"/>
-          <w:lang w:val="ru-RU" w:eastAsia="zh-CN"/>
-        </w:rPr>
-        <w:t>Муж пытается наладить отношения, полюбил и ухаживает ее дочь, но через два месяца брат Анны намекает ему на развод, чтобы все перестали  мучиться.</w:t>
-      </w:r>
-    </w:p>
-    <w:p>
-      <w:pPr>
-        <w:pStyle w:val="14"/>
-        <w:bidi w:val="0"/>
-        <w:rPr>
-          <w:rFonts w:hint="default"/>
-          <w:lang w:val="ru-RU" w:eastAsia="zh-CN"/>
-        </w:rPr>
-      </w:pPr>
-      <w:r>
-        <w:rPr>
-          <w:rFonts w:hint="default"/>
-          <w:lang w:val="ru-RU" w:eastAsia="zh-CN"/>
-        </w:rPr>
-        <w:t>Поскольку муж теперь искренне желает ей счастья, то решает дать развод и признать не ее, а себя неверным супругом. Иначе она не сможет выйти замуж повторно и воспитывать детей, а будет любовницей и содержанкой кого угодно, если Вронский ее бросит.</w:t>
-      </w:r>
-    </w:p>
-    <w:p>
-      <w:pPr>
-        <w:pStyle w:val="14"/>
-        <w:bidi w:val="0"/>
-        <w:rPr>
-          <w:rFonts w:hint="default"/>
-          <w:lang w:val="ru-RU" w:eastAsia="zh-CN"/>
-        </w:rPr>
-      </w:pPr>
-      <w:r>
-        <w:rPr>
-          <w:rFonts w:hint="default"/>
-          <w:lang w:val="ru-RU" w:eastAsia="zh-CN"/>
-        </w:rPr>
-        <w:t>Но Анна отказывается от развода, оставляет сына и уезжает с Вронским и дочерью за границу. Службу Вронский бросил, так как ради Анны отказался от предложенного места в Ташкенте.</w:t>
-      </w:r>
-    </w:p>
-    <w:p>
-      <w:pPr>
-        <w:pStyle w:val="14"/>
-        <w:bidi w:val="0"/>
-        <w:rPr>
-          <w:rFonts w:hint="default"/>
-          <w:lang w:val="ru-RU" w:eastAsia="zh-CN"/>
-        </w:rPr>
-      </w:pPr>
-      <w:r>
-        <w:rPr>
-          <w:rFonts w:hint="default"/>
-          <w:lang w:val="ru-RU" w:eastAsia="zh-CN"/>
-        </w:rPr>
-        <w:t>Они некоторое время живут в Италии с дочкой. Все видят, что они любовники, но из вежливости относятся понимающе. Анна счастлива, хотя скучает по сыну и ей стыдно за позор мужа. Но она старается не думать об этом, чтобы не портить себе настроение, так как считает, что иначе она бы не выжила, поэтому поступила, как смогла.</w:t>
-      </w:r>
-    </w:p>
-    <w:p>
-      <w:pPr>
-        <w:pStyle w:val="14"/>
-        <w:bidi w:val="0"/>
-        <w:rPr>
-          <w:rFonts w:hint="default"/>
-          <w:lang w:val="ru-RU" w:eastAsia="zh-CN"/>
-        </w:rPr>
-      </w:pPr>
-      <w:r>
-        <w:rPr>
-          <w:rFonts w:hint="default"/>
-          <w:lang w:val="ru-RU" w:eastAsia="zh-CN"/>
-        </w:rPr>
-        <w:t>Вронский ее очень любит и заботится так, что иногда Анну это даже смущает. Правда без службы и привычных друзей ему скучно и он пытается писать картины, но ему это быстро надоедает. Они решают вернуться в Россию.</w:t>
-      </w:r>
-    </w:p>
-    <w:p>
-      <w:pPr>
-        <w:pStyle w:val="10"/>
-        <w:bidi w:val="0"/>
-        <w:rPr>
-          <w:rFonts w:hint="default"/>
-          <w:lang w:val="ru-RU" w:eastAsia="zh-CN"/>
-        </w:rPr>
-      </w:pPr>
-      <w:r>
-        <w:rPr>
-          <w:rFonts w:hint="default"/>
-          <w:lang w:val="ru-RU" w:eastAsia="zh-CN"/>
-        </w:rPr>
-        <w:t>Цитаты</w:t>
-      </w:r>
-    </w:p>
-    <w:p>
-      <w:pPr>
-        <w:pStyle w:val="11"/>
-        <w:bidi w:val="0"/>
-        <w:rPr>
-          <w:rFonts w:hint="default"/>
-          <w:lang w:val="ru-RU" w:eastAsia="zh-CN"/>
-        </w:rPr>
-      </w:pPr>
-      <w:r>
-        <w:rPr>
-          <w:rFonts w:hint="default"/>
-          <w:lang w:val="ru-RU" w:eastAsia="zh-CN"/>
-        </w:rPr>
-        <w:t>Все счастливые семьи похожи друг на друга, каждая несчастливая семья несчастлива по-своему.</w:t>
-      </w:r>
-    </w:p>
-    <w:p>
-      <w:pPr>
-        <w:pStyle w:val="11"/>
-        <w:bidi w:val="0"/>
-        <w:rPr>
-          <w:rFonts w:hint="default"/>
-          <w:lang w:val="ru-RU" w:eastAsia="zh-CN"/>
-        </w:rPr>
-      </w:pPr>
-      <w:r>
-        <w:rPr>
-          <w:rFonts w:hint="default"/>
-          <w:lang w:val="ru-RU" w:eastAsia="zh-CN"/>
-        </w:rPr>
-        <w:t>Степан Аркадьевич Облонский проснулся не в спальне жены, а в своем кабинете, на сафьянном диване.</w:t>
-      </w:r>
-    </w:p>
-    <w:p>
-      <w:pPr>
-        <w:pStyle w:val="11"/>
-        <w:bidi w:val="0"/>
-        <w:rPr>
-          <w:rFonts w:hint="default"/>
-          <w:lang w:val="ru-RU" w:eastAsia="zh-CN"/>
-        </w:rPr>
-      </w:pPr>
-      <w:r>
-        <w:rPr>
-          <w:rFonts w:hint="default"/>
-          <w:lang w:val="ru-RU" w:eastAsia="zh-CN"/>
-        </w:rPr>
-        <w:t>Шесть лет назад он сделал первую неверность жене.</w:t>
-      </w:r>
-    </w:p>
-    <w:p>
-      <w:pPr>
-        <w:pStyle w:val="11"/>
-        <w:bidi w:val="0"/>
-        <w:rPr>
-          <w:rFonts w:hint="default"/>
-          <w:lang w:val="ru-RU" w:eastAsia="zh-CN"/>
-        </w:rPr>
-      </w:pPr>
-      <w:r>
-        <w:rPr>
-          <w:rFonts w:hint="default"/>
-          <w:lang w:val="ru-RU" w:eastAsia="zh-CN"/>
-        </w:rPr>
-        <w:t>Ни наука, ни искусство, ни политика, собственно, не интересовали его, он твердо держался тех взглядов на все эти предметы, каких держалось большинство и его газета. Степан Аркадьевич не избирал ни направления, ни взглядов, а эти направления и взгляды сами приходили к нему, точно так же, как он не выбирал формы шляпы или сюртука, а брал те, которые носят.</w:t>
-      </w:r>
-    </w:p>
-    <w:p>
-      <w:pPr>
-        <w:pStyle w:val="11"/>
-        <w:bidi w:val="0"/>
-        <w:rPr>
-          <w:rFonts w:hint="default"/>
-          <w:lang w:val="ru-RU" w:eastAsia="zh-CN"/>
-        </w:rPr>
-      </w:pPr>
-      <w:r>
-        <w:rPr>
-          <w:rFonts w:hint="default"/>
-          <w:lang w:val="ru-RU" w:eastAsia="zh-CN"/>
-        </w:rPr>
-        <w:t>Она просила о невозможном и бестолковом.</w:t>
-      </w:r>
-    </w:p>
-    <w:p>
-      <w:pPr>
-        <w:pStyle w:val="11"/>
-        <w:bidi w:val="0"/>
-        <w:rPr>
-          <w:rFonts w:hint="default"/>
-          <w:lang w:val="ru-RU" w:eastAsia="zh-CN"/>
-        </w:rPr>
-      </w:pPr>
-      <w:r>
-        <w:rPr>
-          <w:rFonts w:hint="default"/>
-          <w:lang w:val="ru-RU" w:eastAsia="zh-CN"/>
-        </w:rPr>
-        <w:t>— Длинная история. Я расскажу когда-нибудь, — сказал он, но сейчас же стал рассказывать.</w:t>
-      </w:r>
-    </w:p>
-    <w:p>
-      <w:pPr>
-        <w:pStyle w:val="11"/>
-        <w:bidi w:val="0"/>
-        <w:rPr>
-          <w:rFonts w:hint="default"/>
-          <w:lang w:val="ru-RU" w:eastAsia="zh-CN"/>
-        </w:rPr>
-      </w:pPr>
-      <w:r>
-        <w:rPr>
-          <w:rFonts w:hint="default"/>
-          <w:lang w:val="ru-RU" w:eastAsia="zh-CN"/>
-        </w:rPr>
-        <w:t>Говорил он так горячо, как будто кто-нибудь из присутствовавших оспаривал его мнение.</w:t>
-      </w:r>
-    </w:p>
-    <w:p>
-      <w:pPr>
-        <w:pStyle w:val="11"/>
-        <w:bidi w:val="0"/>
-        <w:rPr>
-          <w:rFonts w:hint="default"/>
-          <w:lang w:val="ru-RU" w:eastAsia="zh-CN"/>
-        </w:rPr>
-      </w:pPr>
-      <w:r>
-        <w:rPr>
-          <w:rFonts w:hint="default"/>
-          <w:lang w:val="ru-RU" w:eastAsia="zh-CN"/>
-        </w:rPr>
-        <w:t>В душе его боролись желание забыть теперь о несчастном брате и сознание того, что это будет дурно.</w:t>
-      </w:r>
-    </w:p>
-    <w:p>
-      <w:pPr>
-        <w:pStyle w:val="11"/>
-        <w:bidi w:val="0"/>
-        <w:rPr>
-          <w:rFonts w:hint="default"/>
-          <w:lang w:val="ru-RU" w:eastAsia="zh-CN"/>
-        </w:rPr>
-      </w:pPr>
-      <w:r>
-        <w:rPr>
-          <w:rFonts w:hint="default"/>
-          <w:lang w:val="ru-RU" w:eastAsia="zh-CN"/>
-        </w:rPr>
-        <w:t>Это урок смирения. Я иначе и снисходительнее стал смотреть на то, что называется подлостью, после того, как брат Николай стал тем, что он есть.</w:t>
-      </w:r>
-    </w:p>
-    <w:p>
-      <w:pPr>
-        <w:pStyle w:val="11"/>
-        <w:bidi w:val="0"/>
-        <w:rPr>
-          <w:rFonts w:hint="default"/>
-          <w:lang w:val="ru-RU" w:eastAsia="zh-CN"/>
-        </w:rPr>
-      </w:pPr>
-      <w:r>
-        <w:rPr>
-          <w:rFonts w:hint="default"/>
-          <w:lang w:val="ru-RU" w:eastAsia="zh-CN"/>
-        </w:rPr>
-        <w:t>Нет, ты скажи все, что ты думаешь.</w:t>
-      </w:r>
-    </w:p>
-    <w:p>
-      <w:pPr>
-        <w:pStyle w:val="11"/>
-        <w:bidi w:val="0"/>
-        <w:rPr>
-          <w:rFonts w:hint="default"/>
-          <w:lang w:val="ru-RU" w:eastAsia="zh-CN"/>
-        </w:rPr>
-      </w:pPr>
-      <w:r>
-        <w:rPr>
-          <w:rFonts w:hint="default"/>
-          <w:lang w:val="ru-RU" w:eastAsia="zh-CN"/>
-        </w:rPr>
-        <w:t>Не по заслугам прости меня, а по милосердию.</w:t>
-      </w:r>
-    </w:p>
-    <w:p>
-      <w:pPr>
-        <w:pStyle w:val="11"/>
-        <w:bidi w:val="0"/>
-        <w:rPr>
-          <w:rFonts w:hint="default"/>
-          <w:lang w:val="ru-RU" w:eastAsia="zh-CN"/>
-        </w:rPr>
-      </w:pPr>
-      <w:r>
-        <w:rPr>
-          <w:rFonts w:hint="default"/>
-          <w:lang w:val="ru-RU" w:eastAsia="zh-CN"/>
-        </w:rPr>
-        <w:t>Он вертелся около них, именно когда его не нужно было.</w:t>
-      </w:r>
-    </w:p>
-    <w:p>
-      <w:pPr>
-        <w:pStyle w:val="11"/>
-        <w:bidi w:val="0"/>
-        <w:rPr>
-          <w:rFonts w:hint="default"/>
-          <w:lang w:val="ru-RU" w:eastAsia="zh-CN"/>
-        </w:rPr>
-      </w:pPr>
-      <w:r>
-        <w:rPr>
-          <w:rFonts w:hint="default"/>
-          <w:lang w:val="ru-RU" w:eastAsia="zh-CN"/>
-        </w:rPr>
-        <w:t>Я вижу человека, который имеет намерения серьезные, это Левин; и вижу перепела, как этот щелкопер, которому только повеселиться.</w:t>
-      </w:r>
-    </w:p>
-    <w:p>
-      <w:pPr>
-        <w:pStyle w:val="11"/>
-        <w:bidi w:val="0"/>
-        <w:rPr>
-          <w:rFonts w:hint="default"/>
-          <w:lang w:val="ru-RU" w:eastAsia="zh-CN"/>
-        </w:rPr>
-      </w:pPr>
-      <w:r>
-        <w:rPr>
-          <w:rFonts w:hint="default"/>
-          <w:lang w:val="ru-RU" w:eastAsia="zh-CN"/>
-        </w:rPr>
-        <w:t>Заманивание барышень без намерения жениться.</w:t>
-      </w:r>
-    </w:p>
-    <w:p>
-      <w:pPr>
-        <w:pStyle w:val="11"/>
-        <w:bidi w:val="0"/>
-        <w:rPr>
-          <w:rFonts w:hint="default"/>
-          <w:lang w:val="ru-RU" w:eastAsia="zh-CN"/>
-        </w:rPr>
-      </w:pPr>
-      <w:r>
-        <w:rPr>
-          <w:rFonts w:hint="default"/>
-          <w:lang w:val="ru-RU" w:eastAsia="zh-CN"/>
-        </w:rPr>
-        <w:t>Я буду утешаться мыслью, что это сделает вам удовольствие.</w:t>
-      </w:r>
-    </w:p>
-    <w:p>
-      <w:pPr>
-        <w:pStyle w:val="11"/>
-        <w:bidi w:val="0"/>
-        <w:rPr>
-          <w:rFonts w:hint="default"/>
-          <w:lang w:val="ru-RU" w:eastAsia="zh-CN"/>
-        </w:rPr>
-      </w:pPr>
-      <w:r>
-        <w:rPr>
-          <w:rFonts w:hint="default"/>
-          <w:lang w:val="ru-RU" w:eastAsia="zh-CN"/>
-        </w:rPr>
-        <w:t>Это очень замечательный человек.</w:t>
-      </w:r>
-    </w:p>
-    <w:p>
-      <w:pPr>
-        <w:pStyle w:val="11"/>
-        <w:bidi w:val="0"/>
-        <w:rPr>
-          <w:rFonts w:hint="default"/>
-          <w:lang w:val="ru-RU" w:eastAsia="zh-CN"/>
-        </w:rPr>
-      </w:pPr>
-      <w:r>
-        <w:rPr>
-          <w:rFonts w:hint="default"/>
-          <w:lang w:val="ru-RU" w:eastAsia="zh-CN"/>
-        </w:rPr>
-        <w:t>Он видел, что эта артель есть только якорь спасения от презрения к самому себе.</w:t>
-      </w:r>
-    </w:p>
-    <w:p>
-      <w:pPr>
-        <w:pStyle w:val="11"/>
-        <w:bidi w:val="0"/>
-        <w:rPr>
-          <w:rFonts w:hint="default"/>
-          <w:lang w:val="ru-RU" w:eastAsia="zh-CN"/>
-        </w:rPr>
-      </w:pPr>
-      <w:r>
-        <w:rPr>
-          <w:rFonts w:hint="default"/>
-          <w:lang w:val="ru-RU" w:eastAsia="zh-CN"/>
-        </w:rPr>
-        <w:t>— Я не считаю нужным терять на это время.</w:t>
-      </w:r>
-    </w:p>
-    <w:p>
-      <w:pPr>
-        <w:pStyle w:val="11"/>
-        <w:bidi w:val="0"/>
-        <w:rPr>
-          <w:rFonts w:hint="default"/>
-          <w:lang w:val="ru-RU" w:eastAsia="zh-CN"/>
-        </w:rPr>
-      </w:pPr>
-      <w:r>
-        <w:rPr>
-          <w:rFonts w:hint="default"/>
-          <w:lang w:val="ru-RU" w:eastAsia="zh-CN"/>
-        </w:rPr>
-        <w:t>— То есть, позвольте, почему же вы знаете, что вы потеряете время?</w:t>
-      </w:r>
-    </w:p>
-    <w:p>
-      <w:pPr>
-        <w:pStyle w:val="11"/>
-        <w:bidi w:val="0"/>
-        <w:rPr>
-          <w:rFonts w:hint="default"/>
-          <w:lang w:val="ru-RU" w:eastAsia="zh-CN"/>
-        </w:rPr>
-      </w:pPr>
-      <w:r>
-        <w:rPr>
-          <w:rFonts w:hint="default"/>
-          <w:lang w:val="ru-RU" w:eastAsia="zh-CN"/>
-        </w:rPr>
-        <w:t>«Нежный муж сгорал желанием увидеть тебя», — сказал он тоном насмешки над тем, кто бы в самом деле так говорил.</w:t>
-      </w:r>
-    </w:p>
-    <w:p>
-      <w:pPr>
-        <w:pStyle w:val="11"/>
-        <w:bidi w:val="0"/>
-        <w:rPr>
-          <w:rFonts w:hint="default"/>
-          <w:lang w:val="ru-RU" w:eastAsia="zh-CN"/>
-        </w:rPr>
-      </w:pPr>
-      <w:r>
-        <w:rPr>
-          <w:rFonts w:hint="default"/>
-          <w:lang w:val="ru-RU" w:eastAsia="zh-CN"/>
-        </w:rPr>
-        <w:t>Он смотрел на него так же, как на фонарь.</w:t>
-      </w:r>
-    </w:p>
-    <w:p>
-      <w:pPr>
-        <w:pStyle w:val="11"/>
-        <w:bidi w:val="0"/>
-        <w:rPr>
-          <w:rFonts w:hint="default"/>
-          <w:lang w:val="ru-RU" w:eastAsia="zh-CN"/>
-        </w:rPr>
-      </w:pPr>
-      <w:r>
-        <w:rPr>
-          <w:rFonts w:hint="default"/>
-          <w:lang w:val="ru-RU" w:eastAsia="zh-CN"/>
-        </w:rPr>
-        <w:t>Знаменитый доктор изложил свой план лечения водами, при назначении которых главная цель, очевидно, состояла в том, что они повредить не могут. Затем он заключил наставлением о том, как пить те воды, которые были не нужны.</w:t>
-      </w:r>
-    </w:p>
-    <w:p>
-      <w:pPr>
-        <w:pStyle w:val="11"/>
-        <w:bidi w:val="0"/>
-        <w:rPr>
-          <w:rFonts w:hint="default"/>
-          <w:lang w:val="ru-RU" w:eastAsia="zh-CN"/>
-        </w:rPr>
-      </w:pPr>
-      <w:r>
-        <w:rPr>
-          <w:rFonts w:hint="default"/>
-          <w:lang w:val="ru-RU" w:eastAsia="zh-CN"/>
-        </w:rPr>
-        <w:t>Ей попробовали рассказывать, что говорил доктор, но оказалось, что, хотя доктор и говорил очень складно и долго, никак нельзя было передать того, что он сказал.</w:t>
-      </w:r>
-    </w:p>
-    <w:p>
-      <w:pPr>
-        <w:pStyle w:val="11"/>
-        <w:bidi w:val="0"/>
-        <w:rPr>
-          <w:rFonts w:hint="default"/>
-          <w:lang w:val="ru-RU" w:eastAsia="zh-CN"/>
-        </w:rPr>
-      </w:pPr>
-      <w:r>
-        <w:rPr>
-          <w:rFonts w:hint="default"/>
-          <w:lang w:val="ru-RU" w:eastAsia="zh-CN"/>
-        </w:rPr>
-        <w:t>— Прежде, когда мне велели находить его умным, я все искала и находила, что я сама глупа, не видя его ума. А как только я сказала: он глуп, но шепотом, — все так ясно стало. У меня нет другого выхода. Кто-нибудь из нас двух глуп. Ну, а вы знаете, про себя нельзя этого никогда сказать.</w:t>
-      </w:r>
-    </w:p>
-    <w:p>
-      <w:pPr>
-        <w:pStyle w:val="11"/>
-        <w:bidi w:val="0"/>
-        <w:rPr>
-          <w:rFonts w:hint="default"/>
-          <w:lang w:val="ru-RU" w:eastAsia="zh-CN"/>
-        </w:rPr>
-      </w:pPr>
-      <w:r>
-        <w:rPr>
-          <w:rFonts w:hint="default"/>
-          <w:lang w:val="ru-RU" w:eastAsia="zh-CN"/>
-        </w:rPr>
-        <w:t>— Никто не доволен своим состоянием, и всякий доволен своим умом.</w:t>
-      </w:r>
-    </w:p>
-    <w:p>
-      <w:pPr>
-        <w:pStyle w:val="11"/>
-        <w:bidi w:val="0"/>
-        <w:rPr>
-          <w:rFonts w:hint="default"/>
-          <w:lang w:val="ru-RU" w:eastAsia="zh-CN"/>
-        </w:rPr>
-      </w:pPr>
-      <w:r>
-        <w:rPr>
-          <w:rFonts w:hint="default"/>
-          <w:lang w:val="ru-RU" w:eastAsia="zh-CN"/>
-        </w:rPr>
-        <w:t>Я всегда удивляюсь ясности и точности выражений вашего мужа. Самые трансцендентные понятия становятся мне доступны, когда он говорит.</w:t>
-      </w:r>
-    </w:p>
-    <w:p>
-      <w:pPr>
-        <w:pStyle w:val="11"/>
-        <w:bidi w:val="0"/>
-        <w:rPr>
-          <w:rFonts w:hint="default"/>
-          <w:lang w:val="ru-RU" w:eastAsia="zh-CN"/>
-        </w:rPr>
-      </w:pPr>
-      <w:r>
-        <w:rPr>
-          <w:rFonts w:hint="default"/>
-          <w:lang w:val="ru-RU" w:eastAsia="zh-CN"/>
-        </w:rPr>
-        <w:t>Любовь... Я от того и не люблю этого слова, что оно для меня слишком много значит, больше гораздо, чем вы можете понять.</w:t>
-      </w:r>
-    </w:p>
-    <w:p>
-      <w:pPr>
-        <w:pStyle w:val="11"/>
-        <w:bidi w:val="0"/>
-        <w:rPr>
-          <w:rFonts w:hint="default"/>
-          <w:lang w:val="ru-RU" w:eastAsia="zh-CN"/>
-        </w:rPr>
-      </w:pPr>
-      <w:r>
-        <w:rPr>
-          <w:rFonts w:hint="default"/>
-          <w:lang w:val="ru-RU" w:eastAsia="zh-CN"/>
-        </w:rPr>
-        <w:t>Говоря, он чувствовал всю бесполезность и праздность своих слов.</w:t>
-      </w:r>
-    </w:p>
-    <w:p>
-      <w:pPr>
-        <w:pStyle w:val="11"/>
-        <w:bidi w:val="0"/>
-        <w:rPr>
-          <w:rFonts w:hint="default"/>
-          <w:lang w:val="ru-RU" w:eastAsia="zh-CN"/>
-        </w:rPr>
-      </w:pPr>
-      <w:r>
-        <w:rPr>
-          <w:rFonts w:hint="default"/>
-          <w:lang w:val="ru-RU" w:eastAsia="zh-CN"/>
-        </w:rPr>
-        <w:t>Ты вела и держала себя не совсем так, как можно было желать.</w:t>
-      </w:r>
-    </w:p>
-    <w:p>
-      <w:pPr>
-        <w:pStyle w:val="11"/>
-        <w:bidi w:val="0"/>
-        <w:rPr>
-          <w:rFonts w:hint="default"/>
-          <w:lang w:val="ru-RU" w:eastAsia="zh-CN"/>
-        </w:rPr>
-      </w:pPr>
-      <w:r>
-        <w:rPr>
-          <w:rFonts w:hint="default"/>
-          <w:lang w:val="ru-RU" w:eastAsia="zh-CN"/>
-        </w:rPr>
-        <w:t>Разве он может любить? Если бы он не слыхал, что бывает любовь, он никогда и не употреблял бы этого слова.</w:t>
-      </w:r>
-    </w:p>
-    <w:p>
-      <w:pPr>
-        <w:pStyle w:val="11"/>
-        <w:bidi w:val="0"/>
-        <w:rPr>
-          <w:rFonts w:hint="default"/>
-          <w:lang w:val="ru-RU" w:eastAsia="zh-CN"/>
-        </w:rPr>
-      </w:pPr>
-      <w:r>
-        <w:rPr>
-          <w:rFonts w:hint="default"/>
-          <w:lang w:val="ru-RU" w:eastAsia="zh-CN"/>
-        </w:rPr>
-        <w:t>На все попытки вызвать ее на объяснение, она противопоставляла ему непроницаемую стену какого-то веселого недоумения.</w:t>
-      </w:r>
-    </w:p>
-    <w:p>
-      <w:pPr>
-        <w:pStyle w:val="11"/>
-        <w:bidi w:val="0"/>
-        <w:rPr>
-          <w:rFonts w:hint="default"/>
-          <w:lang w:val="ru-RU" w:eastAsia="zh-CN"/>
-        </w:rPr>
-      </w:pPr>
-      <w:r>
-        <w:rPr>
-          <w:rFonts w:hint="default"/>
-          <w:lang w:val="ru-RU" w:eastAsia="zh-CN"/>
-        </w:rPr>
-        <w:t>Он говорил с ней совсем не то и не тем тоном, каким хотел говорить. Он говорил с ней невольно своим привычным тоном подшучивания над тем, кто бы так говорил. А в этом тоне нельзя было сказать того, что требовалось сказать ей.</w:t>
-      </w:r>
-    </w:p>
-    <w:p>
-      <w:pPr>
-        <w:pStyle w:val="11"/>
-        <w:bidi w:val="0"/>
-        <w:rPr>
-          <w:rFonts w:hint="default"/>
-          <w:lang w:val="ru-RU" w:eastAsia="zh-CN"/>
-        </w:rPr>
-      </w:pPr>
-      <w:r>
-        <w:rPr>
-          <w:rFonts w:hint="default"/>
-          <w:lang w:val="ru-RU" w:eastAsia="zh-CN"/>
-        </w:rPr>
-        <w:t>Нехорошо в его года человеку единому быти.</w:t>
-      </w:r>
-    </w:p>
-    <w:p>
-      <w:pPr>
-        <w:pStyle w:val="11"/>
-        <w:bidi w:val="0"/>
-        <w:rPr>
-          <w:rFonts w:hint="default"/>
-          <w:lang w:val="ru-RU" w:eastAsia="zh-CN"/>
-        </w:rPr>
-      </w:pPr>
-      <w:r>
-        <w:rPr>
-          <w:rFonts w:hint="default"/>
-          <w:lang w:val="ru-RU" w:eastAsia="zh-CN"/>
-        </w:rPr>
-        <w:t>Ему так хорошо удалось уговорить брата и дать ему взаймы денег на поездку, не раздражая его, что в этом отношении он был с собой доволен.</w:t>
-      </w:r>
-    </w:p>
-    <w:p>
-      <w:pPr>
-        <w:pStyle w:val="11"/>
-        <w:bidi w:val="0"/>
-        <w:rPr>
-          <w:rFonts w:hint="default"/>
-          <w:lang w:val="ru-RU" w:eastAsia="zh-CN"/>
-        </w:rPr>
-      </w:pPr>
-      <w:r>
-        <w:rPr>
-          <w:rFonts w:hint="default"/>
-          <w:lang w:val="ru-RU" w:eastAsia="zh-CN"/>
-        </w:rPr>
-        <w:t>Пожалуйста, не рассуждай, а делай, что говорят.</w:t>
-      </w:r>
-    </w:p>
-    <w:p>
-      <w:pPr>
-        <w:pStyle w:val="11"/>
-        <w:bidi w:val="0"/>
-        <w:rPr>
-          <w:rFonts w:hint="default"/>
-          <w:lang w:val="ru-RU" w:eastAsia="zh-CN"/>
-        </w:rPr>
-      </w:pPr>
-      <w:r>
-        <w:rPr>
-          <w:rFonts w:hint="default"/>
-          <w:lang w:val="ru-RU" w:eastAsia="zh-CN"/>
-        </w:rPr>
-        <w:t>Мы вами, кажется, и так много довольны.</w:t>
-      </w:r>
-    </w:p>
-    <w:p>
-      <w:pPr>
-        <w:pStyle w:val="11"/>
-        <w:bidi w:val="0"/>
-        <w:rPr>
-          <w:rFonts w:hint="default"/>
-          <w:lang w:val="ru-RU" w:eastAsia="zh-CN"/>
-        </w:rPr>
-      </w:pPr>
-      <w:r>
-        <w:rPr>
-          <w:rFonts w:hint="default"/>
-          <w:lang w:val="ru-RU" w:eastAsia="zh-CN"/>
-        </w:rPr>
-        <w:t>И право, так мало делается этим кому-нибудь зла, а себе столько удовольствия...</w:t>
-      </w:r>
-    </w:p>
-    <w:p>
-      <w:pPr>
-        <w:pStyle w:val="11"/>
-        <w:bidi w:val="0"/>
-        <w:rPr>
-          <w:rFonts w:hint="default"/>
-          <w:lang w:val="ru-RU" w:eastAsia="zh-CN"/>
-        </w:rPr>
-      </w:pPr>
-      <w:r>
-        <w:rPr>
-          <w:rFonts w:hint="default"/>
-          <w:lang w:val="ru-RU" w:eastAsia="zh-CN"/>
-        </w:rPr>
-        <w:t>Наслаждение не в открытии истины, но в искании ее.</w:t>
-      </w:r>
-    </w:p>
-    <w:p>
-      <w:pPr>
-        <w:pStyle w:val="11"/>
-        <w:bidi w:val="0"/>
-        <w:rPr>
-          <w:rFonts w:hint="default"/>
-          <w:lang w:val="ru-RU" w:eastAsia="zh-CN"/>
-        </w:rPr>
-      </w:pPr>
-      <w:r>
-        <w:rPr>
-          <w:rFonts w:hint="default"/>
-          <w:lang w:val="ru-RU" w:eastAsia="zh-CN"/>
-        </w:rPr>
-        <w:t>Он ждет, чтобы купить за 20 копеек рубль.</w:t>
-      </w:r>
-    </w:p>
-    <w:p>
-      <w:pPr>
-        <w:pStyle w:val="11"/>
-        <w:bidi w:val="0"/>
-        <w:rPr>
-          <w:rFonts w:hint="default"/>
-          <w:lang w:val="ru-RU" w:eastAsia="zh-CN"/>
-        </w:rPr>
-      </w:pPr>
-      <w:r>
-        <w:rPr>
-          <w:rFonts w:hint="default"/>
-          <w:lang w:val="ru-RU" w:eastAsia="zh-CN"/>
-        </w:rPr>
-        <w:t>Прошу уступить хоть малость.</w:t>
-      </w:r>
-    </w:p>
-    <w:p>
-      <w:pPr>
-        <w:pStyle w:val="11"/>
-        <w:bidi w:val="0"/>
-        <w:rPr>
-          <w:rFonts w:hint="default"/>
-          <w:lang w:val="ru-RU" w:eastAsia="zh-CN"/>
-        </w:rPr>
-      </w:pPr>
-      <w:r>
-        <w:rPr>
-          <w:rFonts w:hint="default"/>
-          <w:lang w:val="ru-RU" w:eastAsia="zh-CN"/>
-        </w:rPr>
-        <w:t>Есть дела, которые подлежат обсуждению только тех, кто прямо в них заинтересован, и то дело, о котором ты так заботишься, — такое... (= «обсуждению теми» в соврем. языке)</w:t>
-      </w:r>
-    </w:p>
-    <w:p>
-      <w:pPr>
-        <w:pStyle w:val="11"/>
-        <w:bidi w:val="0"/>
-        <w:rPr>
-          <w:rFonts w:hint="default"/>
-          <w:lang w:val="ru-RU" w:eastAsia="zh-CN"/>
-        </w:rPr>
-      </w:pPr>
-      <w:r>
-        <w:rPr>
-          <w:rFonts w:hint="default"/>
-          <w:lang w:val="ru-RU" w:eastAsia="zh-CN"/>
-        </w:rPr>
-        <w:t>Не отдавая себе в том отчета, Алексей Александрович искал теперь случая иметь третье лицо при своих свиданиях с женою.</w:t>
-      </w:r>
-    </w:p>
-    <w:p>
-      <w:pPr>
-        <w:pStyle w:val="11"/>
-        <w:bidi w:val="0"/>
-        <w:rPr>
-          <w:rFonts w:hint="default"/>
-          <w:lang w:val="ru-RU" w:eastAsia="zh-CN"/>
-        </w:rPr>
-      </w:pPr>
-      <w:r>
-        <w:rPr>
-          <w:rFonts w:hint="default"/>
-          <w:lang w:val="ru-RU" w:eastAsia="zh-CN"/>
-        </w:rPr>
-        <w:t>Левину хотелось оправдаться в том недостатке, который он знал за собой, в равнодушии к общему благу.</w:t>
-      </w:r>
-    </w:p>
-    <w:p>
-      <w:pPr>
-        <w:pStyle w:val="11"/>
-        <w:bidi w:val="0"/>
-        <w:rPr>
-          <w:rFonts w:hint="default"/>
-          <w:lang w:val="ru-RU" w:eastAsia="zh-CN"/>
-        </w:rPr>
-      </w:pPr>
-      <w:r>
-        <w:rPr>
-          <w:rFonts w:hint="default"/>
-          <w:lang w:val="ru-RU" w:eastAsia="zh-CN"/>
-        </w:rPr>
-        <w:t>Степан Аркадьевич, как и все виноватые мужья, очень заботился об удобствах жены. Но как ни старался он быть заботливым отцом и мужем, он никак не мог помнить, что у него есть жена и дети. У него были холостые вкусы, и только с ними он соображался.</w:t>
-      </w:r>
-    </w:p>
-    <w:p>
-      <w:pPr>
-        <w:pStyle w:val="11"/>
-        <w:bidi w:val="0"/>
-        <w:rPr>
-          <w:rFonts w:hint="default"/>
-          <w:lang w:val="ru-RU" w:eastAsia="zh-CN"/>
-        </w:rPr>
-      </w:pPr>
-      <w:r>
-        <w:rPr>
-          <w:rFonts w:hint="default"/>
-          <w:lang w:val="ru-RU" w:eastAsia="zh-CN"/>
-        </w:rPr>
-        <w:t>Шкафов для платья не было. Какие были, те не закрывались и сами открывались, когда проходили мимо них.</w:t>
-      </w:r>
-    </w:p>
-    <w:p>
-      <w:pPr>
-        <w:pStyle w:val="11"/>
-        <w:bidi w:val="0"/>
-        <w:rPr>
-          <w:rFonts w:hint="default"/>
-          <w:lang w:val="ru-RU" w:eastAsia="zh-CN"/>
-        </w:rPr>
-      </w:pPr>
-      <w:r>
-        <w:rPr>
-          <w:rFonts w:hint="default"/>
-          <w:lang w:val="ru-RU" w:eastAsia="zh-CN"/>
-        </w:rPr>
-        <w:t>Она была задержана заботами о своем туалете.</w:t>
-      </w:r>
-    </w:p>
-    <w:p>
-      <w:pPr>
-        <w:pStyle w:val="11"/>
-        <w:bidi w:val="0"/>
-        <w:rPr>
-          <w:rFonts w:hint="default"/>
-          <w:lang w:val="ru-RU" w:eastAsia="zh-CN"/>
-        </w:rPr>
-      </w:pPr>
-      <w:r>
-        <w:rPr>
-          <w:rFonts w:hint="default"/>
-          <w:lang w:val="ru-RU" w:eastAsia="zh-CN"/>
-        </w:rPr>
-        <w:t>Если бы вы знали, как вы больно мне делаете! Все равно, как у вас бы умер ребенок, а вам бы говорили: а вот он был бы такой, такой и мог бы жить, и вы бы на него радовались. А он умер, умер, умер...</w:t>
-      </w:r>
-    </w:p>
-    <w:p>
-      <w:pPr>
-        <w:pStyle w:val="11"/>
-        <w:bidi w:val="0"/>
-        <w:rPr>
-          <w:rFonts w:hint="default"/>
-          <w:lang w:val="ru-RU" w:eastAsia="zh-CN"/>
-        </w:rPr>
-      </w:pPr>
-      <w:r>
-        <w:rPr>
-          <w:rFonts w:hint="default"/>
-          <w:lang w:val="ru-RU" w:eastAsia="zh-CN"/>
-        </w:rPr>
-        <w:t>Разумеется, я не буду избегать Катерины Александровны, но, где могу, постараюсь избавить ее от неприятностей моего присутствия.</w:t>
-      </w:r>
-    </w:p>
-    <w:p>
-      <w:pPr>
-        <w:pStyle w:val="11"/>
-        <w:bidi w:val="0"/>
-        <w:rPr>
-          <w:rFonts w:hint="default"/>
-          <w:lang w:val="ru-RU" w:eastAsia="zh-CN"/>
-        </w:rPr>
-      </w:pPr>
-      <w:r>
-        <w:rPr>
-          <w:rFonts w:hint="default"/>
-          <w:lang w:val="ru-RU" w:eastAsia="zh-CN"/>
-        </w:rPr>
-        <w:t>«Я не могу быть несчастлив, но и она и он не должны быть счастливы».</w:t>
-      </w:r>
-    </w:p>
-    <w:p>
-      <w:pPr>
-        <w:pStyle w:val="11"/>
-        <w:bidi w:val="0"/>
-        <w:rPr>
-          <w:rFonts w:hint="default"/>
-          <w:lang w:val="ru-RU" w:eastAsia="zh-CN"/>
-        </w:rPr>
-      </w:pPr>
-      <w:r>
-        <w:rPr>
-          <w:rFonts w:hint="default"/>
-          <w:lang w:val="ru-RU" w:eastAsia="zh-CN"/>
-        </w:rPr>
-        <w:t>Он писал без обращения к ней и по-французски, употребляя местоимение «вы», не имеющее того характера холодности, который оно имеет на русском языке.</w:t>
-      </w:r>
-    </w:p>
-    <w:p>
-      <w:pPr>
-        <w:pStyle w:val="11"/>
-        <w:bidi w:val="0"/>
-        <w:rPr>
-          <w:rFonts w:hint="default"/>
-          <w:lang w:val="ru-RU" w:eastAsia="zh-CN"/>
-        </w:rPr>
-      </w:pPr>
-      <w:r>
-        <w:rPr>
-          <w:rFonts w:hint="default"/>
-          <w:lang w:val="ru-RU" w:eastAsia="zh-CN"/>
-        </w:rPr>
-        <w:t>Прошу вас заметить, что я приписываю особенное значение исполнению этой моей просьбы.</w:t>
-      </w:r>
-    </w:p>
-    <w:p>
-      <w:pPr>
-        <w:pStyle w:val="11"/>
-        <w:bidi w:val="0"/>
-        <w:rPr>
-          <w:rFonts w:hint="default"/>
-          <w:lang w:val="ru-RU" w:eastAsia="zh-CN"/>
-        </w:rPr>
-      </w:pPr>
-      <w:r>
-        <w:rPr>
-          <w:rFonts w:hint="default"/>
-          <w:lang w:val="ru-RU" w:eastAsia="zh-CN"/>
-        </w:rPr>
-        <w:t>Надо было оставаться здесь, в чуждом и столь противоположном ее настроению обществе.</w:t>
-      </w:r>
-    </w:p>
-    <w:p>
-      <w:pPr>
-        <w:pStyle w:val="11"/>
-        <w:bidi w:val="0"/>
-        <w:rPr>
-          <w:rFonts w:hint="default"/>
-          <w:lang w:val="ru-RU" w:eastAsia="zh-CN"/>
-        </w:rPr>
-      </w:pPr>
-      <w:r>
-        <w:rPr>
-          <w:rFonts w:hint="default"/>
-          <w:lang w:val="ru-RU" w:eastAsia="zh-CN"/>
-        </w:rPr>
-        <w:t>Вокруг была эта привычная торжественная обстановка праздности, и она не должна была придумывать, что ей делать. Все делалось само собой.</w:t>
-      </w:r>
-    </w:p>
-    <w:p>
-      <w:pPr>
-        <w:pStyle w:val="11"/>
-        <w:bidi w:val="0"/>
-        <w:rPr>
-          <w:rFonts w:hint="default"/>
-          <w:lang w:val="ru-RU" w:eastAsia="zh-CN"/>
-        </w:rPr>
-      </w:pPr>
-      <w:r>
-        <w:rPr>
-          <w:rFonts w:hint="default"/>
-          <w:lang w:val="ru-RU" w:eastAsia="zh-CN"/>
-        </w:rPr>
-        <w:t>Он готов был заставить говоривших молчать и уважать несуществующую честь женщины, которую он любил.</w:t>
-      </w:r>
-    </w:p>
-    <w:p>
-      <w:pPr>
-        <w:pStyle w:val="11"/>
-        <w:bidi w:val="0"/>
-        <w:rPr>
-          <w:rFonts w:hint="default"/>
-          <w:lang w:val="ru-RU" w:eastAsia="zh-CN"/>
-        </w:rPr>
-      </w:pPr>
-      <w:r>
-        <w:rPr>
-          <w:rFonts w:hint="default"/>
-          <w:lang w:val="ru-RU" w:eastAsia="zh-CN"/>
-        </w:rPr>
-        <w:t>Он чувствовал, что это независимое положение человека, который все бы мог, но ничего не хочет, уже начинает сглаживаться, что многие начинают думать, что он ничего бы и не мог.</w:t>
-      </w:r>
-    </w:p>
-    <w:p>
-      <w:pPr>
-        <w:pStyle w:val="11"/>
-        <w:bidi w:val="0"/>
-        <w:rPr>
-          <w:rFonts w:hint="default"/>
-          <w:lang w:val="ru-RU" w:eastAsia="zh-CN"/>
-        </w:rPr>
-      </w:pPr>
-      <w:r>
-        <w:rPr>
-          <w:rFonts w:hint="default"/>
-          <w:lang w:val="ru-RU" w:eastAsia="zh-CN"/>
-        </w:rPr>
-        <w:t>Я, может быть, ошибаюсь, но мне кажется, что я имею некоторые способности к той сфере деятельности, которую я избрал, и что в моих руках власть, какая бы она ни была, если будет, то будет лучше, чем в руках многих мне известных.</w:t>
-      </w:r>
-    </w:p>
-    <w:p>
-      <w:pPr>
-        <w:pStyle w:val="11"/>
-        <w:bidi w:val="0"/>
-        <w:rPr>
-          <w:rFonts w:hint="default"/>
-          <w:lang w:val="ru-RU" w:eastAsia="zh-CN"/>
-        </w:rPr>
-      </w:pPr>
-      <w:r>
-        <w:rPr>
-          <w:rFonts w:hint="default"/>
-          <w:lang w:val="ru-RU" w:eastAsia="zh-CN"/>
-        </w:rPr>
-        <w:t>Она знала, что, что бы он ни сказал ей, он скажет не все, что он думает.</w:t>
-      </w:r>
-    </w:p>
-    <w:p>
-      <w:pPr>
-        <w:pStyle w:val="11"/>
-        <w:bidi w:val="0"/>
-        <w:rPr>
-          <w:rFonts w:hint="default"/>
-          <w:lang w:val="ru-RU" w:eastAsia="zh-CN"/>
-        </w:rPr>
-      </w:pPr>
-      <w:r>
-        <w:rPr>
-          <w:rFonts w:hint="default"/>
-          <w:lang w:val="ru-RU" w:eastAsia="zh-CN"/>
-        </w:rPr>
-        <w:t>Мне нужно, чтобы вы вели себя так, чтобы ни свет, ни прислуга не могли обвинить вас. И за это вы будете пользоваться всеми правами честной жены, не исполняя ее обязанностей.</w:t>
-      </w:r>
-    </w:p>
-    <w:p>
-      <w:pPr>
-        <w:pStyle w:val="11"/>
-        <w:bidi w:val="0"/>
-        <w:rPr>
-          <w:rFonts w:hint="default"/>
-          <w:lang w:val="ru-RU" w:eastAsia="zh-CN"/>
-        </w:rPr>
-      </w:pPr>
-      <w:r>
-        <w:rPr>
-          <w:rFonts w:hint="default"/>
-          <w:lang w:val="ru-RU" w:eastAsia="zh-CN"/>
-        </w:rPr>
-        <w:t>Он также мало мог жениться на ней, как он не мог улететь на небо.</w:t>
-      </w:r>
-    </w:p>
-    <w:p>
-      <w:pPr>
-        <w:pStyle w:val="11"/>
-        <w:bidi w:val="0"/>
-        <w:rPr>
-          <w:rFonts w:hint="default"/>
-          <w:lang w:val="ru-RU" w:eastAsia="zh-CN"/>
-        </w:rPr>
-      </w:pPr>
-      <w:r>
-        <w:rPr>
-          <w:rFonts w:hint="default"/>
-          <w:lang w:val="ru-RU" w:eastAsia="zh-CN"/>
-        </w:rPr>
-        <w:t>Он принес, как и всегда с охоты, отличный аппетит, отличное расположение духа и то возбужденное умственное состояние, которым всегда сопровождалось у него сильное физическое движение.</w:t>
-      </w:r>
-    </w:p>
-    <w:p>
-      <w:pPr>
-        <w:pStyle w:val="11"/>
-        <w:bidi w:val="0"/>
-        <w:rPr>
-          <w:rFonts w:hint="default"/>
-          <w:lang w:val="ru-RU" w:eastAsia="zh-CN"/>
-        </w:rPr>
-      </w:pPr>
-      <w:r>
-        <w:rPr>
-          <w:rFonts w:hint="default"/>
-          <w:lang w:val="ru-RU" w:eastAsia="zh-CN"/>
-        </w:rPr>
-        <w:t xml:space="preserve">Другая трудность состояла в непобедимом недоверии крестьян к тому, чтобы цель помещика могла состоять в чем-нибудь другом, чем в желании обобрать их сколько можно. Они были твердо уверены, что настоящая цель его ( чтобы он ни сказал им) будет всегда в том, чего он не скажет им. И сами они, высказываясь, говорили многое, но никогда не говорили того, в чем состояла их настоящая цель. Кроме того, крестьяне первым и неизменным условием какого бы то ни было соглашения ставили то, чтобы они не были принуждаемы к каким бы то ни было новым приемам хозяйства и к употреблению новых орудий. Они соглашались, что плуг пашет лучше, что скоропашка работает успешнее, но они находили тысячи причин, почему нельзя было им употреблять ни то, ни другое, и хотя он и убежден был, что надо спустить уровень хозяйства, ему жалко было отказаться от усовершенствований, выгода которых была так очевидна. </w:t>
-      </w:r>
-      <w:r>
-        <w:rPr>
-          <w:rFonts w:hint="default"/>
-          <w:lang w:val="ru-RU" w:eastAsia="zh-CN"/>
-        </w:rPr>
-        <w:br w:type="textWrapping"/>
-      </w:r>
-      <w:r>
-        <w:rPr>
-          <w:rFonts w:hint="default"/>
-          <w:lang w:val="ru-RU" w:eastAsia="zh-CN"/>
-        </w:rPr>
-        <w:t>Часто, разговаривая с мужиками и разъясняя им все выгоды предприятия, Левин чувствовал, что мужики слушают при этом только пение его голоса и знают твердо, что, что бы он ни говорил, они не дадутся ему в обман. В особенности чувствовал он это, когда говорил с самым умным из мужиков и замечал ту игру в его глазах, которая ясно показывала и насмешку над Левиным, и твердую уверенность, что если будет кто обманут, то уж никак не он.</w:t>
-      </w:r>
-    </w:p>
-    <w:p>
-      <w:pPr>
-        <w:pStyle w:val="11"/>
-        <w:bidi w:val="0"/>
-        <w:rPr>
-          <w:rFonts w:hint="default"/>
-          <w:lang w:val="ru-RU" w:eastAsia="zh-CN"/>
-        </w:rPr>
-      </w:pPr>
-      <w:r>
-        <w:rPr>
-          <w:rFonts w:hint="default"/>
-          <w:lang w:val="ru-RU" w:eastAsia="zh-CN"/>
-        </w:rPr>
-        <w:t>Он невольно видел в нем себя самого и был счастлив, что избавился от этого неприятного зеркала.</w:t>
-      </w:r>
-    </w:p>
-    <w:p>
-      <w:pPr>
-        <w:pStyle w:val="11"/>
-        <w:bidi w:val="0"/>
-        <w:rPr>
-          <w:rFonts w:hint="default"/>
-          <w:lang w:val="ru-RU" w:eastAsia="zh-CN"/>
-        </w:rPr>
-      </w:pPr>
-      <w:r>
-        <w:rPr>
-          <w:rFonts w:hint="default"/>
-          <w:lang w:val="ru-RU" w:eastAsia="zh-CN"/>
-        </w:rPr>
-        <w:t>Она смотрела на него с насмешливой радостью. Видимо, она нашла еще смешные и уродливые стороны в муже и ждала времени, чтобы их высказать.</w:t>
-      </w:r>
-    </w:p>
-    <w:p>
-      <w:pPr>
-        <w:pStyle w:val="11"/>
-        <w:bidi w:val="0"/>
-        <w:rPr>
-          <w:rFonts w:hint="default"/>
-          <w:lang w:val="ru-RU" w:eastAsia="zh-CN"/>
-        </w:rPr>
-      </w:pPr>
-      <w:r>
-        <w:rPr>
-          <w:rFonts w:hint="default"/>
-          <w:lang w:val="ru-RU" w:eastAsia="zh-CN"/>
-        </w:rPr>
-        <w:t>Она не позволила себя перебить. То, что она говорила, было слишком важно для нее.</w:t>
-      </w:r>
-    </w:p>
-    <w:p>
-      <w:pPr>
-        <w:pStyle w:val="11"/>
-        <w:bidi w:val="0"/>
-        <w:rPr>
-          <w:rFonts w:hint="default"/>
-          <w:lang w:val="ru-RU" w:eastAsia="zh-CN"/>
-        </w:rPr>
-      </w:pPr>
-      <w:r>
-        <w:rPr>
-          <w:rFonts w:hint="default"/>
-          <w:lang w:val="ru-RU" w:eastAsia="zh-CN"/>
-        </w:rPr>
-        <w:t>Я имею несчастье быть обманутым мужем.</w:t>
-      </w:r>
-    </w:p>
-    <w:p>
-      <w:pPr>
-        <w:pStyle w:val="11"/>
-        <w:bidi w:val="0"/>
-        <w:rPr>
-          <w:rFonts w:hint="default"/>
-          <w:lang w:val="ru-RU" w:eastAsia="zh-CN"/>
-        </w:rPr>
-      </w:pPr>
-      <w:r>
-        <w:rPr>
-          <w:rFonts w:hint="default"/>
-          <w:lang w:val="ru-RU" w:eastAsia="zh-CN"/>
-        </w:rPr>
-        <w:t>Я рискую злоупотребить вашим вниманием.</w:t>
-      </w:r>
-    </w:p>
-    <w:p>
-      <w:pPr>
-        <w:pStyle w:val="11"/>
-        <w:bidi w:val="0"/>
-        <w:rPr>
-          <w:rFonts w:hint="default"/>
-          <w:lang w:val="ru-RU" w:eastAsia="zh-CN"/>
-        </w:rPr>
-      </w:pPr>
-      <w:r>
-        <w:rPr>
-          <w:rFonts w:hint="default"/>
-          <w:lang w:val="ru-RU" w:eastAsia="zh-CN"/>
-        </w:rPr>
-        <w:t>Зови его завтра обедать. Также позовем Кознышева и Песцова, чтобы угостить его московской интеллигенцией.</w:t>
-      </w:r>
-    </w:p>
-    <w:p>
-      <w:pPr>
-        <w:pStyle w:val="11"/>
-        <w:bidi w:val="0"/>
-        <w:rPr>
-          <w:rFonts w:hint="default"/>
-          <w:lang w:val="ru-RU" w:eastAsia="zh-CN"/>
-        </w:rPr>
-      </w:pPr>
-      <w:r>
-        <w:rPr>
-          <w:rFonts w:hint="default"/>
-          <w:lang w:val="ru-RU" w:eastAsia="zh-CN"/>
-        </w:rPr>
-        <w:t>Он был милейший 50-летний юноша.</w:t>
-      </w:r>
-    </w:p>
-    <w:p>
-      <w:pPr>
-        <w:pStyle w:val="11"/>
-        <w:bidi w:val="0"/>
-        <w:rPr>
-          <w:rFonts w:hint="default"/>
-          <w:lang w:val="ru-RU" w:eastAsia="zh-CN"/>
-        </w:rPr>
-      </w:pPr>
-      <w:r>
-        <w:rPr>
-          <w:rFonts w:hint="default"/>
-          <w:lang w:val="ru-RU" w:eastAsia="zh-CN"/>
-        </w:rPr>
-        <w:t>В споре этом я лично не могу найти своего места.</w:t>
-      </w:r>
-    </w:p>
-    <w:p>
-      <w:pPr>
-        <w:pStyle w:val="11"/>
-        <w:bidi w:val="0"/>
-        <w:rPr>
-          <w:rFonts w:hint="default"/>
-          <w:lang w:val="ru-RU" w:eastAsia="zh-CN"/>
-        </w:rPr>
-      </w:pPr>
-      <w:r>
-        <w:rPr>
-          <w:rFonts w:hint="default"/>
-          <w:lang w:val="ru-RU" w:eastAsia="zh-CN"/>
-        </w:rPr>
-        <w:t>— Я нахожу только странным, что женщины ищут новых обязанностей, тогда как мы, к несчастью, видим, что мужчины обыкновенно избегают их.</w:t>
-      </w:r>
-      <w:r>
-        <w:rPr>
-          <w:rFonts w:hint="default"/>
-          <w:lang w:val="ru-RU" w:eastAsia="zh-CN"/>
-        </w:rPr>
-        <w:br w:type="textWrapping"/>
-      </w:r>
-      <w:r>
-        <w:rPr>
-          <w:rFonts w:hint="default"/>
-          <w:lang w:val="ru-RU" w:eastAsia="zh-CN"/>
-        </w:rPr>
-        <w:t>— Обязанности сопряжены с правами; власть, деньги, почести: их-то ищут женщины.</w:t>
-      </w:r>
-    </w:p>
-    <w:p>
-      <w:pPr>
-        <w:pStyle w:val="11"/>
-        <w:bidi w:val="0"/>
-        <w:rPr>
-          <w:rFonts w:hint="default"/>
-          <w:lang w:val="ru-RU" w:eastAsia="zh-CN"/>
-        </w:rPr>
-      </w:pPr>
-      <w:r>
-        <w:rPr>
-          <w:rFonts w:hint="default"/>
-          <w:lang w:val="ru-RU" w:eastAsia="zh-CN"/>
-        </w:rPr>
-        <w:t>— И вижу я в окно — вы сидите вот так и обеими руками держите завязки чепчика.</w:t>
-      </w:r>
-      <w:r>
-        <w:rPr>
-          <w:rFonts w:hint="default"/>
-          <w:lang w:val="ru-RU" w:eastAsia="zh-CN"/>
-        </w:rPr>
-        <w:br w:type="textWrapping"/>
-      </w:r>
-      <w:r>
-        <w:rPr>
-          <w:rFonts w:hint="default"/>
-          <w:lang w:val="ru-RU" w:eastAsia="zh-CN"/>
-        </w:rPr>
-        <w:t>«Не была ли растрепана?» — подумала она; но, увидав восторженную улыбку, которую вызывали в его воспоминаниях эти подробности, она почувствовала, что, напротив, впечатление, произведенное ею, было очень хорошее.</w:t>
-      </w:r>
-    </w:p>
-    <w:p>
-      <w:pPr>
-        <w:pStyle w:val="11"/>
-        <w:bidi w:val="0"/>
-        <w:rPr>
-          <w:rFonts w:hint="default"/>
-          <w:lang w:val="ru-RU" w:eastAsia="zh-CN"/>
-        </w:rPr>
-      </w:pPr>
-      <w:r>
-        <w:rPr>
-          <w:rFonts w:hint="default"/>
-          <w:lang w:val="ru-RU" w:eastAsia="zh-CN"/>
-        </w:rPr>
-        <w:t>Ты поверишь ли, что я, зная, что он добрый, превосходный человек, что я ногтя его не стою, я все-таки ненавижу его. Я ненавижу его за его великодушие.</w:t>
-      </w:r>
-    </w:p>
-    <w:p>
-      <w:pPr>
-        <w:pStyle w:val="11"/>
-        <w:bidi w:val="0"/>
-        <w:rPr>
-          <w:rFonts w:hint="default"/>
-          <w:lang w:val="ru-RU" w:eastAsia="zh-CN"/>
-        </w:rPr>
-      </w:pPr>
-      <w:r>
-        <w:rPr>
-          <w:rFonts w:hint="default"/>
-          <w:lang w:val="ru-RU" w:eastAsia="zh-CN"/>
-        </w:rPr>
-        <w:t>Она не желала этого только потому, что это казалось ей невозможным счастьем.</w:t>
-      </w:r>
-    </w:p>
-    <w:p>
-      <w:pPr>
-        <w:pStyle w:val="11"/>
-        <w:bidi w:val="0"/>
-        <w:rPr>
-          <w:rFonts w:hint="default"/>
-          <w:lang w:val="ru-RU" w:eastAsia="zh-CN"/>
-        </w:rPr>
-      </w:pPr>
-      <w:r>
-        <w:rPr>
-          <w:rFonts w:hint="default"/>
-          <w:lang w:val="ru-RU" w:eastAsia="zh-CN"/>
-        </w:rPr>
-        <w:t>Она подавлена, именно подавлена твоим великодушием.</w:t>
-      </w:r>
-    </w:p>
-    <w:p>
-      <w:pPr>
-        <w:pStyle w:val="11"/>
-        <w:bidi w:val="0"/>
-        <w:rPr>
-          <w:rFonts w:hint="default"/>
-          <w:lang w:val="ru-RU" w:eastAsia="zh-CN"/>
-        </w:rPr>
-      </w:pPr>
-      <w:r>
-        <w:rPr>
-          <w:rFonts w:hint="default"/>
-          <w:lang w:val="ru-RU" w:eastAsia="zh-CN"/>
-        </w:rPr>
-        <w:t>Люди, которые делать ничего не могут, должны делать людей, а остальные — содействовать их просвещению и счастью.</w:t>
-      </w:r>
-    </w:p>
-    <w:p>
-      <w:pPr>
-        <w:pStyle w:val="11"/>
-        <w:bidi w:val="0"/>
-        <w:rPr>
-          <w:rFonts w:hint="default"/>
-          <w:lang w:val="ru-RU" w:eastAsia="zh-CN"/>
-        </w:rPr>
-      </w:pPr>
-      <w:r>
-        <w:rPr>
-          <w:rFonts w:hint="default"/>
-          <w:lang w:val="ru-RU" w:eastAsia="zh-CN"/>
-        </w:rPr>
-        <w:t>Он без малейшего усилия избегал всех разговоров, которые могли бы повести к неловкости.</w:t>
-      </w:r>
-    </w:p>
-    <w:p>
-      <w:pPr>
-        <w:pStyle w:val="11"/>
-        <w:bidi w:val="0"/>
-        <w:rPr>
-          <w:rFonts w:hint="default"/>
-          <w:lang w:val="ru-RU" w:eastAsia="zh-CN"/>
-        </w:rPr>
-      </w:pPr>
-      <w:r>
-        <w:rPr>
-          <w:rFonts w:hint="default"/>
-          <w:lang w:val="ru-RU" w:eastAsia="zh-CN"/>
-        </w:rPr>
-        <w:t>Вронского удивляло и огорчало то раздраженное волнение, с которым Голенищев говорил о занимавшем его предмете. Чем дальше он говорил, тем больше у него разгорались глаза, тем поспешнее он возражал мнимым противникам и тем тревожнее и оскорбленнее становилось выражение его лица. Несчастье, почти умопомешательство, видно было в этом подвижном, довольно красивом лице в то время, как он, не замечая даже выхода Анны, продолжал торопливо и горячо высказывать свои мысли.</w:t>
-      </w:r>
-    </w:p>
-    <w:p>
-      <w:pPr>
-        <w:pStyle w:val="11"/>
-        <w:bidi w:val="0"/>
-        <w:rPr>
-          <w:rFonts w:hint="default"/>
-          <w:lang w:val="ru-RU" w:eastAsia="zh-CN"/>
-        </w:rPr>
-      </w:pPr>
-      <w:r>
-        <w:rPr>
-          <w:rFonts w:hint="default"/>
-          <w:lang w:val="ru-RU" w:eastAsia="zh-CN"/>
-        </w:rPr>
-        <w:t>Картина ваша так хороша, что мое замечание не может повредить ей.</w:t>
-      </w:r>
-    </w:p>
-    <w:p>
-      <w:pPr>
-        <w:pStyle w:val="11"/>
-        <w:bidi w:val="0"/>
-        <w:rPr>
-          <w:rFonts w:hint="default"/>
-          <w:lang w:val="ru-RU" w:eastAsia="zh-CN"/>
-        </w:rPr>
-      </w:pPr>
-      <w:r>
-        <w:rPr>
-          <w:rFonts w:hint="default"/>
-          <w:lang w:val="ru-RU" w:eastAsia="zh-CN"/>
-        </w:rPr>
-        <w:t>Убеждение Голенищева в таланте Вронского поддерживалось еще и тем, что ему нужно было сочувствие и похвалы Вронского его статьям и мыслям, и он чувствовал, что похвалы и поддержка должны быть взаимны.</w:t>
-      </w:r>
-    </w:p>
-    <w:p>
-      <w:pPr>
-        <w:pStyle w:val="11"/>
-        <w:bidi w:val="0"/>
-        <w:rPr>
-          <w:rFonts w:hint="default"/>
-          <w:lang w:val="ru-RU" w:eastAsia="zh-CN"/>
-        </w:rPr>
-      </w:pPr>
-      <w:r>
-        <w:rPr>
-          <w:rFonts w:hint="default"/>
-          <w:lang w:val="ru-RU" w:eastAsia="zh-CN"/>
-        </w:rPr>
-        <w:t>Через своих знакомых она разведывала о том, что намерены делать эти отвратительные люди, как она называла Анну с Вронским.</w:t>
-      </w:r>
-    </w:p>
-    <w:p>
-      <w:pPr>
-        <w:pStyle w:val="11"/>
-        <w:bidi w:val="0"/>
-        <w:rPr>
-          <w:rFonts w:hint="default"/>
-          <w:lang w:val="ru-RU" w:eastAsia="zh-CN"/>
-        </w:rPr>
-      </w:pPr>
-      <w:r>
-        <w:rPr>
-          <w:rFonts w:hint="default"/>
-          <w:lang w:val="ru-RU" w:eastAsia="zh-CN"/>
-        </w:rPr>
-        <w:t>Я учусь понимать вашу высоту и ее низость.</w:t>
-      </w:r>
-    </w:p>
-    <w:p>
-      <w:pPr>
-        <w:pStyle w:val="11"/>
-        <w:bidi w:val="0"/>
-        <w:rPr>
-          <w:rFonts w:hint="default"/>
-          <w:lang w:val="ru-RU" w:eastAsia="zh-CN"/>
-        </w:rPr>
-      </w:pPr>
-      <w:r>
-        <w:rPr>
-          <w:rFonts w:hint="default"/>
-          <w:lang w:val="ru-RU" w:eastAsia="zh-CN"/>
-        </w:rPr>
-        <w:t>Отец наказал Сережу, не пустив его к Наденьке. Но это наказание оказалось к счастью для Сережи.</w:t>
-      </w:r>
-    </w:p>
-    <w:p>
-      <w:pPr>
-        <w:pStyle w:val="11"/>
-        <w:bidi w:val="0"/>
-        <w:rPr>
-          <w:rFonts w:hint="default"/>
-          <w:lang w:val="ru-RU" w:eastAsia="zh-CN"/>
-        </w:rPr>
-      </w:pPr>
-      <w:r>
-        <w:rPr>
-          <w:rFonts w:hint="default"/>
-          <w:lang w:val="ru-RU" w:eastAsia="zh-CN"/>
-        </w:rPr>
-        <w:t>Агафья Михайловна должна была быть приведена к убеждению, что и без воды варенье выйдет хорошо.</w:t>
-      </w:r>
-    </w:p>
-    <w:p>
-      <w:pPr>
-        <w:pStyle w:val="11"/>
-        <w:bidi w:val="0"/>
-        <w:rPr>
-          <w:rFonts w:hint="default"/>
-          <w:lang w:val="ru-RU" w:eastAsia="zh-CN"/>
-        </w:rPr>
-      </w:pPr>
-      <w:r>
-        <w:rPr>
-          <w:rFonts w:hint="default"/>
-          <w:lang w:val="ru-RU" w:eastAsia="zh-CN"/>
-        </w:rPr>
-        <w:t>Он чувствовал, что ничего не сказать теперь значило оскорбить ее.</w:t>
-      </w:r>
-    </w:p>
-    <w:p>
-      <w:pPr>
-        <w:pStyle w:val="11"/>
-        <w:bidi w:val="0"/>
-        <w:rPr>
-          <w:rFonts w:hint="default"/>
-          <w:lang w:val="ru-RU" w:eastAsia="zh-CN"/>
-        </w:rPr>
-      </w:pPr>
-      <w:r>
-        <w:rPr>
-          <w:rFonts w:hint="default"/>
-          <w:lang w:val="ru-RU" w:eastAsia="zh-CN"/>
-        </w:rPr>
-        <w:t>Этот господин, как на праздник для себя и для всех, смотрел на свой приезд.</w:t>
-      </w:r>
-    </w:p>
-    <w:p>
-      <w:pPr>
-        <w:pStyle w:val="11"/>
-        <w:bidi w:val="0"/>
-        <w:rPr>
-          <w:rFonts w:hint="default"/>
-          <w:lang w:val="ru-RU" w:eastAsia="zh-CN"/>
-        </w:rPr>
-      </w:pPr>
-      <w:r>
-        <w:rPr>
-          <w:rFonts w:hint="default"/>
-          <w:lang w:val="ru-RU" w:eastAsia="zh-CN"/>
-        </w:rPr>
-        <w:t>— Пойдемте погуляем.</w:t>
-      </w:r>
-      <w:r>
-        <w:rPr>
-          <w:rFonts w:hint="default"/>
-          <w:lang w:val="ru-RU" w:eastAsia="zh-CN"/>
-        </w:rPr>
-        <w:br w:type="textWrapping"/>
-      </w:r>
-      <w:r>
-        <w:rPr>
-          <w:rFonts w:hint="default"/>
-          <w:lang w:val="ru-RU" w:eastAsia="zh-CN"/>
-        </w:rPr>
-        <w:t>— Как бы это и лежать и пойти, — потягиваясь, отвечал Облонский. — Лежать отлично.</w:t>
-      </w:r>
-    </w:p>
-    <w:p>
-      <w:pPr>
-        <w:pStyle w:val="11"/>
-        <w:bidi w:val="0"/>
-        <w:rPr>
-          <w:rFonts w:hint="default"/>
-          <w:lang w:val="ru-RU" w:eastAsia="zh-CN"/>
-        </w:rPr>
-      </w:pPr>
-      <w:r>
-        <w:rPr>
-          <w:rFonts w:hint="default"/>
-          <w:lang w:val="ru-RU" w:eastAsia="zh-CN"/>
-        </w:rPr>
-        <w:t>Все встали встретить Дарью Александровну. Васенька встал на минуту только и со свойственным новым молодым людям отсутствием вежливости к дамам чуть поклонился и опять продолжал разговор, засмеявшись чему-то.</w:t>
-      </w:r>
-    </w:p>
-    <w:p>
-      <w:pPr>
-        <w:pStyle w:val="11"/>
-        <w:bidi w:val="0"/>
-        <w:rPr>
-          <w:rFonts w:hint="default"/>
-          <w:lang w:val="ru-RU" w:eastAsia="zh-CN"/>
-        </w:rPr>
-      </w:pPr>
-      <w:r>
-        <w:rPr>
-          <w:rFonts w:hint="default"/>
-          <w:lang w:val="ru-RU" w:eastAsia="zh-CN"/>
-        </w:rPr>
-        <w:t>Все, что бы она ни сделала, она знала, будет перетолковано в дурную сторону.</w:t>
-      </w:r>
-    </w:p>
-    <w:p>
-      <w:pPr>
-        <w:pStyle w:val="11"/>
-        <w:bidi w:val="0"/>
-        <w:rPr>
-          <w:rFonts w:hint="default"/>
-          <w:lang w:val="ru-RU" w:eastAsia="zh-CN"/>
-        </w:rPr>
-      </w:pPr>
-      <w:r>
-        <w:rPr>
-          <w:rFonts w:hint="default"/>
-          <w:lang w:val="ru-RU" w:eastAsia="zh-CN"/>
-        </w:rPr>
-        <w:t>Извините меня, мне несколько слов сказать мужу.</w:t>
-      </w:r>
-    </w:p>
-    <w:p>
-      <w:pPr>
-        <w:pStyle w:val="11"/>
-        <w:bidi w:val="0"/>
-        <w:rPr>
-          <w:rFonts w:hint="default"/>
-          <w:lang w:val="ru-RU" w:eastAsia="zh-CN"/>
-        </w:rPr>
-      </w:pPr>
-      <w:r>
-        <w:rPr>
-          <w:rFonts w:hint="default"/>
-          <w:lang w:val="ru-RU" w:eastAsia="zh-CN"/>
-        </w:rPr>
-        <w:t>Я и вывести-то детей не могу сама, а разве с помощью других, с унижением. Кое-как я воспитаю их. В самом лучшем случае они только не будут негодяи. Вот все, чего я могу желать.</w:t>
-      </w:r>
-    </w:p>
-    <w:p>
-      <w:pPr>
-        <w:pStyle w:val="11"/>
-        <w:bidi w:val="0"/>
-        <w:rPr>
-          <w:rFonts w:hint="default"/>
-          <w:lang w:val="ru-RU" w:eastAsia="zh-CN"/>
-        </w:rPr>
-      </w:pPr>
-      <w:r>
-        <w:rPr>
-          <w:rFonts w:hint="default"/>
-          <w:lang w:val="ru-RU" w:eastAsia="zh-CN"/>
-        </w:rPr>
-        <w:t>Если любишь, то любишь всего человека, какой он есть, а не каким я хочу, чтоб он был.</w:t>
-      </w:r>
-    </w:p>
-    <w:p>
-      <w:pPr>
-        <w:pStyle w:val="11"/>
-        <w:bidi w:val="0"/>
-        <w:rPr>
-          <w:rFonts w:hint="default"/>
-          <w:lang w:val="ru-RU" w:eastAsia="zh-CN"/>
-        </w:rPr>
-      </w:pPr>
-      <w:r>
-        <w:rPr>
-          <w:rFonts w:hint="default"/>
-          <w:lang w:val="ru-RU" w:eastAsia="zh-CN"/>
-        </w:rPr>
-        <w:t>Он один из тех людей, которые очень приятны, если их принимать за то, чем они хотят казаться.</w:t>
-      </w:r>
-    </w:p>
-    <w:p>
-      <w:pPr>
-        <w:pStyle w:val="11"/>
-        <w:bidi w:val="0"/>
-        <w:rPr>
-          <w:rFonts w:hint="default"/>
-          <w:lang w:val="ru-RU" w:eastAsia="zh-CN"/>
-        </w:rPr>
-      </w:pPr>
-      <w:r>
-        <w:rPr>
-          <w:rFonts w:hint="default"/>
-          <w:lang w:val="ru-RU" w:eastAsia="zh-CN"/>
-        </w:rPr>
-        <w:t>Нередко безукоризненно нравственные женщины, уставшие от однообразия нравственной жизни, издалека не только извиняют преступную любовь, но даже завидуют ей.</w:t>
-      </w:r>
-    </w:p>
-    <w:p>
-      <w:pPr>
-        <w:pStyle w:val="11"/>
-        <w:bidi w:val="0"/>
-        <w:rPr>
-          <w:rFonts w:hint="default"/>
-          <w:lang w:val="ru-RU" w:eastAsia="zh-CN"/>
-        </w:rPr>
-      </w:pPr>
-      <w:r>
-        <w:rPr>
-          <w:rFonts w:hint="default"/>
-          <w:lang w:val="ru-RU" w:eastAsia="zh-CN"/>
-        </w:rPr>
-        <w:t>Это приводит меня к цели моего разговора.</w:t>
-      </w:r>
-    </w:p>
-    <w:p>
-      <w:pPr>
-        <w:pStyle w:val="11"/>
-        <w:bidi w:val="0"/>
-        <w:rPr>
-          <w:rFonts w:hint="default"/>
-          <w:lang w:val="ru-RU" w:eastAsia="zh-CN"/>
-        </w:rPr>
-      </w:pPr>
-      <w:r>
-        <w:rPr>
-          <w:rFonts w:hint="default"/>
-          <w:lang w:val="ru-RU" w:eastAsia="zh-CN"/>
-        </w:rPr>
-        <w:t>— Мне очень тяжело», — сказал он с выражением угрозы кому-то за то, что ему было тяжело. — Так вот, княгиня, я за вас бессовестно хватаюсь, как за якорь спасения.</w:t>
-      </w:r>
-    </w:p>
-    <w:p>
-      <w:pPr>
-        <w:pStyle w:val="11"/>
-        <w:bidi w:val="0"/>
-        <w:rPr>
-          <w:rFonts w:hint="default"/>
-          <w:lang w:val="ru-RU" w:eastAsia="zh-CN"/>
-        </w:rPr>
-      </w:pPr>
-      <w:r>
-        <w:rPr>
-          <w:rFonts w:hint="default"/>
-          <w:lang w:val="ru-RU" w:eastAsia="zh-CN"/>
-        </w:rPr>
-        <w:t>С его сиятельством работать хорошо. Не то, что иметь дело с губернскими властями. Где бы стопу бумаги исписали, я графу доложу, потолкуем, и в трех словах.</w:t>
-      </w:r>
-    </w:p>
-    <w:p>
-      <w:pPr>
-        <w:pStyle w:val="11"/>
-        <w:bidi w:val="0"/>
-        <w:rPr>
-          <w:rFonts w:hint="default"/>
-          <w:lang w:val="ru-RU" w:eastAsia="zh-CN"/>
-        </w:rPr>
-      </w:pPr>
-      <w:r>
-        <w:rPr>
-          <w:rFonts w:hint="default"/>
-          <w:lang w:val="ru-RU" w:eastAsia="zh-CN"/>
-        </w:rPr>
-        <w:t>Она, очевидно, видела, что из ее объяснения ничего не поймется, но, зная, что она говорит приятно и что руки ее красивы, она продолжала объяснение.</w:t>
-      </w:r>
-    </w:p>
-    <w:p>
-      <w:pPr>
-        <w:pStyle w:val="11"/>
-        <w:bidi w:val="0"/>
-        <w:rPr>
-          <w:rFonts w:hint="default"/>
-          <w:lang w:val="ru-RU" w:eastAsia="zh-CN"/>
-        </w:rPr>
-      </w:pPr>
-      <w:r>
-        <w:rPr>
-          <w:rFonts w:hint="default"/>
-          <w:lang w:val="ru-RU" w:eastAsia="zh-CN"/>
-        </w:rPr>
-        <w:t>— А все-таки, по вашему рассказу, построить машину трудно было бы, Анна Аркадьевна, — шутя сказал Свияжский.</w:t>
-      </w:r>
-    </w:p>
-    <w:p>
-      <w:pPr>
-        <w:pStyle w:val="11"/>
-        <w:bidi w:val="0"/>
-        <w:rPr>
-          <w:rFonts w:hint="default"/>
-          <w:lang w:val="ru-RU" w:eastAsia="zh-CN"/>
-        </w:rPr>
-      </w:pPr>
-      <w:r>
-        <w:rPr>
-          <w:rFonts w:hint="default"/>
-          <w:lang w:val="ru-RU" w:eastAsia="zh-CN"/>
-        </w:rPr>
-        <w:t>Чтобы не расстроить других и как-нибудь провести время, она притворилась, что ей весело.</w:t>
-      </w:r>
-    </w:p>
-    <w:p>
-      <w:pPr>
-        <w:pStyle w:val="11"/>
-        <w:bidi w:val="0"/>
-        <w:rPr>
-          <w:rFonts w:hint="default"/>
-          <w:lang w:val="ru-RU" w:eastAsia="zh-CN"/>
-        </w:rPr>
-      </w:pPr>
-      <w:r>
-        <w:rPr>
-          <w:rFonts w:hint="default"/>
-          <w:lang w:val="ru-RU" w:eastAsia="zh-CN"/>
-        </w:rPr>
-        <w:t>Он говорил о том, о чем я сама хочу говорить, и мне легко быть его адвокатом.</w:t>
-      </w:r>
-    </w:p>
-    <w:p>
-      <w:pPr>
-        <w:pStyle w:val="11"/>
-        <w:bidi w:val="0"/>
-        <w:rPr>
-          <w:rFonts w:hint="default"/>
-          <w:lang w:val="ru-RU" w:eastAsia="zh-CN"/>
-        </w:rPr>
-      </w:pPr>
-      <w:r>
-        <w:rPr>
-          <w:rFonts w:hint="default"/>
-          <w:lang w:val="ru-RU" w:eastAsia="zh-CN"/>
-        </w:rPr>
-        <w:t>Зачем же мне дан разум, если я не употреблю его на то, чтобы не производить на свет несчастных?</w:t>
-      </w:r>
-    </w:p>
-    <w:p>
-      <w:pPr>
-        <w:pStyle w:val="10"/>
-        <w:bidi w:val="0"/>
-        <w:rPr>
-          <w:rFonts w:hint="default"/>
-          <w:lang w:val="ru-RU" w:eastAsia="zh-CN"/>
-        </w:rPr>
-      </w:pPr>
-      <w:r>
-        <w:rPr>
-          <w:rFonts w:hint="default"/>
-          <w:lang w:val="ru-RU" w:eastAsia="zh-CN"/>
-        </w:rPr>
-        <w:t>Заметки</w:t>
-      </w:r>
-    </w:p>
-    <w:p>
-      <w:pPr>
-        <w:pStyle w:val="12"/>
-        <w:bidi w:val="0"/>
-        <w:rPr>
-          <w:rFonts w:hint="default"/>
-          <w:lang w:val="ru-RU" w:eastAsia="zh-CN"/>
-        </w:rPr>
-      </w:pPr>
-      <w:r>
-        <w:rPr>
-          <w:rFonts w:hint="default"/>
-          <w:lang w:val="ru-RU" w:eastAsia="zh-CN"/>
-        </w:rPr>
-        <w:t>Дела отвлекают от тревоги и проблем.</w:t>
-      </w:r>
-    </w:p>
-    <w:p>
-      <w:pPr>
-        <w:pStyle w:val="13"/>
-        <w:bidi w:val="0"/>
-        <w:rPr>
-          <w:rFonts w:hint="default"/>
-          <w:lang w:val="ru-RU" w:eastAsia="zh-CN"/>
-        </w:rPr>
-      </w:pPr>
-      <w:r>
-        <w:rPr>
-          <w:rFonts w:hint="default"/>
-          <w:lang w:val="ru-RU" w:eastAsia="zh-CN"/>
-        </w:rPr>
-        <w:t>Но что же делать? Ответа не было, кроме того общего ответа, который даёт жизнь на все самые сложные и неразрешимые вопросы. Ответ этот: надо жить потребностями дня, то есть забыться.</w:t>
-      </w:r>
-    </w:p>
-    <w:p>
-      <w:pPr>
-        <w:pStyle w:val="12"/>
-        <w:bidi w:val="0"/>
-        <w:rPr>
-          <w:rFonts w:hint="default"/>
-          <w:lang w:val="ru-RU" w:eastAsia="zh-CN"/>
-        </w:rPr>
-      </w:pPr>
-      <w:r>
-        <w:rPr>
-          <w:rFonts w:hint="default"/>
-          <w:lang w:val="ru-RU" w:eastAsia="zh-CN"/>
-        </w:rPr>
-        <w:t>Когда обидел, то положено извиниться — неважно, простят тебя или нет.</w:t>
-      </w:r>
-    </w:p>
-    <w:p>
-      <w:pPr>
-        <w:pStyle w:val="13"/>
-        <w:bidi w:val="0"/>
-        <w:rPr>
-          <w:rFonts w:hint="default"/>
-          <w:lang w:val="ru-RU" w:eastAsia="zh-CN"/>
-        </w:rPr>
-      </w:pPr>
-      <w:r>
-        <w:rPr>
-          <w:rFonts w:hint="default"/>
-          <w:lang w:val="ru-RU" w:eastAsia="zh-CN"/>
-        </w:rPr>
-        <w:t>— Повинитесь, сударь. Что делать? Люби кататься...</w:t>
-      </w:r>
-    </w:p>
-    <w:p>
-      <w:pPr>
-        <w:pStyle w:val="13"/>
-        <w:bidi w:val="0"/>
-        <w:rPr>
-          <w:rFonts w:hint="default"/>
-          <w:lang w:val="ru-RU" w:eastAsia="zh-CN"/>
-        </w:rPr>
-      </w:pPr>
-      <w:r>
-        <w:rPr>
-          <w:rFonts w:hint="default"/>
-          <w:lang w:val="ru-RU" w:eastAsia="zh-CN"/>
-        </w:rPr>
-        <w:t>— Да ведь не примет...</w:t>
-      </w:r>
-    </w:p>
-    <w:p>
-      <w:pPr>
-        <w:pStyle w:val="13"/>
-        <w:bidi w:val="0"/>
-        <w:rPr>
-          <w:rFonts w:hint="default"/>
-          <w:lang w:val="ru-RU" w:eastAsia="zh-CN"/>
-        </w:rPr>
-      </w:pPr>
-      <w:r>
-        <w:rPr>
-          <w:rFonts w:hint="default"/>
-          <w:lang w:val="ru-RU" w:eastAsia="zh-CN"/>
-        </w:rPr>
-        <w:t>— А вы свое сделайте.</w:t>
-      </w:r>
-    </w:p>
-    <w:p>
-      <w:pPr>
-        <w:pStyle w:val="12"/>
-        <w:bidi w:val="0"/>
-        <w:rPr>
-          <w:rFonts w:hint="default"/>
-          <w:lang w:val="ru-RU" w:eastAsia="zh-CN"/>
-        </w:rPr>
-      </w:pPr>
-      <w:r>
-        <w:rPr>
-          <w:rFonts w:hint="default"/>
-          <w:lang w:val="ru-RU" w:eastAsia="zh-CN"/>
-        </w:rPr>
-        <w:t>Как ужасно ради честности дать понять близкому, что его не любишь, что он некрасивый.</w:t>
-      </w:r>
-      <w:r>
-        <w:rPr>
-          <w:rFonts w:hint="default"/>
-          <w:lang w:val="en-US" w:eastAsia="zh-CN"/>
-        </w:rPr>
-        <w:t xml:space="preserve"> </w:t>
-      </w:r>
-      <w:r>
-        <w:rPr>
-          <w:rFonts w:hint="default"/>
-          <w:lang w:val="ru-RU" w:eastAsia="zh-CN"/>
-        </w:rPr>
-        <w:t>Лучше уж действительно соврать или изо всех сил делать вид, что он красавец и молодец, хотя я тоже обычно</w:t>
-      </w:r>
-      <w:r>
-        <w:rPr>
-          <w:rFonts w:hint="default"/>
-          <w:lang w:val="en-US" w:eastAsia="zh-CN"/>
-        </w:rPr>
-        <w:t xml:space="preserve"> </w:t>
-      </w:r>
-      <w:r>
-        <w:rPr>
-          <w:rFonts w:hint="default"/>
-          <w:lang w:val="ru-RU" w:eastAsia="zh-CN"/>
-        </w:rPr>
-        <w:t>за правду-матку. Надо пересмотреть свое отношение &lt;здесь муж думает, извиняться перед женой за измену или нет&gt;</w:t>
-      </w:r>
-    </w:p>
-    <w:p>
-      <w:pPr>
-        <w:pStyle w:val="13"/>
-        <w:bidi w:val="0"/>
-        <w:rPr>
-          <w:rFonts w:hint="default"/>
-          <w:lang w:val="ru-RU" w:eastAsia="zh-CN"/>
-        </w:rPr>
-      </w:pPr>
-      <w:r>
-        <w:rPr>
-          <w:rFonts w:hint="default"/>
-          <w:lang w:val="ru-RU" w:eastAsia="zh-CN"/>
-        </w:rPr>
-        <w:t>И внутренний голос говорил ему, что ходить не надо, что кроме фальши тут ничего быть не может, что поправить, починить их отношения невозможно, потому что невозможно сделать ее опять привлекательной и возбуждающей любовь или его сделать стариком, не способным любить. Кроме фальши и лжи, ничего не могло выйти теперь; а фальшь и ложь были противны его натуре.</w:t>
-      </w:r>
-    </w:p>
-    <w:p>
-      <w:pPr>
-        <w:pStyle w:val="12"/>
-        <w:bidi w:val="0"/>
-        <w:rPr>
-          <w:rFonts w:hint="default"/>
-          <w:lang w:val="ru-RU" w:eastAsia="zh-CN"/>
-        </w:rPr>
-      </w:pPr>
-      <w:r>
-        <w:rPr>
-          <w:rFonts w:hint="default"/>
-          <w:lang w:val="ru-RU" w:eastAsia="zh-CN"/>
-        </w:rPr>
-        <w:t>Как всем нравится и не делать ошибок на работе.</w:t>
-      </w:r>
-    </w:p>
-    <w:p>
-      <w:pPr>
-        <w:pStyle w:val="13"/>
-        <w:bidi w:val="0"/>
-        <w:rPr>
-          <w:rFonts w:hint="default"/>
-          <w:lang w:val="ru-RU" w:eastAsia="zh-CN"/>
-        </w:rPr>
-      </w:pPr>
-      <w:r>
-        <w:rPr>
-          <w:rFonts w:hint="default"/>
-          <w:lang w:val="ru-RU" w:eastAsia="zh-CN"/>
-        </w:rPr>
-        <w:t>Главные качества Степана Аркадьевича, заслужившие ему это общее уважение по службе, состояли, во-первых, в чрезвычайной снисходительности к людям, основанной в нем на сознании своих недостатков; во-вторых, в совершенной либеральности, не той, про которую он вычитал в газетах, но той, что у него была в крови, и с которою он совершенно равно и одинаково относился ко всем людям, какого бы состояния и звания они ни были, и, в-третьих, — главное, в совершенном равнодушии к тому делу, которым он занимался, вследствие чего он никогда не увлекался и не делал ошибок.</w:t>
-      </w:r>
-    </w:p>
-    <w:p>
-      <w:pPr>
-        <w:pStyle w:val="12"/>
-        <w:bidi w:val="0"/>
-        <w:rPr>
-          <w:rFonts w:hint="default"/>
-          <w:lang w:val="ru-RU" w:eastAsia="zh-CN"/>
-        </w:rPr>
-      </w:pPr>
-      <w:r>
-        <w:rPr>
-          <w:rFonts w:hint="default"/>
-          <w:lang w:val="ru-RU" w:eastAsia="zh-CN"/>
-        </w:rPr>
-        <w:t>Про разных друзей.</w:t>
-      </w:r>
-    </w:p>
-    <w:p>
-      <w:pPr>
-        <w:pStyle w:val="13"/>
-        <w:bidi w:val="0"/>
-        <w:rPr>
-          <w:rFonts w:hint="default"/>
-          <w:lang w:val="ru-RU" w:eastAsia="zh-CN"/>
-        </w:rPr>
-      </w:pPr>
-      <w:r>
-        <w:rPr>
-          <w:rFonts w:hint="default"/>
-          <w:lang w:val="ru-RU" w:eastAsia="zh-CN"/>
-        </w:rPr>
-        <w:t>Они любили друг друга, несмотря на различия характеров и вкусов, как любят друг друга приятели, сошедшиеся в первой молодости. Но, несмотря на это, как часто бывает между людьми, избравшими различные роды деятельности, каждый из них, хотя, рассуждая, и оправдывал деятельность другого, в душе презирал ее. Каждому казалось, что та жизнь, которую он сам ведет, есть одна настоящая жизнь, а которую ведет приятель — есть только призрак.</w:t>
-      </w:r>
-    </w:p>
-    <w:p>
-      <w:pPr>
-        <w:pStyle w:val="12"/>
-        <w:bidi w:val="0"/>
-        <w:rPr>
-          <w:rFonts w:hint="default"/>
-          <w:lang w:val="ru-RU" w:eastAsia="zh-CN"/>
-        </w:rPr>
-      </w:pPr>
-      <w:r>
-        <w:rPr>
-          <w:rFonts w:hint="default"/>
-          <w:lang w:val="ru-RU" w:eastAsia="zh-CN"/>
-        </w:rPr>
-        <w:t>У меня тоже бывало, что хотелось дружить с человеком, у которого мне нравился дом и атмосфера там.</w:t>
-      </w:r>
-    </w:p>
-    <w:p>
-      <w:pPr>
-        <w:pStyle w:val="13"/>
-        <w:bidi w:val="0"/>
-        <w:rPr>
-          <w:rFonts w:hint="default"/>
-          <w:lang w:val="ru-RU" w:eastAsia="zh-CN"/>
-        </w:rPr>
-      </w:pPr>
-      <w:r>
-        <w:rPr>
-          <w:rFonts w:hint="default"/>
-          <w:lang w:val="ru-RU" w:eastAsia="zh-CN"/>
-        </w:rPr>
-        <w:t>В это время Левин часто бывал в доме Щербацких и влюбился в дом Щербацких. Как это ни странно может показаться, но Константин Левин был влюблен именно в дом, в семью. Он как будто чувствовал, что ему надо влюбиться в одну из сестер, только не мог разобрать, в какую именно.</w:t>
-      </w:r>
-    </w:p>
-    <w:p>
-      <w:pPr>
-        <w:pStyle w:val="12"/>
-        <w:bidi w:val="0"/>
-        <w:rPr>
-          <w:rFonts w:hint="default"/>
-          <w:lang w:val="ru-RU" w:eastAsia="zh-CN"/>
-        </w:rPr>
-      </w:pPr>
-      <w:r>
-        <w:rPr>
-          <w:rFonts w:hint="default"/>
-          <w:lang w:val="ru-RU" w:eastAsia="zh-CN"/>
-        </w:rPr>
-        <w:t>Объективно хороший жених боготворит невесту и уверен, что не может ей нравиться. Вот так люди сами преувеличивают и преуменьшают.</w:t>
-      </w:r>
-    </w:p>
-    <w:p>
-      <w:pPr>
-        <w:pStyle w:val="13"/>
-        <w:bidi w:val="0"/>
-        <w:rPr>
-          <w:rFonts w:hint="default"/>
-          <w:lang w:val="ru-RU" w:eastAsia="zh-CN"/>
-        </w:rPr>
-      </w:pPr>
-      <w:r>
-        <w:rPr>
-          <w:rFonts w:hint="default"/>
-          <w:lang w:val="ru-RU" w:eastAsia="zh-CN"/>
-        </w:rPr>
-        <w:t>Левин был влюблен, и поэтому ему казало</w:t>
+        <w:t>11 — 27</w:t>
       </w:r>
       <w:bookmarkStart w:id="0" w:name="_GoBack"/>
       <w:bookmarkEnd w:id="0"/>
@@ -2744,7 +76,3622 @@
           <w:rFonts w:hint="default"/>
           <w:lang w:val="ru-RU" w:eastAsia="zh-CN"/>
         </w:rPr>
-        <w:t>сь, что Кити была такое совершенство во всех отношениях, такое существо превыше всего земного, а он такое земное низменное существо, что не могло быть и мысли о том, чтобы другие и она сама признали его достойным ее.</w:t>
+        <w:t xml:space="preserve"> сент 2026</w:t>
+      </w:r>
+    </w:p>
+    <w:p>
+      <w:pPr>
+        <w:pStyle w:val="14"/>
+        <w:bidi w:val="0"/>
+        <w:rPr>
+          <w:rFonts w:hint="default"/>
+          <w:lang w:val="ru-RU" w:eastAsia="zh-CN"/>
+        </w:rPr>
+      </w:pPr>
+      <w:r>
+        <w:rPr>
+          <w:rFonts w:hint="default"/>
+          <w:lang w:val="ru-RU" w:eastAsia="zh-CN"/>
+        </w:rPr>
+        <w:t>Действие происходит в конце 19 века (1870-е) в Петербурге, Москве и пригородах. Это роман о том, как граф Вронский ухаживал за Кити, но когда увидел Анну Каренину, то влюбился в неё и стал её преследовать, переехал за ней в Петербург. Она бросила мужа и сына и ушла жить к нему. Родила нелюбимую дочь. Это все считалось позором и из-за этого она лишилась высшего света, сидела дома одна и постепенно стала ревнивой истеричкой и стала надоедать любовнику.</w:t>
+      </w:r>
+    </w:p>
+    <w:p>
+      <w:pPr>
+        <w:pStyle w:val="14"/>
+        <w:bidi w:val="0"/>
+        <w:rPr>
+          <w:rFonts w:hint="default"/>
+          <w:lang w:val="ru-RU" w:eastAsia="zh-CN"/>
+        </w:rPr>
+      </w:pPr>
+      <w:r>
+        <w:rPr>
+          <w:rFonts w:hint="default"/>
+          <w:lang w:val="ru-RU" w:eastAsia="zh-CN"/>
+        </w:rPr>
+        <w:t xml:space="preserve">Муж в итоге не дал ей развод и сына, хотя изначально предлагал, а она отказывалась. Но когда она попросила снова, он уже передумал, как его ни просили. </w:t>
+      </w:r>
+    </w:p>
+    <w:p>
+      <w:pPr>
+        <w:pStyle w:val="14"/>
+        <w:bidi w:val="0"/>
+        <w:rPr>
+          <w:rFonts w:hint="default"/>
+          <w:lang w:val="ru-RU" w:eastAsia="zh-CN"/>
+        </w:rPr>
+      </w:pPr>
+      <w:r>
+        <w:rPr>
+          <w:rFonts w:hint="default"/>
+          <w:lang w:val="ru-RU" w:eastAsia="zh-CN"/>
+        </w:rPr>
+        <w:t>В итоге она решила, что Вронский её  разлюбил и с отчаяния бросилась под поезд, потому что не видела смысла жить. Хотя он хоть и уставал от ее истерик, но все равно любил и собирался с ней жить. Сам он после ее самоубийства тоже чуть не поончил с собой. Но затем уехал на войну.</w:t>
+      </w:r>
+    </w:p>
+    <w:p>
+      <w:pPr>
+        <w:pStyle w:val="14"/>
+        <w:bidi w:val="0"/>
+        <w:rPr>
+          <w:rFonts w:hint="default"/>
+          <w:lang w:val="ru-RU" w:eastAsia="zh-CN"/>
+        </w:rPr>
+      </w:pPr>
+      <w:r>
+        <w:rPr>
+          <w:rFonts w:hint="default"/>
+          <w:lang w:val="ru-RU" w:eastAsia="zh-CN"/>
+        </w:rPr>
+        <w:t>Кити вышла замуж за Левина, который тоже искал смысл жизни, хотя у них всё было хорошо и родился сын. Но он нашёл смысл жизни в Боге, в душе, в добре и успокоился, а до этого тоже боялся покончить жизнь самоубийством.</w:t>
+      </w:r>
+    </w:p>
+    <w:p>
+      <w:pPr>
+        <w:pStyle w:val="14"/>
+        <w:bidi w:val="0"/>
+        <w:rPr>
+          <w:rFonts w:hint="default"/>
+          <w:lang w:val="ru-RU" w:eastAsia="zh-CN"/>
+        </w:rPr>
+      </w:pPr>
+      <w:r>
+        <w:rPr>
+          <w:rFonts w:hint="default"/>
+          <w:lang w:val="ru-RU" w:eastAsia="zh-CN"/>
+        </w:rPr>
+        <w:t>У Анны явно психическое расстройство, истерия, может быть даже психоз или депрессия, потому что у нее часто меняется настроение, она часто притворяется, хитро щурится и накручивает себя всякими мрачными мыслями. А в конце у нее почти все галлюцинации и инсайты, что все бессмысленно и люди все кажутся неестественными. Также после родов она впадает в послеродовой психоз, когда постоянно говорит, бредит, заставляет мужа и любовниа чуть ли не хороводы водить вокруг ее постели.</w:t>
+      </w:r>
+    </w:p>
+    <w:p>
+      <w:pPr>
+        <w:pStyle w:val="14"/>
+        <w:bidi w:val="0"/>
+        <w:rPr>
+          <w:rFonts w:hint="default"/>
+          <w:lang w:val="ru-RU" w:eastAsia="zh-CN"/>
+        </w:rPr>
+      </w:pPr>
+      <w:r>
+        <w:rPr>
+          <w:rFonts w:hint="default"/>
+          <w:lang w:val="ru-RU" w:eastAsia="zh-CN"/>
+        </w:rPr>
+        <w:t>Объясняется, что они говорили на разных языках, так как в них «ты» и «вы» могло звучать по-разному (официальнее или более дружески) и когда не хотели, чтобы их понимала прислуга.</w:t>
+      </w:r>
+    </w:p>
+    <w:p>
+      <w:pPr>
+        <w:pStyle w:val="14"/>
+        <w:bidi w:val="0"/>
+        <w:rPr>
+          <w:rFonts w:hint="default"/>
+          <w:lang w:val="ru-RU" w:eastAsia="zh-CN"/>
+        </w:rPr>
+      </w:pPr>
+      <w:r>
+        <w:rPr>
+          <w:rFonts w:hint="default"/>
+          <w:lang w:val="ru-RU" w:eastAsia="zh-CN"/>
+        </w:rPr>
+        <w:t>Очень подробно описаны мысли, эмоции, чувства людей и как они меняются. Как персонажи рассуждают, ка интерпретируют сказанное и увиденное. Говорят, Толстой первый описал механизм возникновения эмоций.</w:t>
+      </w:r>
+    </w:p>
+    <w:p>
+      <w:pPr>
+        <w:pStyle w:val="14"/>
+        <w:bidi w:val="0"/>
+        <w:rPr>
+          <w:rFonts w:hint="default"/>
+          <w:lang w:val="ru-RU" w:eastAsia="zh-CN"/>
+        </w:rPr>
+      </w:pPr>
+      <w:r>
+        <w:rPr>
+          <w:rFonts w:hint="default"/>
+          <w:lang w:val="ru-RU" w:eastAsia="zh-CN"/>
+        </w:rPr>
+        <w:t>Я читала, что Толстой пишет как сценарий, но я вижу только некоторые сцены подробно описаны, а вообще описаний немного. Но где есть, там действительно будто поприсутствовал. Очень здорово описаны некоторые мероприятия, например, сенокос, охота, скачки. Хоть и не особо интересно, а читать легко и будто кино смотришь.</w:t>
+      </w:r>
+    </w:p>
+    <w:p>
+      <w:pPr>
+        <w:pStyle w:val="14"/>
+        <w:bidi w:val="0"/>
+        <w:rPr>
+          <w:rFonts w:hint="default"/>
+          <w:lang w:val="ru-RU" w:eastAsia="zh-CN"/>
+        </w:rPr>
+      </w:pPr>
+      <w:r>
+        <w:rPr>
+          <w:rFonts w:hint="default"/>
+          <w:lang w:val="ru-RU" w:eastAsia="zh-CN"/>
+        </w:rPr>
+        <w:t>Написано легким языком, особенно так кажется после Достоевского. Кстати, иногда в соседних предложениях повторяются слова или имена, хотя это вроде считается не очень литературно. И использует он это, как мне показалось, не в качестве акцента.</w:t>
+      </w:r>
+    </w:p>
+    <w:p>
+      <w:pPr>
+        <w:pStyle w:val="14"/>
+        <w:bidi w:val="0"/>
+        <w:rPr>
+          <w:rFonts w:hint="default"/>
+          <w:lang w:val="ru-RU" w:eastAsia="zh-CN"/>
+        </w:rPr>
+      </w:pPr>
+      <w:r>
+        <w:rPr>
+          <w:rFonts w:hint="default"/>
+          <w:lang w:val="ru-RU" w:eastAsia="zh-CN"/>
+        </w:rPr>
+        <w:t>Главы маленькие, удобно читать. События постоянно развиваются через большие промежутки времени, редко задерживаются. То есть описан подробно какой-то значимый эпизод, а потом проходит какое-то время.</w:t>
+      </w:r>
+    </w:p>
+    <w:p>
+      <w:pPr>
+        <w:rPr>
+          <w:rFonts w:hint="default"/>
+          <w:lang w:val="ru-RU" w:eastAsia="zh-CN"/>
+        </w:rPr>
+      </w:pPr>
+      <w:r>
+        <w:rPr>
+          <w:rFonts w:hint="default"/>
+          <w:lang w:val="ru-RU" w:eastAsia="zh-CN"/>
+        </w:rPr>
+        <w:br w:type="page"/>
+      </w:r>
+    </w:p>
+    <w:p>
+      <w:pPr>
+        <w:pStyle w:val="10"/>
+        <w:bidi w:val="0"/>
+        <w:rPr>
+          <w:rFonts w:hint="default"/>
+          <w:lang w:val="ru-RU" w:eastAsia="zh-CN"/>
+        </w:rPr>
+      </w:pPr>
+      <w:r>
+        <w:rPr>
+          <w:rFonts w:hint="default"/>
+          <w:lang w:val="ru-RU" w:eastAsia="zh-CN"/>
+        </w:rPr>
+        <w:t>Сюжет</w:t>
+      </w:r>
+    </w:p>
+    <w:p>
+      <w:pPr>
+        <w:pStyle w:val="14"/>
+        <w:bidi w:val="0"/>
+        <w:rPr>
+          <w:rFonts w:hint="default"/>
+          <w:lang w:val="ru-RU" w:eastAsia="zh-CN"/>
+        </w:rPr>
+      </w:pPr>
+      <w:r>
+        <w:rPr>
+          <w:rFonts w:hint="default"/>
+          <w:lang w:val="ru-RU" w:eastAsia="zh-CN"/>
+        </w:rPr>
+        <w:t>Анна Каренина приезжает из Петербурга в Москву в гости к брату Стиве Облонскому. Там в нее влюбляется молодой повеса Алексей Вронский, который до этого волочился за сестрой жены Стивы — Кити.</w:t>
+      </w:r>
+    </w:p>
+    <w:p>
+      <w:pPr>
+        <w:pStyle w:val="14"/>
+        <w:bidi w:val="0"/>
+        <w:rPr>
+          <w:rFonts w:hint="default"/>
+          <w:lang w:val="ru-RU" w:eastAsia="zh-CN"/>
+        </w:rPr>
+      </w:pPr>
+      <w:r>
+        <w:rPr>
+          <w:rFonts w:hint="default"/>
+          <w:lang w:val="ru-RU" w:eastAsia="zh-CN"/>
+        </w:rPr>
+        <w:t>Кити влюблена в него и отказала Константину Левину, богатому, но деревенскому жениху, с которым дружила с детства. Вронский на ней никогда жениться не собирался, как и на остальных, но все были уверены, что он сделает ей предложение.</w:t>
+      </w:r>
+    </w:p>
+    <w:p>
+      <w:pPr>
+        <w:pStyle w:val="14"/>
+        <w:bidi w:val="0"/>
+        <w:rPr>
+          <w:rFonts w:hint="default"/>
+          <w:lang w:val="ru-RU" w:eastAsia="zh-CN"/>
+        </w:rPr>
+      </w:pPr>
+      <w:r>
+        <w:rPr>
+          <w:rFonts w:hint="default"/>
+          <w:lang w:val="ru-RU" w:eastAsia="zh-CN"/>
+        </w:rPr>
+        <w:t>Вместо этого он увязался за Анной в Петербург и преследует ее на балах и всех тусовках. Анна тоже в него влюблена, но у нее сын и влиятельный муж, поэтому она ему не показывает своих чувств. В людях они много общаются и кокетничают, о чем стали ходить слухи. Весь город догадывается, что они влюблены друг в друга.</w:t>
+      </w:r>
+    </w:p>
+    <w:p>
+      <w:pPr>
+        <w:pStyle w:val="14"/>
+        <w:bidi w:val="0"/>
+        <w:rPr>
+          <w:rFonts w:hint="default"/>
+          <w:lang w:val="ru-RU" w:eastAsia="zh-CN"/>
+        </w:rPr>
+      </w:pPr>
+      <w:r>
+        <w:rPr>
+          <w:rFonts w:hint="default"/>
+          <w:lang w:val="ru-RU" w:eastAsia="zh-CN"/>
+        </w:rPr>
+        <w:t>Муж из приличия просит ее быть осторожнее, но она довольно нахально делает непонимающий вид. С мужем они друг друга не любят, но оба обеспокоены. Он — внешним приличием и напуган ее отчуждением, а она — что влюблена и не знает, как поступить. Анну обижает душевное безразличие мужа.</w:t>
+      </w:r>
+    </w:p>
+    <w:p>
+      <w:pPr>
+        <w:pStyle w:val="14"/>
+        <w:bidi w:val="0"/>
+        <w:rPr>
+          <w:rFonts w:hint="default"/>
+          <w:lang w:val="ru-RU" w:eastAsia="zh-CN"/>
+        </w:rPr>
+      </w:pPr>
+      <w:r>
+        <w:rPr>
+          <w:rFonts w:hint="default"/>
+          <w:lang w:val="ru-RU" w:eastAsia="zh-CN"/>
+        </w:rPr>
+        <w:t>Также она переживает, что Кити заболела, когда ее бросил предполагаемый жених, да еще из-за нее, хотя она к этому не стремилась. Ее стало все раздражать, что раньше нравилось в ее окружении. Все замечают, что она изменилась.</w:t>
+      </w:r>
+    </w:p>
+    <w:p>
+      <w:pPr>
+        <w:pStyle w:val="14"/>
+        <w:bidi w:val="0"/>
+        <w:rPr>
+          <w:rFonts w:hint="default"/>
+          <w:lang w:val="ru-RU" w:eastAsia="zh-CN"/>
+        </w:rPr>
+      </w:pPr>
+      <w:r>
+        <w:rPr>
+          <w:rFonts w:hint="default"/>
+          <w:lang w:val="ru-RU" w:eastAsia="zh-CN"/>
+        </w:rPr>
+        <w:t>Когда они с Вронским все-таки становятся любовниками, то она беременеет. Любовник предлагает ей бросить мужа, но теперь она и его просит это не обсуждать и ничего не делает. Она боится за судьбу сына и от страха старается не думать об этом.</w:t>
+      </w:r>
+    </w:p>
+    <w:p>
+      <w:pPr>
+        <w:pStyle w:val="14"/>
+        <w:bidi w:val="0"/>
+        <w:rPr>
+          <w:rFonts w:hint="default"/>
+          <w:lang w:val="ru-RU" w:eastAsia="zh-CN"/>
+        </w:rPr>
+      </w:pPr>
+      <w:r>
+        <w:rPr>
+          <w:rFonts w:hint="default"/>
+          <w:lang w:val="ru-RU" w:eastAsia="zh-CN"/>
+        </w:rPr>
+        <w:t>Левин узнал, что Кити не замужем и оттого больна, но не хочет повторить ей свое предложение, как ему советует Облонский. Он живет в своей деревне с тех пор и с тех пор не видел ее.</w:t>
+      </w:r>
+    </w:p>
+    <w:p>
+      <w:pPr>
+        <w:pStyle w:val="14"/>
+        <w:bidi w:val="0"/>
+        <w:rPr>
+          <w:rFonts w:hint="default"/>
+          <w:lang w:val="ru-RU" w:eastAsia="zh-CN"/>
+        </w:rPr>
+      </w:pPr>
+      <w:r>
+        <w:rPr>
+          <w:rFonts w:hint="default"/>
+          <w:lang w:val="ru-RU" w:eastAsia="zh-CN"/>
+        </w:rPr>
+        <w:t>Вронский на скачках шел уже первым, и лошадь отлично перепрыгивала канавы и заборы, но он неудачно повернулся в седле и сломал ей спину, уронив обоих. Сначала он ее пинал и не понимал, почему она не встает, но потом с горя убежал домой. Лошадь пристрелили.</w:t>
+      </w:r>
+    </w:p>
+    <w:p>
+      <w:pPr>
+        <w:pStyle w:val="14"/>
+        <w:bidi w:val="0"/>
+        <w:rPr>
+          <w:rFonts w:hint="default"/>
+          <w:lang w:val="ru-RU" w:eastAsia="zh-CN"/>
+        </w:rPr>
+      </w:pPr>
+      <w:r>
+        <w:rPr>
+          <w:rFonts w:hint="default"/>
+          <w:lang w:val="ru-RU" w:eastAsia="zh-CN"/>
+        </w:rPr>
+        <w:t>Вот скачки действительно описаны как кино, а эпизод про искалеченную лошадь довел почти до слез, хотя написано без лишних сентиментальностей.</w:t>
+      </w:r>
+    </w:p>
+    <w:p>
+      <w:pPr>
+        <w:pStyle w:val="14"/>
+        <w:bidi w:val="0"/>
+        <w:rPr>
+          <w:rFonts w:hint="default"/>
+          <w:lang w:val="ru-RU" w:eastAsia="zh-CN"/>
+        </w:rPr>
+      </w:pPr>
+      <w:r>
+        <w:rPr>
+          <w:rFonts w:hint="default"/>
+          <w:lang w:val="ru-RU" w:eastAsia="zh-CN"/>
+        </w:rPr>
+        <w:t>Каренин боится прояснять отношения с женой, поэтому они редко видятся, и он одергивает ее, только когда на людях заметен ее интерес к Вронскому. Прямо говорит ей, что уже не просит хороших отношений, а только их видимости. Ее бесит это его терпение и безразличие и она уважала бы его больше, если бы он их обоих убил.</w:t>
+      </w:r>
+    </w:p>
+    <w:p>
+      <w:pPr>
+        <w:pStyle w:val="14"/>
+        <w:bidi w:val="0"/>
+        <w:rPr>
+          <w:rFonts w:hint="default"/>
+          <w:lang w:val="ru-RU" w:eastAsia="zh-CN"/>
+        </w:rPr>
+      </w:pPr>
+      <w:r>
+        <w:rPr>
+          <w:rFonts w:hint="default"/>
+          <w:lang w:val="ru-RU" w:eastAsia="zh-CN"/>
+        </w:rPr>
+        <w:t>После скачек она говорит мужу, что ненавидит его и боится, а любит другого. Муж оторопел и требует уважения, пока он не придумает, как разрешить ситуацию.</w:t>
+      </w:r>
+    </w:p>
+    <w:p>
+      <w:pPr>
+        <w:pStyle w:val="14"/>
+        <w:bidi w:val="0"/>
+        <w:rPr>
+          <w:rFonts w:hint="default"/>
+          <w:lang w:val="ru-RU" w:eastAsia="zh-CN"/>
+        </w:rPr>
+      </w:pPr>
+      <w:r>
+        <w:rPr>
+          <w:rFonts w:hint="default"/>
+          <w:lang w:val="ru-RU" w:eastAsia="zh-CN"/>
+        </w:rPr>
+        <w:t>Кити уехала на воды и там познакомилась с Варенькой, которая ухаживала за больными и была счастлива. Кити тоже решила попробовать, но жена одного больного приревновала к ней мужа, а отец рассказал, что мать Вареньки, за которой та больше всех ухаживала, просто прикидывается и мучает дочь. На самом деле она все время лежит просто потому, что у нее короткие ноги и она стесняется. Тогда Кити разочаровалась и передумала быть неестественно благородной и жертвенной. Но все равно эта поездка ей помогла выздороветь и успокоиться по Вронскому.</w:t>
+      </w:r>
+    </w:p>
+    <w:p>
+      <w:pPr>
+        <w:pStyle w:val="14"/>
+        <w:bidi w:val="0"/>
+        <w:rPr>
+          <w:rFonts w:hint="default"/>
+          <w:lang w:val="ru-RU" w:eastAsia="zh-CN"/>
+        </w:rPr>
+      </w:pPr>
+      <w:r>
+        <w:rPr>
+          <w:rFonts w:hint="default"/>
+          <w:lang w:val="ru-RU" w:eastAsia="zh-CN"/>
+        </w:rPr>
+        <w:t>К Левину в деревню приезжает городской брат. Он отдыхает, а Левину нравится трудиться, косить. Неподалеку приезжает на дачу Дарья Облонская с детьми и намекает ему, что не надо обижаться на отказ ее сестры Кити выйти за него замуж. Мол, она запуталась, а ты не будь гордым.</w:t>
+      </w:r>
+    </w:p>
+    <w:p>
+      <w:pPr>
+        <w:pStyle w:val="14"/>
+        <w:bidi w:val="0"/>
+        <w:rPr>
+          <w:rFonts w:hint="default"/>
+          <w:lang w:val="ru-RU" w:eastAsia="zh-CN"/>
+        </w:rPr>
+      </w:pPr>
+      <w:r>
+        <w:rPr>
+          <w:rFonts w:hint="default"/>
+          <w:lang w:val="ru-RU" w:eastAsia="zh-CN"/>
+        </w:rPr>
+        <w:t>Левин болезненно реагирует, не желает говорить об этом и даже думает, что хочет жениться на крестьянке и посвятить себя только деревенской работе. Но однажды он видит на дороге Кити, которая едет в гости к сестре, и резко понимает, что все еще ее любит.</w:t>
+      </w:r>
+    </w:p>
+    <w:p>
+      <w:pPr>
+        <w:pStyle w:val="14"/>
+        <w:bidi w:val="0"/>
+        <w:rPr>
+          <w:rFonts w:hint="default"/>
+          <w:lang w:val="ru-RU" w:eastAsia="zh-CN"/>
+        </w:rPr>
+      </w:pPr>
+      <w:r>
+        <w:rPr>
+          <w:rFonts w:hint="default"/>
+          <w:lang w:val="ru-RU" w:eastAsia="zh-CN"/>
+        </w:rPr>
+        <w:t>Каренин решил не вызывать Вронского на дуэль, так как боялся и не видел смысла, даже если бы сам выиграл, так как злость больше была направлена на жену. Он решил остаться с Анной при условии, что она бросит Вронского и они внешне останутся благополучной семьей. Так как он охладел к ней и даже к их сыну и возмущен ее неверностью, то решил таким образом ей отомстить — чтобы не позволить любовникам быть счастливыми вместе. Также он увидел в этом свою благородную роль в глазах окружающих — дать ей шанс исправиться. Если она откажется, то он намекнул, что ее с сыном ждут последствия.</w:t>
+      </w:r>
+    </w:p>
+    <w:p>
+      <w:pPr>
+        <w:pStyle w:val="14"/>
+        <w:bidi w:val="0"/>
+        <w:rPr>
+          <w:rFonts w:hint="default"/>
+          <w:lang w:val="ru-RU" w:eastAsia="zh-CN"/>
+        </w:rPr>
+      </w:pPr>
+      <w:r>
+        <w:rPr>
+          <w:rFonts w:hint="default"/>
+          <w:lang w:val="ru-RU" w:eastAsia="zh-CN"/>
+        </w:rPr>
+        <w:t xml:space="preserve">Анна сказала Вронскому, что призналась мужу и тот предложил ей остаться с ним и бросить любовника. Вронский предложил немного подождать и подумать, что делать, так как у него нет денег на содержание ее и сына. Анна осталась с мужем. </w:t>
+      </w:r>
+    </w:p>
+    <w:p>
+      <w:pPr>
+        <w:pStyle w:val="14"/>
+        <w:bidi w:val="0"/>
+        <w:rPr>
+          <w:rFonts w:hint="default"/>
+          <w:lang w:val="ru-RU" w:eastAsia="zh-CN"/>
+        </w:rPr>
+      </w:pPr>
+      <w:r>
+        <w:rPr>
+          <w:rFonts w:hint="default"/>
+          <w:lang w:val="ru-RU" w:eastAsia="zh-CN"/>
+        </w:rPr>
+        <w:t>Левин не смог заставить себя повидаться с Кити и стал усердно развивать хозяйство по новому плану – давать мужикам земли. Также он расстроен, что умирает от чахотки его второй брат Николай.</w:t>
+      </w:r>
+    </w:p>
+    <w:p>
+      <w:pPr>
+        <w:pStyle w:val="14"/>
+        <w:bidi w:val="0"/>
+        <w:rPr>
+          <w:rFonts w:hint="default"/>
+          <w:lang w:val="ru-RU" w:eastAsia="zh-CN"/>
+        </w:rPr>
+      </w:pPr>
+      <w:r>
+        <w:rPr>
+          <w:rFonts w:hint="default"/>
+          <w:lang w:val="ru-RU" w:eastAsia="zh-CN"/>
+        </w:rPr>
+        <w:t>Однажды Анна пригласила Вронского домой, но муж узнал и от злости подал на развод и уехал в командировку. По пути она вернула его телеграммой, что умирает и хочет покаяться. Он вернулся, надеясь, что она умрет и вопрос решится сам собой.</w:t>
+      </w:r>
+    </w:p>
+    <w:p>
+      <w:pPr>
+        <w:pStyle w:val="14"/>
+        <w:bidi w:val="0"/>
+        <w:rPr>
+          <w:rFonts w:hint="default"/>
+          <w:lang w:val="ru-RU" w:eastAsia="zh-CN"/>
+        </w:rPr>
+      </w:pPr>
+      <w:r>
+        <w:rPr>
+          <w:rFonts w:hint="default"/>
+          <w:lang w:val="ru-RU" w:eastAsia="zh-CN"/>
+        </w:rPr>
+        <w:t xml:space="preserve">Но оказалось, что Анна родила девочку и впала в психоз (родильную горячку). Она бредила, каялась, заставляла мужа и любовника перед своей постелью пожимать друг другу руки и мириться. </w:t>
+      </w:r>
+    </w:p>
+    <w:p>
+      <w:pPr>
+        <w:pStyle w:val="14"/>
+        <w:bidi w:val="0"/>
+        <w:rPr>
+          <w:rFonts w:hint="default"/>
+          <w:lang w:val="ru-RU" w:eastAsia="zh-CN"/>
+        </w:rPr>
+      </w:pPr>
+      <w:r>
+        <w:rPr>
+          <w:rFonts w:hint="default"/>
+          <w:lang w:val="ru-RU" w:eastAsia="zh-CN"/>
+        </w:rPr>
+        <w:t>Муж расчувствовался и простил обоих. Пообещал себе остаться с ней, если она выживет. Он счастлив, что искренне просил и надеется, что это чувство не исчезнет со временем. Оба мужчины рыдают.</w:t>
+      </w:r>
+    </w:p>
+    <w:p>
+      <w:pPr>
+        <w:pStyle w:val="14"/>
+        <w:bidi w:val="0"/>
+        <w:rPr>
+          <w:rFonts w:hint="default"/>
+          <w:lang w:val="ru-RU" w:eastAsia="zh-CN"/>
+        </w:rPr>
+      </w:pPr>
+      <w:r>
+        <w:rPr>
+          <w:rFonts w:hint="default"/>
+          <w:lang w:val="ru-RU" w:eastAsia="zh-CN"/>
+        </w:rPr>
+        <w:t>Левин ездил за границу изучать отношения крестьян к земле. Он думает о смерти и тщетности бытия, что вместо счастья дает ему хотя бы спокойствие. Но однажды в гостях он видится с Кити и они сразу понимают, что любят друг друга, и сразу объявляют о помолвке. Работа тепеь кажется ему неважной и он в эйфории счастья готовится к свадьбе.</w:t>
+      </w:r>
+    </w:p>
+    <w:p>
+      <w:pPr>
+        <w:pStyle w:val="14"/>
+        <w:bidi w:val="0"/>
+        <w:rPr>
+          <w:rFonts w:hint="default"/>
+          <w:lang w:val="ru-RU" w:eastAsia="zh-CN"/>
+        </w:rPr>
+      </w:pPr>
+      <w:r>
+        <w:rPr>
+          <w:rFonts w:hint="default"/>
+          <w:lang w:val="ru-RU" w:eastAsia="zh-CN"/>
+        </w:rPr>
+        <w:t>Вронский считает, что потерял Анну и ему стыдно перед ее благородным мужем, поэтому он пытается застрелиться, но выживает.</w:t>
+      </w:r>
+    </w:p>
+    <w:p>
+      <w:pPr>
+        <w:pStyle w:val="14"/>
+        <w:bidi w:val="0"/>
+        <w:rPr>
+          <w:rFonts w:hint="default"/>
+          <w:lang w:val="ru-RU" w:eastAsia="zh-CN"/>
+        </w:rPr>
+      </w:pPr>
+      <w:r>
+        <w:rPr>
+          <w:rFonts w:hint="default"/>
+          <w:lang w:val="ru-RU" w:eastAsia="zh-CN"/>
+        </w:rPr>
+        <w:t>Анна тоже выздоравливает, но медленно, потому что находится в апатии и отчаянии. Раскаяние перед мужем уже прошло, а его доброта и великодушие угнетают ее, ей тяжело и стыдно, но все равно она не может быть с ним.</w:t>
+      </w:r>
+    </w:p>
+    <w:p>
+      <w:pPr>
+        <w:pStyle w:val="14"/>
+        <w:bidi w:val="0"/>
+        <w:rPr>
+          <w:rFonts w:hint="default"/>
+          <w:lang w:val="ru-RU" w:eastAsia="zh-CN"/>
+        </w:rPr>
+      </w:pPr>
+      <w:r>
+        <w:rPr>
+          <w:rFonts w:hint="default"/>
+          <w:lang w:val="ru-RU" w:eastAsia="zh-CN"/>
+        </w:rPr>
+        <w:t>Муж пытается наладить отношения, полюбил и ухаживает ее дочь, но через два месяца брат Анны намекает ему на развод, чтобы все перестали  мучиться.</w:t>
+      </w:r>
+    </w:p>
+    <w:p>
+      <w:pPr>
+        <w:pStyle w:val="14"/>
+        <w:bidi w:val="0"/>
+        <w:rPr>
+          <w:rFonts w:hint="default"/>
+          <w:lang w:val="ru-RU" w:eastAsia="zh-CN"/>
+        </w:rPr>
+      </w:pPr>
+      <w:r>
+        <w:rPr>
+          <w:rFonts w:hint="default"/>
+          <w:lang w:val="ru-RU" w:eastAsia="zh-CN"/>
+        </w:rPr>
+        <w:t>Поскольку муж теперь искренне желает ей счастья, то решает дать развод и признать не ее, а себя неверным супругом. Иначе она не сможет выйти замуж повторно и воспитывать детей, а будет любовницей и содержанкой кого угодно, если Вронский ее бросит.</w:t>
+      </w:r>
+    </w:p>
+    <w:p>
+      <w:pPr>
+        <w:pStyle w:val="14"/>
+        <w:bidi w:val="0"/>
+        <w:rPr>
+          <w:rFonts w:hint="default"/>
+          <w:lang w:val="ru-RU" w:eastAsia="zh-CN"/>
+        </w:rPr>
+      </w:pPr>
+      <w:r>
+        <w:rPr>
+          <w:rFonts w:hint="default"/>
+          <w:lang w:val="ru-RU" w:eastAsia="zh-CN"/>
+        </w:rPr>
+        <w:t>Но Анна отказывается от развода, оставляет сына и уезжает с Вронским и дочерью за границу. Службу Вронский бросил, так как ради Анны отказался от предложенного места в Ташкенте.</w:t>
+      </w:r>
+    </w:p>
+    <w:p>
+      <w:pPr>
+        <w:pStyle w:val="14"/>
+        <w:bidi w:val="0"/>
+        <w:rPr>
+          <w:rFonts w:hint="default"/>
+          <w:lang w:val="ru-RU" w:eastAsia="zh-CN"/>
+        </w:rPr>
+      </w:pPr>
+      <w:r>
+        <w:rPr>
+          <w:rFonts w:hint="default"/>
+          <w:lang w:val="ru-RU" w:eastAsia="zh-CN"/>
+        </w:rPr>
+        <w:t>Они некоторое время живут в Италии с дочкой. Все видят, что они любовники, но из вежливости относятся понимающе. Анна счастлива, хотя скучает по сыну и ей стыдно за позор мужа. Но она старается не думать об этом, чтобы не портить себе настроение, так как считает, что иначе она бы не выжила, поэтому поступила, как смогла.</w:t>
+      </w:r>
+    </w:p>
+    <w:p>
+      <w:pPr>
+        <w:pStyle w:val="14"/>
+        <w:bidi w:val="0"/>
+        <w:rPr>
+          <w:rFonts w:hint="default"/>
+          <w:lang w:val="ru-RU" w:eastAsia="zh-CN"/>
+        </w:rPr>
+      </w:pPr>
+      <w:r>
+        <w:rPr>
+          <w:rFonts w:hint="default"/>
+          <w:lang w:val="ru-RU" w:eastAsia="zh-CN"/>
+        </w:rPr>
+        <w:t>Вронский ее очень любит и заботится так, что иногда Анну это даже смущает. Правда без службы и привычных друзей ему скучно и он пытается писать картины, но ему это быстро надоедает. Они решают вернуться в Россию.</w:t>
+      </w:r>
+    </w:p>
+    <w:p>
+      <w:pPr>
+        <w:pStyle w:val="14"/>
+        <w:bidi w:val="0"/>
+        <w:rPr>
+          <w:rFonts w:hint="default"/>
+          <w:lang w:val="ru-RU" w:eastAsia="zh-CN"/>
+        </w:rPr>
+      </w:pPr>
+      <w:r>
+        <w:rPr>
+          <w:rFonts w:hint="default"/>
+          <w:lang w:val="ru-RU" w:eastAsia="zh-CN"/>
+        </w:rPr>
+        <w:t xml:space="preserve">Левин с Кити после свадьбы часто ссорятся. Он ей становится недовольным. Она навязалась ехать с ним прощаться с умирающим братом и он рассердился, но потом был благодарен, так как сам брезговал, боялся и терялся, а она все намыла и ухаживала за ним. </w:t>
+      </w:r>
+    </w:p>
+    <w:p>
+      <w:pPr>
+        <w:pStyle w:val="14"/>
+        <w:bidi w:val="0"/>
+        <w:rPr>
+          <w:rFonts w:hint="default"/>
+          <w:lang w:val="ru-RU" w:eastAsia="zh-CN"/>
+        </w:rPr>
+      </w:pPr>
+      <w:r>
+        <w:rPr>
+          <w:rFonts w:hint="default"/>
+          <w:lang w:val="ru-RU" w:eastAsia="zh-CN"/>
+        </w:rPr>
+        <w:t>Брат умирал долго и тяжело. Все уже перестали сочувствовать и стали мечтать о его кончине. Когда он умер, то узнали, что Кити беременна.</w:t>
+      </w:r>
+    </w:p>
+    <w:p>
+      <w:pPr>
+        <w:pStyle w:val="14"/>
+        <w:bidi w:val="0"/>
+        <w:rPr>
+          <w:rFonts w:hint="default"/>
+          <w:lang w:val="ru-RU" w:eastAsia="zh-CN"/>
+        </w:rPr>
+      </w:pPr>
+      <w:r>
+        <w:rPr>
+          <w:rFonts w:hint="default"/>
+          <w:lang w:val="ru-RU" w:eastAsia="zh-CN"/>
+        </w:rPr>
+        <w:t xml:space="preserve">Каренину после отъезда Анны тяжело и одиноко. У него нет друзей, проблемы на работе из-за семейных неурядиц, люди над ним посмеиваются. Его поддерживает пожилая графиня, которая влюбилась в него, и настраивает его против Анны, которая хочет повидать сына. Каренин под ее влиянием становится более религиозным, блаженным. </w:t>
+      </w:r>
+    </w:p>
+    <w:p>
+      <w:pPr>
+        <w:pStyle w:val="14"/>
+        <w:bidi w:val="0"/>
+        <w:rPr>
+          <w:rFonts w:hint="default"/>
+          <w:lang w:val="ru-RU" w:eastAsia="zh-CN"/>
+        </w:rPr>
+      </w:pPr>
+      <w:r>
+        <w:rPr>
+          <w:rFonts w:hint="default"/>
+          <w:lang w:val="ru-RU" w:eastAsia="zh-CN"/>
+        </w:rPr>
+        <w:t>Они запретили Карениной навестить сына, но она все равно пришла и повидалась с ним. А затем она поехала в театр, хотя Вронский ее отговаривал, поскольку в свете ей теперь появляться неприлично. Там ее публично оскорбили и пристыдили и она в отчаянии, так как боится, что Вронский ее разлюбил, раз живет отдельно, а люди презирают, еще и сына видеть не дают.</w:t>
+      </w:r>
+    </w:p>
+    <w:p>
+      <w:pPr>
+        <w:pStyle w:val="14"/>
+        <w:bidi w:val="0"/>
+        <w:rPr>
+          <w:rFonts w:hint="default"/>
+          <w:lang w:val="ru-RU" w:eastAsia="zh-CN"/>
+        </w:rPr>
+      </w:pPr>
+      <w:r>
+        <w:rPr>
+          <w:rFonts w:hint="default"/>
+          <w:lang w:val="ru-RU" w:eastAsia="zh-CN"/>
+        </w:rPr>
+        <w:t>Дочку она чувствует, что любит меньше. Вронский для вида ее успокаивает, но его уже раздражает ее поведение и что из-за этой ситуации он вынужден избегать высшего общества из солидарности к ней.</w:t>
+      </w:r>
+    </w:p>
+    <w:p>
+      <w:pPr>
+        <w:pStyle w:val="14"/>
+        <w:bidi w:val="0"/>
+        <w:rPr>
+          <w:rFonts w:hint="default"/>
+          <w:lang w:val="ru-RU" w:eastAsia="zh-CN"/>
+        </w:rPr>
+      </w:pPr>
+      <w:r>
+        <w:rPr>
+          <w:rFonts w:hint="default"/>
+          <w:lang w:val="ru-RU" w:eastAsia="zh-CN"/>
+        </w:rPr>
+        <w:t>К Левиным приехали родственники и друзья Кити и брат Левина, которому понравилась подруга Кити — Варвара. Левина начинает раздражать родня жены и их привычки. К одному гостю он ревнует жену, они ссорятся и решают его выгнать, потому что он флиртует с Кити и их обоих это напрягает.</w:t>
+      </w:r>
+    </w:p>
+    <w:p>
+      <w:pPr>
+        <w:pStyle w:val="14"/>
+        <w:bidi w:val="0"/>
+        <w:rPr>
+          <w:rFonts w:hint="default"/>
+          <w:lang w:val="ru-RU" w:eastAsia="zh-CN"/>
+        </w:rPr>
+      </w:pPr>
+      <w:r>
+        <w:rPr>
+          <w:rFonts w:hint="default"/>
+          <w:lang w:val="ru-RU" w:eastAsia="zh-CN"/>
+        </w:rPr>
+        <w:t>Брат Левина пытается сделать предложение Варе и она тоже этого ждет, но в ответственный момент он передумывает и тему закрывают.</w:t>
+      </w:r>
+    </w:p>
+    <w:p>
+      <w:pPr>
+        <w:pStyle w:val="14"/>
+        <w:bidi w:val="0"/>
+        <w:rPr>
+          <w:rFonts w:hint="default"/>
+          <w:lang w:val="ru-RU" w:eastAsia="zh-CN"/>
+        </w:rPr>
+      </w:pPr>
+      <w:r>
+        <w:rPr>
+          <w:rFonts w:hint="default"/>
+          <w:lang w:val="ru-RU" w:eastAsia="zh-CN"/>
+        </w:rPr>
+        <w:t xml:space="preserve">Мужчины едут охотиться на птиц, а потом Долли едет навестить Анну. Они с Вронским живут в другой деревне, где он улучшает свое поместье и очень увлечен этим. Долли в душе завидует Анне, которая живет страстью, а не измождена детьми и бытом, как она. </w:t>
+      </w:r>
+    </w:p>
+    <w:p>
+      <w:pPr>
+        <w:pStyle w:val="14"/>
+        <w:bidi w:val="0"/>
+        <w:rPr>
+          <w:rFonts w:hint="default"/>
+          <w:lang w:val="ru-RU" w:eastAsia="zh-CN"/>
+        </w:rPr>
+      </w:pPr>
+      <w:r>
+        <w:rPr>
+          <w:rFonts w:hint="default"/>
+          <w:lang w:val="ru-RU" w:eastAsia="zh-CN"/>
+        </w:rPr>
+        <w:t>После всех переживаний и сомнений Анна счастлива и прекрасно выглядит, но все равно упрекает себя и винит. Настроение у нее меняется в крайние стороны. Ее мучает, что Вронскому надоест из-за нее не появляться в свете. Его уже раздражает, что она ограничивает его свободу и никуда его одного без скандала не отпускает. Она принимает морфин, чтобы уснуть, иначе ее одолевают мысли о страшном будущем.</w:t>
+      </w:r>
+    </w:p>
+    <w:p>
+      <w:pPr>
+        <w:pStyle w:val="14"/>
+        <w:bidi w:val="0"/>
+        <w:rPr>
+          <w:rFonts w:hint="default"/>
+          <w:lang w:val="ru-RU" w:eastAsia="zh-CN"/>
+        </w:rPr>
+      </w:pPr>
+      <w:r>
+        <w:rPr>
+          <w:rFonts w:hint="default"/>
+          <w:lang w:val="ru-RU" w:eastAsia="zh-CN"/>
+        </w:rPr>
+        <w:t>Долли и Вронский осторожно предлагают ей просить развода, чтобы выйти замуж и успокоиться. Но она боится, что ей не отдадут сына и поэтому уходит от темы.</w:t>
+      </w:r>
+    </w:p>
+    <w:p>
+      <w:pPr>
+        <w:pStyle w:val="14"/>
+        <w:bidi w:val="0"/>
+        <w:rPr>
+          <w:rFonts w:hint="default"/>
+          <w:lang w:val="ru-RU" w:eastAsia="zh-CN"/>
+        </w:rPr>
+      </w:pPr>
+      <w:r>
+        <w:rPr>
+          <w:rFonts w:hint="default"/>
+          <w:lang w:val="ru-RU" w:eastAsia="zh-CN"/>
+        </w:rPr>
+        <w:t>Когда Вронский уезжает на выборы губернатора на целую неделю, она одна очень мучается и решается написать мужу попросить развод. В ожидании ответа они переезжают в Москву, так как Вронский заинтересовался политикой и она чувствует, что он ее бросит, если она его не отпустит.</w:t>
+      </w:r>
+    </w:p>
+    <w:p>
+      <w:pPr>
+        <w:pStyle w:val="14"/>
+        <w:bidi w:val="0"/>
+        <w:rPr>
+          <w:rFonts w:hint="default"/>
+          <w:lang w:val="ru-RU" w:eastAsia="zh-CN"/>
+        </w:rPr>
+      </w:pPr>
+      <w:r>
+        <w:rPr>
+          <w:rFonts w:hint="default"/>
+          <w:lang w:val="ru-RU" w:eastAsia="zh-CN"/>
+        </w:rPr>
+        <w:t>Левины в ожидании родов живут в Москве, где все дорого, но они привыкают. Родился сын. Левин познакомился с Анной и она его даже очаровала и вызвала жалость. Из-за этого он поссорился за женой и обещал больше не видеться с ней. А Анна кокетничала с ним и остальными редкими гостями от скуки и старалась влюбить в себя мужчин из спортивного интереса.</w:t>
+      </w:r>
+    </w:p>
+    <w:p>
+      <w:pPr>
+        <w:pStyle w:val="14"/>
+        <w:bidi w:val="0"/>
+        <w:rPr>
+          <w:rFonts w:hint="default"/>
+          <w:lang w:val="ru-RU" w:eastAsia="zh-CN"/>
+        </w:rPr>
+      </w:pPr>
+      <w:r>
+        <w:rPr>
+          <w:rFonts w:hint="default"/>
+          <w:lang w:val="ru-RU" w:eastAsia="zh-CN"/>
+        </w:rPr>
+        <w:t>В общество ей было нельзя, а Вронскому можно. Он все чаще стал уходить развлеаться или по делам от скуки, а Анна сходила с ума от ревности и закатывала сцены. Из-за этого он еще реже бывал дома и ей стало казаться, что он ее разлюбил или нашел другую.</w:t>
+      </w:r>
+    </w:p>
+    <w:p>
+      <w:pPr>
+        <w:pStyle w:val="14"/>
+        <w:bidi w:val="0"/>
+        <w:rPr>
+          <w:rFonts w:hint="default"/>
+          <w:lang w:val="ru-RU" w:eastAsia="zh-CN"/>
+        </w:rPr>
+      </w:pPr>
+      <w:r>
+        <w:rPr>
+          <w:rFonts w:hint="default"/>
+          <w:lang w:val="ru-RU" w:eastAsia="zh-CN"/>
+        </w:rPr>
+        <w:t>Она пытается себя занять чтением, воспитанием английской девочки и помощью ее обедневшей семье, сама пишет детский роман, но ничего не помогает.</w:t>
+      </w:r>
+    </w:p>
+    <w:p>
+      <w:pPr>
+        <w:pStyle w:val="14"/>
+        <w:bidi w:val="0"/>
+        <w:rPr>
+          <w:rFonts w:hint="default"/>
+          <w:lang w:val="ru-RU" w:eastAsia="zh-CN"/>
+        </w:rPr>
+      </w:pPr>
+      <w:r>
+        <w:rPr>
+          <w:rFonts w:hint="default"/>
+          <w:lang w:val="ru-RU" w:eastAsia="zh-CN"/>
+        </w:rPr>
+        <w:t>Муж отказывает в разводе по совету ясновидящего, с которым он и его подруга графиня все время стали советоваться. Родственники пытаются его уговорить, но Анна просит Вронского уехать уже в деревню. Он соглашается и они начинают собираться, но она опять устраивает ему сцену ревности. И когда он уезжает по делам перед отъездом в деревню, едет за ним следом, чтобы бросить его со скандалом.</w:t>
+      </w:r>
+    </w:p>
+    <w:p>
+      <w:pPr>
+        <w:pStyle w:val="14"/>
+        <w:bidi w:val="0"/>
+        <w:rPr>
+          <w:rFonts w:hint="default"/>
+          <w:lang w:val="ru-RU" w:eastAsia="zh-CN"/>
+        </w:rPr>
+      </w:pPr>
+      <w:r>
+        <w:rPr>
+          <w:rFonts w:hint="default"/>
+          <w:lang w:val="ru-RU" w:eastAsia="zh-CN"/>
+        </w:rPr>
+        <w:t>Но по пути ее накрывают депрессивные мысли, что он ее не любит и все не имеет смысла. Сына ей не отдадут, все смотрят на нее с презрением и жить больше незачем. Также она часто думает о самоубийстве, чтобы наказать Вронского за холодность. На вокзале она передумывает с ним прощаться и бросается под поезд. В последний момент одумывается, но ее уже сбивает насмерть.</w:t>
+      </w:r>
+    </w:p>
+    <w:p>
+      <w:pPr>
+        <w:pStyle w:val="14"/>
+        <w:bidi w:val="0"/>
+        <w:rPr>
+          <w:rFonts w:hint="default"/>
+          <w:lang w:val="ru-RU" w:eastAsia="zh-CN"/>
+        </w:rPr>
+      </w:pPr>
+      <w:r>
+        <w:rPr>
+          <w:rFonts w:hint="default"/>
+          <w:lang w:val="ru-RU" w:eastAsia="zh-CN"/>
+        </w:rPr>
+        <w:t>Вронский убит горем и тоже пытается покончить с собой, но родственники ему не дают. Через несколько недель он едет добровольцем на сербскую войну, так как тоже не видит больше смысла жить. Дочь он отдал Каренину.</w:t>
+      </w:r>
+    </w:p>
+    <w:p>
+      <w:pPr>
+        <w:pStyle w:val="14"/>
+        <w:bidi w:val="0"/>
+        <w:rPr>
+          <w:rFonts w:hint="default"/>
+          <w:lang w:val="ru-RU" w:eastAsia="zh-CN"/>
+        </w:rPr>
+      </w:pPr>
+      <w:r>
+        <w:rPr>
+          <w:rFonts w:hint="default"/>
+          <w:lang w:val="ru-RU" w:eastAsia="zh-CN"/>
+        </w:rPr>
+        <w:t>Левин тоже боится покончить с собой, так как после смерти брата потерял смысл жизни. Мол, все равно все умрут. Религия ему давно не помогает, хозяйством, женой и сыном он занимается на автомате, хотя и чувствует себя счастливым, когда не думает, зачем живет.</w:t>
+      </w:r>
+    </w:p>
+    <w:p>
+      <w:pPr>
+        <w:pStyle w:val="14"/>
+        <w:bidi w:val="0"/>
+        <w:rPr>
+          <w:rFonts w:hint="default"/>
+          <w:lang w:val="ru-RU" w:eastAsia="zh-CN"/>
+        </w:rPr>
+      </w:pPr>
+      <w:r>
+        <w:rPr>
+          <w:rFonts w:hint="default"/>
+          <w:lang w:val="ru-RU" w:eastAsia="zh-CN"/>
+        </w:rPr>
+        <w:t>В итоге он услышал от крестьянина, что тот живет не ради своей нужды, а ради души, Бога и добра и успокоился. Понял, что все-таки религия ему помогала познать добро, которым он руководствовался всегда,. НОсознал, что разумом этого не понять, а надо прочувствовать. Поэтому он перестал думать, а стал чувствовать, жить и радоваться.</w:t>
+      </w:r>
+    </w:p>
+    <w:p>
+      <w:pPr>
+        <w:pStyle w:val="10"/>
+        <w:bidi w:val="0"/>
+        <w:rPr>
+          <w:rFonts w:hint="default"/>
+          <w:lang w:val="ru-RU" w:eastAsia="zh-CN"/>
+        </w:rPr>
+      </w:pPr>
+      <w:r>
+        <w:rPr>
+          <w:rFonts w:hint="default"/>
+          <w:lang w:val="ru-RU" w:eastAsia="zh-CN"/>
+        </w:rPr>
+        <w:t>Цитаты</w:t>
+      </w:r>
+    </w:p>
+    <w:p>
+      <w:pPr>
+        <w:pStyle w:val="11"/>
+        <w:bidi w:val="0"/>
+        <w:rPr>
+          <w:rFonts w:hint="default"/>
+          <w:lang w:val="ru-RU" w:eastAsia="zh-CN"/>
+        </w:rPr>
+      </w:pPr>
+      <w:r>
+        <w:rPr>
+          <w:rFonts w:hint="default"/>
+          <w:lang w:val="ru-RU" w:eastAsia="zh-CN"/>
+        </w:rPr>
+        <w:t>Все счастливые семьи похожи друг на друга, каждая несчастливая семья несчастлива по-своему.</w:t>
+      </w:r>
+    </w:p>
+    <w:p>
+      <w:pPr>
+        <w:pStyle w:val="11"/>
+        <w:bidi w:val="0"/>
+        <w:rPr>
+          <w:rFonts w:hint="default"/>
+          <w:lang w:val="ru-RU" w:eastAsia="zh-CN"/>
+        </w:rPr>
+      </w:pPr>
+      <w:r>
+        <w:rPr>
+          <w:rFonts w:hint="default"/>
+          <w:lang w:val="ru-RU" w:eastAsia="zh-CN"/>
+        </w:rPr>
+        <w:t>Степан Аркадьевич Облонский проснулся не в спальне жены, а в своем кабинете, на сафьянном диване.</w:t>
+      </w:r>
+    </w:p>
+    <w:p>
+      <w:pPr>
+        <w:pStyle w:val="11"/>
+        <w:bidi w:val="0"/>
+        <w:rPr>
+          <w:rFonts w:hint="default"/>
+          <w:lang w:val="ru-RU" w:eastAsia="zh-CN"/>
+        </w:rPr>
+      </w:pPr>
+      <w:r>
+        <w:rPr>
+          <w:rFonts w:hint="default"/>
+          <w:lang w:val="ru-RU" w:eastAsia="zh-CN"/>
+        </w:rPr>
+        <w:t>Шесть лет назад он сделал первую неверность жене.</w:t>
+      </w:r>
+    </w:p>
+    <w:p>
+      <w:pPr>
+        <w:pStyle w:val="11"/>
+        <w:bidi w:val="0"/>
+        <w:rPr>
+          <w:rFonts w:hint="default"/>
+          <w:lang w:val="ru-RU" w:eastAsia="zh-CN"/>
+        </w:rPr>
+      </w:pPr>
+      <w:r>
+        <w:rPr>
+          <w:rFonts w:hint="default"/>
+          <w:lang w:val="ru-RU" w:eastAsia="zh-CN"/>
+        </w:rPr>
+        <w:t>Ни наука, ни искусство, ни политика, собственно, не интересовали его, он твердо держался тех взглядов на все эти предметы, каких держалось большинство и его газета. Степан Аркадьевич не избирал ни направления, ни взглядов, а эти направления и взгляды сами приходили к нему, точно так же, как он не выбирал формы шляпы или сюртука, а брал те, которые носят.</w:t>
+      </w:r>
+    </w:p>
+    <w:p>
+      <w:pPr>
+        <w:pStyle w:val="11"/>
+        <w:bidi w:val="0"/>
+        <w:rPr>
+          <w:rFonts w:hint="default"/>
+          <w:lang w:val="ru-RU" w:eastAsia="zh-CN"/>
+        </w:rPr>
+      </w:pPr>
+      <w:r>
+        <w:rPr>
+          <w:rFonts w:hint="default"/>
+          <w:lang w:val="ru-RU" w:eastAsia="zh-CN"/>
+        </w:rPr>
+        <w:t>Она просила о невозможном и бестолковом.</w:t>
+      </w:r>
+    </w:p>
+    <w:p>
+      <w:pPr>
+        <w:pStyle w:val="11"/>
+        <w:bidi w:val="0"/>
+        <w:rPr>
+          <w:rFonts w:hint="default"/>
+          <w:lang w:val="ru-RU" w:eastAsia="zh-CN"/>
+        </w:rPr>
+      </w:pPr>
+      <w:r>
+        <w:rPr>
+          <w:rFonts w:hint="default"/>
+          <w:lang w:val="ru-RU" w:eastAsia="zh-CN"/>
+        </w:rPr>
+        <w:t>— Длинная история. Я расскажу когда-нибудь, — сказал он, но сейчас же стал рассказывать.</w:t>
+      </w:r>
+    </w:p>
+    <w:p>
+      <w:pPr>
+        <w:pStyle w:val="11"/>
+        <w:bidi w:val="0"/>
+        <w:rPr>
+          <w:rFonts w:hint="default"/>
+          <w:lang w:val="ru-RU" w:eastAsia="zh-CN"/>
+        </w:rPr>
+      </w:pPr>
+      <w:r>
+        <w:rPr>
+          <w:rFonts w:hint="default"/>
+          <w:lang w:val="ru-RU" w:eastAsia="zh-CN"/>
+        </w:rPr>
+        <w:t>Говорил он так горячо, как будто кто-нибудь из присутствовавших оспаривал его мнение.</w:t>
+      </w:r>
+    </w:p>
+    <w:p>
+      <w:pPr>
+        <w:pStyle w:val="11"/>
+        <w:bidi w:val="0"/>
+        <w:rPr>
+          <w:rFonts w:hint="default"/>
+          <w:lang w:val="ru-RU" w:eastAsia="zh-CN"/>
+        </w:rPr>
+      </w:pPr>
+      <w:r>
+        <w:rPr>
+          <w:rFonts w:hint="default"/>
+          <w:lang w:val="ru-RU" w:eastAsia="zh-CN"/>
+        </w:rPr>
+        <w:t>В душе его боролись желание забыть теперь о несчастном брате и сознание того, что это будет дурно.</w:t>
+      </w:r>
+    </w:p>
+    <w:p>
+      <w:pPr>
+        <w:pStyle w:val="11"/>
+        <w:bidi w:val="0"/>
+        <w:rPr>
+          <w:rFonts w:hint="default"/>
+          <w:lang w:val="ru-RU" w:eastAsia="zh-CN"/>
+        </w:rPr>
+      </w:pPr>
+      <w:r>
+        <w:rPr>
+          <w:rFonts w:hint="default"/>
+          <w:lang w:val="ru-RU" w:eastAsia="zh-CN"/>
+        </w:rPr>
+        <w:t>Это урок смирения. Я иначе и снисходительнее стал смотреть на то, что называется подлостью, после того, как брат Николай стал тем, что он есть.</w:t>
+      </w:r>
+    </w:p>
+    <w:p>
+      <w:pPr>
+        <w:pStyle w:val="11"/>
+        <w:bidi w:val="0"/>
+        <w:rPr>
+          <w:rFonts w:hint="default"/>
+          <w:lang w:val="ru-RU" w:eastAsia="zh-CN"/>
+        </w:rPr>
+      </w:pPr>
+      <w:r>
+        <w:rPr>
+          <w:rFonts w:hint="default"/>
+          <w:lang w:val="ru-RU" w:eastAsia="zh-CN"/>
+        </w:rPr>
+        <w:t>Нет, ты скажи все, что ты думаешь.</w:t>
+      </w:r>
+    </w:p>
+    <w:p>
+      <w:pPr>
+        <w:pStyle w:val="11"/>
+        <w:bidi w:val="0"/>
+        <w:rPr>
+          <w:rFonts w:hint="default"/>
+          <w:lang w:val="ru-RU" w:eastAsia="zh-CN"/>
+        </w:rPr>
+      </w:pPr>
+      <w:r>
+        <w:rPr>
+          <w:rFonts w:hint="default"/>
+          <w:lang w:val="ru-RU" w:eastAsia="zh-CN"/>
+        </w:rPr>
+        <w:t>Не по заслугам прости меня, а по милосердию.</w:t>
+      </w:r>
+    </w:p>
+    <w:p>
+      <w:pPr>
+        <w:pStyle w:val="11"/>
+        <w:bidi w:val="0"/>
+        <w:rPr>
+          <w:rFonts w:hint="default"/>
+          <w:lang w:val="ru-RU" w:eastAsia="zh-CN"/>
+        </w:rPr>
+      </w:pPr>
+      <w:r>
+        <w:rPr>
+          <w:rFonts w:hint="default"/>
+          <w:lang w:val="ru-RU" w:eastAsia="zh-CN"/>
+        </w:rPr>
+        <w:t>Он вертелся около них, именно когда его не нужно было.</w:t>
+      </w:r>
+    </w:p>
+    <w:p>
+      <w:pPr>
+        <w:pStyle w:val="11"/>
+        <w:bidi w:val="0"/>
+        <w:rPr>
+          <w:rFonts w:hint="default"/>
+          <w:lang w:val="ru-RU" w:eastAsia="zh-CN"/>
+        </w:rPr>
+      </w:pPr>
+      <w:r>
+        <w:rPr>
+          <w:rFonts w:hint="default"/>
+          <w:lang w:val="ru-RU" w:eastAsia="zh-CN"/>
+        </w:rPr>
+        <w:t>Я вижу человека, который имеет намерения серьезные, это Левин; и вижу перепела, как этот щелкопер, которому только повеселиться.</w:t>
+      </w:r>
+    </w:p>
+    <w:p>
+      <w:pPr>
+        <w:pStyle w:val="11"/>
+        <w:bidi w:val="0"/>
+        <w:rPr>
+          <w:rFonts w:hint="default"/>
+          <w:lang w:val="ru-RU" w:eastAsia="zh-CN"/>
+        </w:rPr>
+      </w:pPr>
+      <w:r>
+        <w:rPr>
+          <w:rFonts w:hint="default"/>
+          <w:lang w:val="ru-RU" w:eastAsia="zh-CN"/>
+        </w:rPr>
+        <w:t>Заманивание барышень без намерения жениться.</w:t>
+      </w:r>
+    </w:p>
+    <w:p>
+      <w:pPr>
+        <w:pStyle w:val="11"/>
+        <w:bidi w:val="0"/>
+        <w:rPr>
+          <w:rFonts w:hint="default"/>
+          <w:lang w:val="ru-RU" w:eastAsia="zh-CN"/>
+        </w:rPr>
+      </w:pPr>
+      <w:r>
+        <w:rPr>
+          <w:rFonts w:hint="default"/>
+          <w:lang w:val="ru-RU" w:eastAsia="zh-CN"/>
+        </w:rPr>
+        <w:t>Я буду утешаться мыслью, что это сделает вам удовольствие.</w:t>
+      </w:r>
+    </w:p>
+    <w:p>
+      <w:pPr>
+        <w:pStyle w:val="11"/>
+        <w:bidi w:val="0"/>
+        <w:rPr>
+          <w:rFonts w:hint="default"/>
+          <w:lang w:val="ru-RU" w:eastAsia="zh-CN"/>
+        </w:rPr>
+      </w:pPr>
+      <w:r>
+        <w:rPr>
+          <w:rFonts w:hint="default"/>
+          <w:lang w:val="ru-RU" w:eastAsia="zh-CN"/>
+        </w:rPr>
+        <w:t>Это очень замечательный человек.</w:t>
+      </w:r>
+    </w:p>
+    <w:p>
+      <w:pPr>
+        <w:pStyle w:val="11"/>
+        <w:bidi w:val="0"/>
+        <w:rPr>
+          <w:rFonts w:hint="default"/>
+          <w:lang w:val="ru-RU" w:eastAsia="zh-CN"/>
+        </w:rPr>
+      </w:pPr>
+      <w:r>
+        <w:rPr>
+          <w:rFonts w:hint="default"/>
+          <w:lang w:val="ru-RU" w:eastAsia="zh-CN"/>
+        </w:rPr>
+        <w:t>Он видел, что эта артель есть только якорь спасения от презрения к самому себе.</w:t>
+      </w:r>
+    </w:p>
+    <w:p>
+      <w:pPr>
+        <w:pStyle w:val="11"/>
+        <w:bidi w:val="0"/>
+        <w:rPr>
+          <w:rFonts w:hint="default"/>
+          <w:lang w:val="ru-RU" w:eastAsia="zh-CN"/>
+        </w:rPr>
+      </w:pPr>
+      <w:r>
+        <w:rPr>
+          <w:rFonts w:hint="default"/>
+          <w:lang w:val="ru-RU" w:eastAsia="zh-CN"/>
+        </w:rPr>
+        <w:t>— Я не считаю нужным терять на это время.</w:t>
+      </w:r>
+    </w:p>
+    <w:p>
+      <w:pPr>
+        <w:pStyle w:val="11"/>
+        <w:bidi w:val="0"/>
+        <w:rPr>
+          <w:rFonts w:hint="default"/>
+          <w:lang w:val="ru-RU" w:eastAsia="zh-CN"/>
+        </w:rPr>
+      </w:pPr>
+      <w:r>
+        <w:rPr>
+          <w:rFonts w:hint="default"/>
+          <w:lang w:val="ru-RU" w:eastAsia="zh-CN"/>
+        </w:rPr>
+        <w:t>— То есть, позвольте, почему же вы знаете, что вы потеряете время?</w:t>
+      </w:r>
+    </w:p>
+    <w:p>
+      <w:pPr>
+        <w:pStyle w:val="11"/>
+        <w:bidi w:val="0"/>
+        <w:rPr>
+          <w:rFonts w:hint="default"/>
+          <w:lang w:val="ru-RU" w:eastAsia="zh-CN"/>
+        </w:rPr>
+      </w:pPr>
+      <w:r>
+        <w:rPr>
+          <w:rFonts w:hint="default"/>
+          <w:lang w:val="ru-RU" w:eastAsia="zh-CN"/>
+        </w:rPr>
+        <w:t>«Нежный муж сгорал желанием увидеть тебя», — сказал он тоном насмешки над тем, кто бы в самом деле так говорил.</w:t>
+      </w:r>
+    </w:p>
+    <w:p>
+      <w:pPr>
+        <w:pStyle w:val="11"/>
+        <w:bidi w:val="0"/>
+        <w:rPr>
+          <w:rFonts w:hint="default"/>
+          <w:lang w:val="ru-RU" w:eastAsia="zh-CN"/>
+        </w:rPr>
+      </w:pPr>
+      <w:r>
+        <w:rPr>
+          <w:rFonts w:hint="default"/>
+          <w:lang w:val="ru-RU" w:eastAsia="zh-CN"/>
+        </w:rPr>
+        <w:t>Он смотрел на него так же, как на фонарь.</w:t>
+      </w:r>
+    </w:p>
+    <w:p>
+      <w:pPr>
+        <w:pStyle w:val="11"/>
+        <w:bidi w:val="0"/>
+        <w:rPr>
+          <w:rFonts w:hint="default"/>
+          <w:lang w:val="ru-RU" w:eastAsia="zh-CN"/>
+        </w:rPr>
+      </w:pPr>
+      <w:r>
+        <w:rPr>
+          <w:rFonts w:hint="default"/>
+          <w:lang w:val="ru-RU" w:eastAsia="zh-CN"/>
+        </w:rPr>
+        <w:t>Знаменитый доктор изложил свой план лечения водами, при назначении которых главная цель, очевидно, состояла в том, что они повредить не могут. Затем он заключил наставлением о том, как пить те воды, которые были не нужны.</w:t>
+      </w:r>
+    </w:p>
+    <w:p>
+      <w:pPr>
+        <w:pStyle w:val="11"/>
+        <w:bidi w:val="0"/>
+        <w:rPr>
+          <w:rFonts w:hint="default"/>
+          <w:lang w:val="ru-RU" w:eastAsia="zh-CN"/>
+        </w:rPr>
+      </w:pPr>
+      <w:r>
+        <w:rPr>
+          <w:rFonts w:hint="default"/>
+          <w:lang w:val="ru-RU" w:eastAsia="zh-CN"/>
+        </w:rPr>
+        <w:t>Ей попробовали рассказывать, что говорил доктор, но оказалось, что, хотя доктор и говорил очень складно и долго, никак нельзя было передать того, что он сказал.</w:t>
+      </w:r>
+    </w:p>
+    <w:p>
+      <w:pPr>
+        <w:pStyle w:val="11"/>
+        <w:bidi w:val="0"/>
+        <w:rPr>
+          <w:rFonts w:hint="default"/>
+          <w:lang w:val="ru-RU" w:eastAsia="zh-CN"/>
+        </w:rPr>
+      </w:pPr>
+      <w:r>
+        <w:rPr>
+          <w:rFonts w:hint="default"/>
+          <w:lang w:val="ru-RU" w:eastAsia="zh-CN"/>
+        </w:rPr>
+        <w:t>— Прежде, когда мне велели находить его умным, я все искала и находила, что я сама глупа, не видя его ума. А как только я сказала: он глуп, но шепотом, — все так ясно стало. У меня нет другого выхода. Кто-нибудь из нас двух глуп. Ну, а вы знаете, про себя нельзя этого никогда сказать.</w:t>
+      </w:r>
+    </w:p>
+    <w:p>
+      <w:pPr>
+        <w:pStyle w:val="11"/>
+        <w:bidi w:val="0"/>
+        <w:rPr>
+          <w:rFonts w:hint="default"/>
+          <w:lang w:val="ru-RU" w:eastAsia="zh-CN"/>
+        </w:rPr>
+      </w:pPr>
+      <w:r>
+        <w:rPr>
+          <w:rFonts w:hint="default"/>
+          <w:lang w:val="ru-RU" w:eastAsia="zh-CN"/>
+        </w:rPr>
+        <w:t>— Никто не доволен своим состоянием, и всякий доволен своим умом.</w:t>
+      </w:r>
+    </w:p>
+    <w:p>
+      <w:pPr>
+        <w:pStyle w:val="11"/>
+        <w:bidi w:val="0"/>
+        <w:rPr>
+          <w:rFonts w:hint="default"/>
+          <w:lang w:val="ru-RU" w:eastAsia="zh-CN"/>
+        </w:rPr>
+      </w:pPr>
+      <w:r>
+        <w:rPr>
+          <w:rFonts w:hint="default"/>
+          <w:lang w:val="ru-RU" w:eastAsia="zh-CN"/>
+        </w:rPr>
+        <w:t>Я всегда удивляюсь ясности и точности выражений вашего мужа. Самые трансцендентные понятия становятся мне доступны, когда он говорит.</w:t>
+      </w:r>
+    </w:p>
+    <w:p>
+      <w:pPr>
+        <w:pStyle w:val="11"/>
+        <w:bidi w:val="0"/>
+        <w:rPr>
+          <w:rFonts w:hint="default"/>
+          <w:lang w:val="ru-RU" w:eastAsia="zh-CN"/>
+        </w:rPr>
+      </w:pPr>
+      <w:r>
+        <w:rPr>
+          <w:rFonts w:hint="default"/>
+          <w:lang w:val="ru-RU" w:eastAsia="zh-CN"/>
+        </w:rPr>
+        <w:t>Любовь... Я от того и не люблю этого слова, что оно для меня слишком много значит, больше гораздо, чем вы можете понять.</w:t>
+      </w:r>
+    </w:p>
+    <w:p>
+      <w:pPr>
+        <w:pStyle w:val="11"/>
+        <w:bidi w:val="0"/>
+        <w:rPr>
+          <w:rFonts w:hint="default"/>
+          <w:lang w:val="ru-RU" w:eastAsia="zh-CN"/>
+        </w:rPr>
+      </w:pPr>
+      <w:r>
+        <w:rPr>
+          <w:rFonts w:hint="default"/>
+          <w:lang w:val="ru-RU" w:eastAsia="zh-CN"/>
+        </w:rPr>
+        <w:t>Говоря, он чувствовал всю бесполезность и праздность своих слов.</w:t>
+      </w:r>
+    </w:p>
+    <w:p>
+      <w:pPr>
+        <w:pStyle w:val="11"/>
+        <w:bidi w:val="0"/>
+        <w:rPr>
+          <w:rFonts w:hint="default"/>
+          <w:lang w:val="ru-RU" w:eastAsia="zh-CN"/>
+        </w:rPr>
+      </w:pPr>
+      <w:r>
+        <w:rPr>
+          <w:rFonts w:hint="default"/>
+          <w:lang w:val="ru-RU" w:eastAsia="zh-CN"/>
+        </w:rPr>
+        <w:t>Ты вела и держала себя не совсем так, как можно было желать.</w:t>
+      </w:r>
+    </w:p>
+    <w:p>
+      <w:pPr>
+        <w:pStyle w:val="11"/>
+        <w:bidi w:val="0"/>
+        <w:rPr>
+          <w:rFonts w:hint="default"/>
+          <w:lang w:val="ru-RU" w:eastAsia="zh-CN"/>
+        </w:rPr>
+      </w:pPr>
+      <w:r>
+        <w:rPr>
+          <w:rFonts w:hint="default"/>
+          <w:lang w:val="ru-RU" w:eastAsia="zh-CN"/>
+        </w:rPr>
+        <w:t>Разве он может любить? Если бы он не слыхал, что бывает любовь, он никогда и не употреблял бы этого слова.</w:t>
+      </w:r>
+    </w:p>
+    <w:p>
+      <w:pPr>
+        <w:pStyle w:val="11"/>
+        <w:bidi w:val="0"/>
+        <w:rPr>
+          <w:rFonts w:hint="default"/>
+          <w:lang w:val="ru-RU" w:eastAsia="zh-CN"/>
+        </w:rPr>
+      </w:pPr>
+      <w:r>
+        <w:rPr>
+          <w:rFonts w:hint="default"/>
+          <w:lang w:val="ru-RU" w:eastAsia="zh-CN"/>
+        </w:rPr>
+        <w:t>На все попытки вызвать ее на объяснение, она противопоставляла ему непроницаемую стену какого-то веселого недоумения.</w:t>
+      </w:r>
+    </w:p>
+    <w:p>
+      <w:pPr>
+        <w:pStyle w:val="11"/>
+        <w:bidi w:val="0"/>
+        <w:rPr>
+          <w:rFonts w:hint="default"/>
+          <w:lang w:val="ru-RU" w:eastAsia="zh-CN"/>
+        </w:rPr>
+      </w:pPr>
+      <w:r>
+        <w:rPr>
+          <w:rFonts w:hint="default"/>
+          <w:lang w:val="ru-RU" w:eastAsia="zh-CN"/>
+        </w:rPr>
+        <w:t>Он говорил с ней совсем не то и не тем тоном, каким хотел говорить. Он говорил с ней невольно своим привычным тоном подшучивания над тем, кто бы так говорил. А в этом тоне нельзя было сказать того, что требовалось сказать ей.</w:t>
+      </w:r>
+    </w:p>
+    <w:p>
+      <w:pPr>
+        <w:pStyle w:val="11"/>
+        <w:bidi w:val="0"/>
+        <w:rPr>
+          <w:rFonts w:hint="default"/>
+          <w:lang w:val="ru-RU" w:eastAsia="zh-CN"/>
+        </w:rPr>
+      </w:pPr>
+      <w:r>
+        <w:rPr>
+          <w:rFonts w:hint="default"/>
+          <w:lang w:val="ru-RU" w:eastAsia="zh-CN"/>
+        </w:rPr>
+        <w:t>Нехорошо в его года человеку единому быти.</w:t>
+      </w:r>
+    </w:p>
+    <w:p>
+      <w:pPr>
+        <w:pStyle w:val="11"/>
+        <w:bidi w:val="0"/>
+        <w:rPr>
+          <w:rFonts w:hint="default"/>
+          <w:lang w:val="ru-RU" w:eastAsia="zh-CN"/>
+        </w:rPr>
+      </w:pPr>
+      <w:r>
+        <w:rPr>
+          <w:rFonts w:hint="default"/>
+          <w:lang w:val="ru-RU" w:eastAsia="zh-CN"/>
+        </w:rPr>
+        <w:t>Ему так хорошо удалось уговорить брата и дать ему взаймы денег на поездку, не раздражая его, что в этом отношении он был с собой доволен.</w:t>
+      </w:r>
+    </w:p>
+    <w:p>
+      <w:pPr>
+        <w:pStyle w:val="11"/>
+        <w:bidi w:val="0"/>
+        <w:rPr>
+          <w:rFonts w:hint="default"/>
+          <w:lang w:val="ru-RU" w:eastAsia="zh-CN"/>
+        </w:rPr>
+      </w:pPr>
+      <w:r>
+        <w:rPr>
+          <w:rFonts w:hint="default"/>
+          <w:lang w:val="ru-RU" w:eastAsia="zh-CN"/>
+        </w:rPr>
+        <w:t>Пожалуйста, не рассуждай, а делай, что говорят.</w:t>
+      </w:r>
+    </w:p>
+    <w:p>
+      <w:pPr>
+        <w:pStyle w:val="11"/>
+        <w:bidi w:val="0"/>
+        <w:rPr>
+          <w:rFonts w:hint="default"/>
+          <w:lang w:val="ru-RU" w:eastAsia="zh-CN"/>
+        </w:rPr>
+      </w:pPr>
+      <w:r>
+        <w:rPr>
+          <w:rFonts w:hint="default"/>
+          <w:lang w:val="ru-RU" w:eastAsia="zh-CN"/>
+        </w:rPr>
+        <w:t>Мы вами, кажется, и так много довольны.</w:t>
+      </w:r>
+    </w:p>
+    <w:p>
+      <w:pPr>
+        <w:pStyle w:val="11"/>
+        <w:bidi w:val="0"/>
+        <w:rPr>
+          <w:rFonts w:hint="default"/>
+          <w:lang w:val="ru-RU" w:eastAsia="zh-CN"/>
+        </w:rPr>
+      </w:pPr>
+      <w:r>
+        <w:rPr>
+          <w:rFonts w:hint="default"/>
+          <w:lang w:val="ru-RU" w:eastAsia="zh-CN"/>
+        </w:rPr>
+        <w:t>И право, так мало делается этим кому-нибудь зла, а себе столько удовольствия...</w:t>
+      </w:r>
+    </w:p>
+    <w:p>
+      <w:pPr>
+        <w:pStyle w:val="11"/>
+        <w:bidi w:val="0"/>
+        <w:rPr>
+          <w:rFonts w:hint="default"/>
+          <w:lang w:val="ru-RU" w:eastAsia="zh-CN"/>
+        </w:rPr>
+      </w:pPr>
+      <w:r>
+        <w:rPr>
+          <w:rFonts w:hint="default"/>
+          <w:lang w:val="ru-RU" w:eastAsia="zh-CN"/>
+        </w:rPr>
+        <w:t>Наслаждение не в открытии истины, но в искании ее.</w:t>
+      </w:r>
+    </w:p>
+    <w:p>
+      <w:pPr>
+        <w:pStyle w:val="11"/>
+        <w:bidi w:val="0"/>
+        <w:rPr>
+          <w:rFonts w:hint="default"/>
+          <w:lang w:val="ru-RU" w:eastAsia="zh-CN"/>
+        </w:rPr>
+      </w:pPr>
+      <w:r>
+        <w:rPr>
+          <w:rFonts w:hint="default"/>
+          <w:lang w:val="ru-RU" w:eastAsia="zh-CN"/>
+        </w:rPr>
+        <w:t>Он ждет, чтобы купить за 20 копеек рубль.</w:t>
+      </w:r>
+    </w:p>
+    <w:p>
+      <w:pPr>
+        <w:pStyle w:val="11"/>
+        <w:bidi w:val="0"/>
+        <w:rPr>
+          <w:rFonts w:hint="default"/>
+          <w:lang w:val="ru-RU" w:eastAsia="zh-CN"/>
+        </w:rPr>
+      </w:pPr>
+      <w:r>
+        <w:rPr>
+          <w:rFonts w:hint="default"/>
+          <w:lang w:val="ru-RU" w:eastAsia="zh-CN"/>
+        </w:rPr>
+        <w:t>Прошу уступить хоть малость.</w:t>
+      </w:r>
+    </w:p>
+    <w:p>
+      <w:pPr>
+        <w:pStyle w:val="11"/>
+        <w:bidi w:val="0"/>
+        <w:rPr>
+          <w:rFonts w:hint="default"/>
+          <w:lang w:val="ru-RU" w:eastAsia="zh-CN"/>
+        </w:rPr>
+      </w:pPr>
+      <w:r>
+        <w:rPr>
+          <w:rFonts w:hint="default"/>
+          <w:lang w:val="ru-RU" w:eastAsia="zh-CN"/>
+        </w:rPr>
+        <w:t>Есть дела, которые подлежат обсуждению только тех, кто прямо в них заинтересован, и то дело, о котором ты так заботишься, — такое... (= «обсуждению теми» в соврем. языке)</w:t>
+      </w:r>
+    </w:p>
+    <w:p>
+      <w:pPr>
+        <w:pStyle w:val="11"/>
+        <w:bidi w:val="0"/>
+        <w:rPr>
+          <w:rFonts w:hint="default"/>
+          <w:lang w:val="ru-RU" w:eastAsia="zh-CN"/>
+        </w:rPr>
+      </w:pPr>
+      <w:r>
+        <w:rPr>
+          <w:rFonts w:hint="default"/>
+          <w:lang w:val="ru-RU" w:eastAsia="zh-CN"/>
+        </w:rPr>
+        <w:t>Не отдавая себе в том отчета, Алексей Александрович искал теперь случая иметь третье лицо при своих свиданиях с женою.</w:t>
+      </w:r>
+    </w:p>
+    <w:p>
+      <w:pPr>
+        <w:pStyle w:val="11"/>
+        <w:bidi w:val="0"/>
+        <w:rPr>
+          <w:rFonts w:hint="default"/>
+          <w:lang w:val="ru-RU" w:eastAsia="zh-CN"/>
+        </w:rPr>
+      </w:pPr>
+      <w:r>
+        <w:rPr>
+          <w:rFonts w:hint="default"/>
+          <w:lang w:val="ru-RU" w:eastAsia="zh-CN"/>
+        </w:rPr>
+        <w:t>Левину хотелось оправдаться в том недостатке, который он знал за собой, в равнодушии к общему благу.</w:t>
+      </w:r>
+    </w:p>
+    <w:p>
+      <w:pPr>
+        <w:pStyle w:val="11"/>
+        <w:bidi w:val="0"/>
+        <w:rPr>
+          <w:rFonts w:hint="default"/>
+          <w:lang w:val="ru-RU" w:eastAsia="zh-CN"/>
+        </w:rPr>
+      </w:pPr>
+      <w:r>
+        <w:rPr>
+          <w:rFonts w:hint="default"/>
+          <w:lang w:val="ru-RU" w:eastAsia="zh-CN"/>
+        </w:rPr>
+        <w:t>Степан Аркадьевич, как и все виноватые мужья, очень заботился об удобствах жены. Но как ни старался он быть заботливым отцом и мужем, он никак не мог помнить, что у него есть жена и дети. У него были холостые вкусы, и только с ними он соображался.</w:t>
+      </w:r>
+    </w:p>
+    <w:p>
+      <w:pPr>
+        <w:pStyle w:val="11"/>
+        <w:bidi w:val="0"/>
+        <w:rPr>
+          <w:rFonts w:hint="default"/>
+          <w:lang w:val="ru-RU" w:eastAsia="zh-CN"/>
+        </w:rPr>
+      </w:pPr>
+      <w:r>
+        <w:rPr>
+          <w:rFonts w:hint="default"/>
+          <w:lang w:val="ru-RU" w:eastAsia="zh-CN"/>
+        </w:rPr>
+        <w:t>Шкафов для платья не было. Какие были, те не закрывались и сами открывались, когда проходили мимо них.</w:t>
+      </w:r>
+    </w:p>
+    <w:p>
+      <w:pPr>
+        <w:pStyle w:val="11"/>
+        <w:bidi w:val="0"/>
+        <w:rPr>
+          <w:rFonts w:hint="default"/>
+          <w:lang w:val="ru-RU" w:eastAsia="zh-CN"/>
+        </w:rPr>
+      </w:pPr>
+      <w:r>
+        <w:rPr>
+          <w:rFonts w:hint="default"/>
+          <w:lang w:val="ru-RU" w:eastAsia="zh-CN"/>
+        </w:rPr>
+        <w:t>Она была задержана заботами о своем туалете.</w:t>
+      </w:r>
+    </w:p>
+    <w:p>
+      <w:pPr>
+        <w:pStyle w:val="11"/>
+        <w:bidi w:val="0"/>
+        <w:rPr>
+          <w:rFonts w:hint="default"/>
+          <w:lang w:val="ru-RU" w:eastAsia="zh-CN"/>
+        </w:rPr>
+      </w:pPr>
+      <w:r>
+        <w:rPr>
+          <w:rFonts w:hint="default"/>
+          <w:lang w:val="ru-RU" w:eastAsia="zh-CN"/>
+        </w:rPr>
+        <w:t>Если бы вы знали, как вы больно мне делаете! Все равно, как у вас бы умер ребенок, а вам бы говорили: а вот он был бы такой, такой и мог бы жить, и вы бы на него радовались. А он умер, умер, умер...</w:t>
+      </w:r>
+    </w:p>
+    <w:p>
+      <w:pPr>
+        <w:pStyle w:val="11"/>
+        <w:bidi w:val="0"/>
+        <w:rPr>
+          <w:rFonts w:hint="default"/>
+          <w:lang w:val="ru-RU" w:eastAsia="zh-CN"/>
+        </w:rPr>
+      </w:pPr>
+      <w:r>
+        <w:rPr>
+          <w:rFonts w:hint="default"/>
+          <w:lang w:val="ru-RU" w:eastAsia="zh-CN"/>
+        </w:rPr>
+        <w:t>Разумеется, я не буду избегать Катерины Александровны, но, где могу, постараюсь избавить ее от неприятностей моего присутствия.</w:t>
+      </w:r>
+    </w:p>
+    <w:p>
+      <w:pPr>
+        <w:pStyle w:val="11"/>
+        <w:bidi w:val="0"/>
+        <w:rPr>
+          <w:rFonts w:hint="default"/>
+          <w:lang w:val="ru-RU" w:eastAsia="zh-CN"/>
+        </w:rPr>
+      </w:pPr>
+      <w:r>
+        <w:rPr>
+          <w:rFonts w:hint="default"/>
+          <w:lang w:val="ru-RU" w:eastAsia="zh-CN"/>
+        </w:rPr>
+        <w:t>«Я не могу быть несчастлив, но и она и он не должны быть счастливы».</w:t>
+      </w:r>
+    </w:p>
+    <w:p>
+      <w:pPr>
+        <w:pStyle w:val="11"/>
+        <w:bidi w:val="0"/>
+        <w:rPr>
+          <w:rFonts w:hint="default"/>
+          <w:lang w:val="ru-RU" w:eastAsia="zh-CN"/>
+        </w:rPr>
+      </w:pPr>
+      <w:r>
+        <w:rPr>
+          <w:rFonts w:hint="default"/>
+          <w:lang w:val="ru-RU" w:eastAsia="zh-CN"/>
+        </w:rPr>
+        <w:t>Он писал без обращения к ней и по-французски, употребляя местоимение «вы», не имеющее того характера холодности, который оно имеет на русском языке.</w:t>
+      </w:r>
+    </w:p>
+    <w:p>
+      <w:pPr>
+        <w:pStyle w:val="11"/>
+        <w:bidi w:val="0"/>
+        <w:rPr>
+          <w:rFonts w:hint="default"/>
+          <w:lang w:val="ru-RU" w:eastAsia="zh-CN"/>
+        </w:rPr>
+      </w:pPr>
+      <w:r>
+        <w:rPr>
+          <w:rFonts w:hint="default"/>
+          <w:lang w:val="ru-RU" w:eastAsia="zh-CN"/>
+        </w:rPr>
+        <w:t>Прошу вас заметить, что я приписываю особенное значение исполнению этой моей просьбы.</w:t>
+      </w:r>
+    </w:p>
+    <w:p>
+      <w:pPr>
+        <w:pStyle w:val="11"/>
+        <w:bidi w:val="0"/>
+        <w:rPr>
+          <w:rFonts w:hint="default"/>
+          <w:lang w:val="ru-RU" w:eastAsia="zh-CN"/>
+        </w:rPr>
+      </w:pPr>
+      <w:r>
+        <w:rPr>
+          <w:rFonts w:hint="default"/>
+          <w:lang w:val="ru-RU" w:eastAsia="zh-CN"/>
+        </w:rPr>
+        <w:t>Надо было оставаться здесь, в чуждом и столь противоположном ее настроению обществе.</w:t>
+      </w:r>
+    </w:p>
+    <w:p>
+      <w:pPr>
+        <w:pStyle w:val="11"/>
+        <w:bidi w:val="0"/>
+        <w:rPr>
+          <w:rFonts w:hint="default"/>
+          <w:lang w:val="ru-RU" w:eastAsia="zh-CN"/>
+        </w:rPr>
+      </w:pPr>
+      <w:r>
+        <w:rPr>
+          <w:rFonts w:hint="default"/>
+          <w:lang w:val="ru-RU" w:eastAsia="zh-CN"/>
+        </w:rPr>
+        <w:t>Вокруг была эта привычная торжественная обстановка праздности, и она не должна была придумывать, что ей делать. Все делалось само собой.</w:t>
+      </w:r>
+    </w:p>
+    <w:p>
+      <w:pPr>
+        <w:pStyle w:val="11"/>
+        <w:bidi w:val="0"/>
+        <w:rPr>
+          <w:rFonts w:hint="default"/>
+          <w:lang w:val="ru-RU" w:eastAsia="zh-CN"/>
+        </w:rPr>
+      </w:pPr>
+      <w:r>
+        <w:rPr>
+          <w:rFonts w:hint="default"/>
+          <w:lang w:val="ru-RU" w:eastAsia="zh-CN"/>
+        </w:rPr>
+        <w:t>Он готов был заставить говоривших молчать и уважать несуществующую честь женщины, которую он любил.</w:t>
+      </w:r>
+    </w:p>
+    <w:p>
+      <w:pPr>
+        <w:pStyle w:val="11"/>
+        <w:bidi w:val="0"/>
+        <w:rPr>
+          <w:rFonts w:hint="default"/>
+          <w:lang w:val="ru-RU" w:eastAsia="zh-CN"/>
+        </w:rPr>
+      </w:pPr>
+      <w:r>
+        <w:rPr>
+          <w:rFonts w:hint="default"/>
+          <w:lang w:val="ru-RU" w:eastAsia="zh-CN"/>
+        </w:rPr>
+        <w:t>Он чувствовал, что это независимое положение человека, который все бы мог, но ничего не хочет, уже начинает сглаживаться, что многие начинают думать, что он ничего бы и не мог.</w:t>
+      </w:r>
+    </w:p>
+    <w:p>
+      <w:pPr>
+        <w:pStyle w:val="11"/>
+        <w:bidi w:val="0"/>
+        <w:rPr>
+          <w:rFonts w:hint="default"/>
+          <w:lang w:val="ru-RU" w:eastAsia="zh-CN"/>
+        </w:rPr>
+      </w:pPr>
+      <w:r>
+        <w:rPr>
+          <w:rFonts w:hint="default"/>
+          <w:lang w:val="ru-RU" w:eastAsia="zh-CN"/>
+        </w:rPr>
+        <w:t>Я, может быть, ошибаюсь, но мне кажется, что я имею некоторые способности к той сфере деятельности, которую я избрал, и что в моих руках власть, какая бы она ни была, если будет, то будет лучше, чем в руках многих мне известных.</w:t>
+      </w:r>
+    </w:p>
+    <w:p>
+      <w:pPr>
+        <w:pStyle w:val="11"/>
+        <w:bidi w:val="0"/>
+        <w:rPr>
+          <w:rFonts w:hint="default"/>
+          <w:lang w:val="ru-RU" w:eastAsia="zh-CN"/>
+        </w:rPr>
+      </w:pPr>
+      <w:r>
+        <w:rPr>
+          <w:rFonts w:hint="default"/>
+          <w:lang w:val="ru-RU" w:eastAsia="zh-CN"/>
+        </w:rPr>
+        <w:t>Она знала, что, что бы он ни сказал ей, он скажет не все, что он думает.</w:t>
+      </w:r>
+    </w:p>
+    <w:p>
+      <w:pPr>
+        <w:pStyle w:val="11"/>
+        <w:bidi w:val="0"/>
+        <w:rPr>
+          <w:rFonts w:hint="default"/>
+          <w:lang w:val="ru-RU" w:eastAsia="zh-CN"/>
+        </w:rPr>
+      </w:pPr>
+      <w:r>
+        <w:rPr>
+          <w:rFonts w:hint="default"/>
+          <w:lang w:val="ru-RU" w:eastAsia="zh-CN"/>
+        </w:rPr>
+        <w:t>Мне нужно, чтобы вы вели себя так, чтобы ни свет, ни прислуга не могли обвинить вас. И за это вы будете пользоваться всеми правами честной жены, не исполняя ее обязанностей.</w:t>
+      </w:r>
+    </w:p>
+    <w:p>
+      <w:pPr>
+        <w:pStyle w:val="11"/>
+        <w:bidi w:val="0"/>
+        <w:rPr>
+          <w:rFonts w:hint="default"/>
+          <w:lang w:val="ru-RU" w:eastAsia="zh-CN"/>
+        </w:rPr>
+      </w:pPr>
+      <w:r>
+        <w:rPr>
+          <w:rFonts w:hint="default"/>
+          <w:lang w:val="ru-RU" w:eastAsia="zh-CN"/>
+        </w:rPr>
+        <w:t>Он также мало мог жениться на ней, как он не мог улететь на небо.</w:t>
+      </w:r>
+    </w:p>
+    <w:p>
+      <w:pPr>
+        <w:pStyle w:val="11"/>
+        <w:bidi w:val="0"/>
+        <w:rPr>
+          <w:rFonts w:hint="default"/>
+          <w:lang w:val="ru-RU" w:eastAsia="zh-CN"/>
+        </w:rPr>
+      </w:pPr>
+      <w:r>
+        <w:rPr>
+          <w:rFonts w:hint="default"/>
+          <w:lang w:val="ru-RU" w:eastAsia="zh-CN"/>
+        </w:rPr>
+        <w:t>Он принес, как и всегда с охоты, отличный аппетит, отличное расположение духа и то возбужденное умственное состояние, которым всегда сопровождалось у него сильное физическое движение.</w:t>
+      </w:r>
+    </w:p>
+    <w:p>
+      <w:pPr>
+        <w:pStyle w:val="11"/>
+        <w:bidi w:val="0"/>
+        <w:rPr>
+          <w:rFonts w:hint="default"/>
+          <w:lang w:val="ru-RU" w:eastAsia="zh-CN"/>
+        </w:rPr>
+      </w:pPr>
+      <w:r>
+        <w:rPr>
+          <w:rFonts w:hint="default"/>
+          <w:lang w:val="ru-RU" w:eastAsia="zh-CN"/>
+        </w:rPr>
+        <w:t xml:space="preserve">Другая трудность состояла в непобедимом недоверии крестьян к тому, чтобы цель помещика могла состоять в чем-нибудь другом, чем в желании обобрать их сколько можно. Они были твердо уверены, что настоящая цель его ( чтобы он ни сказал им) будет всегда в том, чего он не скажет им. И сами они, высказываясь, говорили многое, но никогда не говорили того, в чем состояла их настоящая цель. Кроме того, крестьяне первым и неизменным условием какого бы то ни было соглашения ставили то, чтобы они не были принуждаемы к каким бы то ни было новым приемам хозяйства и к употреблению новых орудий. Они соглашались, что плуг пашет лучше, что скоропашка работает успешнее, но они находили тысячи причин, почему нельзя было им употреблять ни то, ни другое, и хотя он и убежден был, что надо спустить уровень хозяйства, ему жалко было отказаться от усовершенствований, выгода которых была так очевидна. </w:t>
+      </w:r>
+      <w:r>
+        <w:rPr>
+          <w:rFonts w:hint="default"/>
+          <w:lang w:val="ru-RU" w:eastAsia="zh-CN"/>
+        </w:rPr>
+        <w:br w:type="textWrapping"/>
+      </w:r>
+      <w:r>
+        <w:rPr>
+          <w:rFonts w:hint="default"/>
+          <w:lang w:val="ru-RU" w:eastAsia="zh-CN"/>
+        </w:rPr>
+        <w:t>Часто, разговаривая с мужиками и разъясняя им все выгоды предприятия, Левин чувствовал, что мужики слушают при этом только пение его голоса и знают твердо, что, что бы он ни говорил, они не дадутся ему в обман. В особенности чувствовал он это, когда говорил с самым умным из мужиков и замечал ту игру в его глазах, которая ясно показывала и насмешку над Левиным, и твердую уверенность, что если будет кто обманут, то уж никак не он.</w:t>
+      </w:r>
+    </w:p>
+    <w:p>
+      <w:pPr>
+        <w:pStyle w:val="11"/>
+        <w:bidi w:val="0"/>
+        <w:rPr>
+          <w:rFonts w:hint="default"/>
+          <w:lang w:val="ru-RU" w:eastAsia="zh-CN"/>
+        </w:rPr>
+      </w:pPr>
+      <w:r>
+        <w:rPr>
+          <w:rFonts w:hint="default"/>
+          <w:lang w:val="ru-RU" w:eastAsia="zh-CN"/>
+        </w:rPr>
+        <w:t>Он невольно видел в нем себя самого и был счастлив, что избавился от этого неприятного зеркала.</w:t>
+      </w:r>
+    </w:p>
+    <w:p>
+      <w:pPr>
+        <w:pStyle w:val="11"/>
+        <w:bidi w:val="0"/>
+        <w:rPr>
+          <w:rFonts w:hint="default"/>
+          <w:lang w:val="ru-RU" w:eastAsia="zh-CN"/>
+        </w:rPr>
+      </w:pPr>
+      <w:r>
+        <w:rPr>
+          <w:rFonts w:hint="default"/>
+          <w:lang w:val="ru-RU" w:eastAsia="zh-CN"/>
+        </w:rPr>
+        <w:t>Она смотрела на него с насмешливой радостью. Видимо, она нашла еще смешные и уродливые стороны в муже и ждала времени, чтобы их высказать.</w:t>
+      </w:r>
+    </w:p>
+    <w:p>
+      <w:pPr>
+        <w:pStyle w:val="11"/>
+        <w:bidi w:val="0"/>
+        <w:rPr>
+          <w:rFonts w:hint="default"/>
+          <w:lang w:val="ru-RU" w:eastAsia="zh-CN"/>
+        </w:rPr>
+      </w:pPr>
+      <w:r>
+        <w:rPr>
+          <w:rFonts w:hint="default"/>
+          <w:lang w:val="ru-RU" w:eastAsia="zh-CN"/>
+        </w:rPr>
+        <w:t>Она не позволила себя перебить. То, что она говорила, было слишком важно для нее.</w:t>
+      </w:r>
+    </w:p>
+    <w:p>
+      <w:pPr>
+        <w:pStyle w:val="11"/>
+        <w:bidi w:val="0"/>
+        <w:rPr>
+          <w:rFonts w:hint="default"/>
+          <w:lang w:val="ru-RU" w:eastAsia="zh-CN"/>
+        </w:rPr>
+      </w:pPr>
+      <w:r>
+        <w:rPr>
+          <w:rFonts w:hint="default"/>
+          <w:lang w:val="ru-RU" w:eastAsia="zh-CN"/>
+        </w:rPr>
+        <w:t>Я имею несчастье быть обманутым мужем.</w:t>
+      </w:r>
+    </w:p>
+    <w:p>
+      <w:pPr>
+        <w:pStyle w:val="11"/>
+        <w:bidi w:val="0"/>
+        <w:rPr>
+          <w:rFonts w:hint="default"/>
+          <w:lang w:val="ru-RU" w:eastAsia="zh-CN"/>
+        </w:rPr>
+      </w:pPr>
+      <w:r>
+        <w:rPr>
+          <w:rFonts w:hint="default"/>
+          <w:lang w:val="ru-RU" w:eastAsia="zh-CN"/>
+        </w:rPr>
+        <w:t>Я рискую злоупотребить вашим вниманием.</w:t>
+      </w:r>
+    </w:p>
+    <w:p>
+      <w:pPr>
+        <w:pStyle w:val="11"/>
+        <w:bidi w:val="0"/>
+        <w:rPr>
+          <w:rFonts w:hint="default"/>
+          <w:lang w:val="ru-RU" w:eastAsia="zh-CN"/>
+        </w:rPr>
+      </w:pPr>
+      <w:r>
+        <w:rPr>
+          <w:rFonts w:hint="default"/>
+          <w:lang w:val="ru-RU" w:eastAsia="zh-CN"/>
+        </w:rPr>
+        <w:t>Зови его завтра обедать. Также позовем Кознышева и Песцова, чтобы угостить его московской интеллигенцией.</w:t>
+      </w:r>
+    </w:p>
+    <w:p>
+      <w:pPr>
+        <w:pStyle w:val="11"/>
+        <w:bidi w:val="0"/>
+        <w:rPr>
+          <w:rFonts w:hint="default"/>
+          <w:lang w:val="ru-RU" w:eastAsia="zh-CN"/>
+        </w:rPr>
+      </w:pPr>
+      <w:r>
+        <w:rPr>
+          <w:rFonts w:hint="default"/>
+          <w:lang w:val="ru-RU" w:eastAsia="zh-CN"/>
+        </w:rPr>
+        <w:t>Он был милейший 50-летний юноша.</w:t>
+      </w:r>
+    </w:p>
+    <w:p>
+      <w:pPr>
+        <w:pStyle w:val="11"/>
+        <w:bidi w:val="0"/>
+        <w:rPr>
+          <w:rFonts w:hint="default"/>
+          <w:lang w:val="ru-RU" w:eastAsia="zh-CN"/>
+        </w:rPr>
+      </w:pPr>
+      <w:r>
+        <w:rPr>
+          <w:rFonts w:hint="default"/>
+          <w:lang w:val="ru-RU" w:eastAsia="zh-CN"/>
+        </w:rPr>
+        <w:t>В споре этом я лично не могу найти своего места.</w:t>
+      </w:r>
+    </w:p>
+    <w:p>
+      <w:pPr>
+        <w:pStyle w:val="11"/>
+        <w:bidi w:val="0"/>
+        <w:rPr>
+          <w:rFonts w:hint="default"/>
+          <w:lang w:val="ru-RU" w:eastAsia="zh-CN"/>
+        </w:rPr>
+      </w:pPr>
+      <w:r>
+        <w:rPr>
+          <w:rFonts w:hint="default"/>
+          <w:lang w:val="ru-RU" w:eastAsia="zh-CN"/>
+        </w:rPr>
+        <w:t>— Я нахожу только странным, что женщины ищут новых обязанностей, тогда как мы, к несчастью, видим, что мужчины обыкновенно избегают их.</w:t>
+      </w:r>
+      <w:r>
+        <w:rPr>
+          <w:rFonts w:hint="default"/>
+          <w:lang w:val="ru-RU" w:eastAsia="zh-CN"/>
+        </w:rPr>
+        <w:br w:type="textWrapping"/>
+      </w:r>
+      <w:r>
+        <w:rPr>
+          <w:rFonts w:hint="default"/>
+          <w:lang w:val="ru-RU" w:eastAsia="zh-CN"/>
+        </w:rPr>
+        <w:t>— Обязанности сопряжены с правами; власть, деньги, почести: их-то ищут женщины.</w:t>
+      </w:r>
+    </w:p>
+    <w:p>
+      <w:pPr>
+        <w:pStyle w:val="11"/>
+        <w:bidi w:val="0"/>
+        <w:rPr>
+          <w:rFonts w:hint="default"/>
+          <w:lang w:val="ru-RU" w:eastAsia="zh-CN"/>
+        </w:rPr>
+      </w:pPr>
+      <w:r>
+        <w:rPr>
+          <w:rFonts w:hint="default"/>
+          <w:lang w:val="ru-RU" w:eastAsia="zh-CN"/>
+        </w:rPr>
+        <w:t>— И вижу я в окно — вы сидите вот так и обеими руками держите завязки чепчика.</w:t>
+      </w:r>
+      <w:r>
+        <w:rPr>
+          <w:rFonts w:hint="default"/>
+          <w:lang w:val="ru-RU" w:eastAsia="zh-CN"/>
+        </w:rPr>
+        <w:br w:type="textWrapping"/>
+      </w:r>
+      <w:r>
+        <w:rPr>
+          <w:rFonts w:hint="default"/>
+          <w:lang w:val="ru-RU" w:eastAsia="zh-CN"/>
+        </w:rPr>
+        <w:t>«Не была ли растрепана?» — подумала она; но, увидав восторженную улыбку, которую вызывали в его воспоминаниях эти подробности, она почувствовала, что, напротив, впечатление, произведенное ею, было очень хорошее.</w:t>
+      </w:r>
+    </w:p>
+    <w:p>
+      <w:pPr>
+        <w:pStyle w:val="11"/>
+        <w:bidi w:val="0"/>
+        <w:rPr>
+          <w:rFonts w:hint="default"/>
+          <w:lang w:val="ru-RU" w:eastAsia="zh-CN"/>
+        </w:rPr>
+      </w:pPr>
+      <w:r>
+        <w:rPr>
+          <w:rFonts w:hint="default"/>
+          <w:lang w:val="ru-RU" w:eastAsia="zh-CN"/>
+        </w:rPr>
+        <w:t>Ты поверишь ли, что я, зная, что он добрый, превосходный человек, что я ногтя его не стою, я все-таки ненавижу его. Я ненавижу его за его великодушие.</w:t>
+      </w:r>
+    </w:p>
+    <w:p>
+      <w:pPr>
+        <w:pStyle w:val="11"/>
+        <w:bidi w:val="0"/>
+        <w:rPr>
+          <w:rFonts w:hint="default"/>
+          <w:lang w:val="ru-RU" w:eastAsia="zh-CN"/>
+        </w:rPr>
+      </w:pPr>
+      <w:r>
+        <w:rPr>
+          <w:rFonts w:hint="default"/>
+          <w:lang w:val="ru-RU" w:eastAsia="zh-CN"/>
+        </w:rPr>
+        <w:t>Она не желала этого только потому, что это казалось ей невозможным счастьем.</w:t>
+      </w:r>
+    </w:p>
+    <w:p>
+      <w:pPr>
+        <w:pStyle w:val="11"/>
+        <w:bidi w:val="0"/>
+        <w:rPr>
+          <w:rFonts w:hint="default"/>
+          <w:lang w:val="ru-RU" w:eastAsia="zh-CN"/>
+        </w:rPr>
+      </w:pPr>
+      <w:r>
+        <w:rPr>
+          <w:rFonts w:hint="default"/>
+          <w:lang w:val="ru-RU" w:eastAsia="zh-CN"/>
+        </w:rPr>
+        <w:t>Она подавлена, именно подавлена твоим великодушием.</w:t>
+      </w:r>
+    </w:p>
+    <w:p>
+      <w:pPr>
+        <w:pStyle w:val="11"/>
+        <w:bidi w:val="0"/>
+        <w:rPr>
+          <w:rFonts w:hint="default"/>
+          <w:lang w:val="ru-RU" w:eastAsia="zh-CN"/>
+        </w:rPr>
+      </w:pPr>
+      <w:r>
+        <w:rPr>
+          <w:rFonts w:hint="default"/>
+          <w:lang w:val="ru-RU" w:eastAsia="zh-CN"/>
+        </w:rPr>
+        <w:t>Люди, которые делать ничего не могут, должны делать людей, а остальные — содействовать их просвещению и счастью.</w:t>
+      </w:r>
+    </w:p>
+    <w:p>
+      <w:pPr>
+        <w:pStyle w:val="11"/>
+        <w:bidi w:val="0"/>
+        <w:rPr>
+          <w:rFonts w:hint="default"/>
+          <w:lang w:val="ru-RU" w:eastAsia="zh-CN"/>
+        </w:rPr>
+      </w:pPr>
+      <w:r>
+        <w:rPr>
+          <w:rFonts w:hint="default"/>
+          <w:lang w:val="ru-RU" w:eastAsia="zh-CN"/>
+        </w:rPr>
+        <w:t>Он без малейшего усилия избегал всех разговоров, которые могли бы повести к неловкости.</w:t>
+      </w:r>
+    </w:p>
+    <w:p>
+      <w:pPr>
+        <w:pStyle w:val="11"/>
+        <w:bidi w:val="0"/>
+        <w:rPr>
+          <w:rFonts w:hint="default"/>
+          <w:lang w:val="ru-RU" w:eastAsia="zh-CN"/>
+        </w:rPr>
+      </w:pPr>
+      <w:r>
+        <w:rPr>
+          <w:rFonts w:hint="default"/>
+          <w:lang w:val="ru-RU" w:eastAsia="zh-CN"/>
+        </w:rPr>
+        <w:t>Вронского удивляло и огорчало то раздраженное волнение, с которым Голенищев говорил о занимавшем его предмете. Чем дальше он говорил, тем больше у него разгорались глаза, тем поспешнее он возражал мнимым противникам и тем тревожнее и оскорбленнее становилось выражение его лица. Несчастье, почти умопомешательство, видно было в этом подвижном, довольно красивом лице в то время, как он, не замечая даже выхода Анны, продолжал торопливо и горячо высказывать свои мысли.</w:t>
+      </w:r>
+    </w:p>
+    <w:p>
+      <w:pPr>
+        <w:pStyle w:val="11"/>
+        <w:bidi w:val="0"/>
+        <w:rPr>
+          <w:rFonts w:hint="default"/>
+          <w:lang w:val="ru-RU" w:eastAsia="zh-CN"/>
+        </w:rPr>
+      </w:pPr>
+      <w:r>
+        <w:rPr>
+          <w:rFonts w:hint="default"/>
+          <w:lang w:val="ru-RU" w:eastAsia="zh-CN"/>
+        </w:rPr>
+        <w:t>Картина ваша так хороша, что мое замечание не может повредить ей.</w:t>
+      </w:r>
+    </w:p>
+    <w:p>
+      <w:pPr>
+        <w:pStyle w:val="11"/>
+        <w:bidi w:val="0"/>
+        <w:rPr>
+          <w:rFonts w:hint="default"/>
+          <w:lang w:val="ru-RU" w:eastAsia="zh-CN"/>
+        </w:rPr>
+      </w:pPr>
+      <w:r>
+        <w:rPr>
+          <w:rFonts w:hint="default"/>
+          <w:lang w:val="ru-RU" w:eastAsia="zh-CN"/>
+        </w:rPr>
+        <w:t>Убеждение Голенищева в таланте Вронского поддерживалось еще и тем, что ему нужно было сочувствие и похвалы Вронского его статьям и мыслям, и он чувствовал, что похвалы и поддержка должны быть взаимны.</w:t>
+      </w:r>
+    </w:p>
+    <w:p>
+      <w:pPr>
+        <w:pStyle w:val="11"/>
+        <w:bidi w:val="0"/>
+        <w:rPr>
+          <w:rFonts w:hint="default"/>
+          <w:lang w:val="ru-RU" w:eastAsia="zh-CN"/>
+        </w:rPr>
+      </w:pPr>
+      <w:r>
+        <w:rPr>
+          <w:rFonts w:hint="default"/>
+          <w:lang w:val="ru-RU" w:eastAsia="zh-CN"/>
+        </w:rPr>
+        <w:t>Через своих знакомых она разведывала о том, что намерены делать эти отвратительные люди, как она называла Анну с Вронским.</w:t>
+      </w:r>
+    </w:p>
+    <w:p>
+      <w:pPr>
+        <w:pStyle w:val="11"/>
+        <w:bidi w:val="0"/>
+        <w:rPr>
+          <w:rFonts w:hint="default"/>
+          <w:lang w:val="ru-RU" w:eastAsia="zh-CN"/>
+        </w:rPr>
+      </w:pPr>
+      <w:r>
+        <w:rPr>
+          <w:rFonts w:hint="default"/>
+          <w:lang w:val="ru-RU" w:eastAsia="zh-CN"/>
+        </w:rPr>
+        <w:t>Я учусь понимать вашу высоту и ее низость.</w:t>
+      </w:r>
+    </w:p>
+    <w:p>
+      <w:pPr>
+        <w:pStyle w:val="11"/>
+        <w:bidi w:val="0"/>
+        <w:rPr>
+          <w:rFonts w:hint="default"/>
+          <w:lang w:val="ru-RU" w:eastAsia="zh-CN"/>
+        </w:rPr>
+      </w:pPr>
+      <w:r>
+        <w:rPr>
+          <w:rFonts w:hint="default"/>
+          <w:lang w:val="ru-RU" w:eastAsia="zh-CN"/>
+        </w:rPr>
+        <w:t>Отец наказал Сережу, не пустив его к Наденьке. Но это наказание оказалось к счастью для Сережи.</w:t>
+      </w:r>
+    </w:p>
+    <w:p>
+      <w:pPr>
+        <w:pStyle w:val="11"/>
+        <w:bidi w:val="0"/>
+        <w:rPr>
+          <w:rFonts w:hint="default"/>
+          <w:lang w:val="ru-RU" w:eastAsia="zh-CN"/>
+        </w:rPr>
+      </w:pPr>
+      <w:r>
+        <w:rPr>
+          <w:rFonts w:hint="default"/>
+          <w:lang w:val="ru-RU" w:eastAsia="zh-CN"/>
+        </w:rPr>
+        <w:t>Агафья Михайловна должна была быть приведена к убеждению, что и без воды варенье выйдет хорошо.</w:t>
+      </w:r>
+    </w:p>
+    <w:p>
+      <w:pPr>
+        <w:pStyle w:val="11"/>
+        <w:bidi w:val="0"/>
+        <w:rPr>
+          <w:rFonts w:hint="default"/>
+          <w:lang w:val="ru-RU" w:eastAsia="zh-CN"/>
+        </w:rPr>
+      </w:pPr>
+      <w:r>
+        <w:rPr>
+          <w:rFonts w:hint="default"/>
+          <w:lang w:val="ru-RU" w:eastAsia="zh-CN"/>
+        </w:rPr>
+        <w:t>Он чувствовал, что ничего не сказать теперь значило оскорбить ее.</w:t>
+      </w:r>
+    </w:p>
+    <w:p>
+      <w:pPr>
+        <w:pStyle w:val="11"/>
+        <w:bidi w:val="0"/>
+        <w:rPr>
+          <w:rFonts w:hint="default"/>
+          <w:lang w:val="ru-RU" w:eastAsia="zh-CN"/>
+        </w:rPr>
+      </w:pPr>
+      <w:r>
+        <w:rPr>
+          <w:rFonts w:hint="default"/>
+          <w:lang w:val="ru-RU" w:eastAsia="zh-CN"/>
+        </w:rPr>
+        <w:t>Этот господин, как на праздник для себя и для всех, смотрел на свой приезд.</w:t>
+      </w:r>
+    </w:p>
+    <w:p>
+      <w:pPr>
+        <w:pStyle w:val="11"/>
+        <w:bidi w:val="0"/>
+        <w:rPr>
+          <w:rFonts w:hint="default"/>
+          <w:lang w:val="ru-RU" w:eastAsia="zh-CN"/>
+        </w:rPr>
+      </w:pPr>
+      <w:r>
+        <w:rPr>
+          <w:rFonts w:hint="default"/>
+          <w:lang w:val="ru-RU" w:eastAsia="zh-CN"/>
+        </w:rPr>
+        <w:t>— Пойдемте погуляем.</w:t>
+      </w:r>
+      <w:r>
+        <w:rPr>
+          <w:rFonts w:hint="default"/>
+          <w:lang w:val="ru-RU" w:eastAsia="zh-CN"/>
+        </w:rPr>
+        <w:br w:type="textWrapping"/>
+      </w:r>
+      <w:r>
+        <w:rPr>
+          <w:rFonts w:hint="default"/>
+          <w:lang w:val="ru-RU" w:eastAsia="zh-CN"/>
+        </w:rPr>
+        <w:t>— Как бы это и лежать и пойти, — потягиваясь, отвечал Облонский. — Лежать отлично.</w:t>
+      </w:r>
+    </w:p>
+    <w:p>
+      <w:pPr>
+        <w:pStyle w:val="11"/>
+        <w:bidi w:val="0"/>
+        <w:rPr>
+          <w:rFonts w:hint="default"/>
+          <w:lang w:val="ru-RU" w:eastAsia="zh-CN"/>
+        </w:rPr>
+      </w:pPr>
+      <w:r>
+        <w:rPr>
+          <w:rFonts w:hint="default"/>
+          <w:lang w:val="ru-RU" w:eastAsia="zh-CN"/>
+        </w:rPr>
+        <w:t>Все встали встретить Дарью Александровну. Васенька встал на минуту только и со свойственным новым молодым людям отсутствием вежливости к дамам чуть поклонился и опять продолжал разговор, засмеявшись чему-то.</w:t>
+      </w:r>
+    </w:p>
+    <w:p>
+      <w:pPr>
+        <w:pStyle w:val="11"/>
+        <w:bidi w:val="0"/>
+        <w:rPr>
+          <w:rFonts w:hint="default"/>
+          <w:lang w:val="ru-RU" w:eastAsia="zh-CN"/>
+        </w:rPr>
+      </w:pPr>
+      <w:r>
+        <w:rPr>
+          <w:rFonts w:hint="default"/>
+          <w:lang w:val="ru-RU" w:eastAsia="zh-CN"/>
+        </w:rPr>
+        <w:t>Все, что бы она ни сделала, она знала, будет перетолковано в дурную сторону.</w:t>
+      </w:r>
+    </w:p>
+    <w:p>
+      <w:pPr>
+        <w:pStyle w:val="11"/>
+        <w:bidi w:val="0"/>
+        <w:rPr>
+          <w:rFonts w:hint="default"/>
+          <w:lang w:val="ru-RU" w:eastAsia="zh-CN"/>
+        </w:rPr>
+      </w:pPr>
+      <w:r>
+        <w:rPr>
+          <w:rFonts w:hint="default"/>
+          <w:lang w:val="ru-RU" w:eastAsia="zh-CN"/>
+        </w:rPr>
+        <w:t>Извините меня, мне несколько слов сказать мужу.</w:t>
+      </w:r>
+    </w:p>
+    <w:p>
+      <w:pPr>
+        <w:pStyle w:val="11"/>
+        <w:bidi w:val="0"/>
+        <w:rPr>
+          <w:rFonts w:hint="default"/>
+          <w:lang w:val="ru-RU" w:eastAsia="zh-CN"/>
+        </w:rPr>
+      </w:pPr>
+      <w:r>
+        <w:rPr>
+          <w:rFonts w:hint="default"/>
+          <w:lang w:val="ru-RU" w:eastAsia="zh-CN"/>
+        </w:rPr>
+        <w:t>Я и вывести-то детей не могу сама, а разве с помощью других, с унижением. Кое-как я воспитаю их. В самом лучшем случае они только не будут негодяи. Вот все, чего я могу желать.</w:t>
+      </w:r>
+    </w:p>
+    <w:p>
+      <w:pPr>
+        <w:pStyle w:val="11"/>
+        <w:bidi w:val="0"/>
+        <w:rPr>
+          <w:rFonts w:hint="default"/>
+          <w:lang w:val="ru-RU" w:eastAsia="zh-CN"/>
+        </w:rPr>
+      </w:pPr>
+      <w:r>
+        <w:rPr>
+          <w:rFonts w:hint="default"/>
+          <w:lang w:val="ru-RU" w:eastAsia="zh-CN"/>
+        </w:rPr>
+        <w:t>Если любишь, то любишь всего человека, какой он есть, а не каким я хочу, чтоб он был.</w:t>
+      </w:r>
+    </w:p>
+    <w:p>
+      <w:pPr>
+        <w:pStyle w:val="11"/>
+        <w:bidi w:val="0"/>
+        <w:rPr>
+          <w:rFonts w:hint="default"/>
+          <w:lang w:val="ru-RU" w:eastAsia="zh-CN"/>
+        </w:rPr>
+      </w:pPr>
+      <w:r>
+        <w:rPr>
+          <w:rFonts w:hint="default"/>
+          <w:lang w:val="ru-RU" w:eastAsia="zh-CN"/>
+        </w:rPr>
+        <w:t>Он один из тех людей, которые очень приятны, если их принимать за то, чем они хотят казаться.</w:t>
+      </w:r>
+    </w:p>
+    <w:p>
+      <w:pPr>
+        <w:pStyle w:val="11"/>
+        <w:bidi w:val="0"/>
+        <w:rPr>
+          <w:rFonts w:hint="default"/>
+          <w:lang w:val="ru-RU" w:eastAsia="zh-CN"/>
+        </w:rPr>
+      </w:pPr>
+      <w:r>
+        <w:rPr>
+          <w:rFonts w:hint="default"/>
+          <w:lang w:val="ru-RU" w:eastAsia="zh-CN"/>
+        </w:rPr>
+        <w:t>Нередко безукоризненно нравственные женщины, уставшие от однообразия нравственной жизни, издалека не только извиняют преступную любовь, но даже завидуют ей.</w:t>
+      </w:r>
+    </w:p>
+    <w:p>
+      <w:pPr>
+        <w:pStyle w:val="11"/>
+        <w:bidi w:val="0"/>
+        <w:rPr>
+          <w:rFonts w:hint="default"/>
+          <w:lang w:val="ru-RU" w:eastAsia="zh-CN"/>
+        </w:rPr>
+      </w:pPr>
+      <w:r>
+        <w:rPr>
+          <w:rFonts w:hint="default"/>
+          <w:lang w:val="ru-RU" w:eastAsia="zh-CN"/>
+        </w:rPr>
+        <w:t>Это приводит меня к цели моего разговора.</w:t>
+      </w:r>
+    </w:p>
+    <w:p>
+      <w:pPr>
+        <w:pStyle w:val="11"/>
+        <w:bidi w:val="0"/>
+        <w:rPr>
+          <w:rFonts w:hint="default"/>
+          <w:lang w:val="ru-RU" w:eastAsia="zh-CN"/>
+        </w:rPr>
+      </w:pPr>
+      <w:r>
+        <w:rPr>
+          <w:rFonts w:hint="default"/>
+          <w:lang w:val="ru-RU" w:eastAsia="zh-CN"/>
+        </w:rPr>
+        <w:t>— Мне очень тяжело», — сказал он с выражением угрозы кому-то за то, что ему было тяжело. — Так вот, княгиня, я за вас бессовестно хватаюсь, как за якорь спасения.</w:t>
+      </w:r>
+    </w:p>
+    <w:p>
+      <w:pPr>
+        <w:pStyle w:val="11"/>
+        <w:bidi w:val="0"/>
+        <w:rPr>
+          <w:rFonts w:hint="default"/>
+          <w:lang w:val="ru-RU" w:eastAsia="zh-CN"/>
+        </w:rPr>
+      </w:pPr>
+      <w:r>
+        <w:rPr>
+          <w:rFonts w:hint="default"/>
+          <w:lang w:val="ru-RU" w:eastAsia="zh-CN"/>
+        </w:rPr>
+        <w:t>С его сиятельством работать хорошо. Не то, что иметь дело с губернскими властями. Где бы стопу бумаги исписали, я графу доложу, потолкуем, и в трех словах.</w:t>
+      </w:r>
+    </w:p>
+    <w:p>
+      <w:pPr>
+        <w:pStyle w:val="11"/>
+        <w:bidi w:val="0"/>
+        <w:rPr>
+          <w:rFonts w:hint="default"/>
+          <w:lang w:val="ru-RU" w:eastAsia="zh-CN"/>
+        </w:rPr>
+      </w:pPr>
+      <w:r>
+        <w:rPr>
+          <w:rFonts w:hint="default"/>
+          <w:lang w:val="ru-RU" w:eastAsia="zh-CN"/>
+        </w:rPr>
+        <w:t>Она, очевидно, видела, что из ее объяснения ничего не поймется, но, зная, что она говорит приятно и что руки ее красивы, она продолжала объяснение.</w:t>
+      </w:r>
+    </w:p>
+    <w:p>
+      <w:pPr>
+        <w:pStyle w:val="11"/>
+        <w:bidi w:val="0"/>
+        <w:rPr>
+          <w:rFonts w:hint="default"/>
+          <w:lang w:val="ru-RU" w:eastAsia="zh-CN"/>
+        </w:rPr>
+      </w:pPr>
+      <w:r>
+        <w:rPr>
+          <w:rFonts w:hint="default"/>
+          <w:lang w:val="ru-RU" w:eastAsia="zh-CN"/>
+        </w:rPr>
+        <w:t>— А все-таки, по вашему рассказу, построить машину трудно было бы, Анна Аркадьевна, — шутя сказал Свияжский.</w:t>
+      </w:r>
+    </w:p>
+    <w:p>
+      <w:pPr>
+        <w:pStyle w:val="11"/>
+        <w:bidi w:val="0"/>
+        <w:rPr>
+          <w:rFonts w:hint="default"/>
+          <w:lang w:val="ru-RU" w:eastAsia="zh-CN"/>
+        </w:rPr>
+      </w:pPr>
+      <w:r>
+        <w:rPr>
+          <w:rFonts w:hint="default"/>
+          <w:lang w:val="ru-RU" w:eastAsia="zh-CN"/>
+        </w:rPr>
+        <w:t>Чтобы не расстроить других и как-нибудь провести время, она притворилась, что ей весело.</w:t>
+      </w:r>
+    </w:p>
+    <w:p>
+      <w:pPr>
+        <w:pStyle w:val="11"/>
+        <w:bidi w:val="0"/>
+        <w:rPr>
+          <w:rFonts w:hint="default"/>
+          <w:lang w:val="ru-RU" w:eastAsia="zh-CN"/>
+        </w:rPr>
+      </w:pPr>
+      <w:r>
+        <w:rPr>
+          <w:rFonts w:hint="default"/>
+          <w:lang w:val="ru-RU" w:eastAsia="zh-CN"/>
+        </w:rPr>
+        <w:t>Он говорил о том, о чем я сама хочу говорить, и мне легко быть его адвокатом.</w:t>
+      </w:r>
+    </w:p>
+    <w:p>
+      <w:pPr>
+        <w:pStyle w:val="11"/>
+        <w:bidi w:val="0"/>
+        <w:rPr>
+          <w:rFonts w:hint="default"/>
+          <w:lang w:val="ru-RU" w:eastAsia="zh-CN"/>
+        </w:rPr>
+      </w:pPr>
+      <w:r>
+        <w:rPr>
+          <w:rFonts w:hint="default"/>
+          <w:lang w:val="ru-RU" w:eastAsia="zh-CN"/>
+        </w:rPr>
+        <w:t>Зачем же мне дан разум, если я не употреблю его на то, чтобы не производить на свет несчастных?</w:t>
+      </w:r>
+    </w:p>
+    <w:p>
+      <w:pPr>
+        <w:pStyle w:val="11"/>
+        <w:bidi w:val="0"/>
+        <w:rPr>
+          <w:rFonts w:hint="default"/>
+          <w:lang w:val="ru-RU" w:eastAsia="zh-CN"/>
+        </w:rPr>
+      </w:pPr>
+      <w:r>
+        <w:rPr>
+          <w:rFonts w:hint="default"/>
+          <w:lang w:val="ru-RU" w:eastAsia="zh-CN"/>
+        </w:rPr>
+        <w:t>Собрание открыл губернатор, который сказал речи дворянам, чтоб они выбирали должностных лиц не по лицеприятию, а по заслугам и для блага отечества.</w:t>
+      </w:r>
+    </w:p>
+    <w:p>
+      <w:pPr>
+        <w:pStyle w:val="11"/>
+        <w:bidi w:val="0"/>
+        <w:rPr>
+          <w:rFonts w:hint="default"/>
+          <w:lang w:val="ru-RU" w:eastAsia="zh-CN"/>
+        </w:rPr>
+      </w:pPr>
+      <w:r>
+        <w:rPr>
+          <w:rFonts w:hint="default"/>
+          <w:lang w:val="ru-RU" w:eastAsia="zh-CN"/>
+        </w:rPr>
+        <w:t>Ему было тяжело видеть этих уважаемых им, хороших людей в таком неприятном злом возбуждении.</w:t>
+      </w:r>
+    </w:p>
+    <w:p>
+      <w:pPr>
+        <w:pStyle w:val="11"/>
+        <w:bidi w:val="0"/>
+        <w:rPr>
+          <w:rFonts w:hint="default"/>
+          <w:lang w:val="ru-RU" w:eastAsia="zh-CN"/>
+        </w:rPr>
+      </w:pPr>
+      <w:r>
+        <w:rPr>
+          <w:rFonts w:hint="default"/>
+          <w:lang w:val="ru-RU" w:eastAsia="zh-CN"/>
+        </w:rPr>
+        <w:t>Чтобы избавиться от этого тяжелого чувства, он вышел из зала.</w:t>
+      </w:r>
+    </w:p>
+    <w:p>
+      <w:pPr>
+        <w:pStyle w:val="11"/>
+        <w:bidi w:val="0"/>
+        <w:rPr>
+          <w:rFonts w:hint="default"/>
+          <w:lang w:val="ru-RU" w:eastAsia="zh-CN"/>
+        </w:rPr>
+      </w:pPr>
+      <w:r>
+        <w:rPr>
+          <w:rFonts w:hint="default"/>
+          <w:lang w:val="ru-RU" w:eastAsia="zh-CN"/>
+        </w:rPr>
+        <w:t>С веселыми мужчинами вроде Облонского водиться, она уже знала теперь, что значило...Это значило пить и ехать после питья куда-то. Она без ужаса не могла подумать, куда в таких случаях ездили мужчины.</w:t>
+      </w:r>
+    </w:p>
+    <w:p>
+      <w:pPr>
+        <w:pStyle w:val="11"/>
+        <w:bidi w:val="0"/>
+        <w:rPr>
+          <w:rFonts w:hint="default"/>
+          <w:lang w:val="ru-RU" w:eastAsia="zh-CN"/>
+        </w:rPr>
+      </w:pPr>
+      <w:r>
+        <w:rPr>
+          <w:rFonts w:hint="default"/>
+          <w:lang w:val="ru-RU" w:eastAsia="zh-CN"/>
+        </w:rPr>
+        <w:t>Чем больше он ничего не делал, тем меньше у него оставалось времени.</w:t>
+      </w:r>
+    </w:p>
+    <w:p>
+      <w:pPr>
+        <w:pStyle w:val="11"/>
+        <w:bidi w:val="0"/>
+        <w:rPr>
+          <w:rFonts w:hint="default"/>
+          <w:lang w:val="ru-RU" w:eastAsia="zh-CN"/>
+        </w:rPr>
+      </w:pPr>
+      <w:r>
+        <w:rPr>
+          <w:rFonts w:hint="default"/>
+          <w:lang w:val="ru-RU" w:eastAsia="zh-CN"/>
+        </w:rPr>
+        <w:t>Ни разу еще не было с тех пор, как я женат, чтобы я сказал, что лучше было бы иначе, чем как есть.</w:t>
+      </w:r>
+    </w:p>
+    <w:p>
+      <w:pPr>
+        <w:pStyle w:val="11"/>
+        <w:bidi w:val="0"/>
+        <w:rPr>
+          <w:rFonts w:hint="default"/>
+          <w:lang w:val="ru-RU" w:eastAsia="zh-CN"/>
+        </w:rPr>
+      </w:pPr>
+      <w:r>
+        <w:rPr>
+          <w:rFonts w:hint="default"/>
+          <w:lang w:val="ru-RU" w:eastAsia="zh-CN"/>
+        </w:rPr>
+        <w:t>Первая рюмка — колОм, вторая — соколОм, а после третьей — мелкими пташечками.</w:t>
+      </w:r>
+    </w:p>
+    <w:p>
+      <w:pPr>
+        <w:pStyle w:val="11"/>
+        <w:bidi w:val="0"/>
+        <w:rPr>
+          <w:rFonts w:hint="default"/>
+          <w:lang w:val="ru-RU" w:eastAsia="zh-CN"/>
+        </w:rPr>
+      </w:pPr>
+      <w:r>
+        <w:rPr>
+          <w:rFonts w:hint="default"/>
+          <w:lang w:val="ru-RU" w:eastAsia="zh-CN"/>
+        </w:rPr>
+        <w:t>В чем состояла особенность его учения, Левин не понял, потому что и не трудился понимать.</w:t>
+      </w:r>
+    </w:p>
+    <w:p>
+      <w:pPr>
+        <w:pStyle w:val="11"/>
+        <w:bidi w:val="0"/>
+        <w:rPr>
+          <w:rFonts w:hint="default"/>
+          <w:lang w:val="ru-RU" w:eastAsia="zh-CN"/>
+        </w:rPr>
+      </w:pPr>
+      <w:r>
+        <w:rPr>
+          <w:rFonts w:hint="default"/>
+          <w:lang w:val="ru-RU" w:eastAsia="zh-CN"/>
+        </w:rPr>
+        <w:t>Переговорив со всеми своими близкими, он особенно охотно говорил об этом предмете с каждым новым человеком, да и вообще охотно говорил со всеми, о занимавшем его неясным еще ему самому предмете.</w:t>
+      </w:r>
+    </w:p>
+    <w:p>
+      <w:pPr>
+        <w:pStyle w:val="11"/>
+        <w:bidi w:val="0"/>
+        <w:rPr>
+          <w:rFonts w:hint="default"/>
+          <w:lang w:val="ru-RU" w:eastAsia="zh-CN"/>
+        </w:rPr>
+      </w:pPr>
+      <w:r>
+        <w:rPr>
+          <w:rFonts w:hint="default"/>
+          <w:lang w:val="ru-RU" w:eastAsia="zh-CN"/>
+        </w:rPr>
+        <w:t>— Я не стыжусь сказать, что мое образование слишком недостаточно.</w:t>
+      </w:r>
+      <w:r>
+        <w:rPr>
+          <w:rFonts w:hint="default"/>
+          <w:lang w:val="ru-RU" w:eastAsia="zh-CN"/>
+        </w:rPr>
+        <w:br w:type="textWrapping"/>
+      </w:r>
+      <w:r>
+        <w:rPr>
+          <w:rFonts w:hint="default"/>
+          <w:lang w:val="ru-RU" w:eastAsia="zh-CN"/>
+        </w:rPr>
+        <w:t>— Этого я не думаю, — сказал Левин с улыбкой и, как всегда, умиляясь на его низкое мнение о себе, отнюдь не напущенное на себя из-за желания казаться или даже быть скромным, но совершенно искреннее.</w:t>
+      </w:r>
+    </w:p>
+    <w:p>
+      <w:pPr>
+        <w:pStyle w:val="11"/>
+        <w:bidi w:val="0"/>
+        <w:rPr>
+          <w:rFonts w:hint="default"/>
+          <w:lang w:val="ru-RU" w:eastAsia="zh-CN"/>
+        </w:rPr>
+      </w:pPr>
+      <w:r>
+        <w:rPr>
+          <w:rFonts w:hint="default"/>
+          <w:lang w:val="ru-RU" w:eastAsia="zh-CN"/>
+        </w:rPr>
+        <w:t>Понять этого нельзя, а надо учить.</w:t>
+      </w:r>
+    </w:p>
+    <w:p>
+      <w:pPr>
+        <w:pStyle w:val="11"/>
+        <w:bidi w:val="0"/>
+        <w:rPr>
+          <w:rFonts w:hint="default"/>
+          <w:lang w:val="ru-RU" w:eastAsia="zh-CN"/>
+        </w:rPr>
+      </w:pPr>
+      <w:r>
+        <w:rPr>
+          <w:rFonts w:hint="default"/>
+          <w:lang w:val="ru-RU" w:eastAsia="zh-CN"/>
+        </w:rPr>
+        <w:t>Если искать совершенства, то никогда не будешь доволен.</w:t>
+      </w:r>
+    </w:p>
+    <w:p>
+      <w:pPr>
+        <w:pStyle w:val="11"/>
+        <w:bidi w:val="0"/>
+        <w:rPr>
+          <w:rFonts w:hint="default"/>
+          <w:lang w:val="ru-RU" w:eastAsia="zh-CN"/>
+        </w:rPr>
+      </w:pPr>
+      <w:r>
+        <w:rPr>
+          <w:rFonts w:hint="default"/>
+          <w:lang w:val="ru-RU" w:eastAsia="zh-CN"/>
+        </w:rPr>
+        <w:t>Левин во все время исполнения испытывал чувство глухого, смотрящего на танцующих. Он был в совершенном недоумении, когда кончилась пьеса, и чувствовал большую усталость от напряженного и ничем не вознагражденного внимания.</w:t>
+      </w:r>
+    </w:p>
+    <w:p>
+      <w:pPr>
+        <w:pStyle w:val="11"/>
+        <w:bidi w:val="0"/>
+        <w:rPr>
+          <w:rFonts w:hint="default"/>
+          <w:lang w:val="ru-RU" w:eastAsia="zh-CN"/>
+        </w:rPr>
+      </w:pPr>
+      <w:r>
+        <w:rPr>
+          <w:rFonts w:hint="default"/>
+          <w:lang w:val="ru-RU" w:eastAsia="zh-CN"/>
+        </w:rPr>
+        <w:t>Было бы неправильно наказать его высылкой за границу —это все равно, что наказать щуку, пустив ее в воду.</w:t>
+      </w:r>
+    </w:p>
+    <w:p>
+      <w:pPr>
+        <w:pStyle w:val="11"/>
+        <w:bidi w:val="0"/>
+        <w:rPr>
+          <w:rFonts w:hint="default"/>
+          <w:lang w:val="ru-RU" w:eastAsia="zh-CN"/>
+        </w:rPr>
+      </w:pPr>
+      <w:r>
+        <w:rPr>
+          <w:rFonts w:hint="default"/>
+          <w:lang w:val="ru-RU" w:eastAsia="zh-CN"/>
+        </w:rPr>
+        <w:t>Как тебе нравится наш храм праздности?</w:t>
+      </w:r>
+    </w:p>
+    <w:p>
+      <w:pPr>
+        <w:pStyle w:val="11"/>
+        <w:bidi w:val="0"/>
+        <w:rPr>
+          <w:rFonts w:hint="default"/>
+          <w:lang w:val="ru-RU" w:eastAsia="zh-CN"/>
+        </w:rPr>
+      </w:pPr>
+      <w:r>
+        <w:rPr>
+          <w:rFonts w:hint="default"/>
+          <w:lang w:val="ru-RU" w:eastAsia="zh-CN"/>
+        </w:rPr>
+        <w:t>Но виновата, я вас перебила, вы хотели сказать...</w:t>
+      </w:r>
+    </w:p>
+    <w:p>
+      <w:pPr>
+        <w:pStyle w:val="11"/>
+        <w:bidi w:val="0"/>
+        <w:rPr>
+          <w:rFonts w:hint="default"/>
+          <w:lang w:val="ru-RU" w:eastAsia="zh-CN"/>
+        </w:rPr>
+      </w:pPr>
+      <w:r>
+        <w:rPr>
+          <w:rFonts w:hint="default"/>
+          <w:lang w:val="ru-RU" w:eastAsia="zh-CN"/>
+        </w:rPr>
+        <w:t>Пахитоска — это тонкая папироса, завёрнутая не в бумагу, а в лист кукурузы (маиса). Мундштуком таких папирос служила соломинка. Слово происходит от испанского pajita —  «соломинка».</w:t>
+      </w:r>
+    </w:p>
+    <w:p>
+      <w:pPr>
+        <w:pStyle w:val="11"/>
+        <w:bidi w:val="0"/>
+        <w:rPr>
+          <w:rFonts w:hint="default"/>
+          <w:lang w:val="ru-RU" w:eastAsia="zh-CN"/>
+        </w:rPr>
+      </w:pPr>
+      <w:r>
+        <w:rPr>
+          <w:rFonts w:hint="default"/>
+          <w:lang w:val="ru-RU" w:eastAsia="zh-CN"/>
+        </w:rPr>
+        <w:t>Я не могла привязаться к этому делу. У меня не настолько широкое сердце, чтобы полюбить целый приют с гаденькими девочками.</w:t>
+      </w:r>
+    </w:p>
+    <w:p>
+      <w:pPr>
+        <w:pStyle w:val="11"/>
+        <w:bidi w:val="0"/>
+        <w:rPr>
+          <w:rFonts w:hint="default"/>
+          <w:lang w:val="ru-RU" w:eastAsia="zh-CN"/>
+        </w:rPr>
+      </w:pPr>
+      <w:r>
+        <w:rPr>
+          <w:rFonts w:hint="default"/>
+          <w:lang w:val="ru-RU" w:eastAsia="zh-CN"/>
+        </w:rPr>
+        <w:t>Ей можно было жалеть о себе, но не ему о ней.</w:t>
+      </w:r>
+    </w:p>
+    <w:p>
+      <w:pPr>
+        <w:pStyle w:val="11"/>
+        <w:bidi w:val="0"/>
+        <w:rPr>
+          <w:rFonts w:hint="default"/>
+          <w:lang w:val="ru-RU" w:eastAsia="zh-CN"/>
+        </w:rPr>
+      </w:pPr>
+      <w:r>
+        <w:rPr>
+          <w:rFonts w:hint="default"/>
+          <w:lang w:val="ru-RU" w:eastAsia="zh-CN"/>
+        </w:rPr>
+        <w:t>Нет таких условий, к которым человек не мог бы привыкнуть, в особенности если он видит, что все окружающие его живут так же. Левин не поверил бы три месяца тому назад, что мог бы заснуть спокойно в тех условиях, в которых он был нынче. Чтобы, живя бесцельною, бестолковою жизнью, при том жизнью сверх средств, после пьянства (иначе он не мог назвать того, что было в клубе), нескладных дружеских отношений с человеком, в которого когда-то была влюблена жена, и еще более нескладной поездки к женщине, которую нельзя было иначе назвать, как потерянною, и после увлечения своего этою женщиной и огорчения жены — чтобы при этих условиях он мог заснуть покойно. Но под влиянием усталости, бессонной ночи и выпитого вина он заснул крепко и спокойно.</w:t>
+      </w:r>
+    </w:p>
+    <w:p>
+      <w:pPr>
+        <w:pStyle w:val="11"/>
+        <w:bidi w:val="0"/>
+        <w:rPr>
+          <w:rFonts w:hint="default"/>
+          <w:lang w:val="ru-RU" w:eastAsia="zh-CN"/>
+        </w:rPr>
+      </w:pPr>
+      <w:r>
+        <w:rPr>
+          <w:rFonts w:hint="default"/>
+          <w:lang w:val="ru-RU" w:eastAsia="zh-CN"/>
+        </w:rPr>
+        <w:t>Все данные за благополучный исход.</w:t>
+      </w:r>
+    </w:p>
+    <w:p>
+      <w:pPr>
+        <w:pStyle w:val="11"/>
+        <w:bidi w:val="0"/>
+        <w:rPr>
+          <w:rFonts w:hint="default"/>
+          <w:lang w:val="ru-RU" w:eastAsia="zh-CN"/>
+        </w:rPr>
+      </w:pPr>
+      <w:r>
+        <w:rPr>
+          <w:rFonts w:hint="default"/>
+          <w:lang w:val="ru-RU" w:eastAsia="zh-CN"/>
+        </w:rPr>
+        <w:t>Ему было неловко, что он, потомок Рюрика, князь Облонский, ждал два часа в приемной у жида.</w:t>
+      </w:r>
+    </w:p>
+    <w:p>
+      <w:pPr>
+        <w:pStyle w:val="11"/>
+        <w:bidi w:val="0"/>
+        <w:rPr>
+          <w:rFonts w:hint="default"/>
+          <w:lang w:val="ru-RU" w:eastAsia="zh-CN"/>
+        </w:rPr>
+      </w:pPr>
+      <w:r>
+        <w:rPr>
+          <w:rFonts w:hint="default"/>
+          <w:lang w:val="ru-RU" w:eastAsia="zh-CN"/>
+        </w:rPr>
+        <w:t>Она ревновала его не к какой-нибудь женщине, а к уменьшению его любви. Не имея еще предмета для ревности, она отыскивала его. По малейшему намеку она переносила свою ревность с одного предмета на другой.</w:t>
+      </w:r>
+    </w:p>
+    <w:p>
+      <w:pPr>
+        <w:pStyle w:val="11"/>
+        <w:bidi w:val="0"/>
+        <w:rPr>
+          <w:rFonts w:hint="default"/>
+          <w:lang w:val="ru-RU" w:eastAsia="zh-CN"/>
+        </w:rPr>
+      </w:pPr>
+      <w:r>
+        <w:rPr>
+          <w:rFonts w:hint="default"/>
+          <w:lang w:val="ru-RU" w:eastAsia="zh-CN"/>
+        </w:rPr>
+        <w:t>Оба чувствовали, что ссора заглажена, а не прошла.</w:t>
+      </w:r>
+    </w:p>
+    <w:p>
+      <w:pPr>
+        <w:pStyle w:val="11"/>
+        <w:bidi w:val="0"/>
+        <w:rPr>
+          <w:rFonts w:hint="default"/>
+          <w:lang w:val="ru-RU" w:eastAsia="zh-CN"/>
+        </w:rPr>
+      </w:pPr>
+      <w:r>
+        <w:rPr>
+          <w:rFonts w:hint="default"/>
+          <w:lang w:val="ru-RU" w:eastAsia="zh-CN"/>
+        </w:rPr>
+        <w:t>Более всего ее оскорбило не столько слово, сколько намерение сделать ей больно.</w:t>
+      </w:r>
+    </w:p>
+    <w:p>
+      <w:pPr>
+        <w:pStyle w:val="11"/>
+        <w:bidi w:val="0"/>
+        <w:rPr>
+          <w:rFonts w:hint="default"/>
+          <w:lang w:val="ru-RU" w:eastAsia="zh-CN"/>
+        </w:rPr>
+      </w:pPr>
+      <w:r>
+        <w:rPr>
+          <w:rFonts w:hint="default"/>
+          <w:lang w:val="ru-RU" w:eastAsia="zh-CN"/>
+        </w:rPr>
+        <w:t>Уважение выдумали для того, чтобы скрывать пустое место, где должна быть любовь.</w:t>
+      </w:r>
+    </w:p>
+    <w:p>
+      <w:pPr>
+        <w:pStyle w:val="11"/>
+        <w:bidi w:val="0"/>
+        <w:rPr>
+          <w:rFonts w:hint="default"/>
+          <w:lang w:val="ru-RU" w:eastAsia="zh-CN"/>
+        </w:rPr>
+      </w:pPr>
+      <w:r>
+        <w:rPr>
+          <w:rFonts w:hint="default"/>
+          <w:lang w:val="ru-RU" w:eastAsia="zh-CN"/>
+        </w:rPr>
+        <w:t>Самые жестокие слова, которые мог сказать грубый человек, он сказал ей в ее воображении, и она не прощала их ему, как будто он действительно сказал их.</w:t>
+      </w:r>
+    </w:p>
+    <w:p>
+      <w:pPr>
+        <w:pStyle w:val="11"/>
+        <w:bidi w:val="0"/>
+        <w:rPr>
+          <w:rFonts w:hint="default"/>
+          <w:lang w:val="ru-RU" w:eastAsia="zh-CN"/>
+        </w:rPr>
+      </w:pPr>
+      <w:r>
+        <w:rPr>
+          <w:rFonts w:hint="default"/>
+          <w:lang w:val="ru-RU" w:eastAsia="zh-CN"/>
+        </w:rPr>
+        <w:t>Сергей Иванович и Катавасов с готовыми возражениями заговорили в одно время.</w:t>
+      </w:r>
+    </w:p>
+    <w:p>
+      <w:pPr>
+        <w:pStyle w:val="11"/>
+        <w:bidi w:val="0"/>
+        <w:rPr>
+          <w:rFonts w:hint="default"/>
+          <w:lang w:val="ru-RU" w:eastAsia="zh-CN"/>
+        </w:rPr>
+      </w:pPr>
+      <w:r>
+        <w:rPr>
+          <w:rFonts w:hint="default"/>
+          <w:lang w:val="ru-RU" w:eastAsia="zh-CN"/>
+        </w:rPr>
+        <w:t>Когда правительство не исполняет воли граждан, тогда общество заявляет свою волю.</w:t>
+      </w:r>
+    </w:p>
+    <w:p>
+      <w:pPr>
+        <w:pStyle w:val="10"/>
+        <w:bidi w:val="0"/>
+        <w:rPr>
+          <w:rFonts w:hint="default"/>
+          <w:lang w:val="ru-RU" w:eastAsia="zh-CN"/>
+        </w:rPr>
+      </w:pPr>
+      <w:r>
+        <w:rPr>
+          <w:rFonts w:hint="default"/>
+          <w:lang w:val="ru-RU" w:eastAsia="zh-CN"/>
+        </w:rPr>
+        <w:t>Заметки</w:t>
+      </w:r>
+    </w:p>
+    <w:p>
+      <w:pPr>
+        <w:pStyle w:val="12"/>
+        <w:bidi w:val="0"/>
+        <w:rPr>
+          <w:rFonts w:hint="default"/>
+          <w:lang w:val="ru-RU" w:eastAsia="zh-CN"/>
+        </w:rPr>
+      </w:pPr>
+      <w:r>
+        <w:rPr>
+          <w:rFonts w:hint="default"/>
+          <w:lang w:val="ru-RU" w:eastAsia="zh-CN"/>
+        </w:rPr>
+        <w:t>Дела отвлекают от тревоги и проблем.</w:t>
+      </w:r>
+    </w:p>
+    <w:p>
+      <w:pPr>
+        <w:pStyle w:val="13"/>
+        <w:bidi w:val="0"/>
+        <w:rPr>
+          <w:rFonts w:hint="default"/>
+          <w:lang w:val="ru-RU" w:eastAsia="zh-CN"/>
+        </w:rPr>
+      </w:pPr>
+      <w:r>
+        <w:rPr>
+          <w:rFonts w:hint="default"/>
+          <w:lang w:val="ru-RU" w:eastAsia="zh-CN"/>
+        </w:rPr>
+        <w:t>Но что же делать? Ответа не было, кроме того общего ответа, который даёт жизнь на все самые сложные и неразрешимые вопросы. Ответ этот: надо жить потребностями дня, то есть забыться.</w:t>
+      </w:r>
+    </w:p>
+    <w:p>
+      <w:pPr>
+        <w:pStyle w:val="12"/>
+        <w:bidi w:val="0"/>
+        <w:rPr>
+          <w:rFonts w:hint="default"/>
+          <w:lang w:val="ru-RU" w:eastAsia="zh-CN"/>
+        </w:rPr>
+      </w:pPr>
+      <w:r>
+        <w:rPr>
+          <w:rFonts w:hint="default"/>
+          <w:lang w:val="ru-RU" w:eastAsia="zh-CN"/>
+        </w:rPr>
+        <w:t>Когда обидел, то положено извиниться — неважно, простят тебя или нет.</w:t>
+      </w:r>
+    </w:p>
+    <w:p>
+      <w:pPr>
+        <w:pStyle w:val="13"/>
+        <w:bidi w:val="0"/>
+        <w:rPr>
+          <w:rFonts w:hint="default"/>
+          <w:lang w:val="ru-RU" w:eastAsia="zh-CN"/>
+        </w:rPr>
+      </w:pPr>
+      <w:r>
+        <w:rPr>
+          <w:rFonts w:hint="default"/>
+          <w:lang w:val="ru-RU" w:eastAsia="zh-CN"/>
+        </w:rPr>
+        <w:t>— Повинитесь, сударь. Что делать? Люби кататься...</w:t>
+      </w:r>
+    </w:p>
+    <w:p>
+      <w:pPr>
+        <w:pStyle w:val="13"/>
+        <w:bidi w:val="0"/>
+        <w:rPr>
+          <w:rFonts w:hint="default"/>
+          <w:lang w:val="ru-RU" w:eastAsia="zh-CN"/>
+        </w:rPr>
+      </w:pPr>
+      <w:r>
+        <w:rPr>
+          <w:rFonts w:hint="default"/>
+          <w:lang w:val="ru-RU" w:eastAsia="zh-CN"/>
+        </w:rPr>
+        <w:t>— Да ведь не примет...</w:t>
+      </w:r>
+    </w:p>
+    <w:p>
+      <w:pPr>
+        <w:pStyle w:val="13"/>
+        <w:bidi w:val="0"/>
+        <w:rPr>
+          <w:rFonts w:hint="default"/>
+          <w:lang w:val="ru-RU" w:eastAsia="zh-CN"/>
+        </w:rPr>
+      </w:pPr>
+      <w:r>
+        <w:rPr>
+          <w:rFonts w:hint="default"/>
+          <w:lang w:val="ru-RU" w:eastAsia="zh-CN"/>
+        </w:rPr>
+        <w:t>— А вы свое сделайте.</w:t>
+      </w:r>
+    </w:p>
+    <w:p>
+      <w:pPr>
+        <w:pStyle w:val="12"/>
+        <w:bidi w:val="0"/>
+        <w:rPr>
+          <w:rFonts w:hint="default"/>
+          <w:lang w:val="ru-RU" w:eastAsia="zh-CN"/>
+        </w:rPr>
+      </w:pPr>
+      <w:r>
+        <w:rPr>
+          <w:rFonts w:hint="default"/>
+          <w:lang w:val="ru-RU" w:eastAsia="zh-CN"/>
+        </w:rPr>
+        <w:t>Как ужасно ради честности дать понять близкому, что его не любишь, что он некрасивый.</w:t>
+      </w:r>
+      <w:r>
+        <w:rPr>
+          <w:rFonts w:hint="default"/>
+          <w:lang w:val="en-US" w:eastAsia="zh-CN"/>
+        </w:rPr>
+        <w:t xml:space="preserve"> </w:t>
+      </w:r>
+      <w:r>
+        <w:rPr>
+          <w:rFonts w:hint="default"/>
+          <w:lang w:val="ru-RU" w:eastAsia="zh-CN"/>
+        </w:rPr>
+        <w:t>Лучше уж действительно соврать или изо всех сил делать вид, что он красавец и молодец, хотя я тоже обычно</w:t>
+      </w:r>
+      <w:r>
+        <w:rPr>
+          <w:rFonts w:hint="default"/>
+          <w:lang w:val="en-US" w:eastAsia="zh-CN"/>
+        </w:rPr>
+        <w:t xml:space="preserve"> </w:t>
+      </w:r>
+      <w:r>
+        <w:rPr>
+          <w:rFonts w:hint="default"/>
+          <w:lang w:val="ru-RU" w:eastAsia="zh-CN"/>
+        </w:rPr>
+        <w:t>за правду-матку. Надо пересмотреть свое отношение &lt;здесь муж думает, извиняться перед женой за измену или нет&gt;</w:t>
+      </w:r>
+    </w:p>
+    <w:p>
+      <w:pPr>
+        <w:pStyle w:val="13"/>
+        <w:bidi w:val="0"/>
+        <w:rPr>
+          <w:rFonts w:hint="default"/>
+          <w:lang w:val="ru-RU" w:eastAsia="zh-CN"/>
+        </w:rPr>
+      </w:pPr>
+      <w:r>
+        <w:rPr>
+          <w:rFonts w:hint="default"/>
+          <w:lang w:val="ru-RU" w:eastAsia="zh-CN"/>
+        </w:rPr>
+        <w:t>И внутренний голос говорил ему, что ходить не надо, что кроме фальши тут ничего быть не может, что поправить, починить их отношения невозможно, потому что невозможно сделать ее опять привлекательной и возбуждающей любовь или его сделать стариком, не способным любить. Кроме фальши и лжи, ничего не могло выйти теперь; а фальшь и ложь были противны его натуре.</w:t>
+      </w:r>
+    </w:p>
+    <w:p>
+      <w:pPr>
+        <w:pStyle w:val="12"/>
+        <w:bidi w:val="0"/>
+        <w:rPr>
+          <w:rFonts w:hint="default"/>
+          <w:lang w:val="ru-RU" w:eastAsia="zh-CN"/>
+        </w:rPr>
+      </w:pPr>
+      <w:r>
+        <w:rPr>
+          <w:rFonts w:hint="default"/>
+          <w:lang w:val="ru-RU" w:eastAsia="zh-CN"/>
+        </w:rPr>
+        <w:t>Как всем нравится и не делать ошибок на работе.</w:t>
+      </w:r>
+    </w:p>
+    <w:p>
+      <w:pPr>
+        <w:pStyle w:val="13"/>
+        <w:bidi w:val="0"/>
+        <w:rPr>
+          <w:rFonts w:hint="default"/>
+          <w:lang w:val="ru-RU" w:eastAsia="zh-CN"/>
+        </w:rPr>
+      </w:pPr>
+      <w:r>
+        <w:rPr>
+          <w:rFonts w:hint="default"/>
+          <w:lang w:val="ru-RU" w:eastAsia="zh-CN"/>
+        </w:rPr>
+        <w:t>Главные качества Степана Аркадьевича, заслужившие ему это общее уважение по службе, состояли, во-первых, в чрезвычайной снисходительности к людям, основанной в нем на сознании своих недостатков; во-вторых, в совершенной либеральности, не той, про которую он вычитал в газетах, но той, что у него была в крови, и с которою он совершенно равно и одинаково относился ко всем людям, какого бы состояния и звания они ни были, и, в-третьих, — главное, в совершенном равнодушии к тому делу, которым он занимался, вследствие чего он никогда не увлекался и не делал ошибок.</w:t>
+      </w:r>
+    </w:p>
+    <w:p>
+      <w:pPr>
+        <w:pStyle w:val="12"/>
+        <w:bidi w:val="0"/>
+        <w:rPr>
+          <w:rFonts w:hint="default"/>
+          <w:lang w:val="ru-RU" w:eastAsia="zh-CN"/>
+        </w:rPr>
+      </w:pPr>
+      <w:r>
+        <w:rPr>
+          <w:rFonts w:hint="default"/>
+          <w:lang w:val="ru-RU" w:eastAsia="zh-CN"/>
+        </w:rPr>
+        <w:t>Про разных друзей.</w:t>
+      </w:r>
+    </w:p>
+    <w:p>
+      <w:pPr>
+        <w:pStyle w:val="13"/>
+        <w:bidi w:val="0"/>
+        <w:rPr>
+          <w:rFonts w:hint="default"/>
+          <w:lang w:val="ru-RU" w:eastAsia="zh-CN"/>
+        </w:rPr>
+      </w:pPr>
+      <w:r>
+        <w:rPr>
+          <w:rFonts w:hint="default"/>
+          <w:lang w:val="ru-RU" w:eastAsia="zh-CN"/>
+        </w:rPr>
+        <w:t>Они любили друг друга, несмотря на различия характеров и вкусов, как любят друг друга приятели, сошедшиеся в первой молодости. Но, несмотря на это, как часто бывает между людьми, избравшими различные роды деятельности, каждый из них, хотя, рассуждая, и оправдывал деятельность другого, в душе презирал ее. Каждому казалось, что та жизнь, которую он сам ведет, есть одна настоящая жизнь, а которую ведет приятель — есть только призрак.</w:t>
+      </w:r>
+    </w:p>
+    <w:p>
+      <w:pPr>
+        <w:pStyle w:val="12"/>
+        <w:bidi w:val="0"/>
+        <w:rPr>
+          <w:rFonts w:hint="default"/>
+          <w:lang w:val="ru-RU" w:eastAsia="zh-CN"/>
+        </w:rPr>
+      </w:pPr>
+      <w:r>
+        <w:rPr>
+          <w:rFonts w:hint="default"/>
+          <w:lang w:val="ru-RU" w:eastAsia="zh-CN"/>
+        </w:rPr>
+        <w:t>У меня тоже бывало, что хотелось дружить с человеком, у которого мне нравился дом и атмосфера там.</w:t>
+      </w:r>
+    </w:p>
+    <w:p>
+      <w:pPr>
+        <w:pStyle w:val="13"/>
+        <w:bidi w:val="0"/>
+        <w:rPr>
+          <w:rFonts w:hint="default"/>
+          <w:lang w:val="ru-RU" w:eastAsia="zh-CN"/>
+        </w:rPr>
+      </w:pPr>
+      <w:r>
+        <w:rPr>
+          <w:rFonts w:hint="default"/>
+          <w:lang w:val="ru-RU" w:eastAsia="zh-CN"/>
+        </w:rPr>
+        <w:t>В это время Левин часто бывал в доме Щербацких и влюбился в дом Щербацких. Как это ни странно может показаться, но Константин Левин был влюблен именно в дом, в семью. Он как будто чувствовал, что ему надо влюбиться в одну из сестер, только не мог разобрать, в какую именно.</w:t>
+      </w:r>
+    </w:p>
+    <w:p>
+      <w:pPr>
+        <w:pStyle w:val="12"/>
+        <w:bidi w:val="0"/>
+        <w:rPr>
+          <w:rFonts w:hint="default"/>
+          <w:lang w:val="ru-RU" w:eastAsia="zh-CN"/>
+        </w:rPr>
+      </w:pPr>
+      <w:r>
+        <w:rPr>
+          <w:rFonts w:hint="default"/>
+          <w:lang w:val="ru-RU" w:eastAsia="zh-CN"/>
+        </w:rPr>
+        <w:t>Объективно хороший жених боготворит невесту и уверен, что не может ей нравиться. Вот так люди сами преувеличивают и преуменьшают.</w:t>
+      </w:r>
+    </w:p>
+    <w:p>
+      <w:pPr>
+        <w:pStyle w:val="13"/>
+        <w:bidi w:val="0"/>
+        <w:rPr>
+          <w:rFonts w:hint="default"/>
+          <w:lang w:val="ru-RU" w:eastAsia="zh-CN"/>
+        </w:rPr>
+      </w:pPr>
+      <w:r>
+        <w:rPr>
+          <w:rFonts w:hint="default"/>
+          <w:lang w:val="ru-RU" w:eastAsia="zh-CN"/>
+        </w:rPr>
+        <w:t>Левин был влюблен, и поэтому ему казалось, что Кити была такое совершенство во всех отношениях, такое существо превыше всего земного, а он такое земное низменное существо, что не могло быть и мысли о том, чтобы другие и она сама признали его достойным ее.</w:t>
       </w:r>
     </w:p>
     <w:p>
@@ -6510,12 +7457,1529 @@
         </w:rPr>
         <w:t>Он ушел от меня к другим, и та первая, для которой он изменил мне, не удержала его тем, что она была всегда красива и весела. Он бросил ту и взял другую. И неужели Анна этим привлечет и удержит графа Вронского? Если он будет искать этого, то найдет туалеты и манеры еще более привлекательные и веселые.</w:t>
       </w:r>
+    </w:p>
+    <w:p>
+      <w:pPr>
+        <w:pStyle w:val="12"/>
+        <w:bidi w:val="0"/>
+        <w:rPr>
+          <w:rFonts w:hint="default"/>
+          <w:lang w:val="ru-RU" w:eastAsia="zh-CN"/>
+        </w:rPr>
+      </w:pPr>
+      <w:r>
+        <w:rPr>
+          <w:rFonts w:hint="default"/>
+          <w:lang w:val="ru-RU" w:eastAsia="zh-CN"/>
+        </w:rPr>
+        <w:t>Пугает, что Анна много читала для себя и мужа, жила ради него, но не особо была счастлива. Я раньше жила только интересами Максима и стала тревожной. Потом сместила фокус на себя и стала много читать. Живу спокойнее, но не так счастливо и как-то пусто. Решила попробовать опять поставить акцент на мужа, а тут такие рассказы. Но надеюсь, мне поможет :)</w:t>
+      </w:r>
+    </w:p>
+    <w:p>
+      <w:pPr>
+        <w:pStyle w:val="13"/>
+        <w:bidi w:val="0"/>
+        <w:rPr>
+          <w:rFonts w:hint="default"/>
+          <w:lang w:val="ru-RU" w:eastAsia="zh-CN"/>
+        </w:rPr>
+      </w:pPr>
+      <w:r>
+        <w:rPr>
+          <w:rFonts w:hint="default"/>
+          <w:lang w:val="ru-RU" w:eastAsia="zh-CN"/>
+        </w:rPr>
+        <w:t>Анна все так же занималась собою и очень много занималась чтением и романов, и серьезных книг, какие были в моде. Кроме того, все предметы, которыми занимался Вронский, она изучала по книгам и специальным журналам.</w:t>
+      </w:r>
+    </w:p>
+    <w:p>
+      <w:pPr>
+        <w:pStyle w:val="12"/>
+        <w:bidi w:val="0"/>
+        <w:rPr>
+          <w:rFonts w:hint="default"/>
+          <w:lang w:val="ru-RU" w:eastAsia="zh-CN"/>
+        </w:rPr>
+      </w:pPr>
+      <w:r>
+        <w:rPr>
+          <w:rFonts w:hint="default"/>
+          <w:lang w:val="ru-RU" w:eastAsia="zh-CN"/>
+        </w:rPr>
+        <w:t>Не надо лишать мужа свободы, чтобы ему не хотелось проверять, есть ли она у него. Наверное, надо хотя бы делать вид, что она у него есть.</w:t>
+      </w:r>
+    </w:p>
+    <w:p>
+      <w:pPr>
+        <w:pStyle w:val="13"/>
+        <w:bidi w:val="0"/>
+        <w:rPr>
+          <w:rFonts w:hint="default"/>
+          <w:lang w:val="ru-RU" w:eastAsia="zh-CN"/>
+        </w:rPr>
+      </w:pPr>
+      <w:r>
+        <w:rPr>
+          <w:rFonts w:hint="default"/>
+          <w:lang w:val="ru-RU" w:eastAsia="zh-CN"/>
+        </w:rPr>
+        <w:t>Но главная забота ее все-таки была она сама, насколько она дорога Вронскому, насколько она может заменить для него все, что он оставил. Вронский ценил это, сделавшееся единственной целью ее жизни, желание не только нравится, но служить ему. Но вместе с тем и тяготился теми любовными сетями, которыми она старалась опутать его. Чем больше проходило времени, чем чаще он видел себя опутанным этими сетями, тем больше ему хотелось не то, что выйти из них, но попробовать, не мешают ли они его свободе. Если бы не это все усиливающееся желание быть свободным, не иметь сцены каждый раз, как ему надо было ехать в город на съезд, на бега, Вронский был бы вполне доволен своей жизнью.</w:t>
+      </w:r>
+    </w:p>
+    <w:p>
+      <w:pPr>
+        <w:pStyle w:val="12"/>
+        <w:bidi w:val="0"/>
+        <w:rPr>
+          <w:rFonts w:hint="default"/>
+          <w:lang w:val="ru-RU" w:eastAsia="zh-CN"/>
+        </w:rPr>
+      </w:pPr>
+      <w:r>
+        <w:rPr>
+          <w:rFonts w:hint="default"/>
+          <w:lang w:val="ru-RU" w:eastAsia="zh-CN"/>
+        </w:rPr>
+        <w:t>Люди занимаются хозяйством и садоводством по привычке и чувству долга, даже если это бесполезно.</w:t>
+      </w:r>
+    </w:p>
+    <w:p>
+      <w:pPr>
+        <w:pStyle w:val="13"/>
+        <w:bidi w:val="0"/>
+        <w:rPr>
+          <w:rFonts w:hint="default"/>
+          <w:lang w:val="ru-RU" w:eastAsia="zh-CN"/>
+        </w:rPr>
+      </w:pPr>
+      <w:r>
+        <w:rPr>
+          <w:rFonts w:hint="default"/>
+          <w:lang w:val="ru-RU" w:eastAsia="zh-CN"/>
+        </w:rPr>
+        <w:t>—</w:t>
+      </w:r>
+    </w:p>
+    <w:p>
+      <w:pPr>
+        <w:pStyle w:val="12"/>
+        <w:bidi w:val="0"/>
+        <w:rPr>
+          <w:rFonts w:hint="default"/>
+          <w:lang w:val="ru-RU" w:eastAsia="zh-CN"/>
+        </w:rPr>
+      </w:pPr>
+      <w:r>
+        <w:rPr>
+          <w:rFonts w:hint="default"/>
+          <w:lang w:val="ru-RU" w:eastAsia="zh-CN"/>
+        </w:rPr>
+        <w:t>Вронский умел спокойно реагировать в споре, когда с ним были не согласны.</w:t>
+      </w:r>
+    </w:p>
+    <w:p>
+      <w:pPr>
+        <w:pStyle w:val="13"/>
+        <w:bidi w:val="0"/>
+        <w:rPr>
+          <w:rFonts w:hint="default"/>
+          <w:lang w:val="ru-RU" w:eastAsia="zh-CN"/>
+        </w:rPr>
+      </w:pPr>
+      <w:r>
+        <w:rPr>
+          <w:rFonts w:hint="default"/>
+          <w:lang w:val="ru-RU" w:eastAsia="zh-CN"/>
+        </w:rPr>
+        <w:t>—</w:t>
+      </w:r>
+    </w:p>
+    <w:p>
+      <w:pPr>
+        <w:pStyle w:val="12"/>
+        <w:bidi w:val="0"/>
+        <w:rPr>
+          <w:rFonts w:hint="default"/>
+          <w:lang w:val="ru-RU" w:eastAsia="zh-CN"/>
+        </w:rPr>
+      </w:pPr>
+      <w:r>
+        <w:rPr>
+          <w:rFonts w:hint="default"/>
+          <w:lang w:val="ru-RU" w:eastAsia="zh-CN"/>
+        </w:rPr>
+        <w:t>Когда хочешь контролировать мужчину, то на все наплевать.</w:t>
+      </w:r>
+    </w:p>
+    <w:p>
+      <w:pPr>
+        <w:pStyle w:val="13"/>
+        <w:bidi w:val="0"/>
+        <w:rPr>
+          <w:rFonts w:hint="default"/>
+          <w:lang w:val="ru-RU" w:eastAsia="zh-CN"/>
+        </w:rPr>
+      </w:pPr>
+      <w:r>
+        <w:rPr>
+          <w:rFonts w:hint="default"/>
+          <w:lang w:val="ru-RU" w:eastAsia="zh-CN"/>
+        </w:rPr>
+        <w:t>Теперь Анна уж признавалась себе, что он тяготится ею, что он с сожалением бросит свою свободу, чтобы вернуться к ней. И, несмотря на то, она рада была, что он приедет. Пускай он тяготится, но будет тут с нею, чтобы она видела его, знала каждое его движение.</w:t>
+      </w:r>
+    </w:p>
+    <w:p>
+      <w:pPr>
+        <w:pStyle w:val="12"/>
+        <w:bidi w:val="0"/>
+        <w:rPr>
+          <w:rFonts w:hint="default"/>
+          <w:lang w:val="ru-RU" w:eastAsia="zh-CN"/>
+        </w:rPr>
+      </w:pPr>
+      <w:r>
+        <w:rPr>
+          <w:rFonts w:hint="default"/>
+          <w:lang w:val="ru-RU" w:eastAsia="zh-CN"/>
+        </w:rPr>
+        <w:t>Анна умела вести беседу деликатно и весело, умела подбирать темы.</w:t>
+      </w:r>
+      <w:r>
+        <w:rPr>
+          <w:rFonts w:hint="default"/>
+          <w:lang w:val="en-US" w:eastAsia="zh-CN"/>
+        </w:rPr>
+        <w:t xml:space="preserve"> </w:t>
+      </w:r>
+      <w:r>
+        <w:rPr>
+          <w:rFonts w:hint="default"/>
+          <w:lang w:val="ru-RU" w:eastAsia="zh-CN"/>
+        </w:rPr>
+        <w:t>Вронскому она задавала такие вопросы, отвечая на которые он выглядел успешным. Надо научиться так спрашивать и веселить, даже когда плохое настроение, чтобы не скандалить еще больше, вместо ругани.</w:t>
+      </w:r>
+    </w:p>
+    <w:p>
+      <w:pPr>
+        <w:pStyle w:val="13"/>
+        <w:bidi w:val="0"/>
+        <w:rPr>
+          <w:rFonts w:hint="default"/>
+          <w:lang w:val="ru-RU" w:eastAsia="zh-CN"/>
+        </w:rPr>
+      </w:pPr>
+      <w:r>
+        <w:rPr>
+          <w:rFonts w:hint="default"/>
+          <w:lang w:val="ru-RU" w:eastAsia="zh-CN"/>
+        </w:rPr>
+        <w:t>Анна умела вопросами вызвать его на то самое, что веселило его, на его успех. Она рассказала ему все, что интересовало его дома. И все сведения ее были самые веселые.</w:t>
+      </w:r>
+    </w:p>
+    <w:p>
+      <w:pPr>
+        <w:pStyle w:val="12"/>
+        <w:bidi w:val="0"/>
+        <w:rPr>
+          <w:rFonts w:hint="default"/>
+          <w:lang w:val="ru-RU" w:eastAsia="zh-CN"/>
+        </w:rPr>
+      </w:pPr>
+      <w:r>
+        <w:rPr>
+          <w:rFonts w:hint="default"/>
+          <w:lang w:val="ru-RU" w:eastAsia="zh-CN"/>
+        </w:rPr>
+        <w:t>Надо почаще представлять, как мужа и меня воспринимают другие.</w:t>
+      </w:r>
+    </w:p>
+    <w:p>
+      <w:pPr>
+        <w:pStyle w:val="13"/>
+        <w:bidi w:val="0"/>
+        <w:rPr>
+          <w:rFonts w:hint="default"/>
+          <w:lang w:val="ru-RU" w:eastAsia="zh-CN"/>
+        </w:rPr>
+      </w:pPr>
+      <w:r>
+        <w:rPr>
+          <w:rFonts w:hint="default"/>
+          <w:lang w:val="ru-RU" w:eastAsia="zh-CN"/>
+        </w:rPr>
+        <w:t>Для других она знала, он не представлялся жалким. Напротив, когда Кити в обществе смотрела на него, как иногда смотрят на любимого человека, стараясь видеть его как будто чужого, чтобы определить себе то впечатление, которое он производит на других, она видела, со страхом даже для своей ревности, что он не только не жалок, но очень привлекателен своей порядочностью. Но она видела его не извне, а изнутри. Она видела, что он здесь ненастоящий.</w:t>
+      </w:r>
+    </w:p>
+    <w:p>
+      <w:pPr>
+        <w:pStyle w:val="12"/>
+        <w:bidi w:val="0"/>
+        <w:rPr>
+          <w:rFonts w:hint="default"/>
+          <w:lang w:val="ru-RU" w:eastAsia="zh-CN"/>
+        </w:rPr>
+      </w:pPr>
+      <w:r>
+        <w:rPr>
+          <w:rFonts w:hint="default"/>
+          <w:lang w:val="ru-RU" w:eastAsia="zh-CN"/>
+        </w:rPr>
+        <w:t>Кити гордится, что безразлична к бывшему и была спокойна при встрече. Она представляла, как бы муж ее видел и был доволен, но признает, что при нем бы смутилась. Она бы хотела, чтобы он увидел ее издалека. Я тоже во многих ситуациях смутилась бы при муже, но хотела бы как-то потом показать, как я была :)</w:t>
+      </w:r>
+    </w:p>
+    <w:p>
+      <w:pPr>
+        <w:pStyle w:val="13"/>
+        <w:bidi w:val="0"/>
+        <w:rPr>
+          <w:rFonts w:hint="default"/>
+          <w:lang w:val="ru-RU" w:eastAsia="zh-CN"/>
+        </w:rPr>
+      </w:pPr>
+      <w:r>
+        <w:rPr>
+          <w:rFonts w:hint="default"/>
+          <w:lang w:val="ru-RU" w:eastAsia="zh-CN"/>
+        </w:rPr>
+        <w:t>Она была уже вполне готова смотреть на Вронского, говорить с ним, если нужно, точно так же, как она говорила с княгиней. И, главное, так, чтобы все до последней интонации улыбки было одобрено мужем, которого невидимое присутствие она как будто чувствовала над собой в эту минуту.</w:t>
+      </w:r>
+    </w:p>
+    <w:p>
+      <w:pPr>
+        <w:pStyle w:val="13"/>
+        <w:bidi w:val="0"/>
+        <w:rPr>
+          <w:rFonts w:hint="default"/>
+          <w:lang w:val="ru-RU" w:eastAsia="zh-CN"/>
+        </w:rPr>
+      </w:pPr>
+      <w:r>
+        <w:rPr>
+          <w:rFonts w:hint="default"/>
+          <w:lang w:val="ru-RU" w:eastAsia="zh-CN"/>
+        </w:rPr>
+        <w:t>— Мне очень жаль, что тебя не было, — сказала она, — не то, что тебя не было в комнате, я бы не была так естественно при тебе, но что ты не мог видеть в щелку.</w:t>
+      </w:r>
+    </w:p>
+    <w:p>
+      <w:pPr>
+        <w:pStyle w:val="12"/>
+        <w:bidi w:val="0"/>
+        <w:rPr>
+          <w:rFonts w:hint="default"/>
+          <w:lang w:val="ru-RU" w:eastAsia="zh-CN"/>
+        </w:rPr>
+      </w:pPr>
+      <w:r>
+        <w:rPr>
+          <w:rFonts w:hint="default"/>
+          <w:lang w:val="ru-RU" w:eastAsia="zh-CN"/>
+        </w:rPr>
+        <w:t>Тогда тоже в городе все было дорого и ездить долго, но зато все можно просто было устроить. Сначала Левин соотносил, сколько в селе на это можно купить и как тяжело столько заработать, а потом перестал.</w:t>
+      </w:r>
+    </w:p>
+    <w:p>
+      <w:pPr>
+        <w:pStyle w:val="13"/>
+        <w:bidi w:val="0"/>
+        <w:rPr>
+          <w:rFonts w:hint="default"/>
+          <w:lang w:val="ru-RU" w:eastAsia="zh-CN"/>
+        </w:rPr>
+      </w:pPr>
+      <w:r>
+        <w:rPr>
+          <w:rFonts w:hint="default"/>
+          <w:lang w:val="ru-RU" w:eastAsia="zh-CN"/>
+        </w:rPr>
+        <w:t>Левина уже не поражало теперь, как в первое время его жизни в Москве, что нужно было запрягать в тяжелую карету пару сильных лошадей, провести эту карету по снежному месиву четверть версты и стоять там 4 часа, заплатив за это 5 рублей. Теперь уже это казалось ему натурально.</w:t>
+      </w:r>
+    </w:p>
+    <w:p>
+      <w:pPr>
+        <w:pStyle w:val="13"/>
+        <w:bidi w:val="0"/>
+        <w:rPr>
+          <w:rFonts w:hint="default"/>
+          <w:lang w:val="ru-RU" w:eastAsia="zh-CN"/>
+        </w:rPr>
+      </w:pPr>
+      <w:r>
+        <w:rPr>
+          <w:rFonts w:hint="default"/>
+          <w:lang w:val="ru-RU" w:eastAsia="zh-CN"/>
+        </w:rPr>
+        <w:t>— Вели извозчику привезти пару в нашу карету, — сказал он.</w:t>
+      </w:r>
+    </w:p>
+    <w:p>
+      <w:pPr>
+        <w:pStyle w:val="13"/>
+        <w:bidi w:val="0"/>
+        <w:rPr>
+          <w:rFonts w:hint="default"/>
+          <w:lang w:val="ru-RU" w:eastAsia="zh-CN"/>
+        </w:rPr>
+      </w:pPr>
+      <w:r>
+        <w:rPr>
+          <w:rFonts w:hint="default"/>
+          <w:lang w:val="ru-RU" w:eastAsia="zh-CN"/>
+        </w:rPr>
+        <w:t>И так просто и легко разрешив, благодаря городским условиям затруднения, которое в деревне потребовало бы столько личного труда и внимания, Левин вышел на крыльцо и, кликнув извозчика, сел и поехал.</w:t>
+      </w:r>
+    </w:p>
+    <w:p>
+      <w:pPr>
+        <w:pStyle w:val="13"/>
+        <w:bidi w:val="0"/>
+        <w:rPr>
+          <w:rFonts w:hint="default"/>
+          <w:lang w:val="ru-RU" w:eastAsia="zh-CN"/>
+        </w:rPr>
+      </w:pPr>
+      <w:r>
+        <w:rPr>
+          <w:rFonts w:hint="default"/>
+          <w:lang w:val="ru-RU" w:eastAsia="zh-CN"/>
+        </w:rPr>
+        <w:t>Только в самое первое время в Москве те странные деревенскому жителю, непроизводительные, но неизбежные расходы, которые потребовались от него со всех сторон, поражали Левина. Но теперь он уже привык к ним. Соответствует ли труд, положенный на приобретение денег, тому удовольствию, которое доставляет покупаемое на них, — это соображение уж давно было потеряно.</w:t>
+      </w:r>
+    </w:p>
+    <w:p>
+      <w:pPr>
+        <w:pStyle w:val="12"/>
+        <w:bidi w:val="0"/>
+        <w:rPr>
+          <w:rFonts w:hint="default"/>
+          <w:lang w:val="ru-RU" w:eastAsia="zh-CN"/>
+        </w:rPr>
+      </w:pPr>
+      <w:r>
+        <w:rPr>
+          <w:rFonts w:hint="default"/>
+          <w:lang w:val="ru-RU" w:eastAsia="zh-CN"/>
+        </w:rPr>
+        <w:t>Иногда можно не соглашаться, но и не перебивать, а даже испытать удовольствие, слушая чужое мнение.</w:t>
+      </w:r>
+    </w:p>
+    <w:p>
+      <w:pPr>
+        <w:pStyle w:val="13"/>
+        <w:bidi w:val="0"/>
+        <w:rPr>
+          <w:rFonts w:hint="default"/>
+          <w:lang w:val="ru-RU" w:eastAsia="zh-CN"/>
+        </w:rPr>
+      </w:pPr>
+      <w:r>
+        <w:rPr>
+          <w:rFonts w:hint="default"/>
+          <w:lang w:val="ru-RU" w:eastAsia="zh-CN"/>
+        </w:rPr>
+        <w:t>Ему хотелось перебить его, чтобы сказать свою мысль, которая, по его мнению, должна была сделать излишним дальнейшее изложение. Но потом, убедившись, что они до такой степени различно смотрят на дело, что никогда не поймут друг друга, он уже и не противоречил и только слушал. Несмотря на то, что ему теперь уж вовсе не было интересно то, что тот говорил, он испытывал, однако, некоторое удовольствие, слушая его.</w:t>
+      </w:r>
+    </w:p>
+    <w:p>
+      <w:pPr>
+        <w:pStyle w:val="12"/>
+        <w:bidi w:val="0"/>
+        <w:rPr>
+          <w:rFonts w:hint="default"/>
+          <w:lang w:val="ru-RU" w:eastAsia="zh-CN"/>
+        </w:rPr>
+      </w:pPr>
+      <w:r>
+        <w:rPr>
+          <w:rFonts w:hint="default"/>
+          <w:lang w:val="ru-RU" w:eastAsia="zh-CN"/>
+        </w:rPr>
+        <w:t>Со стороны кажется, что Анна легко переносит свою позорную изоляцию.</w:t>
+      </w:r>
+    </w:p>
+    <w:p>
+      <w:pPr>
+        <w:pStyle w:val="13"/>
+        <w:bidi w:val="0"/>
+        <w:rPr>
+          <w:rFonts w:hint="default"/>
+          <w:lang w:val="ru-RU" w:eastAsia="zh-CN"/>
+        </w:rPr>
+      </w:pPr>
+      <w:r>
+        <w:rPr>
+          <w:rFonts w:hint="default"/>
+          <w:lang w:val="ru-RU" w:eastAsia="zh-CN"/>
+        </w:rPr>
+        <w:t>Она, ожидая этого развода здесь, в Москве, где все его и ее знают, живет три месяца, никуда не выезжает и никого не видит, потому что не хочет, чтобы к ней ездили из милости. Так вот, в этом положении другая женщина не могла бы найти в себе ресурсов. Она же, вот ты увидишь, как она устроила свою жизнь, как она спокойна, достойна.</w:t>
+      </w:r>
+    </w:p>
+    <w:p>
+      <w:pPr>
+        <w:pStyle w:val="12"/>
+        <w:bidi w:val="0"/>
+        <w:rPr>
+          <w:rFonts w:hint="default"/>
+          <w:lang w:val="ru-RU" w:eastAsia="zh-CN"/>
+        </w:rPr>
+      </w:pPr>
+      <w:r>
+        <w:rPr>
+          <w:rFonts w:hint="default"/>
+          <w:lang w:val="ru-RU" w:eastAsia="zh-CN"/>
+        </w:rPr>
+        <w:t>Анна умела создать непринужденную обстановку и нравилась людям. В ее присутствии гости чувствовали себя умными и им было комфортно. Она могла сделать так, чтобы человек понимал, что он понравился. Но она притворяется, так как периодически задумывается, щурится, злится на мгновение.</w:t>
+      </w:r>
+    </w:p>
+    <w:p>
+      <w:pPr>
+        <w:pStyle w:val="13"/>
+        <w:bidi w:val="0"/>
+        <w:rPr>
+          <w:rFonts w:hint="default"/>
+          <w:lang w:val="ru-RU" w:eastAsia="zh-CN"/>
+        </w:rPr>
+      </w:pPr>
+      <w:r>
+        <w:rPr>
+          <w:rFonts w:hint="default"/>
+          <w:lang w:val="ru-RU" w:eastAsia="zh-CN"/>
+        </w:rPr>
+        <w:t>И в том спокойствии, с которым она протянула ему маленькую и энергическую руку, были знакомые и приятные Левину приемы женщины большого света, всегда спокойной и естественной. Она говорила свободно и неторопливо, изредка переводя свой взгляд с Левина на брата, и Левин чувствовал, что впечатление, произведенное им, было хорошее, и ему с нею тотчас же стало легко, просто и приятно, как будто он с детства знал ее.</w:t>
+      </w:r>
+    </w:p>
+    <w:p>
+      <w:pPr>
+        <w:pStyle w:val="13"/>
+        <w:bidi w:val="0"/>
+        <w:rPr>
+          <w:rFonts w:hint="default"/>
+          <w:lang w:val="ru-RU" w:eastAsia="zh-CN"/>
+        </w:rPr>
+      </w:pPr>
+      <w:r>
+        <w:rPr>
+          <w:rFonts w:hint="default"/>
+          <w:lang w:val="ru-RU" w:eastAsia="zh-CN"/>
+        </w:rPr>
+        <w:t>Анна говорила не только естественно, умно, но умно и небрежно, не приписывая никакой цены своим мыслям, а придавая большую цену мыслям собеседника. Никогда еще ни одна умная вещь, сказанная Левиным, не доставляла ему такого удовольствия, как эта. Лицо Анны вдруг все просияло, когда она вдруг оценила эту мысль.</w:t>
+      </w:r>
+    </w:p>
+    <w:p>
+      <w:pPr>
+        <w:pStyle w:val="13"/>
+        <w:bidi w:val="0"/>
+        <w:rPr>
+          <w:rFonts w:hint="default"/>
+          <w:lang w:val="ru-RU" w:eastAsia="zh-CN"/>
+        </w:rPr>
+      </w:pPr>
+      <w:r>
+        <w:rPr>
+          <w:rFonts w:hint="default"/>
+          <w:lang w:val="ru-RU" w:eastAsia="zh-CN"/>
+        </w:rPr>
+        <w:t>Вдруг он был поражен переменой ее выражения. Прежде столь прекрасное в своем спокойствии, ее лицо вдруг выразило странное любопытство, гнев и гордость. Но это продолжалось только одну минуту. Она сощурилась, как бы вспоминая что-то.</w:t>
+      </w:r>
+    </w:p>
+    <w:p>
+      <w:pPr>
+        <w:pStyle w:val="12"/>
+        <w:bidi w:val="0"/>
+        <w:rPr>
+          <w:rFonts w:hint="default"/>
+          <w:lang w:val="ru-RU" w:eastAsia="zh-CN"/>
+        </w:rPr>
+      </w:pPr>
+      <w:r>
+        <w:rPr>
+          <w:rFonts w:hint="default"/>
+          <w:lang w:val="ru-RU" w:eastAsia="zh-CN"/>
+        </w:rPr>
+        <w:t>Еще Анна нравится людям тем, что она не стесняется жаловаться . А мне наоборот, это не нравится ни в себе, ни в других.</w:t>
+      </w:r>
+    </w:p>
+    <w:p>
+      <w:pPr>
+        <w:pStyle w:val="13"/>
+        <w:bidi w:val="0"/>
+        <w:rPr>
+          <w:rFonts w:hint="default"/>
+          <w:lang w:val="ru-RU" w:eastAsia="zh-CN"/>
+        </w:rPr>
+      </w:pPr>
+      <w:r>
+        <w:rPr>
+          <w:rFonts w:hint="default"/>
+          <w:lang w:val="ru-RU" w:eastAsia="zh-CN"/>
+        </w:rPr>
+        <w:t>И Левин увидал еще новую черту в этой так необыкновенно понравившейся ему женщине. Кроме ума, грации и красоты, в ней была правдивость,. Она от него не хотела скрывать всей тяжести своего положения. «Какая удивительная, милая и жалкая женщина», — думал он.</w:t>
+      </w:r>
+    </w:p>
+    <w:p>
+      <w:pPr>
+        <w:pStyle w:val="12"/>
+        <w:bidi w:val="0"/>
+        <w:rPr>
+          <w:rFonts w:hint="default"/>
+          <w:lang w:val="ru-RU" w:eastAsia="zh-CN"/>
+        </w:rPr>
+      </w:pPr>
+      <w:r>
+        <w:rPr>
+          <w:rFonts w:hint="default"/>
+          <w:lang w:val="ru-RU" w:eastAsia="zh-CN"/>
+        </w:rPr>
+        <w:t>Надо учиться так готовить и подкидывать темы разговора, комментировать, чтобы было интересно беседовать.</w:t>
+      </w:r>
+    </w:p>
+    <w:p>
+      <w:pPr>
+        <w:pStyle w:val="13"/>
+        <w:bidi w:val="0"/>
+        <w:rPr>
+          <w:rFonts w:hint="default"/>
+          <w:lang w:val="ru-RU" w:eastAsia="zh-CN"/>
+        </w:rPr>
+      </w:pPr>
+      <w:r>
+        <w:rPr>
+          <w:rFonts w:hint="default"/>
+          <w:lang w:val="ru-RU" w:eastAsia="zh-CN"/>
+        </w:rPr>
+        <w:t>За чаем продолжался тот же приятный, полный содержания разговор. Не только не было ни одной минуты, чтобы надо было отыскивать предмет для разговора, но, напротив, чувствовалось, что не успеваешь сказать того, что хочешь, и охотно удерживаешься, слушая, что говорит другой. И все,  что ни говорили, не только сама Анна, но и остальные гости, — все получило, как казалось Левину, благодаря ее вниманию и замечаниям, особенное значение.</w:t>
+      </w:r>
+    </w:p>
+    <w:p>
+      <w:pPr>
+        <w:pStyle w:val="12"/>
+        <w:bidi w:val="0"/>
+        <w:rPr>
+          <w:rFonts w:hint="default"/>
+          <w:lang w:val="ru-RU" w:eastAsia="zh-CN"/>
+        </w:rPr>
+      </w:pPr>
+      <w:r>
+        <w:rPr>
+          <w:rFonts w:hint="default"/>
+          <w:lang w:val="ru-RU" w:eastAsia="zh-CN"/>
+        </w:rPr>
+        <w:t>Но Анна не просто пытается развлечь гостей, а из спортивного интереса старается влюбить в себя всех мужчин. Это мерзко и я всегда боюсь, чтобы мое поведение не сочли кокетством, а таких женщин стараюсь избегать.</w:t>
+      </w:r>
+    </w:p>
+    <w:p>
+      <w:pPr>
+        <w:pStyle w:val="13"/>
+        <w:bidi w:val="0"/>
+        <w:rPr>
+          <w:rFonts w:hint="default"/>
+          <w:lang w:val="ru-RU" w:eastAsia="zh-CN"/>
+        </w:rPr>
+      </w:pPr>
+      <w:r>
+        <w:rPr>
+          <w:rFonts w:hint="default"/>
+          <w:lang w:val="ru-RU" w:eastAsia="zh-CN"/>
+        </w:rPr>
+        <w:t>Было что-то не то в нежной жалости, которую Левин испытывал к Анне.</w:t>
+      </w:r>
+    </w:p>
+    <w:p>
+      <w:pPr>
+        <w:pStyle w:val="13"/>
+        <w:bidi w:val="0"/>
+        <w:rPr>
+          <w:rFonts w:hint="default"/>
+          <w:lang w:val="ru-RU" w:eastAsia="zh-CN"/>
+        </w:rPr>
+      </w:pPr>
+      <w:r>
+        <w:rPr>
+          <w:rFonts w:hint="default"/>
+          <w:lang w:val="ru-RU" w:eastAsia="zh-CN"/>
+        </w:rPr>
+        <w:t>— Ты влюбился в эту гадкую женщину, она обворожила тебя. Я видела по твоим глазам.</w:t>
+      </w:r>
+    </w:p>
+    <w:p>
+      <w:pPr>
+        <w:pStyle w:val="13"/>
+        <w:bidi w:val="0"/>
+        <w:rPr>
+          <w:rFonts w:hint="default"/>
+          <w:lang w:val="ru-RU" w:eastAsia="zh-CN"/>
+        </w:rPr>
+      </w:pPr>
+      <w:r>
+        <w:rPr>
+          <w:rFonts w:hint="default"/>
+          <w:lang w:val="ru-RU" w:eastAsia="zh-CN"/>
+        </w:rPr>
+        <w:t>Долго Левин не мог успокоить жену. Наконец он успокоил ее, только признавшись, что чувство жалости в соединении с вином сбили его и он поддался хитрому влиянию Анны и что он будет избегать ее.</w:t>
+      </w:r>
+    </w:p>
+    <w:p>
+      <w:pPr>
+        <w:pStyle w:val="13"/>
+        <w:bidi w:val="0"/>
+        <w:rPr>
+          <w:rFonts w:hint="default"/>
+          <w:lang w:val="ru-RU" w:eastAsia="zh-CN"/>
+        </w:rPr>
+      </w:pPr>
+      <w:r>
+        <w:rPr>
+          <w:rFonts w:hint="default"/>
+          <w:lang w:val="ru-RU" w:eastAsia="zh-CN"/>
+        </w:rPr>
+        <w:t>Хотя Анна бессознательно (как она действовала в это последнее время в отношении ко всем молодым мужчинам), целый вечер делала все возможное для того, чтобы возбудить в Левине чувство любви к себе, и хотя она знала, что она достигла этого, насколько это возможно в отношении к женатому честному человеку и в один вечер, и хотя он очень понравился ей, как только он вышел из комнаты, она перестала думать о нем.</w:t>
+      </w:r>
+    </w:p>
+    <w:p>
+      <w:pPr>
+        <w:pStyle w:val="12"/>
+        <w:bidi w:val="0"/>
+        <w:rPr>
+          <w:rFonts w:hint="default"/>
+          <w:lang w:val="ru-RU" w:eastAsia="zh-CN"/>
+        </w:rPr>
+      </w:pPr>
+      <w:r>
+        <w:rPr>
+          <w:rFonts w:hint="default"/>
+          <w:lang w:val="ru-RU" w:eastAsia="zh-CN"/>
+        </w:rPr>
+        <w:t>Анна ревнует и обижается, что Вронский отстаивает свободу и поэтому пугает его, но понимает, что эта угроза одноразовая. Папа меня также учил, что второй раз угрозу не применишь.</w:t>
+      </w:r>
+    </w:p>
+    <w:p>
+      <w:pPr>
+        <w:pStyle w:val="13"/>
+        <w:bidi w:val="0"/>
+        <w:rPr>
+          <w:rFonts w:hint="default"/>
+          <w:lang w:val="ru-RU" w:eastAsia="zh-CN"/>
+        </w:rPr>
+      </w:pPr>
+      <w:r>
+        <w:rPr>
+          <w:rFonts w:hint="default"/>
+          <w:lang w:val="ru-RU" w:eastAsia="zh-CN"/>
+        </w:rPr>
+        <w:t>И она, вспомнив те слова, которые дали ей победу, а именно: «Я близка к ужасному несчастью и боюсь себя», — поняла, что оружие это опасно и что его нельзя будет употребить в другой раз.</w:t>
+      </w:r>
+    </w:p>
+    <w:p>
+      <w:pPr>
+        <w:pStyle w:val="12"/>
+        <w:bidi w:val="0"/>
+        <w:rPr>
+          <w:rFonts w:hint="default"/>
+          <w:lang w:val="ru-RU" w:eastAsia="zh-CN"/>
+        </w:rPr>
+      </w:pPr>
+      <w:r>
+        <w:rPr>
+          <w:rFonts w:hint="default"/>
+          <w:lang w:val="ru-RU" w:eastAsia="zh-CN"/>
+        </w:rPr>
+        <w:t>Действительно ли место и обстановка делают нас такими ленивцами? Мы так же живем.</w:t>
+      </w:r>
+    </w:p>
+    <w:p>
+      <w:pPr>
+        <w:pStyle w:val="13"/>
+        <w:bidi w:val="0"/>
+        <w:rPr>
+          <w:rFonts w:hint="default"/>
+          <w:lang w:val="ru-RU" w:eastAsia="zh-CN"/>
+        </w:rPr>
+      </w:pPr>
+      <w:r>
+        <w:rPr>
+          <w:rFonts w:hint="default"/>
+          <w:lang w:val="ru-RU" w:eastAsia="zh-CN"/>
+        </w:rPr>
+        <w:t>Петербург физически приятно действовал на Степана Аркадьевича. Он молодил его. В Москве он поглядывал иногда на седину и засыпал после обеда.</w:t>
+      </w:r>
+    </w:p>
+    <w:p>
+      <w:pPr>
+        <w:pStyle w:val="13"/>
+        <w:bidi w:val="0"/>
+        <w:rPr>
+          <w:rFonts w:hint="default"/>
+          <w:lang w:val="ru-RU" w:eastAsia="zh-CN"/>
+        </w:rPr>
+      </w:pPr>
+      <w:r>
+        <w:rPr>
+          <w:rFonts w:hint="default"/>
+          <w:lang w:val="ru-RU" w:eastAsia="zh-CN"/>
+        </w:rPr>
+        <w:t>— Мы здесь не умеем жить», — говорил Петр Облонский. — Поверишь ли, я провел это лето в Бадене. Ну, право, я чувствовал себя совсем молодым человеком. Пообедаешь, выпьешь слегка, — сила, бодрость. Приехал в Россию, не поверишь, через две недели надел халат, перестал одеваться к обеду. Совсем стал старик.</w:t>
+      </w:r>
+    </w:p>
+    <w:p>
+      <w:pPr>
+        <w:pStyle w:val="13"/>
+        <w:bidi w:val="0"/>
+        <w:rPr>
+          <w:rFonts w:hint="default"/>
+          <w:lang w:val="ru-RU" w:eastAsia="zh-CN"/>
+        </w:rPr>
+      </w:pPr>
+      <w:r>
+        <w:rPr>
+          <w:rFonts w:hint="default"/>
+          <w:lang w:val="ru-RU" w:eastAsia="zh-CN"/>
+        </w:rPr>
+        <w:t>Степан Аркадьевич точно ту же разницу чувствовал, как и Петр Облонский. В Москве он так опускался, что в самом деле, если бы пожить там долго, дошел бы чего доброго и до спасения души.</w:t>
+      </w:r>
+    </w:p>
+    <w:p>
+      <w:pPr>
+        <w:pStyle w:val="12"/>
+        <w:bidi w:val="0"/>
+        <w:rPr>
+          <w:rFonts w:hint="default"/>
+          <w:lang w:val="ru-RU" w:eastAsia="zh-CN"/>
+        </w:rPr>
+      </w:pPr>
+      <w:r>
+        <w:rPr>
+          <w:rFonts w:hint="default"/>
+          <w:lang w:val="ru-RU" w:eastAsia="zh-CN"/>
+        </w:rPr>
+        <w:t>Анна считает, что Вронскому наплевать на ее внешность, раз он хочет детей.</w:t>
+      </w:r>
+    </w:p>
+    <w:p>
+      <w:pPr>
+        <w:pStyle w:val="13"/>
+        <w:bidi w:val="0"/>
+        <w:rPr>
+          <w:rFonts w:hint="default"/>
+          <w:lang w:val="ru-RU" w:eastAsia="zh-CN"/>
+        </w:rPr>
+      </w:pPr>
+      <w:r>
+        <w:rPr>
+          <w:rFonts w:hint="default"/>
+          <w:lang w:val="ru-RU" w:eastAsia="zh-CN"/>
+        </w:rPr>
+        <w:t>Вопрос о возможности иметь детей был давно спорный и раздражавший ее. Его желание иметь детей она объясняла себе тем, что он не дорожил ее красотой.</w:t>
+      </w:r>
+    </w:p>
+    <w:p>
+      <w:pPr>
+        <w:pStyle w:val="12"/>
+        <w:bidi w:val="0"/>
+        <w:rPr>
+          <w:rFonts w:hint="default"/>
+          <w:lang w:val="ru-RU" w:eastAsia="zh-CN"/>
+        </w:rPr>
+      </w:pPr>
+      <w:r>
+        <w:rPr>
+          <w:rFonts w:hint="default"/>
+          <w:lang w:val="ru-RU" w:eastAsia="zh-CN"/>
+        </w:rPr>
+        <w:t>Как люди додумывают того, что им не говорили, и на это обижаются.</w:t>
+      </w:r>
+    </w:p>
+    <w:p>
+      <w:pPr>
+        <w:pStyle w:val="13"/>
+        <w:bidi w:val="0"/>
+        <w:rPr>
+          <w:rFonts w:hint="default"/>
+          <w:lang w:val="ru-RU" w:eastAsia="zh-CN"/>
+        </w:rPr>
+      </w:pPr>
+      <w:r>
+        <w:rPr>
+          <w:rFonts w:hint="default"/>
+          <w:lang w:val="ru-RU" w:eastAsia="zh-CN"/>
+        </w:rPr>
+        <w:t xml:space="preserve">Вспоминая все те жестокие слова, которые он сказал, Анна придумывала еще те слова, которые он, очевидно, желал и мог сказать ей, и все более и более раздражалась. </w:t>
+      </w:r>
+    </w:p>
+    <w:p>
+      <w:pPr>
+        <w:pStyle w:val="13"/>
+        <w:bidi w:val="0"/>
+        <w:rPr>
+          <w:rFonts w:hint="default"/>
+          <w:lang w:val="ru-RU" w:eastAsia="zh-CN"/>
+        </w:rPr>
+      </w:pPr>
+      <w:r>
+        <w:rPr>
+          <w:rFonts w:hint="default"/>
+          <w:lang w:val="ru-RU" w:eastAsia="zh-CN"/>
+        </w:rPr>
+        <w:t xml:space="preserve">«Я вас не держу», – мог сказать он. — Вы можете идти, куда хотите. Вы не хотели разводиться с вашим мужем, вероятно, чтобы вернуться к нему. Вернитесь. Если вам нужны деньги, я дам вам. Сколько? Сколько нужно вам рублей?» </w:t>
+      </w:r>
+    </w:p>
+    <w:p>
+      <w:pPr>
+        <w:pStyle w:val="13"/>
+        <w:bidi w:val="0"/>
+        <w:rPr>
+          <w:rFonts w:hint="default"/>
+          <w:lang w:val="ru-RU" w:eastAsia="zh-CN"/>
+        </w:rPr>
+      </w:pPr>
+      <w:r>
+        <w:rPr>
+          <w:rFonts w:hint="default"/>
+          <w:lang w:val="ru-RU" w:eastAsia="zh-CN"/>
+        </w:rPr>
+        <w:t>Все самые жестокие слова, которые мог сказать грубый человек, он сказал ей в ее воображении, и она не прощала их ему, как будто он действительно сказал их.</w:t>
+      </w:r>
+    </w:p>
+    <w:p>
+      <w:pPr>
+        <w:pStyle w:val="12"/>
+        <w:bidi w:val="0"/>
+        <w:rPr>
+          <w:rFonts w:hint="default"/>
+          <w:lang w:val="ru-RU" w:eastAsia="zh-CN"/>
+        </w:rPr>
+      </w:pPr>
+      <w:r>
+        <w:rPr>
+          <w:rFonts w:hint="default"/>
+          <w:lang w:val="ru-RU" w:eastAsia="zh-CN"/>
+        </w:rPr>
+        <w:t>Как истеричка придумала проверку и за это хотела умереть, чтобы наказать.</w:t>
+      </w:r>
+    </w:p>
+    <w:p>
+      <w:pPr>
+        <w:pStyle w:val="13"/>
+        <w:bidi w:val="0"/>
+        <w:rPr>
+          <w:rFonts w:hint="default"/>
+          <w:lang w:val="ru-RU" w:eastAsia="zh-CN"/>
+        </w:rPr>
+      </w:pPr>
+      <w:r>
+        <w:rPr>
+          <w:rFonts w:hint="default"/>
+          <w:lang w:val="ru-RU" w:eastAsia="zh-CN"/>
+        </w:rPr>
+        <w:t>Приказав передать ему, что у нее голова болит, она загадала себе: «Если он придет, несмотря на слова горничной, то значит он еще любит. Если же нет, то, значит все кончено!»</w:t>
+      </w:r>
+    </w:p>
+    <w:p>
+      <w:pPr>
+        <w:pStyle w:val="13"/>
+        <w:bidi w:val="0"/>
+        <w:rPr>
+          <w:rFonts w:hint="default"/>
+          <w:lang w:val="ru-RU" w:eastAsia="zh-CN"/>
+        </w:rPr>
+      </w:pPr>
+      <w:r>
+        <w:rPr>
+          <w:rFonts w:hint="default"/>
+          <w:lang w:val="ru-RU" w:eastAsia="zh-CN"/>
+        </w:rPr>
+        <w:t>Он поверил тому, что ему сказали, и пошел к себе. Стало быть, все было кончено. И смерть, как единственное средство восстановить в его сердце любовь к ней, наказать его и одержать победу в той борьбе, которую поселившийся в ее сердце злой дух вел с ним, ясно и живо представилась ей. Теперь было все равно, ехать или не ехать в Воздвиженское, получить или не получить от мужа развод. Все было не нужно, нужно было одно — наказать его.</w:t>
+      </w:r>
+    </w:p>
+    <w:p>
+      <w:pPr>
+        <w:pStyle w:val="12"/>
+        <w:bidi w:val="0"/>
+        <w:rPr>
+          <w:rFonts w:hint="default"/>
+          <w:lang w:val="ru-RU" w:eastAsia="zh-CN"/>
+        </w:rPr>
+      </w:pPr>
+      <w:r>
+        <w:rPr>
+          <w:rFonts w:hint="default"/>
+          <w:lang w:val="ru-RU" w:eastAsia="zh-CN"/>
+        </w:rPr>
+        <w:t>Анна фантазирует, как бы могла отравиться а Вронсий бы раскаивался. Но когда в комнате внезапно стало темно, она испугалась и передумала умирать.</w:t>
+      </w:r>
+    </w:p>
+    <w:p>
+      <w:pPr>
+        <w:pStyle w:val="13"/>
+        <w:bidi w:val="0"/>
+        <w:rPr>
+          <w:rFonts w:hint="default"/>
+          <w:lang w:val="ru-RU" w:eastAsia="zh-CN"/>
+        </w:rPr>
+      </w:pPr>
+      <w:r>
+        <w:rPr>
+          <w:rFonts w:hint="default"/>
+          <w:lang w:val="ru-RU" w:eastAsia="zh-CN"/>
+        </w:rPr>
+        <w:t>—</w:t>
+      </w:r>
+    </w:p>
+    <w:p>
+      <w:pPr>
+        <w:pStyle w:val="12"/>
+        <w:bidi w:val="0"/>
+        <w:rPr>
+          <w:rFonts w:hint="default"/>
+          <w:lang w:val="ru-RU" w:eastAsia="zh-CN"/>
+        </w:rPr>
+      </w:pPr>
+      <w:r>
+        <w:rPr>
+          <w:rFonts w:hint="default"/>
+          <w:lang w:val="ru-RU" w:eastAsia="zh-CN"/>
+        </w:rPr>
+        <w:t>Я также, когда спит или уехал, — добрая и люблю, а наяву — сержусь на что-нибудь. Иногда есть повод, а иногда - будто стесняюсь или боюсь чего-то и может из-за этого раздражаюсь.</w:t>
+      </w:r>
+    </w:p>
+    <w:p>
+      <w:pPr>
+        <w:pStyle w:val="13"/>
+        <w:bidi w:val="0"/>
+        <w:rPr>
+          <w:rFonts w:hint="default"/>
+          <w:lang w:val="ru-RU" w:eastAsia="zh-CN"/>
+        </w:rPr>
+      </w:pPr>
+      <w:r>
+        <w:rPr>
+          <w:rFonts w:hint="default"/>
+          <w:lang w:val="ru-RU" w:eastAsia="zh-CN"/>
+        </w:rPr>
+        <w:t>Теперь, когда он спал, она любила его так, что при виде его не могла удержать слез нежности. Но она знала, что если бы он проснулся, то он посмотрел бы на нее холодным, сознающим свою правоту взглядом, и что, прежде чем говорить ему о своей любви, она должна была бы доказать ему, как он был виноват пред ней.</w:t>
+      </w:r>
+    </w:p>
+    <w:p>
+      <w:pPr>
+        <w:pStyle w:val="13"/>
+        <w:bidi w:val="0"/>
+        <w:rPr>
+          <w:rFonts w:hint="default"/>
+          <w:lang w:val="ru-RU" w:eastAsia="zh-CN"/>
+        </w:rPr>
+      </w:pPr>
+      <w:r>
+        <w:rPr>
+          <w:rFonts w:hint="default"/>
+          <w:lang w:val="ru-RU" w:eastAsia="zh-CN"/>
+        </w:rPr>
+        <w:t>Пример, как мягко одернуть осуждающего человека, но при этом выразить ему понимание.</w:t>
+      </w:r>
+    </w:p>
+    <w:p>
+      <w:pPr>
+        <w:pStyle w:val="13"/>
+        <w:bidi w:val="0"/>
+        <w:rPr>
+          <w:rFonts w:hint="default"/>
+          <w:lang w:val="ru-RU" w:eastAsia="zh-CN"/>
+        </w:rPr>
+      </w:pPr>
+      <w:r>
+        <w:rPr>
+          <w:rFonts w:hint="default"/>
+          <w:lang w:val="ru-RU" w:eastAsia="zh-CN"/>
+        </w:rPr>
+        <w:t>— Ах, что я пережила! Этого нельзя себе представить! Шесть недель он не говорил ни с кем и ел только тогда, когда я умоляла его. И ни одной минуты нельзя было его оставить одного. Мы отобрали все, чем он мог убить себя. Да, она кончила, как и должна была кончить такая женщина. Даже смерть она выбрала подлую, низкую.</w:t>
+      </w:r>
+    </w:p>
+    <w:p>
+      <w:pPr>
+        <w:pStyle w:val="13"/>
+        <w:bidi w:val="0"/>
+        <w:rPr>
+          <w:rFonts w:hint="default"/>
+          <w:lang w:val="ru-RU" w:eastAsia="zh-CN"/>
+        </w:rPr>
+      </w:pPr>
+      <w:r>
+        <w:rPr>
+          <w:rFonts w:hint="default"/>
+          <w:lang w:val="ru-RU" w:eastAsia="zh-CN"/>
+        </w:rPr>
+        <w:t>— Не нам судить, графиня. Но я понимаю, как для вас это было тяжело.</w:t>
+      </w:r>
+    </w:p>
+    <w:p>
+      <w:pPr>
+        <w:pStyle w:val="12"/>
+        <w:bidi w:val="0"/>
+        <w:rPr>
+          <w:rFonts w:hint="default"/>
+          <w:lang w:val="ru-RU" w:eastAsia="zh-CN"/>
+        </w:rPr>
+      </w:pPr>
+      <w:r>
+        <w:rPr>
+          <w:rFonts w:hint="default"/>
+          <w:lang w:val="ru-RU" w:eastAsia="zh-CN"/>
+        </w:rPr>
+        <w:t>Я тоже ищу советы, как жить в книгах и в психологии, но я нахожу.</w:t>
+      </w:r>
+    </w:p>
+    <w:p>
+      <w:pPr>
+        <w:pStyle w:val="13"/>
+        <w:bidi w:val="0"/>
+        <w:rPr>
+          <w:rFonts w:hint="default"/>
+          <w:lang w:val="ru-RU" w:eastAsia="zh-CN"/>
+        </w:rPr>
+      </w:pPr>
+      <w:r>
+        <w:rPr>
+          <w:rFonts w:hint="default"/>
+          <w:lang w:val="ru-RU" w:eastAsia="zh-CN"/>
+        </w:rPr>
+        <w:t>Вопрос для него состоял в следующем: «Если я не признаю тех ответов, которые дает христианство на вопросы моей жизни, то какие я признаю ответы?»</w:t>
+      </w:r>
+    </w:p>
+    <w:p>
+      <w:pPr>
+        <w:pStyle w:val="13"/>
+        <w:bidi w:val="0"/>
+        <w:rPr>
+          <w:rFonts w:hint="default"/>
+          <w:lang w:val="ru-RU" w:eastAsia="zh-CN"/>
+        </w:rPr>
+      </w:pPr>
+      <w:r>
+        <w:rPr>
+          <w:rFonts w:hint="default"/>
+          <w:lang w:val="ru-RU" w:eastAsia="zh-CN"/>
+        </w:rPr>
+        <w:t xml:space="preserve">Невольно, бессознательно для себя, он теперь во всякой книге, во всяком разговоре, во всяком человеке искал отношения к этим вопросам и разрешения их. Кроме того, во время родов жены с ним случилось необыкновенное для него событие. Он, неверующий, стал молиться, и в ту минуту, как молился, верил. Но прошла эта минута, и он не мог дать этому тогдашнему настроению никакого места в своей жизни. </w:t>
+      </w:r>
+    </w:p>
+    <w:p>
+      <w:pPr>
+        <w:pStyle w:val="13"/>
+        <w:bidi w:val="0"/>
+        <w:rPr>
+          <w:rFonts w:hint="default"/>
+          <w:lang w:val="ru-RU" w:eastAsia="zh-CN"/>
+        </w:rPr>
+      </w:pPr>
+      <w:r>
+        <w:rPr>
+          <w:rFonts w:hint="default"/>
+          <w:lang w:val="ru-RU" w:eastAsia="zh-CN"/>
+        </w:rPr>
+        <w:t>Мысли казались ему плодотворны, когда он или читал, или сам придумывал опровержения против других учений. Но стоило забыть искусственный ход мысли и из жизни вернуться к тому, что удовлетворяло, когда он думал, следуя данной нити, — и вдруг вся эта искусственная постройка заваливалась, как карточный дом.</w:t>
+      </w:r>
+    </w:p>
+    <w:p>
+      <w:pPr>
+        <w:pStyle w:val="12"/>
+        <w:bidi w:val="0"/>
+        <w:rPr>
+          <w:rFonts w:hint="default"/>
+          <w:lang w:val="ru-RU" w:eastAsia="zh-CN"/>
+        </w:rPr>
+      </w:pPr>
+      <w:r>
+        <w:rPr>
+          <w:rFonts w:hint="default"/>
+          <w:lang w:val="ru-RU" w:eastAsia="zh-CN"/>
+        </w:rPr>
+        <w:t>Левину мешало жить непонимание смысла жизни так, что он боялся себя убить. Хотя у него все было хорошо и понятно: хозяйство, книга, семья. Ему помогло жить по плану, не думая. Я считаю, что расписание что, как и когда делать, и следование ему действительно сильно помогает. А также помогает осознание того, что мы живем просто так, и искать этот смысл — мания величия. Каждый должен любить себя и возможность жить как получится.</w:t>
+      </w:r>
+    </w:p>
+    <w:p>
+      <w:pPr>
+        <w:pStyle w:val="13"/>
+        <w:bidi w:val="0"/>
+        <w:rPr>
+          <w:rFonts w:hint="default"/>
+          <w:lang w:val="ru-RU" w:eastAsia="zh-CN"/>
+        </w:rPr>
+      </w:pPr>
+      <w:r>
+        <w:rPr>
+          <w:rFonts w:hint="default"/>
+          <w:lang w:val="ru-RU" w:eastAsia="zh-CN"/>
+        </w:rPr>
+        <w:t>«Без знания того, что я такое и зачем я здесь, нельзя жить. А знать я этого не могу, следовательно, нельзя жить», — говорил себе Левин.</w:t>
+      </w:r>
+    </w:p>
+    <w:p>
+      <w:pPr>
+        <w:pStyle w:val="13"/>
+        <w:bidi w:val="0"/>
+        <w:rPr>
+          <w:rFonts w:hint="default"/>
+          <w:lang w:val="ru-RU" w:eastAsia="zh-CN"/>
+        </w:rPr>
+      </w:pPr>
+      <w:r>
+        <w:rPr>
+          <w:rFonts w:hint="default"/>
+          <w:lang w:val="ru-RU" w:eastAsia="zh-CN"/>
+        </w:rPr>
+        <w:t xml:space="preserve">И счастливый семьянин, здоровый человек, Левин был несколько раз так близок к самоубийству, что спрятал шнурок, чтобы не повеситься на нем, и боялся ходить с ружьем, чтобы не застрелиться. Но Левин не застрелился и не повесился, и продолжал жить. </w:t>
+      </w:r>
+    </w:p>
+    <w:p>
+      <w:pPr>
+        <w:pStyle w:val="13"/>
+        <w:bidi w:val="0"/>
+        <w:rPr>
+          <w:rFonts w:hint="default"/>
+          <w:lang w:val="ru-RU" w:eastAsia="zh-CN"/>
+        </w:rPr>
+      </w:pPr>
+      <w:r>
+        <w:rPr>
+          <w:rFonts w:hint="default"/>
+          <w:lang w:val="ru-RU" w:eastAsia="zh-CN"/>
+        </w:rPr>
+        <w:t>Когда Левин думал о том, что он такое и для чего он живет, он не находил ответа и приходил в отчаяние. Но когда он переставал спрашивать себя об этом, он как будто знал и что он такое и для чего он живет, потому что твердо и определенно действовал и жил.</w:t>
+      </w:r>
+    </w:p>
+    <w:p>
+      <w:pPr>
+        <w:pStyle w:val="13"/>
+        <w:bidi w:val="0"/>
+        <w:rPr>
+          <w:rFonts w:hint="default"/>
+          <w:lang w:val="ru-RU" w:eastAsia="zh-CN"/>
+        </w:rPr>
+      </w:pPr>
+      <w:r>
+        <w:rPr>
+          <w:rFonts w:hint="default"/>
+          <w:lang w:val="ru-RU" w:eastAsia="zh-CN"/>
+        </w:rPr>
+        <w:t>Но кроме того, что Левин твердо знал, что ему надо делать, он точно так же знал, как ему надо все это делать и какое дело важнее другого. Хорошо ли, дурно ли он поступал, он не знал и не только не стал бы теперь доказывать, но избегал разговоров и мыслей об этом. Рассуждения приводили его в сомнения и мешали ему видеть, что должно и что не должно.</w:t>
+      </w:r>
+    </w:p>
+    <w:p>
+      <w:pPr>
+        <w:pStyle w:val="13"/>
+        <w:bidi w:val="0"/>
+        <w:rPr>
+          <w:rFonts w:hint="default"/>
+          <w:lang w:val="ru-RU" w:eastAsia="zh-CN"/>
+        </w:rPr>
+      </w:pPr>
+      <w:r>
+        <w:rPr>
+          <w:rFonts w:hint="default"/>
+          <w:lang w:val="ru-RU" w:eastAsia="zh-CN"/>
+        </w:rPr>
+        <w:t>Когда же он не думал, а жил, он не переставая чувствовал в душе своей присутствие непогрешимого судьи, решавшего, который из двух возможных поступков лучше и который хуже. И как только он поступал не так, как надо, он точно же чувствовал это.</w:t>
+      </w:r>
+    </w:p>
+    <w:p>
+      <w:pPr>
+        <w:pStyle w:val="13"/>
+        <w:bidi w:val="0"/>
+        <w:rPr>
+          <w:rFonts w:hint="default"/>
+          <w:lang w:val="ru-RU" w:eastAsia="zh-CN"/>
+        </w:rPr>
+      </w:pPr>
+      <w:r>
+        <w:rPr>
+          <w:rFonts w:hint="default"/>
+          <w:lang w:val="ru-RU" w:eastAsia="zh-CN"/>
+        </w:rPr>
+        <w:t>Так он жил, не зная и не видя возможности знать, что он такое и для чего живет на свете, и мучаясь этим незнанием до такой степени, что боялся самоубийства, и вместе с тем твердо прокладывая свою особенную определенную дорогу в жизни.</w:t>
+      </w:r>
+    </w:p>
+    <w:p>
+      <w:pPr>
+        <w:pStyle w:val="12"/>
+        <w:bidi w:val="0"/>
+        <w:rPr>
+          <w:rFonts w:hint="default"/>
+          <w:lang w:val="ru-RU" w:eastAsia="zh-CN"/>
+        </w:rPr>
+      </w:pPr>
+      <w:r>
+        <w:rPr>
+          <w:rFonts w:hint="default"/>
+          <w:lang w:val="ru-RU" w:eastAsia="zh-CN"/>
+        </w:rPr>
+        <w:t>Люди ежегодно так жили и выживали, значит не страшно иногда так делать.</w:t>
+      </w:r>
+    </w:p>
+    <w:p>
+      <w:pPr>
+        <w:pStyle w:val="13"/>
+        <w:bidi w:val="0"/>
+        <w:rPr>
+          <w:rFonts w:hint="default"/>
+          <w:lang w:val="ru-RU" w:eastAsia="zh-CN"/>
+        </w:rPr>
+      </w:pPr>
+      <w:r>
+        <w:rPr>
+          <w:rFonts w:hint="default"/>
+          <w:lang w:val="ru-RU" w:eastAsia="zh-CN"/>
+        </w:rPr>
+        <w:t>От старого до малого все деревенские люди работали не переставая в эти 3-4 недели втрое больше, чем обыкновенн. питаясь квасом, луком и черным хлебом, молотя и возя снопы по ночам и отдавая сну не более 2-3 часов в сутки. И каждый год это делается по всей России.</w:t>
+      </w:r>
+    </w:p>
+    <w:p>
+      <w:pPr>
+        <w:pStyle w:val="12"/>
+        <w:bidi w:val="0"/>
+        <w:rPr>
+          <w:rFonts w:hint="default"/>
+          <w:lang w:val="ru-RU" w:eastAsia="zh-CN"/>
+        </w:rPr>
+      </w:pPr>
+      <w:r>
+        <w:rPr>
+          <w:rFonts w:hint="default"/>
+          <w:lang w:val="ru-RU" w:eastAsia="zh-CN"/>
+        </w:rPr>
+        <w:t>Левина успокоила вера в Бога, которую он наконец понял, как жизнь для души, ради добра и правды, а не для своих нужд. И что это добро разумом нельзя понять, а он его узнал через религию и воспитание.</w:t>
+      </w:r>
+    </w:p>
+    <w:p>
+      <w:pPr>
+        <w:pStyle w:val="13"/>
+        <w:bidi w:val="0"/>
+        <w:rPr>
+          <w:rFonts w:hint="default"/>
+          <w:lang w:val="ru-RU" w:eastAsia="zh-CN"/>
+        </w:rPr>
+      </w:pPr>
+      <w:r>
+        <w:rPr>
+          <w:rFonts w:hint="default"/>
+          <w:lang w:val="ru-RU" w:eastAsia="zh-CN"/>
+        </w:rPr>
+        <w:t>«Если добро имеет причину, оно уже не добро. Если оно имеет последствие — награду, оно тоже не добро. Стало быть, добро вне цепи причин и следствий».</w:t>
+      </w:r>
+    </w:p>
+    <w:p>
+      <w:pPr>
+        <w:pStyle w:val="13"/>
+        <w:bidi w:val="0"/>
+        <w:rPr>
+          <w:rFonts w:hint="default"/>
+          <w:lang w:val="ru-RU" w:eastAsia="zh-CN"/>
+        </w:rPr>
+      </w:pPr>
+      <w:r>
+        <w:rPr>
+          <w:rFonts w:hint="default"/>
+          <w:lang w:val="ru-RU" w:eastAsia="zh-CN"/>
+        </w:rPr>
+        <w:t>Он жил, не сознавая этого, теми духовными истинами, которые он всосал с молоком. А думал не только не признавая этих истин, но старательно обходя их. Теперь ему ясно было, что он мог жить только благодаря тем верованиям, в которых он был воспитан.</w:t>
+      </w:r>
+    </w:p>
+    <w:p>
+      <w:pPr>
+        <w:pStyle w:val="13"/>
+        <w:bidi w:val="0"/>
+        <w:rPr>
+          <w:rFonts w:hint="default"/>
+          <w:lang w:val="ru-RU" w:eastAsia="zh-CN"/>
+        </w:rPr>
+      </w:pPr>
+      <w:r>
+        <w:rPr>
+          <w:rFonts w:hint="default"/>
+          <w:lang w:val="ru-RU" w:eastAsia="zh-CN"/>
+        </w:rPr>
+        <w:t>«Что бы я был такое и как бы прожил свою жизнь, если бы не имел этих верований, не знал, что надо жить для Бога, а не для своих нужд? Я бы грабил, лгал, убивал. Я искал ответа на мой вопрос, а ответа на мой вопрос не могла мне дать мысль, — она несоизмерима с вопросом. Ответ мне дала сама жизнь, в моем знании того, что хорошо и что дурно. А знание это я не приобрел ничем, но оно дано мне вместе со всеми, дано потому, что я ниоткуда не мог взять его.</w:t>
+      </w:r>
+    </w:p>
+    <w:p>
+      <w:pPr>
+        <w:pStyle w:val="13"/>
+        <w:bidi w:val="0"/>
+        <w:rPr>
+          <w:rFonts w:hint="default"/>
+          <w:lang w:val="ru-RU" w:eastAsia="zh-CN"/>
+        </w:rPr>
+      </w:pPr>
+      <w:r>
+        <w:rPr>
+          <w:rFonts w:hint="default"/>
+          <w:lang w:val="ru-RU" w:eastAsia="zh-CN"/>
+        </w:rPr>
+        <w:t>Откуда я взял это? Разумом, что ли, дошел я до того, что надо любить ближнего и не душить его? Мне сказали это в детстве. и я радостно поверил, потому что мне сказали то, что было у меня в душе. А кто открыл это? Не разум. Разум открыл борьбу за существование и закон, требующий того, чтобы душить всех, мешающих удовлетворению моих желаний. Это вывод разума. А любить другого не мог открыть разум, потому что это неразумно».</w:t>
+      </w:r>
+    </w:p>
+    <w:p>
+      <w:pPr>
+        <w:pStyle w:val="12"/>
+        <w:bidi w:val="0"/>
+        <w:rPr>
+          <w:rFonts w:hint="default"/>
+          <w:lang w:val="ru-RU" w:eastAsia="zh-CN"/>
+        </w:rPr>
+      </w:pPr>
+      <w:r>
+        <w:rPr>
+          <w:rFonts w:hint="default"/>
+          <w:lang w:val="ru-RU" w:eastAsia="zh-CN"/>
+        </w:rPr>
+        <w:t>Русские ехали на Сербскую войну добровольно, чтобы защитить славян от турок.</w:t>
+      </w:r>
+    </w:p>
+    <w:p>
+      <w:pPr>
+        <w:pStyle w:val="13"/>
+        <w:bidi w:val="0"/>
+        <w:rPr>
+          <w:rFonts w:hint="default"/>
+          <w:lang w:val="ru-RU" w:eastAsia="zh-CN"/>
+        </w:rPr>
+      </w:pPr>
+      <w:r>
+        <w:rPr>
+          <w:rFonts w:hint="default"/>
+          <w:lang w:val="ru-RU" w:eastAsia="zh-CN"/>
+        </w:rPr>
+        <w:t>— Тут нет объявления войны, а просто выражение человеческого, христианского чувства. Убивают братьев, единокровных и единоверцев, детей, женщин, стариков. Чувство возмущается, и русские люди бегут, чтобы помочь прекратить эти ужасы.</w:t>
+      </w:r>
+    </w:p>
+    <w:p>
+      <w:pPr>
+        <w:pStyle w:val="13"/>
+        <w:bidi w:val="0"/>
+        <w:rPr>
+          <w:rFonts w:hint="default"/>
+          <w:lang w:val="ru-RU" w:eastAsia="zh-CN"/>
+        </w:rPr>
+      </w:pPr>
+      <w:r>
+        <w:rPr>
+          <w:rFonts w:hint="default"/>
+          <w:lang w:val="ru-RU" w:eastAsia="zh-CN"/>
+        </w:rPr>
+        <w:t>Представь себе, что ты бы шел по улице и увидал бы, что пьяные бьют женщину или ребенка. Я думаю, ты не стал бы спрашивать, объявлена или не объявлена война этому человеку, а ты бы бросился на него и защитил бы.</w:t>
+      </w:r>
+    </w:p>
+    <w:p>
+      <w:pPr>
+        <w:pStyle w:val="12"/>
+        <w:bidi w:val="0"/>
+        <w:rPr>
+          <w:rFonts w:hint="default"/>
+          <w:lang w:val="ru-RU" w:eastAsia="zh-CN"/>
+        </w:rPr>
+      </w:pPr>
+      <w:r>
+        <w:rPr>
+          <w:rFonts w:hint="default"/>
+          <w:lang w:val="ru-RU" w:eastAsia="zh-CN"/>
+        </w:rPr>
+        <w:t xml:space="preserve">Нужно уметь вызывать нужную эмоцию без цепочки мыслей, чтобы использовать как «якорь» или «место силы». </w:t>
+      </w:r>
+    </w:p>
+    <w:p>
+      <w:pPr>
+        <w:pStyle w:val="13"/>
+        <w:bidi w:val="0"/>
+        <w:rPr>
+          <w:rFonts w:hint="default"/>
+          <w:lang w:val="ru-RU" w:eastAsia="zh-CN"/>
+        </w:rPr>
+      </w:pPr>
+      <w:r>
+        <w:rPr>
+          <w:rFonts w:hint="default"/>
+          <w:lang w:val="ru-RU" w:eastAsia="zh-CN"/>
+        </w:rPr>
+        <w:t>Теперь с ним не было того, что бывало при прежних придумываемых успокоениях, когда надо было восстановить весь ход мысли для того, чтобы найти чувство. Теперь, напротив, чувство радости и успокоения было живее, чем прежде, а мысль не поспевала за чувством.</w:t>
+      </w:r>
+    </w:p>
+    <w:p>
+      <w:pPr>
+        <w:pStyle w:val="12"/>
+        <w:bidi w:val="0"/>
+        <w:rPr>
+          <w:rFonts w:hint="default"/>
+          <w:lang w:val="ru-RU" w:eastAsia="zh-CN"/>
+        </w:rPr>
+      </w:pPr>
+      <w:r>
+        <w:rPr>
+          <w:rFonts w:hint="default"/>
+          <w:lang w:val="ru-RU" w:eastAsia="zh-CN"/>
+        </w:rPr>
+        <w:t>Понимание смысла жизни (как и любовь) не означает постоянного счастья, восторга или спокойствия. Настроение все равно будет разным.</w:t>
+      </w:r>
+    </w:p>
+    <w:p>
+      <w:pPr>
+        <w:pStyle w:val="13"/>
+        <w:bidi w:val="0"/>
+        <w:rPr>
+          <w:rFonts w:hint="default"/>
+          <w:lang w:val="ru-RU" w:eastAsia="zh-CN"/>
+        </w:rPr>
+      </w:pPr>
+      <w:r>
+        <w:rPr>
+          <w:rFonts w:hint="default"/>
+          <w:lang w:val="ru-RU" w:eastAsia="zh-CN"/>
+        </w:rPr>
+        <w:t>«Так же буду сердиться на Ивана-кучера, так же буду спорить, буду некстати высказывать свои мысли, так же будет стена между святая святых моей души и другими, даже женой моей, так же буду обвинять её за свой страх и раскаиваться в этом, так же буду не понимать разумом, зачем я молюсь, и буду молиться, — но жизнь моя теперь, вся моя жизнь, независимо от всего, что может случиться со мной, каждая минута её — не только не бессмысленна, какою была прежде, но имеет несомненный смысл добра, который я властен вложить в неё!»</w:t>
+      </w:r>
+    </w:p>
+    <w:p>
+      <w:pPr>
+        <w:rPr>
+          <w:rFonts w:hint="default"/>
+          <w:lang w:val="ru-RU" w:eastAsia="zh-CN"/>
+        </w:rPr>
+      </w:pPr>
+      <w:r>
+        <w:rPr>
+          <w:rFonts w:hint="default"/>
+          <w:lang w:val="ru-RU" w:eastAsia="zh-CN"/>
+        </w:rPr>
+        <w:br w:type="page"/>
+      </w:r>
+    </w:p>
+    <w:p>
+      <w:pPr>
+        <w:rPr>
+          <w:rFonts w:hint="default"/>
+          <w:lang w:val="ru-RU" w:eastAsia="zh-CN"/>
+        </w:rPr>
+      </w:pPr>
+      <w:r>
+        <w:rPr>
+          <w:rFonts w:hint="default"/>
+          <w:lang w:val="ru-RU" w:eastAsia="zh-CN"/>
+        </w:rPr>
+        <w:br w:type="page"/>
+      </w:r>
+    </w:p>
+    <w:p>
+      <w:pPr>
+        <w:pStyle w:val="13"/>
+        <w:bidi w:val="0"/>
+        <w:rPr>
+          <w:rFonts w:hint="default"/>
+          <w:lang w:val="ru-RU" w:eastAsia="zh-CN"/>
+        </w:rPr>
+      </w:pPr>
     </w:p>
     <w:sectPr>
       <w:headerReference r:id="rId3" w:type="default"/>
       <w:footerReference r:id="rId4" w:type="default"/>
       <w:pgSz w:w="8419" w:h="11906" w:orient="landscape"/>
       <w:pgMar w:top="567" w:right="567" w:bottom="567" w:left="567" w:header="720" w:footer="720" w:gutter="567"/>
+      <w:paperSrc/>
       <w:pgNumType w:fmt="decimal" w:start="61"/>
       <w:cols w:space="0" w:num="1"/>
       <w:docGrid w:linePitch="360" w:charSpace="0"/>
